--- a/FEM/P000014110FLR-Static 1-1.docx
+++ b/FEM/P000014110FLR-Static 1-1.docx
@@ -39,16 +39,16 @@
                 <w:noProof/>
               </w:rPr>
               <w:drawing>
-                <wp:inline distT="0" distB="0" distL="0" distR="0" wp14:anchorId="17007F1E" wp14:editId="253F10E2">
-                  <wp:extent cx="3853815" cy="2454275"/>
+                <wp:inline distT="0" distB="0" distL="0" distR="0" wp14:anchorId="631EB388" wp14:editId="075498D0">
+                  <wp:extent cx="3853815" cy="2416175"/>
                   <wp:effectExtent l="0" t="0" r="0" b="3175"/>
-                  <wp:docPr id="1501865858" name="Picture 1"/>
+                  <wp:docPr id="1036880545" name="Picture 1"/>
                   <wp:cNvGraphicFramePr/>
                   <a:graphic xmlns:a="http://schemas.openxmlformats.org/drawingml/2006/main">
                     <a:graphicData uri="http://schemas.openxmlformats.org/drawingml/2006/picture">
                       <pic:pic xmlns:pic="http://schemas.openxmlformats.org/drawingml/2006/picture">
                         <pic:nvPicPr>
-                          <pic:cNvPr id="1501865858" name=""/>
+                          <pic:cNvPr id="1036880545" name=""/>
                           <pic:cNvPicPr/>
                         </pic:nvPicPr>
                         <pic:blipFill>
@@ -66,7 +66,7 @@
                         <pic:spPr>
                           <a:xfrm>
                             <a:off x="0" y="0"/>
-                            <a:ext cx="3853815" cy="2454275"/>
+                            <a:ext cx="3853815" cy="2416175"/>
                           </a:xfrm>
                           <a:prstGeom prst="rect">
                             <a:avLst/>
@@ -189,7 +189,7 @@
                       <w:sz w:val="20"/>
                       <w:szCs w:val="20"/>
                     </w:rPr>
-                    <w:t>Tuesday, June 9, 2026</w:t>
+                    <w:t>Thursday, June 11, 2026</w:t>
                   </w:r>
                   <w:r>
                     <w:rPr>
@@ -381,7 +381,7 @@
                         </w:rPr>
                         <w:fldChar w:fldCharType="separate"/>
                       </w:r>
-                      <w:hyperlink w:anchor="_Toc231893786" w:history="1">
+                      <w:hyperlink w:anchor="_Toc232074385" w:history="1">
                         <w:r>
                           <w:rPr>
                             <w:rStyle w:val="Hyperlink"/>
@@ -408,7 +408,7 @@
                             <w:noProof/>
                             <w:webHidden/>
                           </w:rPr>
-                          <w:instrText xml:space="preserve"> PAGEREF _Toc231893786 \h </w:instrText>
+                          <w:instrText xml:space="preserve"> PAGEREF _Toc232074385 \h </w:instrText>
                         </w:r>
                         <w:r>
                           <w:rPr>
@@ -450,7 +450,7 @@
                           <w14:ligatures w14:val="standardContextual"/>
                         </w:rPr>
                       </w:pPr>
-                      <w:hyperlink w:anchor="_Toc231893787" w:history="1">
+                      <w:hyperlink w:anchor="_Toc232074386" w:history="1">
                         <w:r>
                           <w:rPr>
                             <w:rStyle w:val="Hyperlink"/>
@@ -477,7 +477,7 @@
                             <w:noProof/>
                             <w:webHidden/>
                           </w:rPr>
-                          <w:instrText xml:space="preserve"> PAGEREF _Toc231893787 \h </w:instrText>
+                          <w:instrText xml:space="preserve"> PAGEREF _Toc232074386 \h </w:instrText>
                         </w:r>
                         <w:r>
                           <w:rPr>
@@ -519,7 +519,7 @@
                           <w14:ligatures w14:val="standardContextual"/>
                         </w:rPr>
                       </w:pPr>
-                      <w:hyperlink w:anchor="_Toc231893788" w:history="1">
+                      <w:hyperlink w:anchor="_Toc232074387" w:history="1">
                         <w:r>
                           <w:rPr>
                             <w:rStyle w:val="Hyperlink"/>
@@ -546,7 +546,7 @@
                             <w:noProof/>
                             <w:webHidden/>
                           </w:rPr>
-                          <w:instrText xml:space="preserve"> PAGEREF _Toc231893788 \h </w:instrText>
+                          <w:instrText xml:space="preserve"> PAGEREF _Toc232074387 \h </w:instrText>
                         </w:r>
                         <w:r>
                           <w:rPr>
@@ -588,7 +588,7 @@
                           <w14:ligatures w14:val="standardContextual"/>
                         </w:rPr>
                       </w:pPr>
-                      <w:hyperlink w:anchor="_Toc231893789" w:history="1">
+                      <w:hyperlink w:anchor="_Toc232074388" w:history="1">
                         <w:r>
                           <w:rPr>
                             <w:rStyle w:val="Hyperlink"/>
@@ -615,7 +615,7 @@
                             <w:noProof/>
                             <w:webHidden/>
                           </w:rPr>
-                          <w:instrText xml:space="preserve"> PAGEREF _Toc231893789 \h </w:instrText>
+                          <w:instrText xml:space="preserve"> PAGEREF _Toc232074388 \h </w:instrText>
                         </w:r>
                         <w:r>
                           <w:rPr>
@@ -635,7 +635,7 @@
                             <w:noProof/>
                             <w:webHidden/>
                           </w:rPr>
-                          <w:t>8</w:t>
+                          <w:t>9</w:t>
                         </w:r>
                         <w:r>
                           <w:rPr>
@@ -657,7 +657,7 @@
                           <w14:ligatures w14:val="standardContextual"/>
                         </w:rPr>
                       </w:pPr>
-                      <w:hyperlink w:anchor="_Toc231893790" w:history="1">
+                      <w:hyperlink w:anchor="_Toc232074389" w:history="1">
                         <w:r>
                           <w:rPr>
                             <w:rStyle w:val="Hyperlink"/>
@@ -684,7 +684,7 @@
                             <w:noProof/>
                             <w:webHidden/>
                           </w:rPr>
-                          <w:instrText xml:space="preserve"> PAGEREF _Toc231893790 \h </w:instrText>
+                          <w:instrText xml:space="preserve"> PAGEREF _Toc232074389 \h </w:instrText>
                         </w:r>
                         <w:r>
                           <w:rPr>
@@ -726,7 +726,7 @@
                           <w14:ligatures w14:val="standardContextual"/>
                         </w:rPr>
                       </w:pPr>
-                      <w:hyperlink w:anchor="_Toc231893791" w:history="1">
+                      <w:hyperlink w:anchor="_Toc232074390" w:history="1">
                         <w:r>
                           <w:rPr>
                             <w:rStyle w:val="Hyperlink"/>
@@ -753,7 +753,7 @@
                             <w:noProof/>
                             <w:webHidden/>
                           </w:rPr>
-                          <w:instrText xml:space="preserve"> PAGEREF _Toc231893791 \h </w:instrText>
+                          <w:instrText xml:space="preserve"> PAGEREF _Toc232074390 \h </w:instrText>
                         </w:r>
                         <w:r>
                           <w:rPr>
@@ -795,7 +795,7 @@
                           <w14:ligatures w14:val="standardContextual"/>
                         </w:rPr>
                       </w:pPr>
-                      <w:hyperlink w:anchor="_Toc231893792" w:history="1">
+                      <w:hyperlink w:anchor="_Toc232074391" w:history="1">
                         <w:r>
                           <w:rPr>
                             <w:rStyle w:val="Hyperlink"/>
@@ -822,7 +822,7 @@
                             <w:noProof/>
                             <w:webHidden/>
                           </w:rPr>
-                          <w:instrText xml:space="preserve"> PAGEREF _Toc231893792 \h </w:instrText>
+                          <w:instrText xml:space="preserve"> PAGEREF _Toc232074391 \h </w:instrText>
                         </w:r>
                         <w:r>
                           <w:rPr>
@@ -842,7 +842,7 @@
                             <w:noProof/>
                             <w:webHidden/>
                           </w:rPr>
-                          <w:t>20</w:t>
+                          <w:t>22</w:t>
                         </w:r>
                         <w:r>
                           <w:rPr>
@@ -864,7 +864,7 @@
                           <w14:ligatures w14:val="standardContextual"/>
                         </w:rPr>
                       </w:pPr>
-                      <w:hyperlink w:anchor="_Toc231893793" w:history="1">
+                      <w:hyperlink w:anchor="_Toc232074392" w:history="1">
                         <w:r>
                           <w:rPr>
                             <w:rStyle w:val="Hyperlink"/>
@@ -891,7 +891,7 @@
                             <w:noProof/>
                             <w:webHidden/>
                           </w:rPr>
-                          <w:instrText xml:space="preserve"> PAGEREF _Toc231893793 \h </w:instrText>
+                          <w:instrText xml:space="preserve"> PAGEREF _Toc232074392 \h </w:instrText>
                         </w:r>
                         <w:r>
                           <w:rPr>
@@ -911,7 +911,7 @@
                             <w:noProof/>
                             <w:webHidden/>
                           </w:rPr>
-                          <w:t>21</w:t>
+                          <w:t>23</w:t>
                         </w:r>
                         <w:r>
                           <w:rPr>
@@ -933,7 +933,7 @@
                           <w14:ligatures w14:val="standardContextual"/>
                         </w:rPr>
                       </w:pPr>
-                      <w:hyperlink w:anchor="_Toc231893794" w:history="1">
+                      <w:hyperlink w:anchor="_Toc232074393" w:history="1">
                         <w:r>
                           <w:rPr>
                             <w:rStyle w:val="Hyperlink"/>
@@ -960,7 +960,7 @@
                             <w:noProof/>
                             <w:webHidden/>
                           </w:rPr>
-                          <w:instrText xml:space="preserve"> PAGEREF _Toc231893794 \h </w:instrText>
+                          <w:instrText xml:space="preserve"> PAGEREF _Toc232074393 \h </w:instrText>
                         </w:r>
                         <w:r>
                           <w:rPr>
@@ -980,7 +980,7 @@
                             <w:noProof/>
                             <w:webHidden/>
                           </w:rPr>
-                          <w:t>22</w:t>
+                          <w:t>24</w:t>
                         </w:r>
                         <w:r>
                           <w:rPr>
@@ -1002,7 +1002,7 @@
                           <w14:ligatures w14:val="standardContextual"/>
                         </w:rPr>
                       </w:pPr>
-                      <w:hyperlink w:anchor="_Toc231893795" w:history="1">
+                      <w:hyperlink w:anchor="_Toc232074394" w:history="1">
                         <w:r>
                           <w:rPr>
                             <w:rStyle w:val="Hyperlink"/>
@@ -1029,7 +1029,7 @@
                             <w:noProof/>
                             <w:webHidden/>
                           </w:rPr>
-                          <w:instrText xml:space="preserve"> PAGEREF _Toc231893795 \h </w:instrText>
+                          <w:instrText xml:space="preserve"> PAGEREF _Toc232074394 \h </w:instrText>
                         </w:r>
                         <w:r>
                           <w:rPr>
@@ -1049,7 +1049,7 @@
                             <w:noProof/>
                             <w:webHidden/>
                           </w:rPr>
-                          <w:t>23</w:t>
+                          <w:t>26</w:t>
                         </w:r>
                         <w:r>
                           <w:rPr>
@@ -1071,7 +1071,7 @@
                           <w14:ligatures w14:val="standardContextual"/>
                         </w:rPr>
                       </w:pPr>
-                      <w:hyperlink w:anchor="_Toc231893796" w:history="1">
+                      <w:hyperlink w:anchor="_Toc232074395" w:history="1">
                         <w:r>
                           <w:rPr>
                             <w:rStyle w:val="Hyperlink"/>
@@ -1098,7 +1098,7 @@
                             <w:noProof/>
                             <w:webHidden/>
                           </w:rPr>
-                          <w:instrText xml:space="preserve"> PAGEREF _Toc231893796 \h </w:instrText>
+                          <w:instrText xml:space="preserve"> PAGEREF _Toc232074395 \h </w:instrText>
                         </w:r>
                         <w:r>
                           <w:rPr>
@@ -1118,7 +1118,7 @@
                             <w:noProof/>
                             <w:webHidden/>
                           </w:rPr>
-                          <w:t>23</w:t>
+                          <w:t>28</w:t>
                         </w:r>
                         <w:r>
                           <w:rPr>
@@ -1140,7 +1140,7 @@
                           <w14:ligatures w14:val="standardContextual"/>
                         </w:rPr>
                       </w:pPr>
-                      <w:hyperlink w:anchor="_Toc231893797" w:history="1">
+                      <w:hyperlink w:anchor="_Toc232074396" w:history="1">
                         <w:r>
                           <w:rPr>
                             <w:rStyle w:val="Hyperlink"/>
@@ -1167,7 +1167,7 @@
                             <w:noProof/>
                             <w:webHidden/>
                           </w:rPr>
-                          <w:instrText xml:space="preserve"> PAGEREF _Toc231893797 \h </w:instrText>
+                          <w:instrText xml:space="preserve"> PAGEREF _Toc232074396 \h </w:instrText>
                         </w:r>
                         <w:r>
                           <w:rPr>
@@ -1187,7 +1187,7 @@
                             <w:noProof/>
                             <w:webHidden/>
                           </w:rPr>
-                          <w:t>23</w:t>
+                          <w:t>28</w:t>
                         </w:r>
                         <w:r>
                           <w:rPr>
@@ -1209,7 +1209,7 @@
                           <w14:ligatures w14:val="standardContextual"/>
                         </w:rPr>
                       </w:pPr>
-                      <w:hyperlink w:anchor="_Toc231893798" w:history="1">
+                      <w:hyperlink w:anchor="_Toc232074397" w:history="1">
                         <w:r>
                           <w:rPr>
                             <w:rStyle w:val="Hyperlink"/>
@@ -1236,7 +1236,7 @@
                             <w:noProof/>
                             <w:webHidden/>
                           </w:rPr>
-                          <w:instrText xml:space="preserve"> PAGEREF _Toc231893798 \h </w:instrText>
+                          <w:instrText xml:space="preserve"> PAGEREF _Toc232074397 \h </w:instrText>
                         </w:r>
                         <w:r>
                           <w:rPr>
@@ -1256,7 +1256,7 @@
                             <w:noProof/>
                             <w:webHidden/>
                           </w:rPr>
-                          <w:t>23</w:t>
+                          <w:t>28</w:t>
                         </w:r>
                         <w:r>
                           <w:rPr>
@@ -1278,7 +1278,7 @@
                           <w14:ligatures w14:val="standardContextual"/>
                         </w:rPr>
                       </w:pPr>
-                      <w:hyperlink w:anchor="_Toc231893799" w:history="1">
+                      <w:hyperlink w:anchor="_Toc232074398" w:history="1">
                         <w:r>
                           <w:rPr>
                             <w:rStyle w:val="Hyperlink"/>
@@ -1305,7 +1305,7 @@
                             <w:noProof/>
                             <w:webHidden/>
                           </w:rPr>
-                          <w:instrText xml:space="preserve"> PAGEREF _Toc231893799 \h </w:instrText>
+                          <w:instrText xml:space="preserve"> PAGEREF _Toc232074398 \h </w:instrText>
                         </w:r>
                         <w:r>
                           <w:rPr>
@@ -1325,7 +1325,7 @@
                             <w:noProof/>
                             <w:webHidden/>
                           </w:rPr>
-                          <w:t>23</w:t>
+                          <w:t>29</w:t>
                         </w:r>
                         <w:r>
                           <w:rPr>
@@ -1347,7 +1347,7 @@
                           <w14:ligatures w14:val="standardContextual"/>
                         </w:rPr>
                       </w:pPr>
-                      <w:hyperlink w:anchor="_Toc231893800" w:history="1">
+                      <w:hyperlink w:anchor="_Toc232074399" w:history="1">
                         <w:r>
                           <w:rPr>
                             <w:rStyle w:val="Hyperlink"/>
@@ -1375,7 +1375,7 @@
                             <w:noProof/>
                             <w:webHidden/>
                           </w:rPr>
-                          <w:instrText xml:space="preserve"> PAGEREF _Toc231893800 \h </w:instrText>
+                          <w:instrText xml:space="preserve"> PAGEREF _Toc232074399 \h </w:instrText>
                         </w:r>
                         <w:r>
                           <w:rPr>
@@ -1395,7 +1395,76 @@
                             <w:noProof/>
                             <w:webHidden/>
                           </w:rPr>
-                          <w:t>23</w:t>
+                          <w:t>32</w:t>
+                        </w:r>
+                        <w:r>
+                          <w:rPr>
+                            <w:noProof/>
+                            <w:webHidden/>
+                          </w:rPr>
+                          <w:fldChar w:fldCharType="end"/>
+                        </w:r>
+                      </w:hyperlink>
+                    </w:p>
+                    <w:p>
+                      <w:pPr>
+                        <w:pStyle w:val="TOC1"/>
+                        <w:rPr>
+                          <w:noProof/>
+                          <w:kern w:val="2"/>
+                          <w:sz w:val="24"/>
+                          <w:szCs w:val="24"/>
+                          <w14:ligatures w14:val="standardContextual"/>
+                        </w:rPr>
+                      </w:pPr>
+                      <w:hyperlink w:anchor="_Toc232074400" w:history="1">
+                        <w:r>
+                          <w:rPr>
+                            <w:rStyle w:val="Hyperlink"/>
+                            <w:noProof/>
+                          </w:rPr>
+                          <w:t>Appendix</w:t>
+                        </w:r>
+                        <w:r>
+                          <w:rPr>
+                            <w:noProof/>
+                            <w:webHidden/>
+                          </w:rPr>
+                          <w:tab/>
+                        </w:r>
+                        <w:r>
+                          <w:rPr>
+                            <w:noProof/>
+                            <w:webHidden/>
+                          </w:rPr>
+                          <w:fldChar w:fldCharType="begin"/>
+                        </w:r>
+                        <w:r>
+                          <w:rPr>
+                            <w:noProof/>
+                            <w:webHidden/>
+                          </w:rPr>
+                          <w:instrText xml:space="preserve"> PAGEREF _Toc232074400 \h </w:instrText>
+                        </w:r>
+                        <w:r>
+                          <w:rPr>
+                            <w:noProof/>
+                            <w:webHidden/>
+                          </w:rPr>
+                        </w:r>
+                        <w:r>
+                          <w:rPr>
+                            <w:noProof/>
+                            <w:webHidden/>
+                          </w:rPr>
+                          <w:fldChar w:fldCharType="separate"/>
+                        </w:r>
+                        <w:r>
+                          <w:rPr>
+                            <w:noProof/>
+                            <w:webHidden/>
+                          </w:rPr>
+                          <w:t>32</w:t>
                         </w:r>
                         <w:r>
                           <w:rPr>
@@ -1442,7 +1511,7 @@
             <w:pPr>
               <w:pStyle w:val="Heading1"/>
             </w:pPr>
-            <w:bookmarkStart w:id="0" w:name="_Toc231893786"/>
+            <w:bookmarkStart w:id="0" w:name="_Toc232074385"/>
             <w:r>
               <w:t>Description</w:t>
             </w:r>
@@ -1502,7 +1571,7 @@
             <w:bookmarkStart w:id="1" w:name="_Toc243733140"/>
             <w:bookmarkStart w:id="2" w:name="_Toc245020107"/>
             <w:bookmarkStart w:id="3" w:name="_Toc245020139"/>
-            <w:bookmarkStart w:id="4" w:name="_Toc231893787"/>
+            <w:bookmarkStart w:id="4" w:name="_Toc232074386"/>
             <w:r>
               <w:lastRenderedPageBreak/>
               <w:t>Assumptions</w:t>
@@ -1544,16 +1613,16 @@
                       <w:noProof/>
                     </w:rPr>
                     <w:drawing>
-                      <wp:inline distT="0" distB="0" distL="0" distR="0" wp14:anchorId="51980612" wp14:editId="0504D3D4">
-                        <wp:extent cx="3286760" cy="2629535"/>
+                      <wp:inline distT="0" distB="0" distL="0" distR="0" wp14:anchorId="4C6E0B17" wp14:editId="6E0D17BD">
+                        <wp:extent cx="3286760" cy="2497455"/>
                         <wp:effectExtent l="0" t="0" r="8890" b="0"/>
-                        <wp:docPr id="660656118" name="Picture 2"/>
+                        <wp:docPr id="1024639053" name="Picture 2"/>
                         <wp:cNvGraphicFramePr/>
                         <a:graphic xmlns:a="http://schemas.openxmlformats.org/drawingml/2006/main">
                           <a:graphicData uri="http://schemas.openxmlformats.org/drawingml/2006/picture">
                             <pic:pic xmlns:pic="http://schemas.openxmlformats.org/drawingml/2006/picture">
                               <pic:nvPicPr>
-                                <pic:cNvPr id="660656118" name=""/>
+                                <pic:cNvPr id="1024639053" name=""/>
                                 <pic:cNvPicPr/>
                               </pic:nvPicPr>
                               <pic:blipFill>
@@ -1571,7 +1640,7 @@
                               <pic:spPr>
                                 <a:xfrm>
                                   <a:off x="0" y="0"/>
-                                  <a:ext cx="3286760" cy="2629535"/>
+                                  <a:ext cx="3286760" cy="2497455"/>
                                 </a:xfrm>
                                 <a:prstGeom prst="rect">
                                   <a:avLst/>
@@ -1611,16 +1680,16 @@
                       <w:noProof/>
                     </w:rPr>
                     <w:drawing>
-                      <wp:inline distT="0" distB="0" distL="0" distR="0" wp14:anchorId="4BB95711" wp14:editId="1785D9E5">
-                        <wp:extent cx="3287395" cy="2093595"/>
-                        <wp:effectExtent l="0" t="0" r="8255" b="1905"/>
-                        <wp:docPr id="1836244109" name="Picture 3"/>
+                      <wp:inline distT="0" distB="0" distL="0" distR="0" wp14:anchorId="22694BEC" wp14:editId="5184C883">
+                        <wp:extent cx="3287395" cy="2061210"/>
+                        <wp:effectExtent l="0" t="0" r="8255" b="0"/>
+                        <wp:docPr id="122145337" name="Picture 3"/>
                         <wp:cNvGraphicFramePr/>
                         <a:graphic xmlns:a="http://schemas.openxmlformats.org/drawingml/2006/main">
                           <a:graphicData uri="http://schemas.openxmlformats.org/drawingml/2006/picture">
                             <pic:pic xmlns:pic="http://schemas.openxmlformats.org/drawingml/2006/picture">
                               <pic:nvPicPr>
-                                <pic:cNvPr id="1836244109" name=""/>
+                                <pic:cNvPr id="122145337" name=""/>
                                 <pic:cNvPicPr/>
                               </pic:nvPicPr>
                               <pic:blipFill>
@@ -1638,7 +1707,7 @@
                               <pic:spPr>
                                 <a:xfrm>
                                   <a:off x="0" y="0"/>
-                                  <a:ext cx="3287395" cy="2093595"/>
+                                  <a:ext cx="3287395" cy="2061210"/>
                                 </a:xfrm>
                                 <a:prstGeom prst="rect">
                                   <a:avLst/>
@@ -1702,7 +1771,7 @@
             <w:pPr>
               <w:pStyle w:val="Heading1"/>
             </w:pPr>
-            <w:bookmarkStart w:id="5" w:name="_Toc231893788"/>
+            <w:bookmarkStart w:id="5" w:name="_Toc232074387"/>
             <w:r>
               <w:lastRenderedPageBreak/>
               <w:t>Model Information</w:t>
@@ -1791,16 +1860,16 @@
                           </w:rPr>
                           <w:lastRenderedPageBreak/>
                           <w:drawing>
-                            <wp:inline distT="0" distB="0" distL="0" distR="0" wp14:anchorId="6B0E7BFC" wp14:editId="2523D7DA">
-                              <wp:extent cx="5349240" cy="4279265"/>
-                              <wp:effectExtent l="0" t="0" r="3810" b="6985"/>
-                              <wp:docPr id="2135815071" name="Picture 4"/>
+                            <wp:inline distT="0" distB="0" distL="0" distR="0" wp14:anchorId="08DB9F49" wp14:editId="63C58537">
+                              <wp:extent cx="5349240" cy="4064635"/>
+                              <wp:effectExtent l="0" t="0" r="3810" b="0"/>
+                              <wp:docPr id="1536399125" name="Picture 4"/>
                               <wp:cNvGraphicFramePr/>
                               <a:graphic xmlns:a="http://schemas.openxmlformats.org/drawingml/2006/main">
                                 <a:graphicData uri="http://schemas.openxmlformats.org/drawingml/2006/picture">
                                   <pic:pic xmlns:pic="http://schemas.openxmlformats.org/drawingml/2006/picture">
                                     <pic:nvPicPr>
-                                      <pic:cNvPr id="2135815071" name=""/>
+                                      <pic:cNvPr id="1536399125" name=""/>
                                       <pic:cNvPicPr/>
                                     </pic:nvPicPr>
                                     <pic:blipFill>
@@ -1818,7 +1887,7 @@
                                     <pic:spPr>
                                       <a:xfrm>
                                         <a:off x="0" y="0"/>
-                                        <a:ext cx="5349240" cy="4279265"/>
+                                        <a:ext cx="5349240" cy="4064635"/>
                                       </a:xfrm>
                                       <a:prstGeom prst="rect">
                                         <a:avLst/>
@@ -2767,7 +2836,8 @@
                       <w:sz w:val="20"/>
                       <w:szCs w:val="20"/>
                     </w:rPr>
-                    <w:t xml:space="preserve">G:\03_Projects_Business_Dev\00056 e-PU10 V1\04_Engineering\05) Mechanical stress analysis\e-PU battery rack brake V6 (e-stop) </w:t>
+                    <w:lastRenderedPageBreak/>
+                    <w:t xml:space="preserve">G:\03_Projects_Business_Dev\00056 e-PU10 V1\04_Engineering\05) Mechanical stress </w:t>
                   </w:r>
                   <w:r>
                     <w:rPr>
@@ -2779,7 +2849,7 @@
                       <w:szCs w:val="20"/>
                     </w:rPr>
                     <w:lastRenderedPageBreak/>
-                    <w:t>2025\FEM2P000009263.SLDPRT</w:t>
+                    <w:t>analysis\e-PU battery rack brake V6 (e-stop) 2025\FEM2P000009263.SLDPRT</w:t>
                   </w:r>
                 </w:p>
                 <w:p>
@@ -2834,7 +2904,6 @@
                       <w:sz w:val="20"/>
                       <w:szCs w:val="20"/>
                     </w:rPr>
-                    <w:lastRenderedPageBreak/>
                     <w:t>Ø13.0 (13) Diameter Slot2</w:t>
                   </w:r>
                 </w:p>
@@ -4214,7 +4283,19 @@
                       <w:sz w:val="20"/>
                       <w:szCs w:val="20"/>
                     </w:rPr>
-                    <w:t>G:\03_Projects_Business_Dev\00056 e-PU10 V1\04_Engineering\05) Mechanical stress analysis\e-PU battery rack brake V6 (e-stop) 2025\FEM2P000010224.SLDPRT</w:t>
+                    <w:t xml:space="preserve">G:\03_Projects_Business_Dev\00056 e-PU10 V1\04_Engineering\05) Mechanical stress analysis\e-PU battery rack </w:t>
+                  </w:r>
+                  <w:r>
+                    <w:rPr>
+                      <w:rStyle w:val="Strong"/>
+                      <w:b/>
+                      <w:bCs/>
+                      <w:noProof/>
+                      <w:sz w:val="20"/>
+                      <w:szCs w:val="20"/>
+                    </w:rPr>
+                    <w:lastRenderedPageBreak/>
+                    <w:t>brake V6 (e-stop) 2025\FEM2P000010224.SLDPRT</w:t>
                   </w:r>
                 </w:p>
                 <w:p>
@@ -4269,6 +4350,7 @@
                       <w:sz w:val="20"/>
                       <w:szCs w:val="20"/>
                     </w:rPr>
+                    <w:lastRenderedPageBreak/>
                     <w:t>Ø13.0 (13) Diameter Slot2</w:t>
                   </w:r>
                 </w:p>
@@ -4386,7 +4468,6 @@
                       <w:sz w:val="20"/>
                       <w:szCs w:val="20"/>
                     </w:rPr>
-                    <w:lastRenderedPageBreak/>
                     <w:t>Density:7,800 kg/m^3</w:t>
                   </w:r>
                 </w:p>
@@ -4454,20 +4535,7 @@
                       <w:sz w:val="20"/>
                       <w:szCs w:val="20"/>
                     </w:rPr>
-                    <w:lastRenderedPageBreak/>
-                    <w:t xml:space="preserve">G:\03_Projects_Business_Dev\00056 e-PU10 </w:t>
-                  </w:r>
-                  <w:r>
-                    <w:rPr>
-                      <w:rStyle w:val="Strong"/>
-                      <w:b/>
-                      <w:bCs/>
-                      <w:noProof/>
-                      <w:sz w:val="20"/>
-                      <w:szCs w:val="20"/>
-                    </w:rPr>
-                    <w:lastRenderedPageBreak/>
-                    <w:t>V1\04_Engineering\05) Mechanical stress analysis\e-PU battery rack brake V6 (e-stop) 2025\FEM2P000010308.SLDPRT</w:t>
+                    <w:t>G:\03_Projects_Business_Dev\00056 e-PU10 V1\04_Engineering\05) Mechanical stress analysis\e-PU battery rack brake V6 (e-stop) 2025\FEM2P000010308.SLDPRT</w:t>
                   </w:r>
                 </w:p>
                 <w:p>
@@ -5662,7 +5730,19 @@
                       <w:sz w:val="20"/>
                       <w:szCs w:val="20"/>
                     </w:rPr>
-                    <w:t>G:\03_Projects_Business_Dev\00056 e-PU10 V1\04_Engineering\05) Mechanical stress analysis\e-PU battery rack brake V6 (e-stop) 2025\FEM2P000010328.SLDPRT</w:t>
+                    <w:t xml:space="preserve">G:\03_Projects_Business_Dev\00056 e-PU10 V1\04_Engineering\05) Mechanical stress analysis\e-PU battery rack brake V6 (e-stop) </w:t>
+                  </w:r>
+                  <w:r>
+                    <w:rPr>
+                      <w:rStyle w:val="Strong"/>
+                      <w:b/>
+                      <w:bCs/>
+                      <w:noProof/>
+                      <w:sz w:val="20"/>
+                      <w:szCs w:val="20"/>
+                    </w:rPr>
+                    <w:lastRenderedPageBreak/>
+                    <w:t>2025\FEM2P000010328.SLDPRT</w:t>
                   </w:r>
                 </w:p>
                 <w:p>
@@ -5717,6 +5797,7 @@
                       <w:sz w:val="20"/>
                       <w:szCs w:val="20"/>
                     </w:rPr>
+                    <w:lastRenderedPageBreak/>
                     <w:t>Fillet11</w:t>
                   </w:r>
                 </w:p>
@@ -5728,18 +5809,17 @@
                     <w:rPr>
                       <w:noProof/>
                     </w:rPr>
-                    <w:lastRenderedPageBreak/>
                     <w:drawing>
-                      <wp:inline distT="0" distB="0" distL="0" distR="0" wp14:anchorId="213B33B8" wp14:editId="19597262">
-                        <wp:extent cx="1562735" cy="1250315"/>
-                        <wp:effectExtent l="0" t="0" r="0" b="6985"/>
-                        <wp:docPr id="883799629" name="Picture 5"/>
+                      <wp:inline distT="0" distB="0" distL="0" distR="0" wp14:anchorId="43D25894" wp14:editId="3E4AAABC">
+                        <wp:extent cx="1562735" cy="1187450"/>
+                        <wp:effectExtent l="0" t="0" r="0" b="0"/>
+                        <wp:docPr id="1773991807" name="Picture 5"/>
                         <wp:cNvGraphicFramePr/>
                         <a:graphic xmlns:a="http://schemas.openxmlformats.org/drawingml/2006/main">
                           <a:graphicData uri="http://schemas.openxmlformats.org/drawingml/2006/picture">
                             <pic:pic xmlns:pic="http://schemas.openxmlformats.org/drawingml/2006/picture">
                               <pic:nvPicPr>
-                                <pic:cNvPr id="883799629" name=""/>
+                                <pic:cNvPr id="1773991807" name=""/>
                                 <pic:cNvPicPr/>
                               </pic:nvPicPr>
                               <pic:blipFill>
@@ -5757,7 +5837,7 @@
                               <pic:spPr>
                                 <a:xfrm>
                                   <a:off x="0" y="0"/>
-                                  <a:ext cx="1562735" cy="1250315"/>
+                                  <a:ext cx="1562735" cy="1187450"/>
                                 </a:xfrm>
                                 <a:prstGeom prst="rect">
                                   <a:avLst/>
@@ -5793,7 +5873,6 @@
                       <w:sz w:val="20"/>
                       <w:szCs w:val="20"/>
                     </w:rPr>
-                    <w:lastRenderedPageBreak/>
                     <w:t>Solid Body</w:t>
                   </w:r>
                 </w:p>
@@ -5962,7 +6041,6 @@
                       <w:sz w:val="20"/>
                       <w:szCs w:val="20"/>
                     </w:rPr>
-                    <w:lastRenderedPageBreak/>
                     <w:t>Sep  9 07:22:34 2025</w:t>
                   </w:r>
                 </w:p>
@@ -6015,16 +6093,16 @@
                       <w:noProof/>
                     </w:rPr>
                     <w:drawing>
-                      <wp:inline distT="0" distB="0" distL="0" distR="0" wp14:anchorId="0A1FC1C7" wp14:editId="4426A374">
-                        <wp:extent cx="1562735" cy="1250315"/>
-                        <wp:effectExtent l="0" t="0" r="0" b="6985"/>
-                        <wp:docPr id="1278682582" name="Picture 6"/>
+                      <wp:inline distT="0" distB="0" distL="0" distR="0" wp14:anchorId="1F105372" wp14:editId="1870E695">
+                        <wp:extent cx="1562735" cy="1187450"/>
+                        <wp:effectExtent l="0" t="0" r="0" b="0"/>
+                        <wp:docPr id="161714446" name="Picture 6"/>
                         <wp:cNvGraphicFramePr/>
                         <a:graphic xmlns:a="http://schemas.openxmlformats.org/drawingml/2006/main">
                           <a:graphicData uri="http://schemas.openxmlformats.org/drawingml/2006/picture">
                             <pic:pic xmlns:pic="http://schemas.openxmlformats.org/drawingml/2006/picture">
                               <pic:nvPicPr>
-                                <pic:cNvPr id="1278682582" name=""/>
+                                <pic:cNvPr id="161714446" name=""/>
                                 <pic:cNvPicPr/>
                               </pic:nvPicPr>
                               <pic:blipFill>
@@ -6042,7 +6120,7 @@
                               <pic:spPr>
                                 <a:xfrm>
                                   <a:off x="0" y="0"/>
-                                  <a:ext cx="1562735" cy="1250315"/>
+                                  <a:ext cx="1562735" cy="1187450"/>
                                 </a:xfrm>
                                 <a:prstGeom prst="rect">
                                   <a:avLst/>
@@ -6776,16 +6854,16 @@
                       <w:noProof/>
                     </w:rPr>
                     <w:drawing>
-                      <wp:inline distT="0" distB="0" distL="0" distR="0" wp14:anchorId="067C7372" wp14:editId="12438A8B">
-                        <wp:extent cx="1562735" cy="1250315"/>
-                        <wp:effectExtent l="0" t="0" r="0" b="6985"/>
-                        <wp:docPr id="1170664789" name="Picture 7"/>
+                      <wp:inline distT="0" distB="0" distL="0" distR="0" wp14:anchorId="352671E4" wp14:editId="0DEB56E2">
+                        <wp:extent cx="1562735" cy="1187450"/>
+                        <wp:effectExtent l="0" t="0" r="0" b="0"/>
+                        <wp:docPr id="1834274294" name="Picture 7"/>
                         <wp:cNvGraphicFramePr/>
                         <a:graphic xmlns:a="http://schemas.openxmlformats.org/drawingml/2006/main">
                           <a:graphicData uri="http://schemas.openxmlformats.org/drawingml/2006/picture">
                             <pic:pic xmlns:pic="http://schemas.openxmlformats.org/drawingml/2006/picture">
                               <pic:nvPicPr>
-                                <pic:cNvPr id="1170664789" name=""/>
+                                <pic:cNvPr id="1834274294" name=""/>
                                 <pic:cNvPicPr/>
                               </pic:nvPicPr>
                               <pic:blipFill>
@@ -6803,7 +6881,7 @@
                               <pic:spPr>
                                 <a:xfrm>
                                   <a:off x="0" y="0"/>
-                                  <a:ext cx="1562735" cy="1250315"/>
+                                  <a:ext cx="1562735" cy="1187450"/>
                                 </a:xfrm>
                                 <a:prstGeom prst="rect">
                                   <a:avLst/>
@@ -6875,7 +6953,7 @@
                       <w:sz w:val="20"/>
                       <w:szCs w:val="20"/>
                     </w:rPr>
-                    <w:t>Mass:0.0004618 kg</w:t>
+                    <w:t>Mass:3.60204 kg</w:t>
                   </w:r>
                 </w:p>
                 <w:p>
@@ -6925,7 +7003,7 @@
                       <w:sz w:val="20"/>
                       <w:szCs w:val="20"/>
                     </w:rPr>
-                    <w:t>Density:1 kg/m^3</w:t>
+                    <w:t>Density:7,800 kg/m^3</w:t>
                   </w:r>
                 </w:p>
                 <w:p>
@@ -6950,7 +7028,7 @@
                       <w:sz w:val="20"/>
                       <w:szCs w:val="20"/>
                     </w:rPr>
-                    <w:t>Weight:0.00452564 N</w:t>
+                    <w:t>Weight:35.3 N</w:t>
                   </w:r>
                 </w:p>
                 <w:p>
@@ -6992,7 +7070,7 @@
                       <w:sz w:val="20"/>
                       <w:szCs w:val="20"/>
                     </w:rPr>
-                    <w:t>C:\Users\pdmdesktop\AppData\Local\Temp\swx82224\VC~~\P000014110FLR\Part1^P000014110FLR.sldprt</w:t>
+                    <w:t>C:\Users\pdmdesktop\AppData\Local\Temp\swx123644\VC~~\P000014110FLR\Part1^P000014110FLR.SLDPRT</w:t>
                   </w:r>
                 </w:p>
                 <w:p>
@@ -7007,7 +7085,7 @@
                       <w:sz w:val="20"/>
                       <w:szCs w:val="20"/>
                     </w:rPr>
-                    <w:t>Jun  9 10:21:55 2026</w:t>
+                    <w:t>Jun 11 12:31:23 2026</w:t>
                   </w:r>
                 </w:p>
               </w:tc>
@@ -7059,16 +7137,16 @@
                       <w:noProof/>
                     </w:rPr>
                     <w:drawing>
-                      <wp:inline distT="0" distB="0" distL="0" distR="0" wp14:anchorId="120DF047" wp14:editId="29CF56D9">
-                        <wp:extent cx="1562735" cy="1250315"/>
-                        <wp:effectExtent l="0" t="0" r="0" b="6985"/>
-                        <wp:docPr id="1933494474" name="Picture 8"/>
+                      <wp:inline distT="0" distB="0" distL="0" distR="0" wp14:anchorId="6B020BBA" wp14:editId="48D0D0E9">
+                        <wp:extent cx="1562735" cy="1187450"/>
+                        <wp:effectExtent l="0" t="0" r="0" b="0"/>
+                        <wp:docPr id="2068988441" name="Picture 8"/>
                         <wp:cNvGraphicFramePr/>
                         <a:graphic xmlns:a="http://schemas.openxmlformats.org/drawingml/2006/main">
                           <a:graphicData uri="http://schemas.openxmlformats.org/drawingml/2006/picture">
                             <pic:pic xmlns:pic="http://schemas.openxmlformats.org/drawingml/2006/picture">
                               <pic:nvPicPr>
-                                <pic:cNvPr id="1933494474" name=""/>
+                                <pic:cNvPr id="2068988441" name=""/>
                                 <pic:cNvPicPr/>
                               </pic:nvPicPr>
                               <pic:blipFill>
@@ -7086,7 +7164,7 @@
                               <pic:spPr>
                                 <a:xfrm>
                                   <a:off x="0" y="0"/>
-                                  <a:ext cx="1562735" cy="1250315"/>
+                                  <a:ext cx="1562735" cy="1187450"/>
                                 </a:xfrm>
                                 <a:prstGeom prst="rect">
                                   <a:avLst/>
@@ -7158,7 +7236,7 @@
                       <w:sz w:val="20"/>
                       <w:szCs w:val="20"/>
                     </w:rPr>
-                    <w:t>Mass:0.0004618 kg</w:t>
+                    <w:t>Mass:3.60204 kg</w:t>
                   </w:r>
                 </w:p>
                 <w:p>
@@ -7208,7 +7286,7 @@
                       <w:sz w:val="20"/>
                       <w:szCs w:val="20"/>
                     </w:rPr>
-                    <w:t>Density:1 kg/m^3</w:t>
+                    <w:t>Density:7,800 kg/m^3</w:t>
                   </w:r>
                 </w:p>
                 <w:p>
@@ -7233,7 +7311,7 @@
                       <w:sz w:val="20"/>
                       <w:szCs w:val="20"/>
                     </w:rPr>
-                    <w:t>Weight:0.00452564 N</w:t>
+                    <w:t>Weight:35.3 N</w:t>
                   </w:r>
                 </w:p>
                 <w:p>
@@ -7275,7 +7353,7 @@
                       <w:sz w:val="20"/>
                       <w:szCs w:val="20"/>
                     </w:rPr>
-                    <w:t>C:\Users\pdmdesktop\AppData\Local\Temp\swx82224\VC~~\P000014110FLR\Part1^P000014110FLR.sldprt</w:t>
+                    <w:t>C:\Users\pdmdesktop\AppData\Local\Temp\swx123644\VC~~\P000014110FLR\Part1^P000014110FLR.SLDPRT</w:t>
                   </w:r>
                 </w:p>
                 <w:p>
@@ -7290,7 +7368,7 @@
                       <w:sz w:val="20"/>
                       <w:szCs w:val="20"/>
                     </w:rPr>
-                    <w:t>Jun  9 10:21:55 2026</w:t>
+                    <w:t>Jun 11 12:31:23 2026</w:t>
                   </w:r>
                 </w:p>
               </w:tc>
@@ -7330,6 +7408,7 @@
                       <w:sz w:val="20"/>
                       <w:szCs w:val="20"/>
                     </w:rPr>
+                    <w:lastRenderedPageBreak/>
                     <w:t>Boss-Extrude1</w:t>
                   </w:r>
                 </w:p>
@@ -7341,18 +7420,17 @@
                     <w:rPr>
                       <w:noProof/>
                     </w:rPr>
-                    <w:lastRenderedPageBreak/>
                     <w:drawing>
-                      <wp:inline distT="0" distB="0" distL="0" distR="0" wp14:anchorId="07C6CFC2" wp14:editId="460430C2">
-                        <wp:extent cx="1562735" cy="1250315"/>
-                        <wp:effectExtent l="0" t="0" r="0" b="6985"/>
-                        <wp:docPr id="1256233284" name="Picture 9"/>
+                      <wp:inline distT="0" distB="0" distL="0" distR="0" wp14:anchorId="07023CD3" wp14:editId="53C1B1DA">
+                        <wp:extent cx="1562735" cy="1187450"/>
+                        <wp:effectExtent l="0" t="0" r="0" b="0"/>
+                        <wp:docPr id="1967734487" name="Picture 9"/>
                         <wp:cNvGraphicFramePr/>
                         <a:graphic xmlns:a="http://schemas.openxmlformats.org/drawingml/2006/main">
                           <a:graphicData uri="http://schemas.openxmlformats.org/drawingml/2006/picture">
                             <pic:pic xmlns:pic="http://schemas.openxmlformats.org/drawingml/2006/picture">
                               <pic:nvPicPr>
-                                <pic:cNvPr id="1256233284" name=""/>
+                                <pic:cNvPr id="1967734487" name=""/>
                                 <pic:cNvPicPr/>
                               </pic:nvPicPr>
                               <pic:blipFill>
@@ -7370,7 +7448,7 @@
                               <pic:spPr>
                                 <a:xfrm>
                                   <a:off x="0" y="0"/>
-                                  <a:ext cx="1562735" cy="1250315"/>
+                                  <a:ext cx="1562735" cy="1187450"/>
                                 </a:xfrm>
                                 <a:prstGeom prst="rect">
                                   <a:avLst/>
@@ -7406,7 +7484,6 @@
                       <w:sz w:val="20"/>
                       <w:szCs w:val="20"/>
                     </w:rPr>
-                    <w:lastRenderedPageBreak/>
                     <w:t>Solid Body</w:t>
                   </w:r>
                 </w:p>
@@ -7443,7 +7520,7 @@
                       <w:sz w:val="20"/>
                       <w:szCs w:val="20"/>
                     </w:rPr>
-                    <w:t>Mass:0.0004618 kg</w:t>
+                    <w:t>Mass:3.60204 kg</w:t>
                   </w:r>
                 </w:p>
                 <w:p>
@@ -7493,7 +7570,7 @@
                       <w:sz w:val="20"/>
                       <w:szCs w:val="20"/>
                     </w:rPr>
-                    <w:t>Density:1 kg/m^3</w:t>
+                    <w:t>Density:7,800 kg/m^3</w:t>
                   </w:r>
                 </w:p>
                 <w:p>
@@ -7518,7 +7595,7 @@
                       <w:sz w:val="20"/>
                       <w:szCs w:val="20"/>
                     </w:rPr>
-                    <w:t>Weight:0.00452564 N</w:t>
+                    <w:t>Weight:35.3 N</w:t>
                   </w:r>
                 </w:p>
                 <w:p>
@@ -7560,7 +7637,7 @@
                       <w:sz w:val="20"/>
                       <w:szCs w:val="20"/>
                     </w:rPr>
-                    <w:t>C:\Users\pdmdesktop\AppData\Local\Temp\swx82224\VC~~\P000014110FLR\Part1^P000014110FLR.sldprt</w:t>
+                    <w:t>C:\Users\pdmdesktop\AppData\Local\Temp\swx123644\VC~~\P000014110FLR\Part1^P000014110FLR.SLDPRT</w:t>
                   </w:r>
                 </w:p>
                 <w:p>
@@ -7575,7 +7652,7 @@
                       <w:sz w:val="20"/>
                       <w:szCs w:val="20"/>
                     </w:rPr>
-                    <w:t>Jun  9 10:21:55 2026</w:t>
+                    <w:t>Jun 11 12:31:23 2026</w:t>
                   </w:r>
                 </w:p>
               </w:tc>
@@ -7627,16 +7704,16 @@
                       <w:noProof/>
                     </w:rPr>
                     <w:drawing>
-                      <wp:inline distT="0" distB="0" distL="0" distR="0" wp14:anchorId="6D49C33F" wp14:editId="2C2FEF83">
-                        <wp:extent cx="1562735" cy="1250315"/>
-                        <wp:effectExtent l="0" t="0" r="0" b="6985"/>
-                        <wp:docPr id="1789890667" name="Picture 10"/>
+                      <wp:inline distT="0" distB="0" distL="0" distR="0" wp14:anchorId="754DA8B1" wp14:editId="2096C9A0">
+                        <wp:extent cx="1562735" cy="1187450"/>
+                        <wp:effectExtent l="0" t="0" r="0" b="0"/>
+                        <wp:docPr id="1396840598" name="Picture 10"/>
                         <wp:cNvGraphicFramePr/>
                         <a:graphic xmlns:a="http://schemas.openxmlformats.org/drawingml/2006/main">
                           <a:graphicData uri="http://schemas.openxmlformats.org/drawingml/2006/picture">
                             <pic:pic xmlns:pic="http://schemas.openxmlformats.org/drawingml/2006/picture">
                               <pic:nvPicPr>
-                                <pic:cNvPr id="1789890667" name=""/>
+                                <pic:cNvPr id="1396840598" name=""/>
                                 <pic:cNvPicPr/>
                               </pic:nvPicPr>
                               <pic:blipFill>
@@ -7654,7 +7731,7 @@
                               <pic:spPr>
                                 <a:xfrm>
                                   <a:off x="0" y="0"/>
-                                  <a:ext cx="1562735" cy="1250315"/>
+                                  <a:ext cx="1562735" cy="1187450"/>
                                 </a:xfrm>
                                 <a:prstGeom prst="rect">
                                   <a:avLst/>
@@ -7726,7 +7803,7 @@
                       <w:sz w:val="20"/>
                       <w:szCs w:val="20"/>
                     </w:rPr>
-                    <w:t>Mass:0.0004618 kg</w:t>
+                    <w:t>Mass:3.60204 kg</w:t>
                   </w:r>
                 </w:p>
                 <w:p>
@@ -7776,7 +7853,7 @@
                       <w:sz w:val="20"/>
                       <w:szCs w:val="20"/>
                     </w:rPr>
-                    <w:t>Density:1 kg/m^3</w:t>
+                    <w:t>Density:7,800 kg/m^3</w:t>
                   </w:r>
                 </w:p>
                 <w:p>
@@ -7801,7 +7878,7 @@
                       <w:sz w:val="20"/>
                       <w:szCs w:val="20"/>
                     </w:rPr>
-                    <w:t>Weight:0.00452564 N</w:t>
+                    <w:t>Weight:35.3 N</w:t>
                   </w:r>
                 </w:p>
                 <w:p>
@@ -7843,7 +7920,7 @@
                       <w:sz w:val="20"/>
                       <w:szCs w:val="20"/>
                     </w:rPr>
-                    <w:t>C:\Users\pdmdesktop\AppData\Local\Temp\swx82224\VC~~\P000014110FLR\Part1^P000014110FLR.sldprt</w:t>
+                    <w:t>C:\Users\pdmdesktop\AppData\Local\Temp\swx123644\VC~~\P000014110FLR\Part1^P000014110FLR.SLDPRT</w:t>
                   </w:r>
                 </w:p>
                 <w:p>
@@ -7858,7 +7935,7 @@
                       <w:sz w:val="20"/>
                       <w:szCs w:val="20"/>
                     </w:rPr>
-                    <w:t>Jun  9 10:21:55 2026</w:t>
+                    <w:t>Jun 11 12:31:23 2026</w:t>
                   </w:r>
                 </w:p>
               </w:tc>
@@ -7884,7 +7961,7 @@
         <w:tblLook w:val="04A0" w:firstRow="1" w:lastRow="0" w:firstColumn="1" w:lastColumn="0" w:noHBand="0" w:noVBand="1"/>
       </w:tblPr>
       <w:tblGrid>
-        <w:gridCol w:w="10467"/>
+        <w:gridCol w:w="10800"/>
       </w:tblGrid>
       <w:tr>
         <w:tc>
@@ -7895,8 +7972,9 @@
             <w:pPr>
               <w:pStyle w:val="Heading1"/>
             </w:pPr>
-            <w:bookmarkStart w:id="6" w:name="_Toc231893789"/>
+            <w:bookmarkStart w:id="6" w:name="_Toc232074388"/>
             <w:r>
+              <w:lastRenderedPageBreak/>
               <w:t>Study Properties</w:t>
             </w:r>
             <w:bookmarkEnd w:id="6"/>
@@ -7908,8 +7986,8 @@
               <w:tblLook w:val="0480" w:firstRow="0" w:lastRow="0" w:firstColumn="1" w:lastColumn="0" w:noHBand="0" w:noVBand="1"/>
             </w:tblPr>
             <w:tblGrid>
-              <w:gridCol w:w="5042"/>
-              <w:gridCol w:w="5163"/>
+              <w:gridCol w:w="5243"/>
+              <w:gridCol w:w="5295"/>
             </w:tblGrid>
             <w:tr>
               <w:trPr>
@@ -7919,7 +7997,7 @@
               <w:tc>
                 <w:tcPr>
                   <w:cnfStyle w:val="001000000000" w:firstRow="0" w:lastRow="0" w:firstColumn="1" w:lastColumn="0" w:oddVBand="0" w:evenVBand="0" w:oddHBand="0" w:evenHBand="0" w:firstRowFirstColumn="0" w:firstRowLastColumn="0" w:lastRowFirstColumn="0" w:lastRowLastColumn="0"/>
-                  <w:tcW w:w="5042" w:type="dxa"/>
+                  <w:tcW w:w="5243" w:type="dxa"/>
                   <w:tcBorders>
                     <w:top w:val="single" w:sz="18" w:space="0" w:color="548DD4" w:themeColor="text2" w:themeTint="99"/>
                     <w:left w:val="single" w:sz="18" w:space="0" w:color="548DD4" w:themeColor="text2" w:themeTint="99"/>
@@ -7935,7 +8013,7 @@
               </w:tc>
               <w:tc>
                 <w:tcPr>
-                  <w:tcW w:w="5163" w:type="dxa"/>
+                  <w:tcW w:w="5295" w:type="dxa"/>
                   <w:tcBorders>
                     <w:top w:val="single" w:sz="18" w:space="0" w:color="548DD4" w:themeColor="text2" w:themeTint="99"/>
                     <w:left w:val="single" w:sz="18" w:space="0" w:color="548DD4" w:themeColor="text2" w:themeTint="99"/>
@@ -7960,7 +8038,7 @@
               <w:tc>
                 <w:tcPr>
                   <w:cnfStyle w:val="001000000000" w:firstRow="0" w:lastRow="0" w:firstColumn="1" w:lastColumn="0" w:oddVBand="0" w:evenVBand="0" w:oddHBand="0" w:evenHBand="0" w:firstRowFirstColumn="0" w:firstRowLastColumn="0" w:lastRowFirstColumn="0" w:lastRowLastColumn="0"/>
-                  <w:tcW w:w="5042" w:type="dxa"/>
+                  <w:tcW w:w="5243" w:type="dxa"/>
                   <w:tcBorders>
                     <w:top w:val="single" w:sz="18" w:space="0" w:color="548DD4" w:themeColor="text2" w:themeTint="99"/>
                     <w:left w:val="single" w:sz="18" w:space="0" w:color="548DD4" w:themeColor="text2" w:themeTint="99"/>
@@ -7976,7 +8054,7 @@
               </w:tc>
               <w:tc>
                 <w:tcPr>
-                  <w:tcW w:w="5163" w:type="dxa"/>
+                  <w:tcW w:w="5295" w:type="dxa"/>
                   <w:tcBorders>
                     <w:top w:val="single" w:sz="18" w:space="0" w:color="548DD4" w:themeColor="text2" w:themeTint="99"/>
                     <w:left w:val="single" w:sz="18" w:space="0" w:color="548DD4" w:themeColor="text2" w:themeTint="99"/>
@@ -8002,7 +8080,7 @@
               <w:tc>
                 <w:tcPr>
                   <w:cnfStyle w:val="001000000000" w:firstRow="0" w:lastRow="0" w:firstColumn="1" w:lastColumn="0" w:oddVBand="0" w:evenVBand="0" w:oddHBand="0" w:evenHBand="0" w:firstRowFirstColumn="0" w:firstRowLastColumn="0" w:lastRowFirstColumn="0" w:lastRowLastColumn="0"/>
-                  <w:tcW w:w="5042" w:type="dxa"/>
+                  <w:tcW w:w="5243" w:type="dxa"/>
                   <w:tcBorders>
                     <w:top w:val="single" w:sz="18" w:space="0" w:color="548DD4" w:themeColor="text2" w:themeTint="99"/>
                     <w:left w:val="single" w:sz="18" w:space="0" w:color="548DD4" w:themeColor="text2" w:themeTint="99"/>
@@ -8018,7 +8096,7 @@
               </w:tc>
               <w:tc>
                 <w:tcPr>
-                  <w:tcW w:w="5163" w:type="dxa"/>
+                  <w:tcW w:w="5295" w:type="dxa"/>
                   <w:tcBorders>
                     <w:top w:val="single" w:sz="18" w:space="0" w:color="548DD4" w:themeColor="text2" w:themeTint="99"/>
                     <w:left w:val="single" w:sz="18" w:space="0" w:color="548DD4" w:themeColor="text2" w:themeTint="99"/>
@@ -8043,7 +8121,7 @@
               <w:tc>
                 <w:tcPr>
                   <w:cnfStyle w:val="001000000000" w:firstRow="0" w:lastRow="0" w:firstColumn="1" w:lastColumn="0" w:oddVBand="0" w:evenVBand="0" w:oddHBand="0" w:evenHBand="0" w:firstRowFirstColumn="0" w:firstRowLastColumn="0" w:lastRowFirstColumn="0" w:lastRowLastColumn="0"/>
-                  <w:tcW w:w="5042" w:type="dxa"/>
+                  <w:tcW w:w="5243" w:type="dxa"/>
                   <w:tcBorders>
                     <w:top w:val="single" w:sz="18" w:space="0" w:color="548DD4" w:themeColor="text2" w:themeTint="99"/>
                     <w:left w:val="single" w:sz="18" w:space="0" w:color="548DD4" w:themeColor="text2" w:themeTint="99"/>
@@ -8059,7 +8137,7 @@
               </w:tc>
               <w:tc>
                 <w:tcPr>
-                  <w:tcW w:w="5163" w:type="dxa"/>
+                  <w:tcW w:w="5295" w:type="dxa"/>
                   <w:tcBorders>
                     <w:top w:val="single" w:sz="18" w:space="0" w:color="548DD4" w:themeColor="text2" w:themeTint="99"/>
                     <w:left w:val="single" w:sz="18" w:space="0" w:color="548DD4" w:themeColor="text2" w:themeTint="99"/>
@@ -8085,7 +8163,7 @@
               <w:tc>
                 <w:tcPr>
                   <w:cnfStyle w:val="001000000000" w:firstRow="0" w:lastRow="0" w:firstColumn="1" w:lastColumn="0" w:oddVBand="0" w:evenVBand="0" w:oddHBand="0" w:evenHBand="0" w:firstRowFirstColumn="0" w:firstRowLastColumn="0" w:lastRowFirstColumn="0" w:lastRowLastColumn="0"/>
-                  <w:tcW w:w="5042" w:type="dxa"/>
+                  <w:tcW w:w="5243" w:type="dxa"/>
                   <w:tcBorders>
                     <w:top w:val="single" w:sz="18" w:space="0" w:color="548DD4" w:themeColor="text2" w:themeTint="99"/>
                     <w:left w:val="single" w:sz="18" w:space="0" w:color="548DD4" w:themeColor="text2" w:themeTint="99"/>
@@ -8101,7 +8179,7 @@
               </w:tc>
               <w:tc>
                 <w:tcPr>
-                  <w:tcW w:w="5163" w:type="dxa"/>
+                  <w:tcW w:w="5295" w:type="dxa"/>
                   <w:tcBorders>
                     <w:top w:val="single" w:sz="18" w:space="0" w:color="548DD4" w:themeColor="text2" w:themeTint="99"/>
                     <w:left w:val="single" w:sz="18" w:space="0" w:color="548DD4" w:themeColor="text2" w:themeTint="99"/>
@@ -8126,7 +8204,7 @@
               <w:tc>
                 <w:tcPr>
                   <w:cnfStyle w:val="001000000000" w:firstRow="0" w:lastRow="0" w:firstColumn="1" w:lastColumn="0" w:oddVBand="0" w:evenVBand="0" w:oddHBand="0" w:evenHBand="0" w:firstRowFirstColumn="0" w:firstRowLastColumn="0" w:lastRowFirstColumn="0" w:lastRowLastColumn="0"/>
-                  <w:tcW w:w="5042" w:type="dxa"/>
+                  <w:tcW w:w="5243" w:type="dxa"/>
                   <w:tcBorders>
                     <w:top w:val="single" w:sz="18" w:space="0" w:color="548DD4" w:themeColor="text2" w:themeTint="99"/>
                     <w:left w:val="single" w:sz="18" w:space="0" w:color="548DD4" w:themeColor="text2" w:themeTint="99"/>
@@ -8142,7 +8220,7 @@
               </w:tc>
               <w:tc>
                 <w:tcPr>
-                  <w:tcW w:w="5163" w:type="dxa"/>
+                  <w:tcW w:w="5295" w:type="dxa"/>
                   <w:tcBorders>
                     <w:top w:val="single" w:sz="18" w:space="0" w:color="548DD4" w:themeColor="text2" w:themeTint="99"/>
                     <w:left w:val="single" w:sz="18" w:space="0" w:color="548DD4" w:themeColor="text2" w:themeTint="99"/>
@@ -8168,7 +8246,7 @@
               <w:tc>
                 <w:tcPr>
                   <w:cnfStyle w:val="001000000000" w:firstRow="0" w:lastRow="0" w:firstColumn="1" w:lastColumn="0" w:oddVBand="0" w:evenVBand="0" w:oddHBand="0" w:evenHBand="0" w:firstRowFirstColumn="0" w:firstRowLastColumn="0" w:lastRowFirstColumn="0" w:lastRowLastColumn="0"/>
-                  <w:tcW w:w="5042" w:type="dxa"/>
+                  <w:tcW w:w="5243" w:type="dxa"/>
                   <w:tcBorders>
                     <w:top w:val="single" w:sz="18" w:space="0" w:color="548DD4" w:themeColor="text2" w:themeTint="99"/>
                     <w:left w:val="single" w:sz="18" w:space="0" w:color="548DD4" w:themeColor="text2" w:themeTint="99"/>
@@ -8184,7 +8262,7 @@
               </w:tc>
               <w:tc>
                 <w:tcPr>
-                  <w:tcW w:w="5163" w:type="dxa"/>
+                  <w:tcW w:w="5295" w:type="dxa"/>
                   <w:tcBorders>
                     <w:top w:val="single" w:sz="18" w:space="0" w:color="548DD4" w:themeColor="text2" w:themeTint="99"/>
                     <w:left w:val="single" w:sz="18" w:space="0" w:color="548DD4" w:themeColor="text2" w:themeTint="99"/>
@@ -8209,7 +8287,7 @@
               <w:tc>
                 <w:tcPr>
                   <w:cnfStyle w:val="001000000000" w:firstRow="0" w:lastRow="0" w:firstColumn="1" w:lastColumn="0" w:oddVBand="0" w:evenVBand="0" w:oddHBand="0" w:evenHBand="0" w:firstRowFirstColumn="0" w:firstRowLastColumn="0" w:lastRowFirstColumn="0" w:lastRowLastColumn="0"/>
-                  <w:tcW w:w="5042" w:type="dxa"/>
+                  <w:tcW w:w="5243" w:type="dxa"/>
                   <w:tcBorders>
                     <w:top w:val="single" w:sz="18" w:space="0" w:color="548DD4" w:themeColor="text2" w:themeTint="99"/>
                     <w:left w:val="single" w:sz="18" w:space="0" w:color="548DD4" w:themeColor="text2" w:themeTint="99"/>
@@ -8225,7 +8303,7 @@
               </w:tc>
               <w:tc>
                 <w:tcPr>
-                  <w:tcW w:w="5163" w:type="dxa"/>
+                  <w:tcW w:w="5295" w:type="dxa"/>
                   <w:tcBorders>
                     <w:top w:val="single" w:sz="18" w:space="0" w:color="548DD4" w:themeColor="text2" w:themeTint="99"/>
                     <w:left w:val="single" w:sz="18" w:space="0" w:color="548DD4" w:themeColor="text2" w:themeTint="99"/>
@@ -8251,7 +8329,7 @@
               <w:tc>
                 <w:tcPr>
                   <w:cnfStyle w:val="001000000000" w:firstRow="0" w:lastRow="0" w:firstColumn="1" w:lastColumn="0" w:oddVBand="0" w:evenVBand="0" w:oddHBand="0" w:evenHBand="0" w:firstRowFirstColumn="0" w:firstRowLastColumn="0" w:lastRowFirstColumn="0" w:lastRowLastColumn="0"/>
-                  <w:tcW w:w="5042" w:type="dxa"/>
+                  <w:tcW w:w="5243" w:type="dxa"/>
                   <w:tcBorders>
                     <w:top w:val="single" w:sz="18" w:space="0" w:color="548DD4" w:themeColor="text2" w:themeTint="99"/>
                     <w:left w:val="single" w:sz="18" w:space="0" w:color="548DD4" w:themeColor="text2" w:themeTint="99"/>
@@ -8267,7 +8345,7 @@
               </w:tc>
               <w:tc>
                 <w:tcPr>
-                  <w:tcW w:w="5163" w:type="dxa"/>
+                  <w:tcW w:w="5295" w:type="dxa"/>
                   <w:tcBorders>
                     <w:top w:val="single" w:sz="18" w:space="0" w:color="548DD4" w:themeColor="text2" w:themeTint="99"/>
                     <w:left w:val="single" w:sz="18" w:space="0" w:color="548DD4" w:themeColor="text2" w:themeTint="99"/>
@@ -8292,7 +8370,7 @@
               <w:tc>
                 <w:tcPr>
                   <w:cnfStyle w:val="001000000000" w:firstRow="0" w:lastRow="0" w:firstColumn="1" w:lastColumn="0" w:oddVBand="0" w:evenVBand="0" w:oddHBand="0" w:evenHBand="0" w:firstRowFirstColumn="0" w:firstRowLastColumn="0" w:lastRowFirstColumn="0" w:lastRowLastColumn="0"/>
-                  <w:tcW w:w="5042" w:type="dxa"/>
+                  <w:tcW w:w="5243" w:type="dxa"/>
                   <w:tcBorders>
                     <w:top w:val="single" w:sz="18" w:space="0" w:color="548DD4" w:themeColor="text2" w:themeTint="99"/>
                     <w:left w:val="single" w:sz="18" w:space="0" w:color="548DD4" w:themeColor="text2" w:themeTint="99"/>
@@ -8308,7 +8386,7 @@
               </w:tc>
               <w:tc>
                 <w:tcPr>
-                  <w:tcW w:w="5163" w:type="dxa"/>
+                  <w:tcW w:w="5295" w:type="dxa"/>
                   <w:tcBorders>
                     <w:top w:val="single" w:sz="18" w:space="0" w:color="548DD4" w:themeColor="text2" w:themeTint="99"/>
                     <w:left w:val="single" w:sz="18" w:space="0" w:color="548DD4" w:themeColor="text2" w:themeTint="99"/>
@@ -8334,7 +8412,7 @@
               <w:tc>
                 <w:tcPr>
                   <w:cnfStyle w:val="001000000000" w:firstRow="0" w:lastRow="0" w:firstColumn="1" w:lastColumn="0" w:oddVBand="0" w:evenVBand="0" w:oddHBand="0" w:evenHBand="0" w:firstRowFirstColumn="0" w:firstRowLastColumn="0" w:lastRowFirstColumn="0" w:lastRowLastColumn="0"/>
-                  <w:tcW w:w="5042" w:type="dxa"/>
+                  <w:tcW w:w="5243" w:type="dxa"/>
                   <w:tcBorders>
                     <w:top w:val="single" w:sz="18" w:space="0" w:color="548DD4" w:themeColor="text2" w:themeTint="99"/>
                     <w:left w:val="single" w:sz="18" w:space="0" w:color="548DD4" w:themeColor="text2" w:themeTint="99"/>
@@ -8350,7 +8428,7 @@
               </w:tc>
               <w:tc>
                 <w:tcPr>
-                  <w:tcW w:w="5163" w:type="dxa"/>
+                  <w:tcW w:w="5295" w:type="dxa"/>
                   <w:tcBorders>
                     <w:top w:val="single" w:sz="18" w:space="0" w:color="548DD4" w:themeColor="text2" w:themeTint="99"/>
                     <w:left w:val="single" w:sz="18" w:space="0" w:color="548DD4" w:themeColor="text2" w:themeTint="99"/>
@@ -8375,7 +8453,7 @@
               <w:tc>
                 <w:tcPr>
                   <w:cnfStyle w:val="001000000000" w:firstRow="0" w:lastRow="0" w:firstColumn="1" w:lastColumn="0" w:oddVBand="0" w:evenVBand="0" w:oddHBand="0" w:evenHBand="0" w:firstRowFirstColumn="0" w:firstRowLastColumn="0" w:lastRowFirstColumn="0" w:lastRowLastColumn="0"/>
-                  <w:tcW w:w="5042" w:type="dxa"/>
+                  <w:tcW w:w="5243" w:type="dxa"/>
                   <w:tcBorders>
                     <w:top w:val="single" w:sz="18" w:space="0" w:color="548DD4" w:themeColor="text2" w:themeTint="99"/>
                     <w:left w:val="single" w:sz="18" w:space="0" w:color="548DD4" w:themeColor="text2" w:themeTint="99"/>
@@ -8391,7 +8469,7 @@
               </w:tc>
               <w:tc>
                 <w:tcPr>
-                  <w:tcW w:w="5163" w:type="dxa"/>
+                  <w:tcW w:w="5295" w:type="dxa"/>
                   <w:tcBorders>
                     <w:top w:val="single" w:sz="18" w:space="0" w:color="548DD4" w:themeColor="text2" w:themeTint="99"/>
                     <w:left w:val="single" w:sz="18" w:space="0" w:color="548DD4" w:themeColor="text2" w:themeTint="99"/>
@@ -8417,7 +8495,7 @@
               <w:tc>
                 <w:tcPr>
                   <w:cnfStyle w:val="001000000000" w:firstRow="0" w:lastRow="0" w:firstColumn="1" w:lastColumn="0" w:oddVBand="0" w:evenVBand="0" w:oddHBand="0" w:evenHBand="0" w:firstRowFirstColumn="0" w:firstRowLastColumn="0" w:lastRowFirstColumn="0" w:lastRowLastColumn="0"/>
-                  <w:tcW w:w="5042" w:type="dxa"/>
+                  <w:tcW w:w="5243" w:type="dxa"/>
                   <w:tcBorders>
                     <w:top w:val="single" w:sz="18" w:space="0" w:color="548DD4" w:themeColor="text2" w:themeTint="99"/>
                     <w:left w:val="single" w:sz="18" w:space="0" w:color="548DD4" w:themeColor="text2" w:themeTint="99"/>
@@ -8433,7 +8511,7 @@
               </w:tc>
               <w:tc>
                 <w:tcPr>
-                  <w:tcW w:w="5163" w:type="dxa"/>
+                  <w:tcW w:w="5295" w:type="dxa"/>
                   <w:tcBorders>
                     <w:top w:val="single" w:sz="18" w:space="0" w:color="548DD4" w:themeColor="text2" w:themeTint="99"/>
                     <w:left w:val="single" w:sz="18" w:space="0" w:color="548DD4" w:themeColor="text2" w:themeTint="99"/>
@@ -8458,7 +8536,7 @@
               <w:tc>
                 <w:tcPr>
                   <w:cnfStyle w:val="001000000000" w:firstRow="0" w:lastRow="0" w:firstColumn="1" w:lastColumn="0" w:oddVBand="0" w:evenVBand="0" w:oddHBand="0" w:evenHBand="0" w:firstRowFirstColumn="0" w:firstRowLastColumn="0" w:lastRowFirstColumn="0" w:lastRowLastColumn="0"/>
-                  <w:tcW w:w="5042" w:type="dxa"/>
+                  <w:tcW w:w="5243" w:type="dxa"/>
                   <w:tcBorders>
                     <w:top w:val="single" w:sz="18" w:space="0" w:color="548DD4" w:themeColor="text2" w:themeTint="99"/>
                     <w:left w:val="single" w:sz="18" w:space="0" w:color="548DD4" w:themeColor="text2" w:themeTint="99"/>
@@ -8474,7 +8552,7 @@
               </w:tc>
               <w:tc>
                 <w:tcPr>
-                  <w:tcW w:w="5163" w:type="dxa"/>
+                  <w:tcW w:w="5295" w:type="dxa"/>
                   <w:tcBorders>
                     <w:top w:val="single" w:sz="18" w:space="0" w:color="548DD4" w:themeColor="text2" w:themeTint="99"/>
                     <w:left w:val="single" w:sz="18" w:space="0" w:color="548DD4" w:themeColor="text2" w:themeTint="99"/>
@@ -8500,7 +8578,7 @@
               <w:tc>
                 <w:tcPr>
                   <w:cnfStyle w:val="001000000000" w:firstRow="0" w:lastRow="0" w:firstColumn="1" w:lastColumn="0" w:oddVBand="0" w:evenVBand="0" w:oddHBand="0" w:evenHBand="0" w:firstRowFirstColumn="0" w:firstRowLastColumn="0" w:lastRowFirstColumn="0" w:lastRowLastColumn="0"/>
-                  <w:tcW w:w="5042" w:type="dxa"/>
+                  <w:tcW w:w="5243" w:type="dxa"/>
                   <w:tcBorders>
                     <w:top w:val="single" w:sz="18" w:space="0" w:color="548DD4" w:themeColor="text2" w:themeTint="99"/>
                     <w:left w:val="single" w:sz="18" w:space="0" w:color="548DD4" w:themeColor="text2" w:themeTint="99"/>
@@ -8516,7 +8594,7 @@
               </w:tc>
               <w:tc>
                 <w:tcPr>
-                  <w:tcW w:w="5163" w:type="dxa"/>
+                  <w:tcW w:w="5295" w:type="dxa"/>
                   <w:tcBorders>
                     <w:top w:val="single" w:sz="18" w:space="0" w:color="548DD4" w:themeColor="text2" w:themeTint="99"/>
                     <w:left w:val="single" w:sz="18" w:space="0" w:color="548DD4" w:themeColor="text2" w:themeTint="99"/>
@@ -8541,7 +8619,7 @@
               <w:tc>
                 <w:tcPr>
                   <w:cnfStyle w:val="001000000000" w:firstRow="0" w:lastRow="0" w:firstColumn="1" w:lastColumn="0" w:oddVBand="0" w:evenVBand="0" w:oddHBand="0" w:evenHBand="0" w:firstRowFirstColumn="0" w:firstRowLastColumn="0" w:lastRowFirstColumn="0" w:lastRowLastColumn="0"/>
-                  <w:tcW w:w="5042" w:type="dxa"/>
+                  <w:tcW w:w="5243" w:type="dxa"/>
                   <w:tcBorders>
                     <w:top w:val="single" w:sz="18" w:space="0" w:color="548DD4" w:themeColor="text2" w:themeTint="99"/>
                     <w:left w:val="single" w:sz="18" w:space="0" w:color="548DD4" w:themeColor="text2" w:themeTint="99"/>
@@ -8557,7 +8635,7 @@
               </w:tc>
               <w:tc>
                 <w:tcPr>
-                  <w:tcW w:w="5163" w:type="dxa"/>
+                  <w:tcW w:w="5295" w:type="dxa"/>
                   <w:tcBorders>
                     <w:top w:val="single" w:sz="18" w:space="0" w:color="548DD4" w:themeColor="text2" w:themeTint="99"/>
                     <w:left w:val="single" w:sz="18" w:space="0" w:color="548DD4" w:themeColor="text2" w:themeTint="99"/>
@@ -8583,7 +8661,7 @@
               <w:tc>
                 <w:tcPr>
                   <w:cnfStyle w:val="001000000000" w:firstRow="0" w:lastRow="0" w:firstColumn="1" w:lastColumn="0" w:oddVBand="0" w:evenVBand="0" w:oddHBand="0" w:evenHBand="0" w:firstRowFirstColumn="0" w:firstRowLastColumn="0" w:lastRowFirstColumn="0" w:lastRowLastColumn="0"/>
-                  <w:tcW w:w="5042" w:type="dxa"/>
+                  <w:tcW w:w="5243" w:type="dxa"/>
                   <w:tcBorders>
                     <w:top w:val="single" w:sz="18" w:space="0" w:color="548DD4" w:themeColor="text2" w:themeTint="99"/>
                     <w:left w:val="single" w:sz="18" w:space="0" w:color="548DD4" w:themeColor="text2" w:themeTint="99"/>
@@ -8599,7 +8677,7 @@
               </w:tc>
               <w:tc>
                 <w:tcPr>
-                  <w:tcW w:w="5163" w:type="dxa"/>
+                  <w:tcW w:w="5295" w:type="dxa"/>
                   <w:tcBorders>
                     <w:top w:val="single" w:sz="18" w:space="0" w:color="548DD4" w:themeColor="text2" w:themeTint="99"/>
                     <w:left w:val="single" w:sz="18" w:space="0" w:color="548DD4" w:themeColor="text2" w:themeTint="99"/>
@@ -8641,7 +8719,7 @@
         <w:tblLook w:val="04A0" w:firstRow="1" w:lastRow="0" w:firstColumn="1" w:lastColumn="0" w:noHBand="0" w:noVBand="1"/>
       </w:tblPr>
       <w:tblGrid>
-        <w:gridCol w:w="10467"/>
+        <w:gridCol w:w="10800"/>
       </w:tblGrid>
       <w:tr>
         <w:tc>
@@ -8652,9 +8730,8 @@
             <w:pPr>
               <w:pStyle w:val="Heading1"/>
             </w:pPr>
-            <w:bookmarkStart w:id="7" w:name="_Toc231893790"/>
+            <w:bookmarkStart w:id="7" w:name="_Toc232074389"/>
             <w:r>
-              <w:lastRenderedPageBreak/>
               <w:t>Units</w:t>
             </w:r>
             <w:bookmarkEnd w:id="7"/>
@@ -8666,8 +8743,8 @@
               <w:tblLook w:val="0480" w:firstRow="0" w:lastRow="0" w:firstColumn="1" w:lastColumn="0" w:noHBand="0" w:noVBand="1"/>
             </w:tblPr>
             <w:tblGrid>
-              <w:gridCol w:w="5074"/>
-              <w:gridCol w:w="5131"/>
+              <w:gridCol w:w="5257"/>
+              <w:gridCol w:w="5281"/>
             </w:tblGrid>
             <w:tr>
               <w:trPr>
@@ -8677,7 +8754,7 @@
               <w:tc>
                 <w:tcPr>
                   <w:cnfStyle w:val="001000000000" w:firstRow="0" w:lastRow="0" w:firstColumn="1" w:lastColumn="0" w:oddVBand="0" w:evenVBand="0" w:oddHBand="0" w:evenHBand="0" w:firstRowFirstColumn="0" w:firstRowLastColumn="0" w:lastRowFirstColumn="0" w:lastRowLastColumn="0"/>
-                  <w:tcW w:w="5074" w:type="dxa"/>
+                  <w:tcW w:w="5257" w:type="dxa"/>
                   <w:tcBorders>
                     <w:top w:val="single" w:sz="18" w:space="0" w:color="548DD4" w:themeColor="text2" w:themeTint="99"/>
                     <w:left w:val="single" w:sz="18" w:space="0" w:color="548DD4" w:themeColor="text2" w:themeTint="99"/>
@@ -8693,7 +8770,7 @@
               </w:tc>
               <w:tc>
                 <w:tcPr>
-                  <w:tcW w:w="5131" w:type="dxa"/>
+                  <w:tcW w:w="5281" w:type="dxa"/>
                   <w:tcBorders>
                     <w:top w:val="single" w:sz="18" w:space="0" w:color="548DD4" w:themeColor="text2" w:themeTint="99"/>
                     <w:left w:val="single" w:sz="18" w:space="0" w:color="548DD4" w:themeColor="text2" w:themeTint="99"/>
@@ -8718,7 +8795,7 @@
               <w:tc>
                 <w:tcPr>
                   <w:cnfStyle w:val="001000000000" w:firstRow="0" w:lastRow="0" w:firstColumn="1" w:lastColumn="0" w:oddVBand="0" w:evenVBand="0" w:oddHBand="0" w:evenHBand="0" w:firstRowFirstColumn="0" w:firstRowLastColumn="0" w:lastRowFirstColumn="0" w:lastRowLastColumn="0"/>
-                  <w:tcW w:w="5074" w:type="dxa"/>
+                  <w:tcW w:w="5257" w:type="dxa"/>
                   <w:tcBorders>
                     <w:top w:val="single" w:sz="18" w:space="0" w:color="548DD4" w:themeColor="text2" w:themeTint="99"/>
                     <w:left w:val="single" w:sz="18" w:space="0" w:color="548DD4" w:themeColor="text2" w:themeTint="99"/>
@@ -8734,7 +8811,7 @@
               </w:tc>
               <w:tc>
                 <w:tcPr>
-                  <w:tcW w:w="5131" w:type="dxa"/>
+                  <w:tcW w:w="5281" w:type="dxa"/>
                   <w:tcBorders>
                     <w:top w:val="single" w:sz="18" w:space="0" w:color="548DD4" w:themeColor="text2" w:themeTint="99"/>
                     <w:left w:val="single" w:sz="18" w:space="0" w:color="548DD4" w:themeColor="text2" w:themeTint="99"/>
@@ -8760,7 +8837,7 @@
               <w:tc>
                 <w:tcPr>
                   <w:cnfStyle w:val="001000000000" w:firstRow="0" w:lastRow="0" w:firstColumn="1" w:lastColumn="0" w:oddVBand="0" w:evenVBand="0" w:oddHBand="0" w:evenHBand="0" w:firstRowFirstColumn="0" w:firstRowLastColumn="0" w:lastRowFirstColumn="0" w:lastRowLastColumn="0"/>
-                  <w:tcW w:w="5074" w:type="dxa"/>
+                  <w:tcW w:w="5257" w:type="dxa"/>
                   <w:tcBorders>
                     <w:top w:val="single" w:sz="18" w:space="0" w:color="548DD4" w:themeColor="text2" w:themeTint="99"/>
                     <w:left w:val="single" w:sz="18" w:space="0" w:color="548DD4" w:themeColor="text2" w:themeTint="99"/>
@@ -8776,7 +8853,7 @@
               </w:tc>
               <w:tc>
                 <w:tcPr>
-                  <w:tcW w:w="5131" w:type="dxa"/>
+                  <w:tcW w:w="5281" w:type="dxa"/>
                   <w:tcBorders>
                     <w:top w:val="single" w:sz="18" w:space="0" w:color="548DD4" w:themeColor="text2" w:themeTint="99"/>
                     <w:left w:val="single" w:sz="18" w:space="0" w:color="548DD4" w:themeColor="text2" w:themeTint="99"/>
@@ -8801,7 +8878,7 @@
               <w:tc>
                 <w:tcPr>
                   <w:cnfStyle w:val="001000000000" w:firstRow="0" w:lastRow="0" w:firstColumn="1" w:lastColumn="0" w:oddVBand="0" w:evenVBand="0" w:oddHBand="0" w:evenHBand="0" w:firstRowFirstColumn="0" w:firstRowLastColumn="0" w:lastRowFirstColumn="0" w:lastRowLastColumn="0"/>
-                  <w:tcW w:w="5074" w:type="dxa"/>
+                  <w:tcW w:w="5257" w:type="dxa"/>
                   <w:tcBorders>
                     <w:top w:val="single" w:sz="18" w:space="0" w:color="548DD4" w:themeColor="text2" w:themeTint="99"/>
                     <w:left w:val="single" w:sz="18" w:space="0" w:color="548DD4" w:themeColor="text2" w:themeTint="99"/>
@@ -8817,7 +8894,7 @@
               </w:tc>
               <w:tc>
                 <w:tcPr>
-                  <w:tcW w:w="5131" w:type="dxa"/>
+                  <w:tcW w:w="5281" w:type="dxa"/>
                   <w:tcBorders>
                     <w:top w:val="single" w:sz="18" w:space="0" w:color="548DD4" w:themeColor="text2" w:themeTint="99"/>
                     <w:left w:val="single" w:sz="18" w:space="0" w:color="548DD4" w:themeColor="text2" w:themeTint="99"/>
@@ -8843,7 +8920,7 @@
               <w:tc>
                 <w:tcPr>
                   <w:cnfStyle w:val="001000000000" w:firstRow="0" w:lastRow="0" w:firstColumn="1" w:lastColumn="0" w:oddVBand="0" w:evenVBand="0" w:oddHBand="0" w:evenHBand="0" w:firstRowFirstColumn="0" w:firstRowLastColumn="0" w:lastRowFirstColumn="0" w:lastRowLastColumn="0"/>
-                  <w:tcW w:w="5074" w:type="dxa"/>
+                  <w:tcW w:w="5257" w:type="dxa"/>
                   <w:tcBorders>
                     <w:top w:val="single" w:sz="18" w:space="0" w:color="548DD4" w:themeColor="text2" w:themeTint="99"/>
                     <w:left w:val="single" w:sz="18" w:space="0" w:color="548DD4" w:themeColor="text2" w:themeTint="99"/>
@@ -8859,7 +8936,7 @@
               </w:tc>
               <w:tc>
                 <w:tcPr>
-                  <w:tcW w:w="5131" w:type="dxa"/>
+                  <w:tcW w:w="5281" w:type="dxa"/>
                   <w:tcBorders>
                     <w:top w:val="single" w:sz="18" w:space="0" w:color="548DD4" w:themeColor="text2" w:themeTint="99"/>
                     <w:left w:val="single" w:sz="18" w:space="0" w:color="548DD4" w:themeColor="text2" w:themeTint="99"/>
@@ -8916,7 +8993,7 @@
             <w:bookmarkStart w:id="8" w:name="_Toc243733144"/>
             <w:bookmarkStart w:id="9" w:name="_Toc245020112"/>
             <w:bookmarkStart w:id="10" w:name="_Toc245020144"/>
-            <w:bookmarkStart w:id="11" w:name="_Toc231893791"/>
+            <w:bookmarkStart w:id="11" w:name="_Toc232074390"/>
             <w:r>
               <w:lastRenderedPageBreak/>
               <w:t>Material Properties</w:t>
@@ -9086,16 +9163,16 @@
                       <w:szCs w:val="20"/>
                     </w:rPr>
                     <w:drawing>
-                      <wp:inline distT="0" distB="0" distL="0" distR="0" wp14:anchorId="6B5FB58A" wp14:editId="71462CC2">
-                        <wp:extent cx="1904365" cy="1523365"/>
+                      <wp:inline distT="0" distB="0" distL="0" distR="0" wp14:anchorId="5B727D0C" wp14:editId="11024ED4">
+                        <wp:extent cx="1904365" cy="1447165"/>
                         <wp:effectExtent l="0" t="0" r="635" b="635"/>
-                        <wp:docPr id="2087004466" name="Picture 11"/>
+                        <wp:docPr id="1910523214" name="Picture 11"/>
                         <wp:cNvGraphicFramePr/>
                         <a:graphic xmlns:a="http://schemas.openxmlformats.org/drawingml/2006/main">
                           <a:graphicData uri="http://schemas.openxmlformats.org/drawingml/2006/picture">
                             <pic:pic xmlns:pic="http://schemas.openxmlformats.org/drawingml/2006/picture">
                               <pic:nvPicPr>
-                                <pic:cNvPr id="2087004466" name=""/>
+                                <pic:cNvPr id="1910523214" name=""/>
                                 <pic:cNvPicPr/>
                               </pic:nvPicPr>
                               <pic:blipFill>
@@ -9113,7 +9190,7 @@
                               <pic:spPr>
                                 <a:xfrm>
                                   <a:off x="0" y="0"/>
-                                  <a:ext cx="1904365" cy="1523365"/>
+                                  <a:ext cx="1904365" cy="1447165"/>
                                 </a:xfrm>
                                 <a:prstGeom prst="rect">
                                   <a:avLst/>
@@ -10057,7 +10134,17 @@
                       <w:sz w:val="20"/>
                       <w:szCs w:val="20"/>
                     </w:rPr>
-                    <w:t>SolidBody 1(Ø13.0 (13) Diameter Hole1)(FEM2P000013056-1/FEM2P000011093-1/FEM2P000009265-2/FEM2P000009740-11),</w:t>
+                    <w:t xml:space="preserve">SolidBody 1(Ø13.0 (13) Diameter </w:t>
+                  </w:r>
+                  <w:r>
+                    <w:rPr>
+                      <w:rStyle w:val="Strong"/>
+                      <w:b w:val="0"/>
+                      <w:sz w:val="20"/>
+                      <w:szCs w:val="20"/>
+                    </w:rPr>
+                    <w:lastRenderedPageBreak/>
+                    <w:t>Hole1)(FEM2P000013056-1/FEM2P000011093-1/FEM2P000009265-2/FEM2P000009740-11),</w:t>
                   </w:r>
                 </w:p>
                 <w:p>
@@ -10077,8 +10164,177 @@
                       <w:sz w:val="20"/>
                       <w:szCs w:val="20"/>
                     </w:rPr>
+                    <w:t>SolidBody 1(Ø13.0 (13) Diameter Hole1)(FEM2P000013056-1/FEM2P000011093-1/FEM2P000009265-2/FEM2P000009740-12),</w:t>
+                  </w:r>
+                </w:p>
+                <w:p>
+                  <w:pPr>
+                    <w:cnfStyle w:val="000000100000" w:firstRow="0" w:lastRow="0" w:firstColumn="0" w:lastColumn="0" w:oddVBand="0" w:evenVBand="0" w:oddHBand="1" w:evenHBand="0" w:firstRowFirstColumn="0" w:firstRowLastColumn="0" w:lastRowFirstColumn="0" w:lastRowLastColumn="0"/>
+                    <w:rPr>
+                      <w:rStyle w:val="Strong"/>
+                      <w:b w:val="0"/>
+                      <w:sz w:val="20"/>
+                      <w:szCs w:val="20"/>
+                    </w:rPr>
+                  </w:pPr>
+                  <w:r>
+                    <w:rPr>
+                      <w:rStyle w:val="Strong"/>
+                      <w:b w:val="0"/>
+                      <w:sz w:val="20"/>
+                      <w:szCs w:val="20"/>
+                    </w:rPr>
+                    <w:t>SolidBody 1(Ø13.0 (13) Diameter Hole1)(FEM2P000013056-1/FEM2P000011093-1/FEM2P000009265-2/FEM2P000009740-25),</w:t>
+                  </w:r>
+                </w:p>
+                <w:p>
+                  <w:pPr>
+                    <w:cnfStyle w:val="000000100000" w:firstRow="0" w:lastRow="0" w:firstColumn="0" w:lastColumn="0" w:oddVBand="0" w:evenVBand="0" w:oddHBand="1" w:evenHBand="0" w:firstRowFirstColumn="0" w:firstRowLastColumn="0" w:lastRowFirstColumn="0" w:lastRowLastColumn="0"/>
+                    <w:rPr>
+                      <w:rStyle w:val="Strong"/>
+                      <w:b w:val="0"/>
+                      <w:sz w:val="20"/>
+                      <w:szCs w:val="20"/>
+                    </w:rPr>
+                  </w:pPr>
+                  <w:r>
+                    <w:rPr>
+                      <w:rStyle w:val="Strong"/>
+                      <w:b w:val="0"/>
+                      <w:sz w:val="20"/>
+                      <w:szCs w:val="20"/>
+                    </w:rPr>
+                    <w:t>SolidBody 1(Ø13.0 (13) Diameter Hole1)(FEM2P000013056-1/FEM2P000011093-1/FEM2P000009265-2/FEM2P000009740-26),</w:t>
+                  </w:r>
+                </w:p>
+                <w:p>
+                  <w:pPr>
+                    <w:cnfStyle w:val="000000100000" w:firstRow="0" w:lastRow="0" w:firstColumn="0" w:lastColumn="0" w:oddVBand="0" w:evenVBand="0" w:oddHBand="1" w:evenHBand="0" w:firstRowFirstColumn="0" w:firstRowLastColumn="0" w:lastRowFirstColumn="0" w:lastRowLastColumn="0"/>
+                    <w:rPr>
+                      <w:rStyle w:val="Strong"/>
+                      <w:b w:val="0"/>
+                      <w:sz w:val="20"/>
+                      <w:szCs w:val="20"/>
+                    </w:rPr>
+                  </w:pPr>
+                  <w:r>
+                    <w:rPr>
+                      <w:rStyle w:val="Strong"/>
+                      <w:b w:val="0"/>
+                      <w:sz w:val="20"/>
+                      <w:szCs w:val="20"/>
+                    </w:rPr>
+                    <w:t>SolidBody 1(Ø13.0 (13) Diameter Hole1)(FEM2P000013056-1/FEM2P000011093-1/FEM2P000009265-2/FEM2P000009740-27),</w:t>
+                  </w:r>
+                </w:p>
+                <w:p>
+                  <w:pPr>
+                    <w:cnfStyle w:val="000000100000" w:firstRow="0" w:lastRow="0" w:firstColumn="0" w:lastColumn="0" w:oddVBand="0" w:evenVBand="0" w:oddHBand="1" w:evenHBand="0" w:firstRowFirstColumn="0" w:firstRowLastColumn="0" w:lastRowFirstColumn="0" w:lastRowLastColumn="0"/>
+                    <w:rPr>
+                      <w:rStyle w:val="Strong"/>
+                      <w:b w:val="0"/>
+                      <w:sz w:val="20"/>
+                      <w:szCs w:val="20"/>
+                    </w:rPr>
+                  </w:pPr>
+                  <w:r>
+                    <w:rPr>
+                      <w:rStyle w:val="Strong"/>
+                      <w:b w:val="0"/>
+                      <w:sz w:val="20"/>
+                      <w:szCs w:val="20"/>
+                    </w:rPr>
+                    <w:t>SolidBody 1(Ø13.0 (13) Diameter Hole1)(FEM2P000013056-1/FEM2P000011093-1/FEM2P000009265-2/FEM2P000009740-28),</w:t>
+                  </w:r>
+                </w:p>
+                <w:p>
+                  <w:pPr>
+                    <w:cnfStyle w:val="000000100000" w:firstRow="0" w:lastRow="0" w:firstColumn="0" w:lastColumn="0" w:oddVBand="0" w:evenVBand="0" w:oddHBand="1" w:evenHBand="0" w:firstRowFirstColumn="0" w:firstRowLastColumn="0" w:lastRowFirstColumn="0" w:lastRowLastColumn="0"/>
+                    <w:rPr>
+                      <w:rStyle w:val="Strong"/>
+                      <w:b w:val="0"/>
+                      <w:sz w:val="20"/>
+                      <w:szCs w:val="20"/>
+                    </w:rPr>
+                  </w:pPr>
+                  <w:r>
+                    <w:rPr>
+                      <w:rStyle w:val="Strong"/>
+                      <w:b w:val="0"/>
+                      <w:sz w:val="20"/>
+                      <w:szCs w:val="20"/>
+                    </w:rPr>
+                    <w:t>SolidBody 1(Ø13.0 (13) Diameter Hole1)(FEM2P000013056-1/FEM2P000011093-1/FEM2P000009265-2/FEM2P000009740-29),</w:t>
+                  </w:r>
+                </w:p>
+                <w:p>
+                  <w:pPr>
+                    <w:cnfStyle w:val="000000100000" w:firstRow="0" w:lastRow="0" w:firstColumn="0" w:lastColumn="0" w:oddVBand="0" w:evenVBand="0" w:oddHBand="1" w:evenHBand="0" w:firstRowFirstColumn="0" w:firstRowLastColumn="0" w:lastRowFirstColumn="0" w:lastRowLastColumn="0"/>
+                    <w:rPr>
+                      <w:rStyle w:val="Strong"/>
+                      <w:b w:val="0"/>
+                      <w:sz w:val="20"/>
+                      <w:szCs w:val="20"/>
+                    </w:rPr>
+                  </w:pPr>
+                  <w:r>
+                    <w:rPr>
+                      <w:rStyle w:val="Strong"/>
+                      <w:b w:val="0"/>
+                      <w:sz w:val="20"/>
+                      <w:szCs w:val="20"/>
+                    </w:rPr>
+                    <w:t>SolidBody 1(Ø13.0 (13) Diameter Hole1)(FEM2P000013056-1/FEM2P000011093-1/FEM2P000009265-2/FEM2P000009740-30),</w:t>
+                  </w:r>
+                </w:p>
+                <w:p>
+                  <w:pPr>
+                    <w:cnfStyle w:val="000000100000" w:firstRow="0" w:lastRow="0" w:firstColumn="0" w:lastColumn="0" w:oddVBand="0" w:evenVBand="0" w:oddHBand="1" w:evenHBand="0" w:firstRowFirstColumn="0" w:firstRowLastColumn="0" w:lastRowFirstColumn="0" w:lastRowLastColumn="0"/>
+                    <w:rPr>
+                      <w:rStyle w:val="Strong"/>
+                      <w:b w:val="0"/>
+                      <w:sz w:val="20"/>
+                      <w:szCs w:val="20"/>
+                    </w:rPr>
+                  </w:pPr>
+                  <w:r>
+                    <w:rPr>
+                      <w:rStyle w:val="Strong"/>
+                      <w:b w:val="0"/>
+                      <w:sz w:val="20"/>
+                      <w:szCs w:val="20"/>
+                    </w:rPr>
+                    <w:t>SolidBody 1(Ø13.0 (13) Diameter Hole1)(FEM2P000013056-1/FEM2P000011093-1/FEM2P000009265-2/FEM2P000009740-31),</w:t>
+                  </w:r>
+                </w:p>
+                <w:p>
+                  <w:pPr>
+                    <w:cnfStyle w:val="000000100000" w:firstRow="0" w:lastRow="0" w:firstColumn="0" w:lastColumn="0" w:oddVBand="0" w:evenVBand="0" w:oddHBand="1" w:evenHBand="0" w:firstRowFirstColumn="0" w:firstRowLastColumn="0" w:lastRowFirstColumn="0" w:lastRowLastColumn="0"/>
+                    <w:rPr>
+                      <w:rStyle w:val="Strong"/>
+                      <w:b w:val="0"/>
+                      <w:sz w:val="20"/>
+                      <w:szCs w:val="20"/>
+                    </w:rPr>
+                  </w:pPr>
+                  <w:r>
+                    <w:rPr>
+                      <w:rStyle w:val="Strong"/>
+                      <w:b w:val="0"/>
+                      <w:sz w:val="20"/>
+                      <w:szCs w:val="20"/>
+                    </w:rPr>
+                    <w:t>SolidBody 1(Ø13.0 (13) Diameter Hole1)(FEM2P000013056-</w:t>
+                  </w:r>
+                  <w:r>
+                    <w:rPr>
+                      <w:rStyle w:val="Strong"/>
+                      <w:b w:val="0"/>
+                      <w:sz w:val="20"/>
+                      <w:szCs w:val="20"/>
+                    </w:rPr>
                     <w:lastRenderedPageBreak/>
-                    <w:t>SolidBody 1(Ø13.0 (13) Diameter Hole1)(FEM2P000013056-1/FEM2P000011093-1/FEM2P000009265-2/FEM2P000009740-12),</w:t>
+                    <w:t>1/FEM2P000011093-1/FEM2P000009265-2/FEM2P000009740-32),</w:t>
                   </w:r>
                 </w:p>
                 <w:p>
@@ -10098,7 +10354,7 @@
                       <w:sz w:val="20"/>
                       <w:szCs w:val="20"/>
                     </w:rPr>
-                    <w:t>SolidBody 1(Ø13.0 (13) Diameter Hole1)(FEM2P000013056-1/FEM2P000011093-1/FEM2P000009265-2/FEM2P000009740-25),</w:t>
+                    <w:t>SolidBody 1(Ø13.0 (13) Diameter Hole1)(FEM2P000013056-1/FEM2P000011093-1/FEM2P000009265-2/FEM2P000009740-33),</w:t>
                   </w:r>
                 </w:p>
                 <w:p>
@@ -10118,7 +10374,7 @@
                       <w:sz w:val="20"/>
                       <w:szCs w:val="20"/>
                     </w:rPr>
-                    <w:t>SolidBody 1(Ø13.0 (13) Diameter Hole1)(FEM2P000013056-1/FEM2P000011093-1/FEM2P000009265-2/FEM2P000009740-26),</w:t>
+                    <w:t>SolidBody 1(Ø13.0 (13) Diameter Hole1)(FEM2P000013056-1/FEM2P000011093-1/FEM2P000009265-2/FEM2P000009740-34),</w:t>
                   </w:r>
                 </w:p>
                 <w:p>
@@ -10138,7 +10394,7 @@
                       <w:sz w:val="20"/>
                       <w:szCs w:val="20"/>
                     </w:rPr>
-                    <w:t>SolidBody 1(Ø13.0 (13) Diameter Hole1)(FEM2P000013056-1/FEM2P000011093-1/FEM2P000009265-2/FEM2P000009740-27),</w:t>
+                    <w:t>SolidBody 1(Ø13.0 (13) Diameter Hole1)(FEM2P000013056-1/FEM2P000011093-1/FEM2P000009265-2/FEM2P000009740-35),</w:t>
                   </w:r>
                 </w:p>
                 <w:p>
@@ -10158,7 +10414,7 @@
                       <w:sz w:val="20"/>
                       <w:szCs w:val="20"/>
                     </w:rPr>
-                    <w:t>SolidBody 1(Ø13.0 (13) Diameter Hole1)(FEM2P000013056-1/FEM2P000011093-1/FEM2P000009265-2/FEM2P000009740-28),</w:t>
+                    <w:t>SolidBody 1(Ø13.0 (13) Diameter Hole1)(FEM2P000013056-1/FEM2P000011093-1/FEM2P000009265-2/FEM2P000009740-36),</w:t>
                   </w:r>
                 </w:p>
                 <w:p>
@@ -10178,7 +10434,7 @@
                       <w:sz w:val="20"/>
                       <w:szCs w:val="20"/>
                     </w:rPr>
-                    <w:t>SolidBody 1(Ø13.0 (13) Diameter Hole1)(FEM2P000013056-1/FEM2P000011093-1/FEM2P000009265-2/FEM2P000009740-29),</w:t>
+                    <w:t>SolidBody 1(Ø13.0 (13) Diameter Hole1)(FEM2P000013056-1/FEM2P000011093-1/FEM2P000009265-2/FEM2P000009740-8),</w:t>
                   </w:r>
                 </w:p>
                 <w:p>
@@ -10198,7 +10454,7 @@
                       <w:sz w:val="20"/>
                       <w:szCs w:val="20"/>
                     </w:rPr>
-                    <w:t>SolidBody 1(Ø13.0 (13) Diameter Hole1)(FEM2P000013056-1/FEM2P000011093-1/FEM2P000009265-2/FEM2P000009740-30),</w:t>
+                    <w:t>SolidBody 1(Ø13.0 (13) Diameter Hole1)(FEM2P000013056-1/FEM2P000011093-1/FEM2P000009265-2/FEM2P000009740-9),</w:t>
                   </w:r>
                 </w:p>
                 <w:p>
@@ -10218,7 +10474,7 @@
                       <w:sz w:val="20"/>
                       <w:szCs w:val="20"/>
                     </w:rPr>
-                    <w:t>SolidBody 1(Ø13.0 (13) Diameter Hole1)(FEM2P000013056-1/FEM2P000011093-1/FEM2P000009265-2/FEM2P000009740-31),</w:t>
+                    <w:t>SolidBody 1(Fillet2)(FEM2P000013056-1/FEM2P000011093-1/FEM2P000009265-2/FEM2P000009771-6),</w:t>
                   </w:r>
                 </w:p>
                 <w:p>
@@ -10238,7 +10494,7 @@
                       <w:sz w:val="20"/>
                       <w:szCs w:val="20"/>
                     </w:rPr>
-                    <w:t>SolidBody 1(Ø13.0 (13) Diameter Hole1)(FEM2P000013056-1/FEM2P000011093-1/FEM2P000009265-2/FEM2P000009740-32),</w:t>
+                    <w:t>SolidBody 1(Fillet1)(FEM2P000013056-1/FEM2P000011093-1/FEM2P000009265-2/FEM2P000010101-1),</w:t>
                   </w:r>
                 </w:p>
                 <w:p>
@@ -10258,7 +10514,7 @@
                       <w:sz w:val="20"/>
                       <w:szCs w:val="20"/>
                     </w:rPr>
-                    <w:t>SolidBody 1(Ø13.0 (13) Diameter Hole1)(FEM2P000013056-1/FEM2P000011093-1/FEM2P000009265-2/FEM2P000009740-33),</w:t>
+                    <w:t>SolidBody 1(Fillet1)(FEM2P000013056-1/FEM2P000011093-1/FEM2P000009265-2/FEM2P000010101-2),</w:t>
                   </w:r>
                 </w:p>
                 <w:p>
@@ -10279,7 +10535,7 @@
                       <w:szCs w:val="20"/>
                     </w:rPr>
                     <w:lastRenderedPageBreak/>
-                    <w:t>SolidBody 1(Ø13.0 (13) Diameter Hole1)(FEM2P000013056-1/FEM2P000011093-1/FEM2P000009265-2/FEM2P000009740-34),</w:t>
+                    <w:t>SolidBody 1(Fillet1)(FEM2P000013056-1/FEM2P000011093-1/FEM2P000009265-2/FEM2P000010101-3),</w:t>
                   </w:r>
                 </w:p>
                 <w:p>
@@ -10299,7 +10555,7 @@
                       <w:sz w:val="20"/>
                       <w:szCs w:val="20"/>
                     </w:rPr>
-                    <w:t>SolidBody 1(Ø13.0 (13) Diameter Hole1)(FEM2P000013056-1/FEM2P000011093-1/FEM2P000009265-2/FEM2P000009740-35),</w:t>
+                    <w:t>SolidBody 1(Fillet1)(FEM2P000013056-1/FEM2P000011093-1/FEM2P000009265-2/FEM2P000010101-4),</w:t>
                   </w:r>
                 </w:p>
                 <w:p>
@@ -10319,7 +10575,7 @@
                       <w:sz w:val="20"/>
                       <w:szCs w:val="20"/>
                     </w:rPr>
-                    <w:t>SolidBody 1(Ø13.0 (13) Diameter Hole1)(FEM2P000013056-1/FEM2P000011093-1/FEM2P000009265-2/FEM2P000009740-36),</w:t>
+                    <w:t>SolidBody 1(Ø13.0 (13) Diameter Slot2)(FEM2P000013056-1/FEM2P000011093-1/FEM2P000009265-2/FEM2P000010107-1),</w:t>
                   </w:r>
                 </w:p>
                 <w:p>
@@ -10339,7 +10595,7 @@
                       <w:sz w:val="20"/>
                       <w:szCs w:val="20"/>
                     </w:rPr>
-                    <w:t>SolidBody 1(Ø13.0 (13) Diameter Hole1)(FEM2P000013056-1/FEM2P000011093-1/FEM2P000009265-2/FEM2P000009740-8),</w:t>
+                    <w:t>SolidBody 1(Ø13.0 (13) Diameter Slot2)(FEM2P000013056-1/FEM2P000011093-1/FEM2P000009265-2/FEM2P000010107-2),</w:t>
                   </w:r>
                 </w:p>
                 <w:p>
@@ -10359,7 +10615,7 @@
                       <w:sz w:val="20"/>
                       <w:szCs w:val="20"/>
                     </w:rPr>
-                    <w:t>SolidBody 1(Ø13.0 (13) Diameter Hole1)(FEM2P000013056-1/FEM2P000011093-1/FEM2P000009265-2/FEM2P000009740-9),</w:t>
+                    <w:t>SolidBody 1(Ø13.0 (13) Diameter Slot2)(FEM2P000013056-1/FEM2P000011093-1/FEM2P000009265-2/FEM2P000010107-3),</w:t>
                   </w:r>
                 </w:p>
                 <w:p>
@@ -10379,7 +10635,7 @@
                       <w:sz w:val="20"/>
                       <w:szCs w:val="20"/>
                     </w:rPr>
-                    <w:t>SolidBody 1(Fillet2)(FEM2P000013056-1/FEM2P000011093-1/FEM2P000009265-2/FEM2P000009771-6),</w:t>
+                    <w:t>SolidBody 1(Fillet1)(FEM2P000013056-1/FEM2P000011093-1/FEM2P000009265-2/FEM2P000010211-1),</w:t>
                   </w:r>
                 </w:p>
                 <w:p>
@@ -10399,7 +10655,7 @@
                       <w:sz w:val="20"/>
                       <w:szCs w:val="20"/>
                     </w:rPr>
-                    <w:t>SolidBody 1(Fillet1)(FEM2P000013056-1/FEM2P000011093-1/FEM2P000009265-2/FEM2P000010101-1),</w:t>
+                    <w:t>SolidBody 1(Fillet1)(FEM2P000013056-1/FEM2P000011093-1/FEM2P000009265-2/FEM2P000010211-2),</w:t>
                   </w:r>
                 </w:p>
                 <w:p>
@@ -10419,7 +10675,7 @@
                       <w:sz w:val="20"/>
                       <w:szCs w:val="20"/>
                     </w:rPr>
-                    <w:t>SolidBody 1(Fillet1)(FEM2P000013056-1/FEM2P000011093-1/FEM2P000009265-2/FEM2P000010101-2),</w:t>
+                    <w:t>SolidBody 1(Fillet1)(FEM2P000013056-1/FEM2P000011093-1/FEM2P000009265-2/FEM2P000010211-3),</w:t>
                   </w:r>
                 </w:p>
                 <w:p>
@@ -10439,7 +10695,7 @@
                       <w:sz w:val="20"/>
                       <w:szCs w:val="20"/>
                     </w:rPr>
-                    <w:t>SolidBody 1(Fillet1)(FEM2P000013056-1/FEM2P000011093-1/FEM2P000009265-2/FEM2P000010101-3),</w:t>
+                    <w:t>SolidBody 1(Fillet1)(FEM2P000013056-1/FEM2P000011093-1/FEM2P000009265-2/FEM2P000010211-4),</w:t>
                   </w:r>
                 </w:p>
                 <w:p>
@@ -10459,7 +10715,7 @@
                       <w:sz w:val="20"/>
                       <w:szCs w:val="20"/>
                     </w:rPr>
-                    <w:t>SolidBody 1(Fillet1)(FEM2P000013056-1/FEM2P000011093-1/FEM2P000009265-2/FEM2P000010101-4),</w:t>
+                    <w:t>SolidBody 1(Fillet1)(FEM2P000013056-1/FEM2P000011093-1/FEM2P000009265-2/FEM2P000010211-5),</w:t>
                   </w:r>
                 </w:p>
                 <w:p>
@@ -10479,7 +10735,7 @@
                       <w:sz w:val="20"/>
                       <w:szCs w:val="20"/>
                     </w:rPr>
-                    <w:t>SolidBody 1(Ø13.0 (13) Diameter Slot2)(FEM2P000013056-1/FEM2P000011093-</w:t>
+                    <w:t>SolidBody 1(Fillet1)(FEM2P000013056-</w:t>
                   </w:r>
                   <w:r>
                     <w:rPr>
@@ -10489,7 +10745,7 @@
                       <w:szCs w:val="20"/>
                     </w:rPr>
                     <w:lastRenderedPageBreak/>
-                    <w:t>1/FEM2P000009265-2/FEM2P000010107-1),</w:t>
+                    <w:t>1/FEM2P000011093-1/FEM2P000009265-2/FEM2P000010211-6),</w:t>
                   </w:r>
                 </w:p>
                 <w:p>
@@ -10509,7 +10765,7 @@
                       <w:sz w:val="20"/>
                       <w:szCs w:val="20"/>
                     </w:rPr>
-                    <w:t>SolidBody 1(Ø13.0 (13) Diameter Slot2)(FEM2P000013056-1/FEM2P000011093-1/FEM2P000009265-2/FEM2P000010107-2),</w:t>
+                    <w:t>SolidBody 1(Fillet1)(FEM2P000013056-1/FEM2P000011093-1/FEM2P000009265-2/FEM2P000010211-7),</w:t>
                   </w:r>
                 </w:p>
                 <w:p>
@@ -10529,7 +10785,7 @@
                       <w:sz w:val="20"/>
                       <w:szCs w:val="20"/>
                     </w:rPr>
-                    <w:t>SolidBody 1(Ø13.0 (13) Diameter Slot2)(FEM2P000013056-1/FEM2P000011093-1/FEM2P000009265-2/FEM2P000010107-3),</w:t>
+                    <w:t>SolidBody 1(Fillet1)(FEM2P000013056-1/FEM2P000011093-1/FEM2P000009265-2/FEM2P000010211-8),</w:t>
                   </w:r>
                 </w:p>
                 <w:p>
@@ -10549,7 +10805,7 @@
                       <w:sz w:val="20"/>
                       <w:szCs w:val="20"/>
                     </w:rPr>
-                    <w:t>SolidBody 1(Fillet1)(FEM2P000013056-1/FEM2P000011093-1/FEM2P000009265-2/FEM2P000010211-1),</w:t>
+                    <w:t>SolidBody 1(Fillet1)(FEM2P000013056-1/FEM2P000011093-1/FEM2P000009265-2/FEM2P000010211-9),</w:t>
                   </w:r>
                 </w:p>
                 <w:p>
@@ -10569,7 +10825,7 @@
                       <w:sz w:val="20"/>
                       <w:szCs w:val="20"/>
                     </w:rPr>
-                    <w:t>SolidBody 1(Fillet1)(FEM2P000013056-1/FEM2P000011093-1/FEM2P000009265-2/FEM2P000010211-2),</w:t>
+                    <w:t>SolidBody 1(Fillet1)(FEM2P000013056-1/FEM2P000011093-1/FEM2P000009265-2/FEM2P000010232-7),</w:t>
                   </w:r>
                 </w:p>
                 <w:p>
@@ -10589,7 +10845,7 @@
                       <w:sz w:val="20"/>
                       <w:szCs w:val="20"/>
                     </w:rPr>
-                    <w:t>SolidBody 1(Fillet1)(FEM2P000013056-1/FEM2P000011093-1/FEM2P000009265-2/FEM2P000010211-3),</w:t>
+                    <w:t>SolidBody 1(Fillet1)(FEM2P000013056-1/FEM2P000011093-1/FEM2P000009265-2/FEM2P000010232-8),</w:t>
                   </w:r>
                 </w:p>
                 <w:p>
@@ -10609,7 +10865,7 @@
                       <w:sz w:val="20"/>
                       <w:szCs w:val="20"/>
                     </w:rPr>
-                    <w:t>SolidBody 1(Fillet1)(FEM2P000013056-1/FEM2P000011093-1/FEM2P000009265-2/FEM2P000010211-4),</w:t>
+                    <w:t>SolidBody 1(Ø10.0 (10) Diameter Slot1)(FEM2P000013056-1/FEM2P000011093-1/FEM2P000009265-2/FEM2P000010259-103),</w:t>
                   </w:r>
                 </w:p>
                 <w:p>
@@ -10629,7 +10885,7 @@
                       <w:sz w:val="20"/>
                       <w:szCs w:val="20"/>
                     </w:rPr>
-                    <w:t>SolidBody 1(Fillet1)(FEM2P000013056-1/FEM2P000011093-1/FEM2P000009265-2/FEM2P000010211-5),</w:t>
+                    <w:t>SolidBody 1(Ø10.0 (10) Diameter Slot1)(FEM2P000013056-1/FEM2P000011093-1/FEM2P000009265-2/FEM2P000010259-110),</w:t>
                   </w:r>
                 </w:p>
                 <w:p>
@@ -10649,7 +10905,7 @@
                       <w:sz w:val="20"/>
                       <w:szCs w:val="20"/>
                     </w:rPr>
-                    <w:t>SolidBody 1(Fillet1)(FEM2P000013056-1/FEM2P000011093-1/FEM2P000009265-2/FEM2P000010211-6),</w:t>
+                    <w:t>SolidBody 1(Ø10.0 (10) Diameter Slot1)(FEM2P000013056-1/FEM2P000011093-1/FEM2P000009265-2/FEM2P000010259-32),</w:t>
                   </w:r>
                 </w:p>
                 <w:p>
@@ -10669,7 +10925,7 @@
                       <w:sz w:val="20"/>
                       <w:szCs w:val="20"/>
                     </w:rPr>
-                    <w:t>SolidBody 1(Fillet1)(FEM2P000013056-1/FEM2P000011093-1/FEM2P000009265-2/FEM2P000010211-7),</w:t>
+                    <w:t>SolidBody 1(Ø10.0 (10) Diameter Slot1)(FEM2P000013056-1/FEM2P000011093-1/FEM2P000009265-2/FEM2P000010259-79),</w:t>
                   </w:r>
                 </w:p>
                 <w:p>
@@ -10689,7 +10945,17 @@
                       <w:sz w:val="20"/>
                       <w:szCs w:val="20"/>
                     </w:rPr>
-                    <w:t>SolidBody 1(Fillet1)(FEM2P000013056-1/FEM2P000011093-1/FEM2P000009265-2/FEM2P000010211-8),</w:t>
+                    <w:t>SolidBody 1(Ø10.0 (10) Diameter Slot1)(FEM2P000013056-</w:t>
+                  </w:r>
+                  <w:r>
+                    <w:rPr>
+                      <w:rStyle w:val="Strong"/>
+                      <w:b w:val="0"/>
+                      <w:sz w:val="20"/>
+                      <w:szCs w:val="20"/>
+                    </w:rPr>
+                    <w:lastRenderedPageBreak/>
+                    <w:t>1/FEM2P000011093-1/FEM2P000009265-2/FEM2P000010259-80),</w:t>
                   </w:r>
                 </w:p>
                 <w:p>
@@ -10709,7 +10975,7 @@
                       <w:sz w:val="20"/>
                       <w:szCs w:val="20"/>
                     </w:rPr>
-                    <w:t>SolidBody 1(Fillet1)(FEM2P000013056-1/FEM2P000011093-1/FEM2P000009265-2/FEM2P000010211-9),</w:t>
+                    <w:t>SolidBody 1(Ø10.0 (10) Diameter Slot1)(FEM2P000013056-1/FEM2P000011093-1/FEM2P000009265-2/FEM2P000010259-81),</w:t>
                   </w:r>
                 </w:p>
                 <w:p>
@@ -10729,8 +10995,157 @@
                       <w:sz w:val="20"/>
                       <w:szCs w:val="20"/>
                     </w:rPr>
+                    <w:t>SolidBody 1(Ø10.0 (10) Diameter Slot1)(FEM2P000013056-1/FEM2P000011093-1/FEM2P000009265-2/FEM2P000010259-89),</w:t>
+                  </w:r>
+                </w:p>
+                <w:p>
+                  <w:pPr>
+                    <w:cnfStyle w:val="000000100000" w:firstRow="0" w:lastRow="0" w:firstColumn="0" w:lastColumn="0" w:oddVBand="0" w:evenVBand="0" w:oddHBand="1" w:evenHBand="0" w:firstRowFirstColumn="0" w:firstRowLastColumn="0" w:lastRowFirstColumn="0" w:lastRowLastColumn="0"/>
+                    <w:rPr>
+                      <w:rStyle w:val="Strong"/>
+                      <w:b w:val="0"/>
+                      <w:sz w:val="20"/>
+                      <w:szCs w:val="20"/>
+                    </w:rPr>
+                  </w:pPr>
+                  <w:r>
+                    <w:rPr>
+                      <w:rStyle w:val="Strong"/>
+                      <w:b w:val="0"/>
+                      <w:sz w:val="20"/>
+                      <w:szCs w:val="20"/>
+                    </w:rPr>
+                    <w:t>SolidBody 1(Ø10.0 (10) Diameter Slot1)(FEM2P000013056-1/FEM2P000011093-1/FEM2P000009265-2/FEM2P000010259-96),</w:t>
+                  </w:r>
+                </w:p>
+                <w:p>
+                  <w:pPr>
+                    <w:cnfStyle w:val="000000100000" w:firstRow="0" w:lastRow="0" w:firstColumn="0" w:lastColumn="0" w:oddVBand="0" w:evenVBand="0" w:oddHBand="1" w:evenHBand="0" w:firstRowFirstColumn="0" w:firstRowLastColumn="0" w:lastRowFirstColumn="0" w:lastRowLastColumn="0"/>
+                    <w:rPr>
+                      <w:rStyle w:val="Strong"/>
+                      <w:b w:val="0"/>
+                      <w:sz w:val="20"/>
+                      <w:szCs w:val="20"/>
+                    </w:rPr>
+                  </w:pPr>
+                  <w:r>
+                    <w:rPr>
+                      <w:rStyle w:val="Strong"/>
+                      <w:b w:val="0"/>
+                      <w:sz w:val="20"/>
+                      <w:szCs w:val="20"/>
+                    </w:rPr>
+                    <w:t>SolidBody 1(Ø13.0 (13) Diameter Hole1)(FEM2P000013056-1/FEM2P000011093-1/FEM2P000009265-2/FEM2P000010268-44),</w:t>
+                  </w:r>
+                </w:p>
+                <w:p>
+                  <w:pPr>
+                    <w:cnfStyle w:val="000000100000" w:firstRow="0" w:lastRow="0" w:firstColumn="0" w:lastColumn="0" w:oddVBand="0" w:evenVBand="0" w:oddHBand="1" w:evenHBand="0" w:firstRowFirstColumn="0" w:firstRowLastColumn="0" w:lastRowFirstColumn="0" w:lastRowLastColumn="0"/>
+                    <w:rPr>
+                      <w:rStyle w:val="Strong"/>
+                      <w:b w:val="0"/>
+                      <w:sz w:val="20"/>
+                      <w:szCs w:val="20"/>
+                    </w:rPr>
+                  </w:pPr>
+                  <w:r>
+                    <w:rPr>
+                      <w:rStyle w:val="Strong"/>
+                      <w:b w:val="0"/>
+                      <w:sz w:val="20"/>
+                      <w:szCs w:val="20"/>
+                    </w:rPr>
+                    <w:t>SolidBody 1(Ø13.0 (13) Diameter Hole1)(FEM2P000013056-1/FEM2P000011093-1/FEM2P000009265-2/FEM2P000010268-45),</w:t>
+                  </w:r>
+                </w:p>
+                <w:p>
+                  <w:pPr>
+                    <w:cnfStyle w:val="000000100000" w:firstRow="0" w:lastRow="0" w:firstColumn="0" w:lastColumn="0" w:oddVBand="0" w:evenVBand="0" w:oddHBand="1" w:evenHBand="0" w:firstRowFirstColumn="0" w:firstRowLastColumn="0" w:lastRowFirstColumn="0" w:lastRowLastColumn="0"/>
+                    <w:rPr>
+                      <w:rStyle w:val="Strong"/>
+                      <w:b w:val="0"/>
+                      <w:sz w:val="20"/>
+                      <w:szCs w:val="20"/>
+                    </w:rPr>
+                  </w:pPr>
+                  <w:r>
+                    <w:rPr>
+                      <w:rStyle w:val="Strong"/>
+                      <w:b w:val="0"/>
+                      <w:sz w:val="20"/>
+                      <w:szCs w:val="20"/>
+                    </w:rPr>
+                    <w:t>SolidBody 1(Ø13.0 (13) Diameter Hole1)(FEM2P000013056-1/FEM2P000011093-1/FEM2P000009265-2/FEM2P000010268-46),</w:t>
+                  </w:r>
+                </w:p>
+                <w:p>
+                  <w:pPr>
+                    <w:cnfStyle w:val="000000100000" w:firstRow="0" w:lastRow="0" w:firstColumn="0" w:lastColumn="0" w:oddVBand="0" w:evenVBand="0" w:oddHBand="1" w:evenHBand="0" w:firstRowFirstColumn="0" w:firstRowLastColumn="0" w:lastRowFirstColumn="0" w:lastRowLastColumn="0"/>
+                    <w:rPr>
+                      <w:rStyle w:val="Strong"/>
+                      <w:b w:val="0"/>
+                      <w:sz w:val="20"/>
+                      <w:szCs w:val="20"/>
+                    </w:rPr>
+                  </w:pPr>
+                  <w:r>
+                    <w:rPr>
+                      <w:rStyle w:val="Strong"/>
+                      <w:b w:val="0"/>
+                      <w:sz w:val="20"/>
+                      <w:szCs w:val="20"/>
+                    </w:rPr>
+                    <w:t>SolidBody 1(Ø13.0 (13) Diameter Hole1)(FEM2P000013056-1/FEM2P000011093-1/FEM2P000009265-2/FEM2P000010268-47),</w:t>
+                  </w:r>
+                </w:p>
+                <w:p>
+                  <w:pPr>
+                    <w:cnfStyle w:val="000000100000" w:firstRow="0" w:lastRow="0" w:firstColumn="0" w:lastColumn="0" w:oddVBand="0" w:evenVBand="0" w:oddHBand="1" w:evenHBand="0" w:firstRowFirstColumn="0" w:firstRowLastColumn="0" w:lastRowFirstColumn="0" w:lastRowLastColumn="0"/>
+                    <w:rPr>
+                      <w:rStyle w:val="Strong"/>
+                      <w:b w:val="0"/>
+                      <w:sz w:val="20"/>
+                      <w:szCs w:val="20"/>
+                    </w:rPr>
+                  </w:pPr>
+                  <w:r>
+                    <w:rPr>
+                      <w:rStyle w:val="Strong"/>
+                      <w:b w:val="0"/>
+                      <w:sz w:val="20"/>
+                      <w:szCs w:val="20"/>
+                    </w:rPr>
+                    <w:t>SolidBody 1(Ø13.0 (13) Diameter Hole1)(FEM2P000013056-1/FEM2P000011093-1/FEM2P000009265-2/FEM2P000010268-48),</w:t>
+                  </w:r>
+                </w:p>
+                <w:p>
+                  <w:pPr>
+                    <w:cnfStyle w:val="000000100000" w:firstRow="0" w:lastRow="0" w:firstColumn="0" w:lastColumn="0" w:oddVBand="0" w:evenVBand="0" w:oddHBand="1" w:evenHBand="0" w:firstRowFirstColumn="0" w:firstRowLastColumn="0" w:lastRowFirstColumn="0" w:lastRowLastColumn="0"/>
+                    <w:rPr>
+                      <w:rStyle w:val="Strong"/>
+                      <w:b w:val="0"/>
+                      <w:sz w:val="20"/>
+                      <w:szCs w:val="20"/>
+                    </w:rPr>
+                  </w:pPr>
+                  <w:r>
+                    <w:rPr>
+                      <w:rStyle w:val="Strong"/>
+                      <w:b w:val="0"/>
+                      <w:sz w:val="20"/>
+                      <w:szCs w:val="20"/>
+                    </w:rPr>
+                    <w:t>SolidBody 1(Ø13.0 (13) Diameter Hole1)(FEM2P000013056-1/FEM2P000011093-</w:t>
+                  </w:r>
+                  <w:r>
+                    <w:rPr>
+                      <w:rStyle w:val="Strong"/>
+                      <w:b w:val="0"/>
+                      <w:sz w:val="20"/>
+                      <w:szCs w:val="20"/>
+                    </w:rPr>
                     <w:lastRenderedPageBreak/>
-                    <w:t>SolidBody 1(Fillet1)(FEM2P000013056-1/FEM2P000011093-1/FEM2P000009265-2/FEM2P000010232-7),</w:t>
+                    <w:t>1/FEM2P000009265-2/FEM2P000010268-49),</w:t>
                   </w:r>
                 </w:p>
                 <w:p>
@@ -10750,7 +11165,7 @@
                       <w:sz w:val="20"/>
                       <w:szCs w:val="20"/>
                     </w:rPr>
-                    <w:t>SolidBody 1(Fillet1)(FEM2P000013056-1/FEM2P000011093-1/FEM2P000009265-2/FEM2P000010232-8),</w:t>
+                    <w:t>SolidBody 1(Ø13.0 (13) Diameter Hole1)(FEM2P000013056-1/FEM2P000011093-1/FEM2P000009265-2/FEM2P000010268-50),</w:t>
                   </w:r>
                 </w:p>
                 <w:p>
@@ -10770,7 +11185,7 @@
                       <w:sz w:val="20"/>
                       <w:szCs w:val="20"/>
                     </w:rPr>
-                    <w:t>SolidBody 1(Ø10.0 (10) Diameter Slot1)(FEM2P000013056-1/FEM2P000011093-1/FEM2P000009265-2/FEM2P000010259-103),</w:t>
+                    <w:t>SolidBody 1(Ø13.0 (13) Diameter Hole1)(FEM2P000013056-1/FEM2P000011093-1/FEM2P000009265-2/FEM2P000010268-51),</w:t>
                   </w:r>
                 </w:p>
                 <w:p>
@@ -10790,7 +11205,7 @@
                       <w:sz w:val="20"/>
                       <w:szCs w:val="20"/>
                     </w:rPr>
-                    <w:t>SolidBody 1(Ø10.0 (10) Diameter Slot1)(FEM2P000013056-1/FEM2P000011093-1/FEM2P000009265-2/FEM2P000010259-110),</w:t>
+                    <w:t>SolidBody 1(Ø13.0 (13) Diameter Hole1)(FEM2P000013056-1/FEM2P000011093-1/FEM2P000009265-2/FEM2P000010268-52),</w:t>
                   </w:r>
                 </w:p>
                 <w:p>
@@ -10810,7 +11225,7 @@
                       <w:sz w:val="20"/>
                       <w:szCs w:val="20"/>
                     </w:rPr>
-                    <w:t>SolidBody 1(Ø10.0 (10) Diameter Slot1)(FEM2P000013056-1/FEM2P000011093-1/FEM2P000009265-2/FEM2P000010259-32),</w:t>
+                    <w:t>SolidBody 1(Ø13.0 (13) Diameter Hole1)(FEM2P000013056-1/FEM2P000011093-1/FEM2P000009265-2/FEM2P000010268-53),</w:t>
                   </w:r>
                 </w:p>
                 <w:p>
@@ -10830,7 +11245,7 @@
                       <w:sz w:val="20"/>
                       <w:szCs w:val="20"/>
                     </w:rPr>
-                    <w:t>SolidBody 1(Ø10.0 (10) Diameter Slot1)(FEM2P000013056-1/FEM2P000011093-1/FEM2P000009265-2/FEM2P000010259-79),</w:t>
+                    <w:t>SolidBody 1(Ø13.0 (13) Diameter Hole1)(FEM2P000013056-1/FEM2P000011093-1/FEM2P000009265-2/FEM2P000010268-54),</w:t>
                   </w:r>
                 </w:p>
                 <w:p>
@@ -10850,7 +11265,7 @@
                       <w:sz w:val="20"/>
                       <w:szCs w:val="20"/>
                     </w:rPr>
-                    <w:t>SolidBody 1(Ø10.0 (10) Diameter Slot1)(FEM2P000013056-1/FEM2P000011093-1/FEM2P000009265-2/FEM2P000010259-80),</w:t>
+                    <w:t>SolidBody 1(Ø13.0 (13) Diameter Hole1)(FEM2P000013056-1/FEM2P000011093-1/FEM2P000009265-2/FEM2P000010268-55),</w:t>
                   </w:r>
                 </w:p>
                 <w:p>
@@ -10870,7 +11285,7 @@
                       <w:sz w:val="20"/>
                       <w:szCs w:val="20"/>
                     </w:rPr>
-                    <w:t>SolidBody 1(Ø10.0 (10) Diameter Slot1)(FEM2P000013056-1/FEM2P000011093-1/FEM2P000009265-2/FEM2P000010259-81),</w:t>
+                    <w:t>SolidBody 1(Ø13.0 (13) Diameter Hole1)(FEM2P000013056-1/FEM2P000011093-1/FEM2P000009265-2/FEM2P000010268-56),</w:t>
                   </w:r>
                 </w:p>
                 <w:p>
@@ -10890,7 +11305,7 @@
                       <w:sz w:val="20"/>
                       <w:szCs w:val="20"/>
                     </w:rPr>
-                    <w:t>SolidBody 1(Ø10.0 (10) Diameter Slot1)(FEM2P000013056-1/FEM2P000011093-1/FEM2P000009265-2/FEM2P000010259-89),</w:t>
+                    <w:t>SolidBody 1(Ø13.0 (13) Diameter Hole1)(FEM2P000013056-1/FEM2P000011093-1/FEM2P000009265-2/FEM2P000010268-57),</w:t>
                   </w:r>
                 </w:p>
                 <w:p>
@@ -10910,7 +11325,17 @@
                       <w:sz w:val="20"/>
                       <w:szCs w:val="20"/>
                     </w:rPr>
-                    <w:t>SolidBody 1(Ø10.0 (10) Diameter Slot1)(FEM2P000013056-1/FEM2P000011093-1/FEM2P000009265-2/FEM2P000010259-96),</w:t>
+                    <w:t>SolidBody 1(Ø13.0 (13) Diameter Hole1)(FEM2P000013056-1/FEM2P000011093-</w:t>
+                  </w:r>
+                  <w:r>
+                    <w:rPr>
+                      <w:rStyle w:val="Strong"/>
+                      <w:b w:val="0"/>
+                      <w:sz w:val="20"/>
+                      <w:szCs w:val="20"/>
+                    </w:rPr>
+                    <w:lastRenderedPageBreak/>
+                    <w:t>1/FEM2P000009265-2/FEM2P000010268-58),</w:t>
                   </w:r>
                 </w:p>
                 <w:p>
@@ -10930,8 +11355,279 @@
                       <w:sz w:val="20"/>
                       <w:szCs w:val="20"/>
                     </w:rPr>
-                    <w:t xml:space="preserve">SolidBody 1(Ø13.0 (13) Diameter </w:t>
-                  </w:r>
+                    <w:t>SolidBody 1(Ø13.0 (13) Diameter Hole1)(FEM2P000013056-1/FEM2P000011093-1/FEM2P000009265-2/FEM2P000010268-59),</w:t>
+                  </w:r>
+                </w:p>
+                <w:p>
+                  <w:pPr>
+                    <w:cnfStyle w:val="000000100000" w:firstRow="0" w:lastRow="0" w:firstColumn="0" w:lastColumn="0" w:oddVBand="0" w:evenVBand="0" w:oddHBand="1" w:evenHBand="0" w:firstRowFirstColumn="0" w:firstRowLastColumn="0" w:lastRowFirstColumn="0" w:lastRowLastColumn="0"/>
+                    <w:rPr>
+                      <w:rStyle w:val="Strong"/>
+                      <w:b w:val="0"/>
+                      <w:sz w:val="20"/>
+                      <w:szCs w:val="20"/>
+                    </w:rPr>
+                  </w:pPr>
+                  <w:r>
+                    <w:rPr>
+                      <w:rStyle w:val="Strong"/>
+                      <w:b w:val="0"/>
+                      <w:sz w:val="20"/>
+                      <w:szCs w:val="20"/>
+                    </w:rPr>
+                    <w:t>SolidBody 1(Ø13.0 (13) Diameter Hole1)(FEM2P000013056-1/FEM2P000011093-1/FEM2P000009265-2/FEM2P000010268-60),</w:t>
+                  </w:r>
+                </w:p>
+                <w:p>
+                  <w:pPr>
+                    <w:cnfStyle w:val="000000100000" w:firstRow="0" w:lastRow="0" w:firstColumn="0" w:lastColumn="0" w:oddVBand="0" w:evenVBand="0" w:oddHBand="1" w:evenHBand="0" w:firstRowFirstColumn="0" w:firstRowLastColumn="0" w:lastRowFirstColumn="0" w:lastRowLastColumn="0"/>
+                    <w:rPr>
+                      <w:rStyle w:val="Strong"/>
+                      <w:b w:val="0"/>
+                      <w:sz w:val="20"/>
+                      <w:szCs w:val="20"/>
+                    </w:rPr>
+                  </w:pPr>
+                  <w:r>
+                    <w:rPr>
+                      <w:rStyle w:val="Strong"/>
+                      <w:b w:val="0"/>
+                      <w:sz w:val="20"/>
+                      <w:szCs w:val="20"/>
+                    </w:rPr>
+                    <w:t>SolidBody 1(Ø13.0 (13) Diameter Hole1)(FEM2P000013056-1/FEM2P000011093-1/FEM2P000009265-2/FEM2P000010268-61),</w:t>
+                  </w:r>
+                </w:p>
+                <w:p>
+                  <w:pPr>
+                    <w:cnfStyle w:val="000000100000" w:firstRow="0" w:lastRow="0" w:firstColumn="0" w:lastColumn="0" w:oddVBand="0" w:evenVBand="0" w:oddHBand="1" w:evenHBand="0" w:firstRowFirstColumn="0" w:firstRowLastColumn="0" w:lastRowFirstColumn="0" w:lastRowLastColumn="0"/>
+                    <w:rPr>
+                      <w:rStyle w:val="Strong"/>
+                      <w:b w:val="0"/>
+                      <w:sz w:val="20"/>
+                      <w:szCs w:val="20"/>
+                    </w:rPr>
+                  </w:pPr>
+                  <w:r>
+                    <w:rPr>
+                      <w:rStyle w:val="Strong"/>
+                      <w:b w:val="0"/>
+                      <w:sz w:val="20"/>
+                      <w:szCs w:val="20"/>
+                    </w:rPr>
+                    <w:t>SolidBody 1(Ø13.0 (13) Diameter Slot2)(FEM2P000013056-1/FEM2P000011093-1/FEM2P000009265-2/FEM2P000010308-4),</w:t>
+                  </w:r>
+                </w:p>
+                <w:p>
+                  <w:pPr>
+                    <w:cnfStyle w:val="000000100000" w:firstRow="0" w:lastRow="0" w:firstColumn="0" w:lastColumn="0" w:oddVBand="0" w:evenVBand="0" w:oddHBand="1" w:evenHBand="0" w:firstRowFirstColumn="0" w:firstRowLastColumn="0" w:lastRowFirstColumn="0" w:lastRowLastColumn="0"/>
+                    <w:rPr>
+                      <w:rStyle w:val="Strong"/>
+                      <w:b w:val="0"/>
+                      <w:sz w:val="20"/>
+                      <w:szCs w:val="20"/>
+                    </w:rPr>
+                  </w:pPr>
+                  <w:r>
+                    <w:rPr>
+                      <w:rStyle w:val="Strong"/>
+                      <w:b w:val="0"/>
+                      <w:sz w:val="20"/>
+                      <w:szCs w:val="20"/>
+                    </w:rPr>
+                    <w:t>SolidBody 1(Ø13.0 (13) Diameter Slot2)(FEM2P000013056-1/FEM2P000011093-1/FEM2P000009265-2/FEM2P000010308-5),</w:t>
+                  </w:r>
+                </w:p>
+                <w:p>
+                  <w:pPr>
+                    <w:cnfStyle w:val="000000100000" w:firstRow="0" w:lastRow="0" w:firstColumn="0" w:lastColumn="0" w:oddVBand="0" w:evenVBand="0" w:oddHBand="1" w:evenHBand="0" w:firstRowFirstColumn="0" w:firstRowLastColumn="0" w:lastRowFirstColumn="0" w:lastRowLastColumn="0"/>
+                    <w:rPr>
+                      <w:rStyle w:val="Strong"/>
+                      <w:b w:val="0"/>
+                      <w:sz w:val="20"/>
+                      <w:szCs w:val="20"/>
+                    </w:rPr>
+                  </w:pPr>
+                  <w:r>
+                    <w:rPr>
+                      <w:rStyle w:val="Strong"/>
+                      <w:b w:val="0"/>
+                      <w:sz w:val="20"/>
+                      <w:szCs w:val="20"/>
+                    </w:rPr>
+                    <w:t>SolidBody 1(Ø13.0 (13) Diameter Slot2)(FEM2P000013056-1/FEM2P000011093-1/FEM2P000009265-2/FEM2P000010308-6),</w:t>
+                  </w:r>
+                </w:p>
+                <w:p>
+                  <w:pPr>
+                    <w:cnfStyle w:val="000000100000" w:firstRow="0" w:lastRow="0" w:firstColumn="0" w:lastColumn="0" w:oddVBand="0" w:evenVBand="0" w:oddHBand="1" w:evenHBand="0" w:firstRowFirstColumn="0" w:firstRowLastColumn="0" w:lastRowFirstColumn="0" w:lastRowLastColumn="0"/>
+                    <w:rPr>
+                      <w:rStyle w:val="Strong"/>
+                      <w:b w:val="0"/>
+                      <w:sz w:val="20"/>
+                      <w:szCs w:val="20"/>
+                    </w:rPr>
+                  </w:pPr>
+                  <w:r>
+                    <w:rPr>
+                      <w:rStyle w:val="Strong"/>
+                      <w:b w:val="0"/>
+                      <w:sz w:val="20"/>
+                      <w:szCs w:val="20"/>
+                    </w:rPr>
+                    <w:t>SolidBody 1(Mirror2)(P000008408-1),</w:t>
+                  </w:r>
+                </w:p>
+                <w:p>
+                  <w:pPr>
+                    <w:cnfStyle w:val="000000100000" w:firstRow="0" w:lastRow="0" w:firstColumn="0" w:lastColumn="0" w:oddVBand="0" w:evenVBand="0" w:oddHBand="1" w:evenHBand="0" w:firstRowFirstColumn="0" w:firstRowLastColumn="0" w:lastRowFirstColumn="0" w:lastRowLastColumn="0"/>
+                    <w:rPr>
+                      <w:rStyle w:val="Strong"/>
+                      <w:b w:val="0"/>
+                      <w:sz w:val="20"/>
+                      <w:szCs w:val="20"/>
+                    </w:rPr>
+                  </w:pPr>
+                  <w:r>
+                    <w:rPr>
+                      <w:rStyle w:val="Strong"/>
+                      <w:b w:val="0"/>
+                      <w:sz w:val="20"/>
+                      <w:szCs w:val="20"/>
+                    </w:rPr>
+                    <w:t>SolidBody 1(Mirror2)(P000008408-2),</w:t>
+                  </w:r>
+                </w:p>
+                <w:p>
+                  <w:pPr>
+                    <w:cnfStyle w:val="000000100000" w:firstRow="0" w:lastRow="0" w:firstColumn="0" w:lastColumn="0" w:oddVBand="0" w:evenVBand="0" w:oddHBand="1" w:evenHBand="0" w:firstRowFirstColumn="0" w:firstRowLastColumn="0" w:lastRowFirstColumn="0" w:lastRowLastColumn="0"/>
+                    <w:rPr>
+                      <w:rStyle w:val="Strong"/>
+                      <w:b w:val="0"/>
+                      <w:sz w:val="20"/>
+                      <w:szCs w:val="20"/>
+                    </w:rPr>
+                  </w:pPr>
+                  <w:r>
+                    <w:rPr>
+                      <w:rStyle w:val="Strong"/>
+                      <w:b w:val="0"/>
+                      <w:sz w:val="20"/>
+                      <w:szCs w:val="20"/>
+                    </w:rPr>
+                    <w:t>SolidBody 1(Mirror2)(P000008408-3),</w:t>
+                  </w:r>
+                </w:p>
+                <w:p>
+                  <w:pPr>
+                    <w:cnfStyle w:val="000000100000" w:firstRow="0" w:lastRow="0" w:firstColumn="0" w:lastColumn="0" w:oddVBand="0" w:evenVBand="0" w:oddHBand="1" w:evenHBand="0" w:firstRowFirstColumn="0" w:firstRowLastColumn="0" w:lastRowFirstColumn="0" w:lastRowLastColumn="0"/>
+                    <w:rPr>
+                      <w:rStyle w:val="Strong"/>
+                      <w:b w:val="0"/>
+                      <w:sz w:val="20"/>
+                      <w:szCs w:val="20"/>
+                    </w:rPr>
+                  </w:pPr>
+                  <w:r>
+                    <w:rPr>
+                      <w:rStyle w:val="Strong"/>
+                      <w:b w:val="0"/>
+                      <w:sz w:val="20"/>
+                      <w:szCs w:val="20"/>
+                    </w:rPr>
+                    <w:t>SolidBody 1(Mirror2)(P000008408-4),</w:t>
+                  </w:r>
+                </w:p>
+                <w:p>
+                  <w:pPr>
+                    <w:cnfStyle w:val="000000100000" w:firstRow="0" w:lastRow="0" w:firstColumn="0" w:lastColumn="0" w:oddVBand="0" w:evenVBand="0" w:oddHBand="1" w:evenHBand="0" w:firstRowFirstColumn="0" w:firstRowLastColumn="0" w:lastRowFirstColumn="0" w:lastRowLastColumn="0"/>
+                    <w:rPr>
+                      <w:rStyle w:val="Strong"/>
+                      <w:b w:val="0"/>
+                      <w:sz w:val="20"/>
+                      <w:szCs w:val="20"/>
+                    </w:rPr>
+                  </w:pPr>
+                  <w:r>
+                    <w:rPr>
+                      <w:rStyle w:val="Strong"/>
+                      <w:b w:val="0"/>
+                      <w:sz w:val="20"/>
+                      <w:szCs w:val="20"/>
+                    </w:rPr>
+                    <w:t>SolidBody 1(Break-Corner1)(P000008438-1),</w:t>
+                  </w:r>
+                </w:p>
+                <w:p>
+                  <w:pPr>
+                    <w:cnfStyle w:val="000000100000" w:firstRow="0" w:lastRow="0" w:firstColumn="0" w:lastColumn="0" w:oddVBand="0" w:evenVBand="0" w:oddHBand="1" w:evenHBand="0" w:firstRowFirstColumn="0" w:firstRowLastColumn="0" w:lastRowFirstColumn="0" w:lastRowLastColumn="0"/>
+                    <w:rPr>
+                      <w:rStyle w:val="Strong"/>
+                      <w:b w:val="0"/>
+                      <w:sz w:val="20"/>
+                      <w:szCs w:val="20"/>
+                    </w:rPr>
+                  </w:pPr>
+                  <w:r>
+                    <w:rPr>
+                      <w:rStyle w:val="Strong"/>
+                      <w:b w:val="0"/>
+                      <w:sz w:val="20"/>
+                      <w:szCs w:val="20"/>
+                    </w:rPr>
+                    <w:t>SolidBody 1(Break-Corner1)(P000008438-2),</w:t>
+                  </w:r>
+                </w:p>
+                <w:p>
+                  <w:pPr>
+                    <w:cnfStyle w:val="000000100000" w:firstRow="0" w:lastRow="0" w:firstColumn="0" w:lastColumn="0" w:oddVBand="0" w:evenVBand="0" w:oddHBand="1" w:evenHBand="0" w:firstRowFirstColumn="0" w:firstRowLastColumn="0" w:lastRowFirstColumn="0" w:lastRowLastColumn="0"/>
+                    <w:rPr>
+                      <w:rStyle w:val="Strong"/>
+                      <w:b w:val="0"/>
+                      <w:sz w:val="20"/>
+                      <w:szCs w:val="20"/>
+                    </w:rPr>
+                  </w:pPr>
+                  <w:r>
+                    <w:rPr>
+                      <w:rStyle w:val="Strong"/>
+                      <w:b w:val="0"/>
+                      <w:sz w:val="20"/>
+                      <w:szCs w:val="20"/>
+                    </w:rPr>
+                    <w:t>SolidBody 1(Mirror2)(P000008449-1),</w:t>
+                  </w:r>
+                </w:p>
+                <w:p>
+                  <w:pPr>
+                    <w:cnfStyle w:val="000000100000" w:firstRow="0" w:lastRow="0" w:firstColumn="0" w:lastColumn="0" w:oddVBand="0" w:evenVBand="0" w:oddHBand="1" w:evenHBand="0" w:firstRowFirstColumn="0" w:firstRowLastColumn="0" w:lastRowFirstColumn="0" w:lastRowLastColumn="0"/>
+                    <w:rPr>
+                      <w:rStyle w:val="Strong"/>
+                      <w:b w:val="0"/>
+                      <w:sz w:val="20"/>
+                      <w:szCs w:val="20"/>
+                    </w:rPr>
+                  </w:pPr>
+                  <w:r>
+                    <w:rPr>
+                      <w:rStyle w:val="Strong"/>
+                      <w:b w:val="0"/>
+                      <w:sz w:val="20"/>
+                      <w:szCs w:val="20"/>
+                    </w:rPr>
+                    <w:t>SolidBody 1(Mirror2)(P000008449-2),</w:t>
+                  </w:r>
+                </w:p>
+                <w:p>
+                  <w:pPr>
+                    <w:cnfStyle w:val="000000100000" w:firstRow="0" w:lastRow="0" w:firstColumn="0" w:lastColumn="0" w:oddVBand="0" w:evenVBand="0" w:oddHBand="1" w:evenHBand="0" w:firstRowFirstColumn="0" w:firstRowLastColumn="0" w:lastRowFirstColumn="0" w:lastRowLastColumn="0"/>
+                    <w:rPr>
+                      <w:rStyle w:val="Strong"/>
+                      <w:b w:val="0"/>
+                      <w:sz w:val="20"/>
+                      <w:szCs w:val="20"/>
+                    </w:rPr>
+                  </w:pPr>
                   <w:r>
                     <w:rPr>
                       <w:rStyle w:val="Strong"/>
@@ -10940,7 +11636,7 @@
                       <w:szCs w:val="20"/>
                     </w:rPr>
                     <w:lastRenderedPageBreak/>
-                    <w:t>Hole1)(FEM2P000013056-1/FEM2P000011093-1/FEM2P000009265-2/FEM2P000010268-44),</w:t>
+                    <w:t>SolidBody 1(Mirror2)(P000008449-3),</w:t>
                   </w:r>
                 </w:p>
                 <w:p>
@@ -10960,7 +11656,7 @@
                       <w:sz w:val="20"/>
                       <w:szCs w:val="20"/>
                     </w:rPr>
-                    <w:t>SolidBody 1(Ø13.0 (13) Diameter Hole1)(FEM2P000013056-1/FEM2P000011093-1/FEM2P000009265-2/FEM2P000010268-45),</w:t>
+                    <w:t>SolidBody 1(Mirror2)(P000008449-4),</w:t>
                   </w:r>
                 </w:p>
                 <w:p>
@@ -10980,7 +11676,7 @@
                       <w:sz w:val="20"/>
                       <w:szCs w:val="20"/>
                     </w:rPr>
-                    <w:t>SolidBody 1(Ø13.0 (13) Diameter Hole1)(FEM2P000013056-1/FEM2P000011093-1/FEM2P000009265-2/FEM2P000010268-46),</w:t>
+                    <w:t>SolidBody 1(LPattern5)(P000008452-1),</w:t>
                   </w:r>
                 </w:p>
                 <w:p>
@@ -11000,7 +11696,7 @@
                       <w:sz w:val="20"/>
                       <w:szCs w:val="20"/>
                     </w:rPr>
-                    <w:t>SolidBody 1(Ø13.0 (13) Diameter Hole1)(FEM2P000013056-1/FEM2P000011093-1/FEM2P000009265-2/FEM2P000010268-47),</w:t>
+                    <w:t>SolidBody 1(&lt;P000008452&gt;-&lt;LPattern5&gt;)(P000008452M-1),</w:t>
                   </w:r>
                 </w:p>
                 <w:p>
@@ -11020,7 +11716,7 @@
                       <w:sz w:val="20"/>
                       <w:szCs w:val="20"/>
                     </w:rPr>
-                    <w:t>SolidBody 1(Ø13.0 (13) Diameter Hole1)(FEM2P000013056-1/FEM2P000011093-1/FEM2P000009265-2/FEM2P000010268-48),</w:t>
+                    <w:t>SolidBody 1(&lt;P000014130FLR&gt;-&lt;Fillet2&gt;)(P000014129FLR-4),</w:t>
                   </w:r>
                 </w:p>
                 <w:p>
@@ -11040,7 +11736,7 @@
                       <w:sz w:val="20"/>
                       <w:szCs w:val="20"/>
                     </w:rPr>
-                    <w:t>SolidBody 1(Ø13.0 (13) Diameter Hole1)(FEM2P000013056-1/FEM2P000011093-1/FEM2P000009265-2/FEM2P000010268-49),</w:t>
+                    <w:t>SolidBody 1(Fillet2)(P000014130FLR-1),</w:t>
                   </w:r>
                 </w:p>
                 <w:p>
@@ -11060,7 +11756,7 @@
                       <w:sz w:val="20"/>
                       <w:szCs w:val="20"/>
                     </w:rPr>
-                    <w:t>SolidBody 1(Ø13.0 (13) Diameter Hole1)(FEM2P000013056-1/FEM2P000011093-1/FEM2P000009265-2/FEM2P000010268-50),</w:t>
+                    <w:t>SolidBody 1(Fillet1)(P000014131FLR-1),</w:t>
                   </w:r>
                 </w:p>
                 <w:p>
@@ -11080,7 +11776,7 @@
                       <w:sz w:val="20"/>
                       <w:szCs w:val="20"/>
                     </w:rPr>
-                    <w:t>SolidBody 1(Ø13.0 (13) Diameter Hole1)(FEM2P000013056-1/FEM2P000011093-1/FEM2P000009265-2/FEM2P000010268-51),</w:t>
+                    <w:t>SolidBody 1(Fillet1)(P000014131FLR-2),</w:t>
                   </w:r>
                 </w:p>
                 <w:p>
@@ -11100,7 +11796,7 @@
                       <w:sz w:val="20"/>
                       <w:szCs w:val="20"/>
                     </w:rPr>
-                    <w:t>SolidBody 1(Ø13.0 (13) Diameter Hole1)(FEM2P000013056-1/FEM2P000011093-1/FEM2P000009265-2/FEM2P000010268-52),</w:t>
+                    <w:t>SolidBody 1(Fillet1)(P000014131FLR-3),</w:t>
                   </w:r>
                 </w:p>
                 <w:p>
@@ -11120,7 +11816,7 @@
                       <w:sz w:val="20"/>
                       <w:szCs w:val="20"/>
                     </w:rPr>
-                    <w:t>SolidBody 1(Ø13.0 (13) Diameter Hole1)(FEM2P000013056-1/FEM2P000011093-1/FEM2P000009265-2/FEM2P000010268-53),</w:t>
+                    <w:t>SolidBody 1(Fillet1)(P000014131FLR-4),</w:t>
                   </w:r>
                 </w:p>
                 <w:p>
@@ -11140,8 +11836,239 @@
                       <w:sz w:val="20"/>
                       <w:szCs w:val="20"/>
                     </w:rPr>
-                    <w:t xml:space="preserve">SolidBody 1(Ø13.0 (13) Diameter </w:t>
-                  </w:r>
+                    <w:t>SolidBody 1(Fillet1)(P000014131FLR-5),</w:t>
+                  </w:r>
+                </w:p>
+                <w:p>
+                  <w:pPr>
+                    <w:cnfStyle w:val="000000100000" w:firstRow="0" w:lastRow="0" w:firstColumn="0" w:lastColumn="0" w:oddVBand="0" w:evenVBand="0" w:oddHBand="1" w:evenHBand="0" w:firstRowFirstColumn="0" w:firstRowLastColumn="0" w:lastRowFirstColumn="0" w:lastRowLastColumn="0"/>
+                    <w:rPr>
+                      <w:rStyle w:val="Strong"/>
+                      <w:b w:val="0"/>
+                      <w:sz w:val="20"/>
+                      <w:szCs w:val="20"/>
+                    </w:rPr>
+                  </w:pPr>
+                  <w:r>
+                    <w:rPr>
+                      <w:rStyle w:val="Strong"/>
+                      <w:b w:val="0"/>
+                      <w:sz w:val="20"/>
+                      <w:szCs w:val="20"/>
+                    </w:rPr>
+                    <w:t>SolidBody 1(Fillet1)(P000014131FLR-6),</w:t>
+                  </w:r>
+                </w:p>
+                <w:p>
+                  <w:pPr>
+                    <w:cnfStyle w:val="000000100000" w:firstRow="0" w:lastRow="0" w:firstColumn="0" w:lastColumn="0" w:oddVBand="0" w:evenVBand="0" w:oddHBand="1" w:evenHBand="0" w:firstRowFirstColumn="0" w:firstRowLastColumn="0" w:lastRowFirstColumn="0" w:lastRowLastColumn="0"/>
+                    <w:rPr>
+                      <w:rStyle w:val="Strong"/>
+                      <w:b w:val="0"/>
+                      <w:sz w:val="20"/>
+                      <w:szCs w:val="20"/>
+                    </w:rPr>
+                  </w:pPr>
+                  <w:r>
+                    <w:rPr>
+                      <w:rStyle w:val="Strong"/>
+                      <w:b w:val="0"/>
+                      <w:sz w:val="20"/>
+                      <w:szCs w:val="20"/>
+                    </w:rPr>
+                    <w:t>SolidBody 1(Fillet1)(P000014131FLR-7),</w:t>
+                  </w:r>
+                </w:p>
+                <w:p>
+                  <w:pPr>
+                    <w:cnfStyle w:val="000000100000" w:firstRow="0" w:lastRow="0" w:firstColumn="0" w:lastColumn="0" w:oddVBand="0" w:evenVBand="0" w:oddHBand="1" w:evenHBand="0" w:firstRowFirstColumn="0" w:firstRowLastColumn="0" w:lastRowFirstColumn="0" w:lastRowLastColumn="0"/>
+                    <w:rPr>
+                      <w:rStyle w:val="Strong"/>
+                      <w:b w:val="0"/>
+                      <w:sz w:val="20"/>
+                      <w:szCs w:val="20"/>
+                    </w:rPr>
+                  </w:pPr>
+                  <w:r>
+                    <w:rPr>
+                      <w:rStyle w:val="Strong"/>
+                      <w:b w:val="0"/>
+                      <w:sz w:val="20"/>
+                      <w:szCs w:val="20"/>
+                    </w:rPr>
+                    <w:t>SolidBody 1(&lt;P000014138FLR&gt;-&lt;M6 Tapped Hole1&gt;)(P000014137FLR-1),</w:t>
+                  </w:r>
+                </w:p>
+                <w:p>
+                  <w:pPr>
+                    <w:cnfStyle w:val="000000100000" w:firstRow="0" w:lastRow="0" w:firstColumn="0" w:lastColumn="0" w:oddVBand="0" w:evenVBand="0" w:oddHBand="1" w:evenHBand="0" w:firstRowFirstColumn="0" w:firstRowLastColumn="0" w:lastRowFirstColumn="0" w:lastRowLastColumn="0"/>
+                    <w:rPr>
+                      <w:rStyle w:val="Strong"/>
+                      <w:b w:val="0"/>
+                      <w:sz w:val="20"/>
+                      <w:szCs w:val="20"/>
+                    </w:rPr>
+                  </w:pPr>
+                  <w:r>
+                    <w:rPr>
+                      <w:rStyle w:val="Strong"/>
+                      <w:b w:val="0"/>
+                      <w:sz w:val="20"/>
+                      <w:szCs w:val="20"/>
+                    </w:rPr>
+                    <w:t>SolidBody 1(M6 Tapped Hole1)(P000014138FLR-2),</w:t>
+                  </w:r>
+                </w:p>
+                <w:p>
+                  <w:pPr>
+                    <w:cnfStyle w:val="000000100000" w:firstRow="0" w:lastRow="0" w:firstColumn="0" w:lastColumn="0" w:oddVBand="0" w:evenVBand="0" w:oddHBand="1" w:evenHBand="0" w:firstRowFirstColumn="0" w:firstRowLastColumn="0" w:lastRowFirstColumn="0" w:lastRowLastColumn="0"/>
+                    <w:rPr>
+                      <w:rStyle w:val="Strong"/>
+                      <w:b w:val="0"/>
+                      <w:sz w:val="20"/>
+                      <w:szCs w:val="20"/>
+                    </w:rPr>
+                  </w:pPr>
+                  <w:r>
+                    <w:rPr>
+                      <w:rStyle w:val="Strong"/>
+                      <w:b w:val="0"/>
+                      <w:sz w:val="20"/>
+                      <w:szCs w:val="20"/>
+                    </w:rPr>
+                    <w:t>SolidBody 1(Cut-Extrude8)(P000014145FLR-1),</w:t>
+                  </w:r>
+                </w:p>
+                <w:p>
+                  <w:pPr>
+                    <w:cnfStyle w:val="000000100000" w:firstRow="0" w:lastRow="0" w:firstColumn="0" w:lastColumn="0" w:oddVBand="0" w:evenVBand="0" w:oddHBand="1" w:evenHBand="0" w:firstRowFirstColumn="0" w:firstRowLastColumn="0" w:lastRowFirstColumn="0" w:lastRowLastColumn="0"/>
+                    <w:rPr>
+                      <w:rStyle w:val="Strong"/>
+                      <w:b w:val="0"/>
+                      <w:sz w:val="20"/>
+                      <w:szCs w:val="20"/>
+                    </w:rPr>
+                  </w:pPr>
+                  <w:r>
+                    <w:rPr>
+                      <w:rStyle w:val="Strong"/>
+                      <w:b w:val="0"/>
+                      <w:sz w:val="20"/>
+                      <w:szCs w:val="20"/>
+                    </w:rPr>
+                    <w:t>SolidBody 1(Cut-Extrude8)(P000014145FLR-3),</w:t>
+                  </w:r>
+                </w:p>
+                <w:p>
+                  <w:pPr>
+                    <w:cnfStyle w:val="000000100000" w:firstRow="0" w:lastRow="0" w:firstColumn="0" w:lastColumn="0" w:oddVBand="0" w:evenVBand="0" w:oddHBand="1" w:evenHBand="0" w:firstRowFirstColumn="0" w:firstRowLastColumn="0" w:lastRowFirstColumn="0" w:lastRowLastColumn="0"/>
+                    <w:rPr>
+                      <w:rStyle w:val="Strong"/>
+                      <w:b w:val="0"/>
+                      <w:sz w:val="20"/>
+                      <w:szCs w:val="20"/>
+                    </w:rPr>
+                  </w:pPr>
+                  <w:r>
+                    <w:rPr>
+                      <w:rStyle w:val="Strong"/>
+                      <w:b w:val="0"/>
+                      <w:sz w:val="20"/>
+                      <w:szCs w:val="20"/>
+                    </w:rPr>
+                    <w:t>SolidBody 1(Ø12.0 (12) Diameter Hole1)(P000014148FLR-1),</w:t>
+                  </w:r>
+                </w:p>
+                <w:p>
+                  <w:pPr>
+                    <w:cnfStyle w:val="000000100000" w:firstRow="0" w:lastRow="0" w:firstColumn="0" w:lastColumn="0" w:oddVBand="0" w:evenVBand="0" w:oddHBand="1" w:evenHBand="0" w:firstRowFirstColumn="0" w:firstRowLastColumn="0" w:lastRowFirstColumn="0" w:lastRowLastColumn="0"/>
+                    <w:rPr>
+                      <w:rStyle w:val="Strong"/>
+                      <w:b w:val="0"/>
+                      <w:sz w:val="20"/>
+                      <w:szCs w:val="20"/>
+                    </w:rPr>
+                  </w:pPr>
+                  <w:r>
+                    <w:rPr>
+                      <w:rStyle w:val="Strong"/>
+                      <w:b w:val="0"/>
+                      <w:sz w:val="20"/>
+                      <w:szCs w:val="20"/>
+                    </w:rPr>
+                    <w:t>SolidBody 1(Ø12.0 (12) Diameter Hole1)(P000014148FLR-10),</w:t>
+                  </w:r>
+                </w:p>
+                <w:p>
+                  <w:pPr>
+                    <w:cnfStyle w:val="000000100000" w:firstRow="0" w:lastRow="0" w:firstColumn="0" w:lastColumn="0" w:oddVBand="0" w:evenVBand="0" w:oddHBand="1" w:evenHBand="0" w:firstRowFirstColumn="0" w:firstRowLastColumn="0" w:lastRowFirstColumn="0" w:lastRowLastColumn="0"/>
+                    <w:rPr>
+                      <w:rStyle w:val="Strong"/>
+                      <w:b w:val="0"/>
+                      <w:sz w:val="20"/>
+                      <w:szCs w:val="20"/>
+                    </w:rPr>
+                  </w:pPr>
+                  <w:r>
+                    <w:rPr>
+                      <w:rStyle w:val="Strong"/>
+                      <w:b w:val="0"/>
+                      <w:sz w:val="20"/>
+                      <w:szCs w:val="20"/>
+                    </w:rPr>
+                    <w:t>SolidBody 1(Ø12.0 (12) Diameter Hole1)(P000014148FLR-11),</w:t>
+                  </w:r>
+                </w:p>
+                <w:p>
+                  <w:pPr>
+                    <w:cnfStyle w:val="000000100000" w:firstRow="0" w:lastRow="0" w:firstColumn="0" w:lastColumn="0" w:oddVBand="0" w:evenVBand="0" w:oddHBand="1" w:evenHBand="0" w:firstRowFirstColumn="0" w:firstRowLastColumn="0" w:lastRowFirstColumn="0" w:lastRowLastColumn="0"/>
+                    <w:rPr>
+                      <w:rStyle w:val="Strong"/>
+                      <w:b w:val="0"/>
+                      <w:sz w:val="20"/>
+                      <w:szCs w:val="20"/>
+                    </w:rPr>
+                  </w:pPr>
+                  <w:r>
+                    <w:rPr>
+                      <w:rStyle w:val="Strong"/>
+                      <w:b w:val="0"/>
+                      <w:sz w:val="20"/>
+                      <w:szCs w:val="20"/>
+                    </w:rPr>
+                    <w:t>SolidBody 1(Ø12.0 (12) Diameter Hole1)(P000014148FLR-3),</w:t>
+                  </w:r>
+                </w:p>
+                <w:p>
+                  <w:pPr>
+                    <w:cnfStyle w:val="000000100000" w:firstRow="0" w:lastRow="0" w:firstColumn="0" w:lastColumn="0" w:oddVBand="0" w:evenVBand="0" w:oddHBand="1" w:evenHBand="0" w:firstRowFirstColumn="0" w:firstRowLastColumn="0" w:lastRowFirstColumn="0" w:lastRowLastColumn="0"/>
+                    <w:rPr>
+                      <w:rStyle w:val="Strong"/>
+                      <w:b w:val="0"/>
+                      <w:sz w:val="20"/>
+                      <w:szCs w:val="20"/>
+                    </w:rPr>
+                  </w:pPr>
+                  <w:r>
+                    <w:rPr>
+                      <w:rStyle w:val="Strong"/>
+                      <w:b w:val="0"/>
+                      <w:sz w:val="20"/>
+                      <w:szCs w:val="20"/>
+                    </w:rPr>
+                    <w:t>SolidBody 1(Ø12.0 (12) Diameter Hole1)(P000014148FLR-4),</w:t>
+                  </w:r>
+                </w:p>
+                <w:p>
+                  <w:pPr>
+                    <w:cnfStyle w:val="000000100000" w:firstRow="0" w:lastRow="0" w:firstColumn="0" w:lastColumn="0" w:oddVBand="0" w:evenVBand="0" w:oddHBand="1" w:evenHBand="0" w:firstRowFirstColumn="0" w:firstRowLastColumn="0" w:lastRowFirstColumn="0" w:lastRowLastColumn="0"/>
+                    <w:rPr>
+                      <w:rStyle w:val="Strong"/>
+                      <w:b w:val="0"/>
+                      <w:sz w:val="20"/>
+                      <w:szCs w:val="20"/>
+                    </w:rPr>
+                  </w:pPr>
                   <w:r>
                     <w:rPr>
                       <w:rStyle w:val="Strong"/>
@@ -11150,7 +12077,7 @@
                       <w:szCs w:val="20"/>
                     </w:rPr>
                     <w:lastRenderedPageBreak/>
-                    <w:t>Hole1)(FEM2P000013056-1/FEM2P000011093-1/FEM2P000009265-2/FEM2P000010268-54),</w:t>
+                    <w:t>SolidBody 1(Ø12.0 (12) Diameter Hole1)(P000014148FLR-5),</w:t>
                   </w:r>
                 </w:p>
                 <w:p>
@@ -11170,7 +12097,7 @@
                       <w:sz w:val="20"/>
                       <w:szCs w:val="20"/>
                     </w:rPr>
-                    <w:t>SolidBody 1(Ø13.0 (13) Diameter Hole1)(FEM2P000013056-1/FEM2P000011093-1/FEM2P000009265-2/FEM2P000010268-55),</w:t>
+                    <w:t>SolidBody 1(Ø12.0 (12) Diameter Hole1)(P000014148FLR-6),</w:t>
                   </w:r>
                 </w:p>
                 <w:p>
@@ -11190,7 +12117,7 @@
                       <w:sz w:val="20"/>
                       <w:szCs w:val="20"/>
                     </w:rPr>
-                    <w:t>SolidBody 1(Ø13.0 (13) Diameter Hole1)(FEM2P000013056-1/FEM2P000011093-1/FEM2P000009265-2/FEM2P000010268-56),</w:t>
+                    <w:t>SolidBody 1(Ø12.0 (12) Diameter Hole1)(P000014148FLR-9),</w:t>
                   </w:r>
                 </w:p>
                 <w:p>
@@ -11210,7 +12137,7 @@
                       <w:sz w:val="20"/>
                       <w:szCs w:val="20"/>
                     </w:rPr>
-                    <w:t>SolidBody 1(Ø13.0 (13) Diameter Hole1)(FEM2P000013056-1/FEM2P000011093-1/FEM2P000009265-2/FEM2P000010268-57),</w:t>
+                    <w:t>SolidBody 1(Fillet1)(P000014149FLR-1),</w:t>
                   </w:r>
                 </w:p>
                 <w:p>
@@ -11230,7 +12157,7 @@
                       <w:sz w:val="20"/>
                       <w:szCs w:val="20"/>
                     </w:rPr>
-                    <w:t>SolidBody 1(Ø13.0 (13) Diameter Hole1)(FEM2P000013056-1/FEM2P000011093-1/FEM2P000009265-2/FEM2P000010268-58),</w:t>
+                    <w:t>SolidBody 1(Fillet1)(P000014149FLR-2),</w:t>
                   </w:r>
                 </w:p>
                 <w:p>
@@ -11250,7 +12177,7 @@
                       <w:sz w:val="20"/>
                       <w:szCs w:val="20"/>
                     </w:rPr>
-                    <w:t>SolidBody 1(Ø13.0 (13) Diameter Hole1)(FEM2P000013056-1/FEM2P000011093-1/FEM2P000009265-2/FEM2P000010268-59),</w:t>
+                    <w:t>SolidBody 1(Fillet1)(P000014149FLR-3),</w:t>
                   </w:r>
                 </w:p>
                 <w:p>
@@ -11270,7 +12197,7 @@
                       <w:sz w:val="20"/>
                       <w:szCs w:val="20"/>
                     </w:rPr>
-                    <w:t>SolidBody 1(Ø13.0 (13) Diameter Hole1)(FEM2P000013056-1/FEM2P000011093-1/FEM2P000009265-2/FEM2P000010268-60),</w:t>
+                    <w:t>SolidBody 1(Boss-Extrude1)(Part1^P000014110FLR-1),</w:t>
                   </w:r>
                 </w:p>
                 <w:p>
@@ -11290,7 +12217,7 @@
                       <w:sz w:val="20"/>
                       <w:szCs w:val="20"/>
                     </w:rPr>
-                    <w:t>SolidBody 1(Ø13.0 (13) Diameter Hole1)(FEM2P000013056-1/FEM2P000011093-1/FEM2P000009265-2/FEM2P000010268-61),</w:t>
+                    <w:t>SolidBody 1(Boss-Extrude1)(Part1^P000014110FLR-2),</w:t>
                   </w:r>
                 </w:p>
                 <w:p>
@@ -11310,7 +12237,7 @@
                       <w:sz w:val="20"/>
                       <w:szCs w:val="20"/>
                     </w:rPr>
-                    <w:t>SolidBody 1(Ø13.0 (13) Diameter Slot2)(FEM2P000013056-1/FEM2P000011093-1/FEM2P000009265-2/FEM2P000010308-4),</w:t>
+                    <w:t>SolidBody 1(Boss-Extrude1)(Part1^P000014110FLR-3),</w:t>
                   </w:r>
                 </w:p>
                 <w:p>
@@ -11319,757 +12246,6 @@
                     <w:rPr>
                       <w:rStyle w:val="Strong"/>
                       <w:b w:val="0"/>
-                      <w:sz w:val="20"/>
-                      <w:szCs w:val="20"/>
-                    </w:rPr>
-                  </w:pPr>
-                  <w:r>
-                    <w:rPr>
-                      <w:rStyle w:val="Strong"/>
-                      <w:b w:val="0"/>
-                      <w:sz w:val="20"/>
-                      <w:szCs w:val="20"/>
-                    </w:rPr>
-                    <w:t>SolidBody 1(Ø13.0 (13) Diameter Slot2)(FEM2P000013056-1/FEM2P000011093-1/FEM2P000009265-2/FEM2P000010308-5),</w:t>
-                  </w:r>
-                </w:p>
-                <w:p>
-                  <w:pPr>
-                    <w:cnfStyle w:val="000000100000" w:firstRow="0" w:lastRow="0" w:firstColumn="0" w:lastColumn="0" w:oddVBand="0" w:evenVBand="0" w:oddHBand="1" w:evenHBand="0" w:firstRowFirstColumn="0" w:firstRowLastColumn="0" w:lastRowFirstColumn="0" w:lastRowLastColumn="0"/>
-                    <w:rPr>
-                      <w:rStyle w:val="Strong"/>
-                      <w:b w:val="0"/>
-                      <w:sz w:val="20"/>
-                      <w:szCs w:val="20"/>
-                    </w:rPr>
-                  </w:pPr>
-                  <w:r>
-                    <w:rPr>
-                      <w:rStyle w:val="Strong"/>
-                      <w:b w:val="0"/>
-                      <w:sz w:val="20"/>
-                      <w:szCs w:val="20"/>
-                    </w:rPr>
-                    <w:t xml:space="preserve">SolidBody 1(Ø13.0 (13) Diameter </w:t>
-                  </w:r>
-                  <w:r>
-                    <w:rPr>
-                      <w:rStyle w:val="Strong"/>
-                      <w:b w:val="0"/>
-                      <w:sz w:val="20"/>
-                      <w:szCs w:val="20"/>
-                    </w:rPr>
-                    <w:lastRenderedPageBreak/>
-                    <w:t>Slot2)(FEM2P000013056-1/FEM2P000011093-1/FEM2P000009265-2/FEM2P000010308-6),</w:t>
-                  </w:r>
-                </w:p>
-                <w:p>
-                  <w:pPr>
-                    <w:cnfStyle w:val="000000100000" w:firstRow="0" w:lastRow="0" w:firstColumn="0" w:lastColumn="0" w:oddVBand="0" w:evenVBand="0" w:oddHBand="1" w:evenHBand="0" w:firstRowFirstColumn="0" w:firstRowLastColumn="0" w:lastRowFirstColumn="0" w:lastRowLastColumn="0"/>
-                    <w:rPr>
-                      <w:rStyle w:val="Strong"/>
-                      <w:b w:val="0"/>
-                      <w:sz w:val="20"/>
-                      <w:szCs w:val="20"/>
-                    </w:rPr>
-                  </w:pPr>
-                  <w:r>
-                    <w:rPr>
-                      <w:rStyle w:val="Strong"/>
-                      <w:b w:val="0"/>
-                      <w:sz w:val="20"/>
-                      <w:szCs w:val="20"/>
-                    </w:rPr>
-                    <w:t>SolidBody 1(Mirror2)(P000008408-1),</w:t>
-                  </w:r>
-                </w:p>
-                <w:p>
-                  <w:pPr>
-                    <w:cnfStyle w:val="000000100000" w:firstRow="0" w:lastRow="0" w:firstColumn="0" w:lastColumn="0" w:oddVBand="0" w:evenVBand="0" w:oddHBand="1" w:evenHBand="0" w:firstRowFirstColumn="0" w:firstRowLastColumn="0" w:lastRowFirstColumn="0" w:lastRowLastColumn="0"/>
-                    <w:rPr>
-                      <w:rStyle w:val="Strong"/>
-                      <w:b w:val="0"/>
-                      <w:sz w:val="20"/>
-                      <w:szCs w:val="20"/>
-                    </w:rPr>
-                  </w:pPr>
-                  <w:r>
-                    <w:rPr>
-                      <w:rStyle w:val="Strong"/>
-                      <w:b w:val="0"/>
-                      <w:sz w:val="20"/>
-                      <w:szCs w:val="20"/>
-                    </w:rPr>
-                    <w:t>SolidBody 1(Mirror2)(P000008408-2),</w:t>
-                  </w:r>
-                </w:p>
-                <w:p>
-                  <w:pPr>
-                    <w:cnfStyle w:val="000000100000" w:firstRow="0" w:lastRow="0" w:firstColumn="0" w:lastColumn="0" w:oddVBand="0" w:evenVBand="0" w:oddHBand="1" w:evenHBand="0" w:firstRowFirstColumn="0" w:firstRowLastColumn="0" w:lastRowFirstColumn="0" w:lastRowLastColumn="0"/>
-                    <w:rPr>
-                      <w:rStyle w:val="Strong"/>
-                      <w:b w:val="0"/>
-                      <w:sz w:val="20"/>
-                      <w:szCs w:val="20"/>
-                    </w:rPr>
-                  </w:pPr>
-                  <w:r>
-                    <w:rPr>
-                      <w:rStyle w:val="Strong"/>
-                      <w:b w:val="0"/>
-                      <w:sz w:val="20"/>
-                      <w:szCs w:val="20"/>
-                    </w:rPr>
-                    <w:t>SolidBody 1(Mirror2)(P000008408-3),</w:t>
-                  </w:r>
-                </w:p>
-                <w:p>
-                  <w:pPr>
-                    <w:cnfStyle w:val="000000100000" w:firstRow="0" w:lastRow="0" w:firstColumn="0" w:lastColumn="0" w:oddVBand="0" w:evenVBand="0" w:oddHBand="1" w:evenHBand="0" w:firstRowFirstColumn="0" w:firstRowLastColumn="0" w:lastRowFirstColumn="0" w:lastRowLastColumn="0"/>
-                    <w:rPr>
-                      <w:rStyle w:val="Strong"/>
-                      <w:b w:val="0"/>
-                      <w:sz w:val="20"/>
-                      <w:szCs w:val="20"/>
-                    </w:rPr>
-                  </w:pPr>
-                  <w:r>
-                    <w:rPr>
-                      <w:rStyle w:val="Strong"/>
-                      <w:b w:val="0"/>
-                      <w:sz w:val="20"/>
-                      <w:szCs w:val="20"/>
-                    </w:rPr>
-                    <w:t>SolidBody 1(Mirror2)(P000008408-4),</w:t>
-                  </w:r>
-                </w:p>
-                <w:p>
-                  <w:pPr>
-                    <w:cnfStyle w:val="000000100000" w:firstRow="0" w:lastRow="0" w:firstColumn="0" w:lastColumn="0" w:oddVBand="0" w:evenVBand="0" w:oddHBand="1" w:evenHBand="0" w:firstRowFirstColumn="0" w:firstRowLastColumn="0" w:lastRowFirstColumn="0" w:lastRowLastColumn="0"/>
-                    <w:rPr>
-                      <w:rStyle w:val="Strong"/>
-                      <w:b w:val="0"/>
-                      <w:sz w:val="20"/>
-                      <w:szCs w:val="20"/>
-                    </w:rPr>
-                  </w:pPr>
-                  <w:r>
-                    <w:rPr>
-                      <w:rStyle w:val="Strong"/>
-                      <w:b w:val="0"/>
-                      <w:sz w:val="20"/>
-                      <w:szCs w:val="20"/>
-                    </w:rPr>
-                    <w:t>SolidBody 1(Break-Corner1)(P000008438-1),</w:t>
-                  </w:r>
-                </w:p>
-                <w:p>
-                  <w:pPr>
-                    <w:cnfStyle w:val="000000100000" w:firstRow="0" w:lastRow="0" w:firstColumn="0" w:lastColumn="0" w:oddVBand="0" w:evenVBand="0" w:oddHBand="1" w:evenHBand="0" w:firstRowFirstColumn="0" w:firstRowLastColumn="0" w:lastRowFirstColumn="0" w:lastRowLastColumn="0"/>
-                    <w:rPr>
-                      <w:rStyle w:val="Strong"/>
-                      <w:b w:val="0"/>
-                      <w:sz w:val="20"/>
-                      <w:szCs w:val="20"/>
-                    </w:rPr>
-                  </w:pPr>
-                  <w:r>
-                    <w:rPr>
-                      <w:rStyle w:val="Strong"/>
-                      <w:b w:val="0"/>
-                      <w:sz w:val="20"/>
-                      <w:szCs w:val="20"/>
-                    </w:rPr>
-                    <w:t>SolidBody 1(Break-Corner1)(P000008438-2),</w:t>
-                  </w:r>
-                </w:p>
-                <w:p>
-                  <w:pPr>
-                    <w:cnfStyle w:val="000000100000" w:firstRow="0" w:lastRow="0" w:firstColumn="0" w:lastColumn="0" w:oddVBand="0" w:evenVBand="0" w:oddHBand="1" w:evenHBand="0" w:firstRowFirstColumn="0" w:firstRowLastColumn="0" w:lastRowFirstColumn="0" w:lastRowLastColumn="0"/>
-                    <w:rPr>
-                      <w:rStyle w:val="Strong"/>
-                      <w:b w:val="0"/>
-                      <w:sz w:val="20"/>
-                      <w:szCs w:val="20"/>
-                    </w:rPr>
-                  </w:pPr>
-                  <w:r>
-                    <w:rPr>
-                      <w:rStyle w:val="Strong"/>
-                      <w:b w:val="0"/>
-                      <w:sz w:val="20"/>
-                      <w:szCs w:val="20"/>
-                    </w:rPr>
-                    <w:t>SolidBody 1(Mirror2)(P000008449-1),</w:t>
-                  </w:r>
-                </w:p>
-                <w:p>
-                  <w:pPr>
-                    <w:cnfStyle w:val="000000100000" w:firstRow="0" w:lastRow="0" w:firstColumn="0" w:lastColumn="0" w:oddVBand="0" w:evenVBand="0" w:oddHBand="1" w:evenHBand="0" w:firstRowFirstColumn="0" w:firstRowLastColumn="0" w:lastRowFirstColumn="0" w:lastRowLastColumn="0"/>
-                    <w:rPr>
-                      <w:rStyle w:val="Strong"/>
-                      <w:b w:val="0"/>
-                      <w:sz w:val="20"/>
-                      <w:szCs w:val="20"/>
-                    </w:rPr>
-                  </w:pPr>
-                  <w:r>
-                    <w:rPr>
-                      <w:rStyle w:val="Strong"/>
-                      <w:b w:val="0"/>
-                      <w:sz w:val="20"/>
-                      <w:szCs w:val="20"/>
-                    </w:rPr>
-                    <w:t>SolidBody 1(Mirror2)(P000008449-2),</w:t>
-                  </w:r>
-                </w:p>
-                <w:p>
-                  <w:pPr>
-                    <w:cnfStyle w:val="000000100000" w:firstRow="0" w:lastRow="0" w:firstColumn="0" w:lastColumn="0" w:oddVBand="0" w:evenVBand="0" w:oddHBand="1" w:evenHBand="0" w:firstRowFirstColumn="0" w:firstRowLastColumn="0" w:lastRowFirstColumn="0" w:lastRowLastColumn="0"/>
-                    <w:rPr>
-                      <w:rStyle w:val="Strong"/>
-                      <w:b w:val="0"/>
-                      <w:sz w:val="20"/>
-                      <w:szCs w:val="20"/>
-                    </w:rPr>
-                  </w:pPr>
-                  <w:r>
-                    <w:rPr>
-                      <w:rStyle w:val="Strong"/>
-                      <w:b w:val="0"/>
-                      <w:sz w:val="20"/>
-                      <w:szCs w:val="20"/>
-                    </w:rPr>
-                    <w:t>SolidBody 1(Mirror2)(P000008449-3),</w:t>
-                  </w:r>
-                </w:p>
-                <w:p>
-                  <w:pPr>
-                    <w:cnfStyle w:val="000000100000" w:firstRow="0" w:lastRow="0" w:firstColumn="0" w:lastColumn="0" w:oddVBand="0" w:evenVBand="0" w:oddHBand="1" w:evenHBand="0" w:firstRowFirstColumn="0" w:firstRowLastColumn="0" w:lastRowFirstColumn="0" w:lastRowLastColumn="0"/>
-                    <w:rPr>
-                      <w:rStyle w:val="Strong"/>
-                      <w:b w:val="0"/>
-                      <w:sz w:val="20"/>
-                      <w:szCs w:val="20"/>
-                    </w:rPr>
-                  </w:pPr>
-                  <w:r>
-                    <w:rPr>
-                      <w:rStyle w:val="Strong"/>
-                      <w:b w:val="0"/>
-                      <w:sz w:val="20"/>
-                      <w:szCs w:val="20"/>
-                    </w:rPr>
-                    <w:t>SolidBody 1(Mirror2)(P000008449-4),</w:t>
-                  </w:r>
-                </w:p>
-                <w:p>
-                  <w:pPr>
-                    <w:cnfStyle w:val="000000100000" w:firstRow="0" w:lastRow="0" w:firstColumn="0" w:lastColumn="0" w:oddVBand="0" w:evenVBand="0" w:oddHBand="1" w:evenHBand="0" w:firstRowFirstColumn="0" w:firstRowLastColumn="0" w:lastRowFirstColumn="0" w:lastRowLastColumn="0"/>
-                    <w:rPr>
-                      <w:rStyle w:val="Strong"/>
-                      <w:b w:val="0"/>
-                      <w:sz w:val="20"/>
-                      <w:szCs w:val="20"/>
-                    </w:rPr>
-                  </w:pPr>
-                  <w:r>
-                    <w:rPr>
-                      <w:rStyle w:val="Strong"/>
-                      <w:b w:val="0"/>
-                      <w:sz w:val="20"/>
-                      <w:szCs w:val="20"/>
-                    </w:rPr>
-                    <w:t>SolidBody 1(LPattern5)(P000008452-1),</w:t>
-                  </w:r>
-                </w:p>
-                <w:p>
-                  <w:pPr>
-                    <w:cnfStyle w:val="000000100000" w:firstRow="0" w:lastRow="0" w:firstColumn="0" w:lastColumn="0" w:oddVBand="0" w:evenVBand="0" w:oddHBand="1" w:evenHBand="0" w:firstRowFirstColumn="0" w:firstRowLastColumn="0" w:lastRowFirstColumn="0" w:lastRowLastColumn="0"/>
-                    <w:rPr>
-                      <w:rStyle w:val="Strong"/>
-                      <w:b w:val="0"/>
-                      <w:sz w:val="20"/>
-                      <w:szCs w:val="20"/>
-                    </w:rPr>
-                  </w:pPr>
-                  <w:r>
-                    <w:rPr>
-                      <w:rStyle w:val="Strong"/>
-                      <w:b w:val="0"/>
-                      <w:sz w:val="20"/>
-                      <w:szCs w:val="20"/>
-                    </w:rPr>
-                    <w:t>SolidBody 1(&lt;P000008452&gt;-&lt;LPattern5&gt;)(P000008452M-1),</w:t>
-                  </w:r>
-                </w:p>
-                <w:p>
-                  <w:pPr>
-                    <w:cnfStyle w:val="000000100000" w:firstRow="0" w:lastRow="0" w:firstColumn="0" w:lastColumn="0" w:oddVBand="0" w:evenVBand="0" w:oddHBand="1" w:evenHBand="0" w:firstRowFirstColumn="0" w:firstRowLastColumn="0" w:lastRowFirstColumn="0" w:lastRowLastColumn="0"/>
-                    <w:rPr>
-                      <w:rStyle w:val="Strong"/>
-                      <w:b w:val="0"/>
-                      <w:sz w:val="20"/>
-                      <w:szCs w:val="20"/>
-                    </w:rPr>
-                  </w:pPr>
-                  <w:r>
-                    <w:rPr>
-                      <w:rStyle w:val="Strong"/>
-                      <w:b w:val="0"/>
-                      <w:sz w:val="20"/>
-                      <w:szCs w:val="20"/>
-                    </w:rPr>
-                    <w:t>SolidBody 1(&lt;P000014130FLR&gt;-&lt;Fillet2&gt;)(P000014129FLR-4),</w:t>
-                  </w:r>
-                </w:p>
-                <w:p>
-                  <w:pPr>
-                    <w:cnfStyle w:val="000000100000" w:firstRow="0" w:lastRow="0" w:firstColumn="0" w:lastColumn="0" w:oddVBand="0" w:evenVBand="0" w:oddHBand="1" w:evenHBand="0" w:firstRowFirstColumn="0" w:firstRowLastColumn="0" w:lastRowFirstColumn="0" w:lastRowLastColumn="0"/>
-                    <w:rPr>
-                      <w:rStyle w:val="Strong"/>
-                      <w:b w:val="0"/>
-                      <w:sz w:val="20"/>
-                      <w:szCs w:val="20"/>
-                    </w:rPr>
-                  </w:pPr>
-                  <w:r>
-                    <w:rPr>
-                      <w:rStyle w:val="Strong"/>
-                      <w:b w:val="0"/>
-                      <w:sz w:val="20"/>
-                      <w:szCs w:val="20"/>
-                    </w:rPr>
-                    <w:t>SolidBody 1(Fillet2)(P000014130FLR-1),</w:t>
-                  </w:r>
-                </w:p>
-                <w:p>
-                  <w:pPr>
-                    <w:cnfStyle w:val="000000100000" w:firstRow="0" w:lastRow="0" w:firstColumn="0" w:lastColumn="0" w:oddVBand="0" w:evenVBand="0" w:oddHBand="1" w:evenHBand="0" w:firstRowFirstColumn="0" w:firstRowLastColumn="0" w:lastRowFirstColumn="0" w:lastRowLastColumn="0"/>
-                    <w:rPr>
-                      <w:rStyle w:val="Strong"/>
-                      <w:b w:val="0"/>
-                      <w:sz w:val="20"/>
-                      <w:szCs w:val="20"/>
-                    </w:rPr>
-                  </w:pPr>
-                  <w:r>
-                    <w:rPr>
-                      <w:rStyle w:val="Strong"/>
-                      <w:b w:val="0"/>
-                      <w:sz w:val="20"/>
-                      <w:szCs w:val="20"/>
-                    </w:rPr>
-                    <w:t>SolidBody 1(Fillet1)(P000014131FLR-1),</w:t>
-                  </w:r>
-                </w:p>
-                <w:p>
-                  <w:pPr>
-                    <w:cnfStyle w:val="000000100000" w:firstRow="0" w:lastRow="0" w:firstColumn="0" w:lastColumn="0" w:oddVBand="0" w:evenVBand="0" w:oddHBand="1" w:evenHBand="0" w:firstRowFirstColumn="0" w:firstRowLastColumn="0" w:lastRowFirstColumn="0" w:lastRowLastColumn="0"/>
-                    <w:rPr>
-                      <w:rStyle w:val="Strong"/>
-                      <w:b w:val="0"/>
-                      <w:sz w:val="20"/>
-                      <w:szCs w:val="20"/>
-                    </w:rPr>
-                  </w:pPr>
-                  <w:r>
-                    <w:rPr>
-                      <w:rStyle w:val="Strong"/>
-                      <w:b w:val="0"/>
-                      <w:sz w:val="20"/>
-                      <w:szCs w:val="20"/>
-                    </w:rPr>
-                    <w:t>SolidBody 1(Fillet1)(P000014131FLR-2),</w:t>
-                  </w:r>
-                </w:p>
-                <w:p>
-                  <w:pPr>
-                    <w:cnfStyle w:val="000000100000" w:firstRow="0" w:lastRow="0" w:firstColumn="0" w:lastColumn="0" w:oddVBand="0" w:evenVBand="0" w:oddHBand="1" w:evenHBand="0" w:firstRowFirstColumn="0" w:firstRowLastColumn="0" w:lastRowFirstColumn="0" w:lastRowLastColumn="0"/>
-                    <w:rPr>
-                      <w:rStyle w:val="Strong"/>
-                      <w:b w:val="0"/>
-                      <w:sz w:val="20"/>
-                      <w:szCs w:val="20"/>
-                    </w:rPr>
-                  </w:pPr>
-                  <w:r>
-                    <w:rPr>
-                      <w:rStyle w:val="Strong"/>
-                      <w:b w:val="0"/>
-                      <w:sz w:val="20"/>
-                      <w:szCs w:val="20"/>
-                    </w:rPr>
-                    <w:t>SolidBody 1(Fillet1)(P000014131FLR-3),</w:t>
-                  </w:r>
-                </w:p>
-                <w:p>
-                  <w:pPr>
-                    <w:cnfStyle w:val="000000100000" w:firstRow="0" w:lastRow="0" w:firstColumn="0" w:lastColumn="0" w:oddVBand="0" w:evenVBand="0" w:oddHBand="1" w:evenHBand="0" w:firstRowFirstColumn="0" w:firstRowLastColumn="0" w:lastRowFirstColumn="0" w:lastRowLastColumn="0"/>
-                    <w:rPr>
-                      <w:rStyle w:val="Strong"/>
-                      <w:b w:val="0"/>
-                      <w:sz w:val="20"/>
-                      <w:szCs w:val="20"/>
-                    </w:rPr>
-                  </w:pPr>
-                  <w:r>
-                    <w:rPr>
-                      <w:rStyle w:val="Strong"/>
-                      <w:b w:val="0"/>
-                      <w:sz w:val="20"/>
-                      <w:szCs w:val="20"/>
-                    </w:rPr>
-                    <w:t>SolidBody 1(Fillet1)(P000014131FLR-4),</w:t>
-                  </w:r>
-                </w:p>
-                <w:p>
-                  <w:pPr>
-                    <w:cnfStyle w:val="000000100000" w:firstRow="0" w:lastRow="0" w:firstColumn="0" w:lastColumn="0" w:oddVBand="0" w:evenVBand="0" w:oddHBand="1" w:evenHBand="0" w:firstRowFirstColumn="0" w:firstRowLastColumn="0" w:lastRowFirstColumn="0" w:lastRowLastColumn="0"/>
-                    <w:rPr>
-                      <w:rStyle w:val="Strong"/>
-                      <w:b w:val="0"/>
-                      <w:sz w:val="20"/>
-                      <w:szCs w:val="20"/>
-                    </w:rPr>
-                  </w:pPr>
-                  <w:r>
-                    <w:rPr>
-                      <w:rStyle w:val="Strong"/>
-                      <w:b w:val="0"/>
-                      <w:sz w:val="20"/>
-                      <w:szCs w:val="20"/>
-                    </w:rPr>
-                    <w:t>SolidBody 1(Fillet1)(P000014131FLR-5),</w:t>
-                  </w:r>
-                </w:p>
-                <w:p>
-                  <w:pPr>
-                    <w:cnfStyle w:val="000000100000" w:firstRow="0" w:lastRow="0" w:firstColumn="0" w:lastColumn="0" w:oddVBand="0" w:evenVBand="0" w:oddHBand="1" w:evenHBand="0" w:firstRowFirstColumn="0" w:firstRowLastColumn="0" w:lastRowFirstColumn="0" w:lastRowLastColumn="0"/>
-                    <w:rPr>
-                      <w:rStyle w:val="Strong"/>
-                      <w:b w:val="0"/>
-                      <w:sz w:val="20"/>
-                      <w:szCs w:val="20"/>
-                    </w:rPr>
-                  </w:pPr>
-                  <w:r>
-                    <w:rPr>
-                      <w:rStyle w:val="Strong"/>
-                      <w:b w:val="0"/>
-                      <w:sz w:val="20"/>
-                      <w:szCs w:val="20"/>
-                    </w:rPr>
-                    <w:t>SolidBody 1(Fillet1)(P000014131FLR-6),</w:t>
-                  </w:r>
-                </w:p>
-                <w:p>
-                  <w:pPr>
-                    <w:cnfStyle w:val="000000100000" w:firstRow="0" w:lastRow="0" w:firstColumn="0" w:lastColumn="0" w:oddVBand="0" w:evenVBand="0" w:oddHBand="1" w:evenHBand="0" w:firstRowFirstColumn="0" w:firstRowLastColumn="0" w:lastRowFirstColumn="0" w:lastRowLastColumn="0"/>
-                    <w:rPr>
-                      <w:rStyle w:val="Strong"/>
-                      <w:b w:val="0"/>
-                      <w:sz w:val="20"/>
-                      <w:szCs w:val="20"/>
-                    </w:rPr>
-                  </w:pPr>
-                  <w:r>
-                    <w:rPr>
-                      <w:rStyle w:val="Strong"/>
-                      <w:b w:val="0"/>
-                      <w:sz w:val="20"/>
-                      <w:szCs w:val="20"/>
-                    </w:rPr>
-                    <w:t>SolidBody 1(Fillet1)(P000014131FLR-7),</w:t>
-                  </w:r>
-                </w:p>
-                <w:p>
-                  <w:pPr>
-                    <w:cnfStyle w:val="000000100000" w:firstRow="0" w:lastRow="0" w:firstColumn="0" w:lastColumn="0" w:oddVBand="0" w:evenVBand="0" w:oddHBand="1" w:evenHBand="0" w:firstRowFirstColumn="0" w:firstRowLastColumn="0" w:lastRowFirstColumn="0" w:lastRowLastColumn="0"/>
-                    <w:rPr>
-                      <w:rStyle w:val="Strong"/>
-                      <w:b w:val="0"/>
-                      <w:sz w:val="20"/>
-                      <w:szCs w:val="20"/>
-                    </w:rPr>
-                  </w:pPr>
-                  <w:r>
-                    <w:rPr>
-                      <w:rStyle w:val="Strong"/>
-                      <w:b w:val="0"/>
-                      <w:sz w:val="20"/>
-                      <w:szCs w:val="20"/>
-                    </w:rPr>
-                    <w:t>SolidBody 1(&lt;P000014138FLR&gt;-&lt;M6 Tapped Hole1&gt;)(P000014137FLR-1),</w:t>
-                  </w:r>
-                </w:p>
-                <w:p>
-                  <w:pPr>
-                    <w:cnfStyle w:val="000000100000" w:firstRow="0" w:lastRow="0" w:firstColumn="0" w:lastColumn="0" w:oddVBand="0" w:evenVBand="0" w:oddHBand="1" w:evenHBand="0" w:firstRowFirstColumn="0" w:firstRowLastColumn="0" w:lastRowFirstColumn="0" w:lastRowLastColumn="0"/>
-                    <w:rPr>
-                      <w:rStyle w:val="Strong"/>
-                      <w:b w:val="0"/>
-                      <w:sz w:val="20"/>
-                      <w:szCs w:val="20"/>
-                    </w:rPr>
-                  </w:pPr>
-                  <w:r>
-                    <w:rPr>
-                      <w:rStyle w:val="Strong"/>
-                      <w:b w:val="0"/>
-                      <w:sz w:val="20"/>
-                      <w:szCs w:val="20"/>
-                    </w:rPr>
-                    <w:t>SolidBody 1(M6 Tapped Hole1)(P000014138FLR-2),</w:t>
-                  </w:r>
-                </w:p>
-                <w:p>
-                  <w:pPr>
-                    <w:cnfStyle w:val="000000100000" w:firstRow="0" w:lastRow="0" w:firstColumn="0" w:lastColumn="0" w:oddVBand="0" w:evenVBand="0" w:oddHBand="1" w:evenHBand="0" w:firstRowFirstColumn="0" w:firstRowLastColumn="0" w:lastRowFirstColumn="0" w:lastRowLastColumn="0"/>
-                    <w:rPr>
-                      <w:rStyle w:val="Strong"/>
-                      <w:b w:val="0"/>
-                      <w:sz w:val="20"/>
-                      <w:szCs w:val="20"/>
-                    </w:rPr>
-                  </w:pPr>
-                  <w:r>
-                    <w:rPr>
-                      <w:rStyle w:val="Strong"/>
-                      <w:b w:val="0"/>
-                      <w:sz w:val="20"/>
-                      <w:szCs w:val="20"/>
-                    </w:rPr>
-                    <w:t>SolidBody 1(Cut-Extrude8)(P000014145FLR-1),</w:t>
-                  </w:r>
-                </w:p>
-                <w:p>
-                  <w:pPr>
-                    <w:cnfStyle w:val="000000100000" w:firstRow="0" w:lastRow="0" w:firstColumn="0" w:lastColumn="0" w:oddVBand="0" w:evenVBand="0" w:oddHBand="1" w:evenHBand="0" w:firstRowFirstColumn="0" w:firstRowLastColumn="0" w:lastRowFirstColumn="0" w:lastRowLastColumn="0"/>
-                    <w:rPr>
-                      <w:rStyle w:val="Strong"/>
-                      <w:b w:val="0"/>
-                      <w:sz w:val="20"/>
-                      <w:szCs w:val="20"/>
-                    </w:rPr>
-                  </w:pPr>
-                  <w:r>
-                    <w:rPr>
-                      <w:rStyle w:val="Strong"/>
-                      <w:b w:val="0"/>
-                      <w:sz w:val="20"/>
-                      <w:szCs w:val="20"/>
-                    </w:rPr>
-                    <w:t>SolidBody 1(Cut-Extrude8)(P000014145FLR-3),</w:t>
-                  </w:r>
-                </w:p>
-                <w:p>
-                  <w:pPr>
-                    <w:cnfStyle w:val="000000100000" w:firstRow="0" w:lastRow="0" w:firstColumn="0" w:lastColumn="0" w:oddVBand="0" w:evenVBand="0" w:oddHBand="1" w:evenHBand="0" w:firstRowFirstColumn="0" w:firstRowLastColumn="0" w:lastRowFirstColumn="0" w:lastRowLastColumn="0"/>
-                    <w:rPr>
-                      <w:rStyle w:val="Strong"/>
-                      <w:b w:val="0"/>
-                      <w:sz w:val="20"/>
-                      <w:szCs w:val="20"/>
-                    </w:rPr>
-                  </w:pPr>
-                  <w:r>
-                    <w:rPr>
-                      <w:rStyle w:val="Strong"/>
-                      <w:b w:val="0"/>
-                      <w:sz w:val="20"/>
-                      <w:szCs w:val="20"/>
-                    </w:rPr>
-                    <w:lastRenderedPageBreak/>
-                    <w:t>SolidBody 1(Ø12.0 (12) Diameter Hole1)(P000014148FLR-1),</w:t>
-                  </w:r>
-                </w:p>
-                <w:p>
-                  <w:pPr>
-                    <w:cnfStyle w:val="000000100000" w:firstRow="0" w:lastRow="0" w:firstColumn="0" w:lastColumn="0" w:oddVBand="0" w:evenVBand="0" w:oddHBand="1" w:evenHBand="0" w:firstRowFirstColumn="0" w:firstRowLastColumn="0" w:lastRowFirstColumn="0" w:lastRowLastColumn="0"/>
-                    <w:rPr>
-                      <w:rStyle w:val="Strong"/>
-                      <w:b w:val="0"/>
-                      <w:sz w:val="20"/>
-                      <w:szCs w:val="20"/>
-                    </w:rPr>
-                  </w:pPr>
-                  <w:r>
-                    <w:rPr>
-                      <w:rStyle w:val="Strong"/>
-                      <w:b w:val="0"/>
-                      <w:sz w:val="20"/>
-                      <w:szCs w:val="20"/>
-                    </w:rPr>
-                    <w:t>SolidBody 1(Ø12.0 (12) Diameter Hole1)(P000014148FLR-10),</w:t>
-                  </w:r>
-                </w:p>
-                <w:p>
-                  <w:pPr>
-                    <w:cnfStyle w:val="000000100000" w:firstRow="0" w:lastRow="0" w:firstColumn="0" w:lastColumn="0" w:oddVBand="0" w:evenVBand="0" w:oddHBand="1" w:evenHBand="0" w:firstRowFirstColumn="0" w:firstRowLastColumn="0" w:lastRowFirstColumn="0" w:lastRowLastColumn="0"/>
-                    <w:rPr>
-                      <w:rStyle w:val="Strong"/>
-                      <w:b w:val="0"/>
-                      <w:sz w:val="20"/>
-                      <w:szCs w:val="20"/>
-                    </w:rPr>
-                  </w:pPr>
-                  <w:r>
-                    <w:rPr>
-                      <w:rStyle w:val="Strong"/>
-                      <w:b w:val="0"/>
-                      <w:sz w:val="20"/>
-                      <w:szCs w:val="20"/>
-                    </w:rPr>
-                    <w:t>SolidBody 1(Ø12.0 (12) Diameter Hole1)(P000014148FLR-11),</w:t>
-                  </w:r>
-                </w:p>
-                <w:p>
-                  <w:pPr>
-                    <w:cnfStyle w:val="000000100000" w:firstRow="0" w:lastRow="0" w:firstColumn="0" w:lastColumn="0" w:oddVBand="0" w:evenVBand="0" w:oddHBand="1" w:evenHBand="0" w:firstRowFirstColumn="0" w:firstRowLastColumn="0" w:lastRowFirstColumn="0" w:lastRowLastColumn="0"/>
-                    <w:rPr>
-                      <w:rStyle w:val="Strong"/>
-                      <w:b w:val="0"/>
-                      <w:sz w:val="20"/>
-                      <w:szCs w:val="20"/>
-                    </w:rPr>
-                  </w:pPr>
-                  <w:r>
-                    <w:rPr>
-                      <w:rStyle w:val="Strong"/>
-                      <w:b w:val="0"/>
-                      <w:sz w:val="20"/>
-                      <w:szCs w:val="20"/>
-                    </w:rPr>
-                    <w:t>SolidBody 1(Ø12.0 (12) Diameter Hole1)(P000014148FLR-3),</w:t>
-                  </w:r>
-                </w:p>
-                <w:p>
-                  <w:pPr>
-                    <w:cnfStyle w:val="000000100000" w:firstRow="0" w:lastRow="0" w:firstColumn="0" w:lastColumn="0" w:oddVBand="0" w:evenVBand="0" w:oddHBand="1" w:evenHBand="0" w:firstRowFirstColumn="0" w:firstRowLastColumn="0" w:lastRowFirstColumn="0" w:lastRowLastColumn="0"/>
-                    <w:rPr>
-                      <w:rStyle w:val="Strong"/>
-                      <w:b w:val="0"/>
-                      <w:sz w:val="20"/>
-                      <w:szCs w:val="20"/>
-                    </w:rPr>
-                  </w:pPr>
-                  <w:r>
-                    <w:rPr>
-                      <w:rStyle w:val="Strong"/>
-                      <w:b w:val="0"/>
-                      <w:sz w:val="20"/>
-                      <w:szCs w:val="20"/>
-                    </w:rPr>
-                    <w:t>SolidBody 1(Ø12.0 (12) Diameter Hole1)(P000014148FLR-4),</w:t>
-                  </w:r>
-                </w:p>
-                <w:p>
-                  <w:pPr>
-                    <w:cnfStyle w:val="000000100000" w:firstRow="0" w:lastRow="0" w:firstColumn="0" w:lastColumn="0" w:oddVBand="0" w:evenVBand="0" w:oddHBand="1" w:evenHBand="0" w:firstRowFirstColumn="0" w:firstRowLastColumn="0" w:lastRowFirstColumn="0" w:lastRowLastColumn="0"/>
-                    <w:rPr>
-                      <w:rStyle w:val="Strong"/>
-                      <w:b w:val="0"/>
-                      <w:sz w:val="20"/>
-                      <w:szCs w:val="20"/>
-                    </w:rPr>
-                  </w:pPr>
-                  <w:r>
-                    <w:rPr>
-                      <w:rStyle w:val="Strong"/>
-                      <w:b w:val="0"/>
-                      <w:sz w:val="20"/>
-                      <w:szCs w:val="20"/>
-                    </w:rPr>
-                    <w:t>SolidBody 1(Ø12.0 (12) Diameter Hole1)(P000014148FLR-5),</w:t>
-                  </w:r>
-                </w:p>
-                <w:p>
-                  <w:pPr>
-                    <w:cnfStyle w:val="000000100000" w:firstRow="0" w:lastRow="0" w:firstColumn="0" w:lastColumn="0" w:oddVBand="0" w:evenVBand="0" w:oddHBand="1" w:evenHBand="0" w:firstRowFirstColumn="0" w:firstRowLastColumn="0" w:lastRowFirstColumn="0" w:lastRowLastColumn="0"/>
-                    <w:rPr>
-                      <w:rStyle w:val="Strong"/>
-                      <w:b w:val="0"/>
-                      <w:sz w:val="20"/>
-                      <w:szCs w:val="20"/>
-                    </w:rPr>
-                  </w:pPr>
-                  <w:r>
-                    <w:rPr>
-                      <w:rStyle w:val="Strong"/>
-                      <w:b w:val="0"/>
-                      <w:sz w:val="20"/>
-                      <w:szCs w:val="20"/>
-                    </w:rPr>
-                    <w:t>SolidBody 1(Ø12.0 (12) Diameter Hole1)(P000014148FLR-6),</w:t>
-                  </w:r>
-                </w:p>
-                <w:p>
-                  <w:pPr>
-                    <w:cnfStyle w:val="000000100000" w:firstRow="0" w:lastRow="0" w:firstColumn="0" w:lastColumn="0" w:oddVBand="0" w:evenVBand="0" w:oddHBand="1" w:evenHBand="0" w:firstRowFirstColumn="0" w:firstRowLastColumn="0" w:lastRowFirstColumn="0" w:lastRowLastColumn="0"/>
-                    <w:rPr>
-                      <w:rStyle w:val="Strong"/>
-                      <w:b w:val="0"/>
-                      <w:sz w:val="20"/>
-                      <w:szCs w:val="20"/>
-                    </w:rPr>
-                  </w:pPr>
-                  <w:r>
-                    <w:rPr>
-                      <w:rStyle w:val="Strong"/>
-                      <w:b w:val="0"/>
-                      <w:sz w:val="20"/>
-                      <w:szCs w:val="20"/>
-                    </w:rPr>
-                    <w:t>SolidBody 1(Ø12.0 (12) Diameter Hole1)(P000014148FLR-9),</w:t>
-                  </w:r>
-                </w:p>
-                <w:p>
-                  <w:pPr>
-                    <w:cnfStyle w:val="000000100000" w:firstRow="0" w:lastRow="0" w:firstColumn="0" w:lastColumn="0" w:oddVBand="0" w:evenVBand="0" w:oddHBand="1" w:evenHBand="0" w:firstRowFirstColumn="0" w:firstRowLastColumn="0" w:lastRowFirstColumn="0" w:lastRowLastColumn="0"/>
-                    <w:rPr>
-                      <w:rStyle w:val="Strong"/>
-                      <w:b w:val="0"/>
-                      <w:sz w:val="20"/>
-                      <w:szCs w:val="20"/>
-                    </w:rPr>
-                  </w:pPr>
-                  <w:r>
-                    <w:rPr>
-                      <w:rStyle w:val="Strong"/>
-                      <w:b w:val="0"/>
-                      <w:sz w:val="20"/>
-                      <w:szCs w:val="20"/>
-                    </w:rPr>
-                    <w:t>SolidBody 1(Fillet1)(P000014149FLR-1),</w:t>
-                  </w:r>
-                </w:p>
-                <w:p>
-                  <w:pPr>
-                    <w:cnfStyle w:val="000000100000" w:firstRow="0" w:lastRow="0" w:firstColumn="0" w:lastColumn="0" w:oddVBand="0" w:evenVBand="0" w:oddHBand="1" w:evenHBand="0" w:firstRowFirstColumn="0" w:firstRowLastColumn="0" w:lastRowFirstColumn="0" w:lastRowLastColumn="0"/>
-                    <w:rPr>
-                      <w:rStyle w:val="Strong"/>
-                      <w:b w:val="0"/>
-                      <w:sz w:val="20"/>
-                      <w:szCs w:val="20"/>
-                    </w:rPr>
-                  </w:pPr>
-                  <w:r>
-                    <w:rPr>
-                      <w:rStyle w:val="Strong"/>
-                      <w:b w:val="0"/>
-                      <w:sz w:val="20"/>
-                      <w:szCs w:val="20"/>
-                    </w:rPr>
-                    <w:t>SolidBody 1(Fillet1)(P000014149FLR-2),</w:t>
-                  </w:r>
-                </w:p>
-                <w:p>
-                  <w:pPr>
-                    <w:cnfStyle w:val="000000100000" w:firstRow="0" w:lastRow="0" w:firstColumn="0" w:lastColumn="0" w:oddVBand="0" w:evenVBand="0" w:oddHBand="1" w:evenHBand="0" w:firstRowFirstColumn="0" w:firstRowLastColumn="0" w:lastRowFirstColumn="0" w:lastRowLastColumn="0"/>
-                    <w:rPr>
-                      <w:rStyle w:val="Strong"/>
-                      <w:b w:val="0"/>
                       <w:bCs w:val="0"/>
                       <w:sz w:val="20"/>
                       <w:szCs w:val="20"/>
@@ -12082,7 +12258,7 @@
                       <w:sz w:val="20"/>
                       <w:szCs w:val="20"/>
                     </w:rPr>
-                    <w:t>SolidBody 1(Fillet1)(P000014149FLR-3)</w:t>
+                    <w:t>SolidBody 1(Boss-Extrude1)(Part1^P000014110FLR-4)</w:t>
                   </w:r>
                 </w:p>
               </w:tc>
@@ -12156,16 +12332,16 @@
                       <w:szCs w:val="20"/>
                     </w:rPr>
                     <w:drawing>
-                      <wp:inline distT="0" distB="0" distL="0" distR="0" wp14:anchorId="22957479" wp14:editId="753E4767">
-                        <wp:extent cx="1904365" cy="1523365"/>
+                      <wp:inline distT="0" distB="0" distL="0" distR="0" wp14:anchorId="2822BB2A" wp14:editId="5A97EA3F">
+                        <wp:extent cx="1904365" cy="1447165"/>
                         <wp:effectExtent l="0" t="0" r="635" b="635"/>
-                        <wp:docPr id="230727464" name="Picture 12"/>
+                        <wp:docPr id="255651403" name="Picture 12"/>
                         <wp:cNvGraphicFramePr/>
                         <a:graphic xmlns:a="http://schemas.openxmlformats.org/drawingml/2006/main">
                           <a:graphicData uri="http://schemas.openxmlformats.org/drawingml/2006/picture">
                             <pic:pic xmlns:pic="http://schemas.openxmlformats.org/drawingml/2006/picture">
                               <pic:nvPicPr>
-                                <pic:cNvPr id="230727464" name=""/>
+                                <pic:cNvPr id="255651403" name=""/>
                                 <pic:cNvPicPr/>
                               </pic:nvPicPr>
                               <pic:blipFill>
@@ -12183,7 +12359,7 @@
                               <pic:spPr>
                                 <a:xfrm>
                                   <a:off x="0" y="0"/>
-                                  <a:ext cx="1904365" cy="1523365"/>
+                                  <a:ext cx="1904365" cy="1447165"/>
                                 </a:xfrm>
                                 <a:prstGeom prst="rect">
                                   <a:avLst/>
@@ -13047,7 +13223,17 @@
                       <w:sz w:val="20"/>
                       <w:szCs w:val="20"/>
                     </w:rPr>
-                    <w:t>SolidBody 1(CSK for M1.6 Countersunk Flat Head Screw2)(FEM2P000013056-1/FEM2P000011093-1/FEM2P000009265-2/FEM2P000010224-2),</w:t>
+                    <w:t>SolidBody 1(CSK for M1.6 Countersunk Flat Head Screw2)(FEM2P000013056-1/FEM2P000011093-</w:t>
+                  </w:r>
+                  <w:r>
+                    <w:rPr>
+                      <w:rStyle w:val="Strong"/>
+                      <w:b w:val="0"/>
+                      <w:sz w:val="20"/>
+                      <w:szCs w:val="20"/>
+                    </w:rPr>
+                    <w:lastRenderedPageBreak/>
+                    <w:t>1/FEM2P000009265-2/FEM2P000010224-2),</w:t>
                   </w:r>
                 </w:p>
                 <w:p>
@@ -13067,7 +13253,6 @@
                       <w:sz w:val="20"/>
                       <w:szCs w:val="20"/>
                     </w:rPr>
-                    <w:lastRenderedPageBreak/>
                     <w:t>SolidBody 1(CSK for M1.6 Countersunk Flat Head Screw2)(FEM2P000013056-1/FEM2P000011093-1/FEM2P000009265-2/FEM2P000010224-3),</w:t>
                   </w:r>
                 </w:p>
@@ -13203,16 +13388,16 @@
                       <w:szCs w:val="20"/>
                     </w:rPr>
                     <w:drawing>
-                      <wp:inline distT="0" distB="0" distL="0" distR="0" wp14:anchorId="18EAEC6A" wp14:editId="5BE181D2">
-                        <wp:extent cx="1904365" cy="1523365"/>
+                      <wp:inline distT="0" distB="0" distL="0" distR="0" wp14:anchorId="3C4D4048" wp14:editId="521A6B6C">
+                        <wp:extent cx="1904365" cy="1447165"/>
                         <wp:effectExtent l="0" t="0" r="635" b="635"/>
-                        <wp:docPr id="2043591926" name="Picture 13"/>
+                        <wp:docPr id="1189090725" name="Picture 13"/>
                         <wp:cNvGraphicFramePr/>
                         <a:graphic xmlns:a="http://schemas.openxmlformats.org/drawingml/2006/main">
                           <a:graphicData uri="http://schemas.openxmlformats.org/drawingml/2006/picture">
                             <pic:pic xmlns:pic="http://schemas.openxmlformats.org/drawingml/2006/picture">
                               <pic:nvPicPr>
-                                <pic:cNvPr id="2043591926" name=""/>
+                                <pic:cNvPr id="1189090725" name=""/>
                                 <pic:cNvPicPr/>
                               </pic:nvPicPr>
                               <pic:blipFill>
@@ -13230,7 +13415,7 @@
                               <pic:spPr>
                                 <a:xfrm>
                                   <a:off x="0" y="0"/>
-                                  <a:ext cx="1904365" cy="1523365"/>
+                                  <a:ext cx="1904365" cy="1447165"/>
                                 </a:xfrm>
                                 <a:prstGeom prst="rect">
                                   <a:avLst/>
@@ -14148,16 +14333,16 @@
                       <w:szCs w:val="20"/>
                     </w:rPr>
                     <w:drawing>
-                      <wp:inline distT="0" distB="0" distL="0" distR="0" wp14:anchorId="6CDCF4F5" wp14:editId="7BEA057D">
-                        <wp:extent cx="1904365" cy="1523365"/>
+                      <wp:inline distT="0" distB="0" distL="0" distR="0" wp14:anchorId="6A7D4F4E" wp14:editId="1E3AD56D">
+                        <wp:extent cx="1904365" cy="1447165"/>
                         <wp:effectExtent l="0" t="0" r="635" b="635"/>
-                        <wp:docPr id="780613130" name="Picture 14"/>
+                        <wp:docPr id="854354155" name="Picture 14"/>
                         <wp:cNvGraphicFramePr/>
                         <a:graphic xmlns:a="http://schemas.openxmlformats.org/drawingml/2006/main">
                           <a:graphicData uri="http://schemas.openxmlformats.org/drawingml/2006/picture">
                             <pic:pic xmlns:pic="http://schemas.openxmlformats.org/drawingml/2006/picture">
                               <pic:nvPicPr>
-                                <pic:cNvPr id="780613130" name=""/>
+                                <pic:cNvPr id="854354155" name=""/>
                                 <pic:cNvPicPr/>
                               </pic:nvPicPr>
                               <pic:blipFill>
@@ -14175,7 +14360,7 @@
                               <pic:spPr>
                                 <a:xfrm>
                                   <a:off x="0" y="0"/>
-                                  <a:ext cx="1904365" cy="1523365"/>
+                                  <a:ext cx="1904365" cy="1447165"/>
                                 </a:xfrm>
                                 <a:prstGeom prst="rect">
                                   <a:avLst/>
@@ -15014,6 +15199,7 @@
                       <w:sz w:val="20"/>
                       <w:szCs w:val="20"/>
                     </w:rPr>
+                    <w:lastRenderedPageBreak/>
                     <w:t>Curve Data:N/A</w:t>
                   </w:r>
                 </w:p>
@@ -15059,7 +15245,7 @@
                 <w:bCs w:val="0"/>
               </w:rPr>
             </w:pPr>
-            <w:bookmarkStart w:id="12" w:name="_Toc231893792"/>
+            <w:bookmarkStart w:id="12" w:name="_Toc232074391"/>
             <w:r>
               <w:rPr>
                 <w:rStyle w:val="Strong"/>
@@ -15248,16 +15434,16 @@
                       <w:szCs w:val="20"/>
                     </w:rPr>
                     <w:drawing>
-                      <wp:inline distT="0" distB="0" distL="0" distR="0" wp14:anchorId="07529A27" wp14:editId="56650126">
-                        <wp:extent cx="1772285" cy="1417955"/>
-                        <wp:effectExtent l="0" t="0" r="0" b="0"/>
-                        <wp:docPr id="166459971" name="Picture 15"/>
+                      <wp:inline distT="0" distB="0" distL="0" distR="0" wp14:anchorId="4797DD2A" wp14:editId="1BF4ED28">
+                        <wp:extent cx="1772285" cy="1346835"/>
+                        <wp:effectExtent l="0" t="0" r="0" b="5715"/>
+                        <wp:docPr id="1532997210" name="Picture 15"/>
                         <wp:cNvGraphicFramePr/>
                         <a:graphic xmlns:a="http://schemas.openxmlformats.org/drawingml/2006/main">
                           <a:graphicData uri="http://schemas.openxmlformats.org/drawingml/2006/picture">
                             <pic:pic xmlns:pic="http://schemas.openxmlformats.org/drawingml/2006/picture">
                               <pic:nvPicPr>
-                                <pic:cNvPr id="166459971" name=""/>
+                                <pic:cNvPr id="1532997210" name=""/>
                                 <pic:cNvPicPr/>
                               </pic:nvPicPr>
                               <pic:blipFill>
@@ -15275,7 +15461,7 @@
                               <pic:spPr>
                                 <a:xfrm>
                                   <a:off x="0" y="0"/>
-                                  <a:ext cx="1772285" cy="1417955"/>
+                                  <a:ext cx="1772285" cy="1346835"/>
                                 </a:xfrm>
                                 <a:prstGeom prst="rect">
                                   <a:avLst/>
@@ -15890,7 +16076,7 @@
                             <w:sz w:val="20"/>
                             <w:szCs w:val="20"/>
                           </w:rPr>
-                          <w:t>-0.000121772</w:t>
+                          <w:t>-0.000172734</w:t>
                         </w:r>
                       </w:p>
                     </w:tc>
@@ -15917,7 +16103,7 @@
                             <w:sz w:val="20"/>
                             <w:szCs w:val="20"/>
                           </w:rPr>
-                          <w:t>8.75885e-05</w:t>
+                          <w:t>6.1957e-05</w:t>
                         </w:r>
                       </w:p>
                     </w:tc>
@@ -15944,7 +16130,7 @@
                             <w:sz w:val="20"/>
                             <w:szCs w:val="20"/>
                           </w:rPr>
-                          <w:t>0.000376046</w:t>
+                          <w:t>0.000415623</w:t>
                         </w:r>
                       </w:p>
                     </w:tc>
@@ -15971,7 +16157,7 @@
                             <w:sz w:val="20"/>
                             <w:szCs w:val="20"/>
                           </w:rPr>
-                          <w:t>0.000404859</w:t>
+                          <w:t>0.000454333</w:t>
                         </w:r>
                       </w:p>
                     </w:tc>
@@ -16192,16 +16378,16 @@
                       <w:szCs w:val="20"/>
                     </w:rPr>
                     <w:drawing>
-                      <wp:inline distT="0" distB="0" distL="0" distR="0" wp14:anchorId="477A2C83" wp14:editId="69AABEC2">
-                        <wp:extent cx="1772285" cy="1417955"/>
-                        <wp:effectExtent l="0" t="0" r="0" b="0"/>
-                        <wp:docPr id="237901682" name="Picture 16"/>
+                      <wp:inline distT="0" distB="0" distL="0" distR="0" wp14:anchorId="67326375" wp14:editId="30B7F313">
+                        <wp:extent cx="1772285" cy="1346835"/>
+                        <wp:effectExtent l="0" t="0" r="0" b="5715"/>
+                        <wp:docPr id="1486898753" name="Picture 16"/>
                         <wp:cNvGraphicFramePr/>
                         <a:graphic xmlns:a="http://schemas.openxmlformats.org/drawingml/2006/main">
                           <a:graphicData uri="http://schemas.openxmlformats.org/drawingml/2006/picture">
                             <pic:pic xmlns:pic="http://schemas.openxmlformats.org/drawingml/2006/picture">
                               <pic:nvPicPr>
-                                <pic:cNvPr id="237901682" name=""/>
+                                <pic:cNvPr id="1486898753" name=""/>
                                 <pic:cNvPicPr/>
                               </pic:nvPicPr>
                               <pic:blipFill>
@@ -16219,7 +16405,7 @@
                               <pic:spPr>
                                 <a:xfrm>
                                   <a:off x="0" y="0"/>
-                                  <a:ext cx="1772285" cy="1417955"/>
+                                  <a:ext cx="1772285" cy="1346835"/>
                                 </a:xfrm>
                                 <a:prstGeom prst="rect">
                                   <a:avLst/>
@@ -16599,7 +16785,7 @@
                     <w:rPr>
                       <w:rStyle w:val="Strong"/>
                     </w:rPr>
-                    <w:t>Force-2</w:t>
+                    <w:t>Force-4</w:t>
                   </w:r>
                 </w:p>
               </w:tc>
@@ -16630,16 +16816,16 @@
                       <w:szCs w:val="20"/>
                     </w:rPr>
                     <w:drawing>
-                      <wp:inline distT="0" distB="0" distL="0" distR="0" wp14:anchorId="750E0610" wp14:editId="1A91E27E">
-                        <wp:extent cx="1907540" cy="1525905"/>
+                      <wp:inline distT="0" distB="0" distL="0" distR="0" wp14:anchorId="23997F9A" wp14:editId="78996B57">
+                        <wp:extent cx="1907540" cy="1449070"/>
                         <wp:effectExtent l="0" t="0" r="0" b="0"/>
-                        <wp:docPr id="1339174481" name="Picture 17"/>
+                        <wp:docPr id="1065125918" name="Picture 17"/>
                         <wp:cNvGraphicFramePr/>
                         <a:graphic xmlns:a="http://schemas.openxmlformats.org/drawingml/2006/main">
                           <a:graphicData uri="http://schemas.openxmlformats.org/drawingml/2006/picture">
                             <pic:pic xmlns:pic="http://schemas.openxmlformats.org/drawingml/2006/picture">
                               <pic:nvPicPr>
-                                <pic:cNvPr id="1339174481" name=""/>
+                                <pic:cNvPr id="1065125918" name=""/>
                                 <pic:cNvPicPr/>
                               </pic:nvPicPr>
                               <pic:blipFill>
@@ -16657,7 +16843,7 @@
                               <pic:spPr>
                                 <a:xfrm>
                                   <a:off x="0" y="0"/>
-                                  <a:ext cx="1907540" cy="1525905"/>
+                                  <a:ext cx="1907540" cy="1449070"/>
                                 </a:xfrm>
                                 <a:prstGeom prst="rect">
                                   <a:avLst/>
@@ -16752,7 +16938,7 @@
                             <w:sz w:val="20"/>
                             <w:szCs w:val="20"/>
                           </w:rPr>
-                          <w:t>3 face(s)</w:t>
+                          <w:t>4 face(s)</w:t>
                         </w:r>
                       </w:p>
                     </w:tc>
@@ -16864,7 +17050,7 @@
                             <w:sz w:val="20"/>
                             <w:szCs w:val="20"/>
                           </w:rPr>
-                          <w:t>2,180 kgf</w:t>
+                          <w:t>113,000 N</w:t>
                         </w:r>
                       </w:p>
                     </w:tc>
@@ -16903,7 +17089,7 @@
                     <w:rPr>
                       <w:rStyle w:val="Strong"/>
                     </w:rPr>
-                    <w:t>Force-3</w:t>
+                    <w:t>Force-5</w:t>
                   </w:r>
                 </w:p>
               </w:tc>
@@ -16933,16 +17119,16 @@
                       <w:szCs w:val="20"/>
                     </w:rPr>
                     <w:drawing>
-                      <wp:inline distT="0" distB="0" distL="0" distR="0" wp14:anchorId="540C006E" wp14:editId="3673FBDB">
-                        <wp:extent cx="1907540" cy="1525905"/>
+                      <wp:inline distT="0" distB="0" distL="0" distR="0" wp14:anchorId="59CD045A" wp14:editId="60D22319">
+                        <wp:extent cx="1907540" cy="1449070"/>
                         <wp:effectExtent l="0" t="0" r="0" b="0"/>
-                        <wp:docPr id="1577096677" name="Picture 18"/>
+                        <wp:docPr id="1415410320" name="Picture 18"/>
                         <wp:cNvGraphicFramePr/>
                         <a:graphic xmlns:a="http://schemas.openxmlformats.org/drawingml/2006/main">
                           <a:graphicData uri="http://schemas.openxmlformats.org/drawingml/2006/picture">
                             <pic:pic xmlns:pic="http://schemas.openxmlformats.org/drawingml/2006/picture">
                               <pic:nvPicPr>
-                                <pic:cNvPr id="1577096677" name=""/>
+                                <pic:cNvPr id="1415410320" name=""/>
                                 <pic:cNvPicPr/>
                               </pic:nvPicPr>
                               <pic:blipFill>
@@ -16960,7 +17146,7 @@
                               <pic:spPr>
                                 <a:xfrm>
                                   <a:off x="0" y="0"/>
-                                  <a:ext cx="1907540" cy="1525905"/>
+                                  <a:ext cx="1907540" cy="1449070"/>
                                 </a:xfrm>
                                 <a:prstGeom prst="rect">
                                   <a:avLst/>
@@ -17054,7 +17240,7 @@
                             <w:sz w:val="20"/>
                             <w:szCs w:val="20"/>
                           </w:rPr>
-                          <w:t>2 face(s)</w:t>
+                          <w:t>3 face(s)</w:t>
                         </w:r>
                       </w:p>
                     </w:tc>
@@ -17166,7 +17352,7 @@
                             <w:sz w:val="20"/>
                             <w:szCs w:val="20"/>
                           </w:rPr>
-                          <w:t>500 N</w:t>
+                          <w:t>39,101 N</w:t>
                         </w:r>
                       </w:p>
                     </w:tc>
@@ -17209,7 +17395,7 @@
                       <w:rStyle w:val="Strong"/>
                     </w:rPr>
                     <w:lastRenderedPageBreak/>
-                    <w:t>Force-4</w:t>
+                    <w:t>Force-6</w:t>
                   </w:r>
                 </w:p>
               </w:tc>
@@ -17239,16 +17425,16 @@
                       <w:szCs w:val="20"/>
                     </w:rPr>
                     <w:drawing>
-                      <wp:inline distT="0" distB="0" distL="0" distR="0" wp14:anchorId="619AF822" wp14:editId="7BCE5A88">
-                        <wp:extent cx="1907540" cy="1525905"/>
+                      <wp:inline distT="0" distB="0" distL="0" distR="0" wp14:anchorId="58E406B2" wp14:editId="1DE12195">
+                        <wp:extent cx="1907540" cy="1449070"/>
                         <wp:effectExtent l="0" t="0" r="0" b="0"/>
-                        <wp:docPr id="771906698" name="Picture 19"/>
+                        <wp:docPr id="1750864559" name="Picture 19"/>
                         <wp:cNvGraphicFramePr/>
                         <a:graphic xmlns:a="http://schemas.openxmlformats.org/drawingml/2006/main">
                           <a:graphicData uri="http://schemas.openxmlformats.org/drawingml/2006/picture">
                             <pic:pic xmlns:pic="http://schemas.openxmlformats.org/drawingml/2006/picture">
                               <pic:nvPicPr>
-                                <pic:cNvPr id="771906698" name=""/>
+                                <pic:cNvPr id="1750864559" name=""/>
                                 <pic:cNvPicPr/>
                               </pic:nvPicPr>
                               <pic:blipFill>
@@ -17266,7 +17452,7 @@
                               <pic:spPr>
                                 <a:xfrm>
                                   <a:off x="0" y="0"/>
-                                  <a:ext cx="1907540" cy="1525905"/>
+                                  <a:ext cx="1907540" cy="1449070"/>
                                 </a:xfrm>
                                 <a:prstGeom prst="rect">
                                   <a:avLst/>
@@ -17360,7 +17546,7 @@
                             <w:sz w:val="20"/>
                             <w:szCs w:val="20"/>
                           </w:rPr>
-                          <w:t>4 face(s)</w:t>
+                          <w:t>2 face(s)</w:t>
                         </w:r>
                       </w:p>
                     </w:tc>
@@ -17472,7 +17658,7 @@
                             <w:sz w:val="20"/>
                             <w:szCs w:val="20"/>
                           </w:rPr>
-                          <w:t>113,000 N</w:t>
+                          <w:t>900 N</w:t>
                         </w:r>
                       </w:p>
                     </w:tc>
@@ -17531,7 +17717,7 @@
             <w:r>
               <w:br w:type="page"/>
             </w:r>
-            <w:bookmarkStart w:id="13" w:name="_Toc231893793"/>
+            <w:bookmarkStart w:id="13" w:name="_Toc232074392"/>
             <w:r>
               <w:t>Connector Definitions</w:t>
             </w:r>
@@ -17575,7 +17761,7 @@
             <w:pPr>
               <w:pStyle w:val="Heading1"/>
             </w:pPr>
-            <w:bookmarkStart w:id="14" w:name="_Toc231893794"/>
+            <w:bookmarkStart w:id="14" w:name="_Toc232074393"/>
             <w:r>
               <w:lastRenderedPageBreak/>
               <w:t>Contact Information</w:t>
@@ -17732,16 +17918,16 @@
                       <w:noProof/>
                     </w:rPr>
                     <w:drawing>
-                      <wp:inline distT="0" distB="0" distL="0" distR="0" wp14:anchorId="1F2C48FC" wp14:editId="65A8122E">
-                        <wp:extent cx="2445385" cy="1956435"/>
-                        <wp:effectExtent l="0" t="0" r="0" b="5715"/>
-                        <wp:docPr id="1559694902" name="Picture 20"/>
+                      <wp:inline distT="0" distB="0" distL="0" distR="0" wp14:anchorId="03869701" wp14:editId="2BBD7292">
+                        <wp:extent cx="2445385" cy="1858010"/>
+                        <wp:effectExtent l="0" t="0" r="0" b="8890"/>
+                        <wp:docPr id="1595226826" name="Picture 20"/>
                         <wp:cNvGraphicFramePr/>
                         <a:graphic xmlns:a="http://schemas.openxmlformats.org/drawingml/2006/main">
                           <a:graphicData uri="http://schemas.openxmlformats.org/drawingml/2006/picture">
                             <pic:pic xmlns:pic="http://schemas.openxmlformats.org/drawingml/2006/picture">
                               <pic:nvPicPr>
-                                <pic:cNvPr id="1559694902" name=""/>
+                                <pic:cNvPr id="1595226826" name=""/>
                                 <pic:cNvPicPr/>
                               </pic:nvPicPr>
                               <pic:blipFill>
@@ -17759,7 +17945,7 @@
                               <pic:spPr>
                                 <a:xfrm>
                                   <a:off x="0" y="0"/>
-                                  <a:ext cx="2445385" cy="1956435"/>
+                                  <a:ext cx="2445385" cy="1858010"/>
                                 </a:xfrm>
                                 <a:prstGeom prst="rect">
                                   <a:avLst/>
@@ -17960,16 +18146,16 @@
                       <w:noProof/>
                     </w:rPr>
                     <w:drawing>
-                      <wp:inline distT="0" distB="0" distL="0" distR="0" wp14:anchorId="68B0C38D" wp14:editId="0FD47C0F">
-                        <wp:extent cx="2445385" cy="1956435"/>
-                        <wp:effectExtent l="0" t="0" r="0" b="5715"/>
-                        <wp:docPr id="697465139" name="Picture 21"/>
+                      <wp:inline distT="0" distB="0" distL="0" distR="0" wp14:anchorId="30227FFE" wp14:editId="7188E4C6">
+                        <wp:extent cx="2445385" cy="1858010"/>
+                        <wp:effectExtent l="0" t="0" r="0" b="8890"/>
+                        <wp:docPr id="392023740" name="Picture 21"/>
                         <wp:cNvGraphicFramePr/>
                         <a:graphic xmlns:a="http://schemas.openxmlformats.org/drawingml/2006/main">
                           <a:graphicData uri="http://schemas.openxmlformats.org/drawingml/2006/picture">
                             <pic:pic xmlns:pic="http://schemas.openxmlformats.org/drawingml/2006/picture">
                               <pic:nvPicPr>
-                                <pic:cNvPr id="697465139" name=""/>
+                                <pic:cNvPr id="392023740" name=""/>
                                 <pic:cNvPicPr/>
                               </pic:nvPicPr>
                               <pic:blipFill>
@@ -17987,7 +18173,7 @@
                               <pic:spPr>
                                 <a:xfrm>
                                   <a:off x="0" y="0"/>
-                                  <a:ext cx="2445385" cy="1956435"/>
+                                  <a:ext cx="2445385" cy="1858010"/>
                                 </a:xfrm>
                                 <a:prstGeom prst="rect">
                                   <a:avLst/>
@@ -18189,16 +18375,16 @@
                       <w:noProof/>
                     </w:rPr>
                     <w:drawing>
-                      <wp:inline distT="0" distB="0" distL="0" distR="0" wp14:anchorId="3AF8FA76" wp14:editId="47652F4D">
-                        <wp:extent cx="2445385" cy="1956435"/>
-                        <wp:effectExtent l="0" t="0" r="0" b="5715"/>
-                        <wp:docPr id="1404862359" name="Picture 22"/>
+                      <wp:inline distT="0" distB="0" distL="0" distR="0" wp14:anchorId="0A05C03D" wp14:editId="634BE479">
+                        <wp:extent cx="2445385" cy="1858010"/>
+                        <wp:effectExtent l="0" t="0" r="0" b="8890"/>
+                        <wp:docPr id="655455120" name="Picture 22"/>
                         <wp:cNvGraphicFramePr/>
                         <a:graphic xmlns:a="http://schemas.openxmlformats.org/drawingml/2006/main">
                           <a:graphicData uri="http://schemas.openxmlformats.org/drawingml/2006/picture">
                             <pic:pic xmlns:pic="http://schemas.openxmlformats.org/drawingml/2006/picture">
                               <pic:nvPicPr>
-                                <pic:cNvPr id="1404862359" name=""/>
+                                <pic:cNvPr id="655455120" name=""/>
                                 <pic:cNvPicPr/>
                               </pic:nvPicPr>
                               <pic:blipFill>
@@ -18216,7 +18402,7 @@
                               <pic:spPr>
                                 <a:xfrm>
                                   <a:off x="0" y="0"/>
-                                  <a:ext cx="2445385" cy="1956435"/>
+                                  <a:ext cx="2445385" cy="1858010"/>
                                 </a:xfrm>
                                 <a:prstGeom prst="rect">
                                   <a:avLst/>
@@ -18392,6 +18578,7 @@
                       <w:rFonts w:asciiTheme="minorHAnsi" w:hAnsiTheme="minorHAnsi"/>
                       <w:b w:val="0"/>
                     </w:rPr>
+                    <w:lastRenderedPageBreak/>
                     <w:t>Global Contact</w:t>
                   </w:r>
                 </w:p>
@@ -18417,16 +18604,16 @@
                       <w:noProof/>
                     </w:rPr>
                     <w:drawing>
-                      <wp:inline distT="0" distB="0" distL="0" distR="0" wp14:anchorId="4A569187" wp14:editId="275A1F08">
-                        <wp:extent cx="2445385" cy="1956435"/>
-                        <wp:effectExtent l="0" t="0" r="0" b="5715"/>
-                        <wp:docPr id="988239607" name="Picture 23"/>
+                      <wp:inline distT="0" distB="0" distL="0" distR="0" wp14:anchorId="25A89550" wp14:editId="5DA0222C">
+                        <wp:extent cx="2445385" cy="1858010"/>
+                        <wp:effectExtent l="0" t="0" r="0" b="8890"/>
+                        <wp:docPr id="1626593444" name="Picture 23"/>
                         <wp:cNvGraphicFramePr/>
                         <a:graphic xmlns:a="http://schemas.openxmlformats.org/drawingml/2006/main">
                           <a:graphicData uri="http://schemas.openxmlformats.org/drawingml/2006/picture">
                             <pic:pic xmlns:pic="http://schemas.openxmlformats.org/drawingml/2006/picture">
                               <pic:nvPicPr>
-                                <pic:cNvPr id="988239607" name=""/>
+                                <pic:cNvPr id="1626593444" name=""/>
                                 <pic:cNvPicPr/>
                               </pic:nvPicPr>
                               <pic:blipFill>
@@ -18444,7 +18631,7 @@
                               <pic:spPr>
                                 <a:xfrm>
                                   <a:off x="0" y="0"/>
-                                  <a:ext cx="2445385" cy="1956435"/>
+                                  <a:ext cx="2445385" cy="1858010"/>
                                 </a:xfrm>
                                 <a:prstGeom prst="rect">
                                   <a:avLst/>
@@ -18620,7 +18807,7 @@
                             <w:b w:val="0"/>
                             <w:bCs w:val="0"/>
                           </w:rPr>
-                          <w:t>Incompatible mesh</w:t>
+                          <w:t>Compatible mesh</w:t>
                         </w:r>
                       </w:p>
                     </w:tc>
@@ -18672,17 +18859,2188 @@
             <w:pPr>
               <w:pStyle w:val="Heading1"/>
             </w:pPr>
-            <w:bookmarkStart w:id="15" w:name="_Toc231893795"/>
+            <w:bookmarkStart w:id="15" w:name="_Toc232074394"/>
             <w:r>
+              <w:lastRenderedPageBreak/>
               <w:t>Mesh information</w:t>
             </w:r>
             <w:bookmarkEnd w:id="15"/>
           </w:p>
+          <w:tbl>
+            <w:tblPr>
+              <w:tblStyle w:val="MediumList1-Accent11"/>
+              <w:tblW w:w="10785" w:type="dxa"/>
+              <w:tblLayout w:type="fixed"/>
+              <w:tblLook w:val="0480" w:firstRow="0" w:lastRow="0" w:firstColumn="1" w:lastColumn="0" w:noHBand="0" w:noVBand="1"/>
+            </w:tblPr>
+            <w:tblGrid>
+              <w:gridCol w:w="5392"/>
+              <w:gridCol w:w="5393"/>
+            </w:tblGrid>
+            <w:tr>
+              <w:trPr>
+                <w:cnfStyle w:val="000000100000" w:firstRow="0" w:lastRow="0" w:firstColumn="0" w:lastColumn="0" w:oddVBand="0" w:evenVBand="0" w:oddHBand="1" w:evenHBand="0" w:firstRowFirstColumn="0" w:firstRowLastColumn="0" w:lastRowFirstColumn="0" w:lastRowLastColumn="0"/>
+                <w:trHeight w:val="331"/>
+              </w:trPr>
+              <w:tc>
+                <w:tcPr>
+                  <w:cnfStyle w:val="001000000000" w:firstRow="0" w:lastRow="0" w:firstColumn="1" w:lastColumn="0" w:oddVBand="0" w:evenVBand="0" w:oddHBand="0" w:evenHBand="0" w:firstRowFirstColumn="0" w:firstRowLastColumn="0" w:lastRowFirstColumn="0" w:lastRowLastColumn="0"/>
+                  <w:tcW w:w="5392" w:type="dxa"/>
+                  <w:tcBorders>
+                    <w:top w:val="single" w:sz="18" w:space="0" w:color="548DD4" w:themeColor="text2" w:themeTint="99"/>
+                    <w:left w:val="single" w:sz="18" w:space="0" w:color="548DD4" w:themeColor="text2" w:themeTint="99"/>
+                    <w:bottom w:val="single" w:sz="18" w:space="0" w:color="548DD4" w:themeColor="text2" w:themeTint="99"/>
+                    <w:right w:val="single" w:sz="18" w:space="0" w:color="548DD4" w:themeColor="text2" w:themeTint="99"/>
+                  </w:tcBorders>
+                </w:tcPr>
+                <w:p>
+                  <w:r>
+                    <w:t>Mesh type</w:t>
+                  </w:r>
+                </w:p>
+              </w:tc>
+              <w:tc>
+                <w:tcPr>
+                  <w:tcW w:w="5393" w:type="dxa"/>
+                  <w:tcBorders>
+                    <w:top w:val="single" w:sz="18" w:space="0" w:color="548DD4" w:themeColor="text2" w:themeTint="99"/>
+                    <w:left w:val="single" w:sz="18" w:space="0" w:color="548DD4" w:themeColor="text2" w:themeTint="99"/>
+                    <w:bottom w:val="single" w:sz="18" w:space="0" w:color="548DD4" w:themeColor="text2" w:themeTint="99"/>
+                    <w:right w:val="single" w:sz="18" w:space="0" w:color="548DD4" w:themeColor="text2" w:themeTint="99"/>
+                  </w:tcBorders>
+                </w:tcPr>
+                <w:p>
+                  <w:pPr>
+                    <w:cnfStyle w:val="000000100000" w:firstRow="0" w:lastRow="0" w:firstColumn="0" w:lastColumn="0" w:oddVBand="0" w:evenVBand="0" w:oddHBand="1" w:evenHBand="0" w:firstRowFirstColumn="0" w:firstRowLastColumn="0" w:lastRowFirstColumn="0" w:lastRowLastColumn="0"/>
+                  </w:pPr>
+                  <w:r>
+                    <w:t>Mixed Mesh</w:t>
+                  </w:r>
+                </w:p>
+              </w:tc>
+            </w:tr>
+            <w:tr>
+              <w:trPr>
+                <w:trHeight w:val="331"/>
+              </w:trPr>
+              <w:tc>
+                <w:tcPr>
+                  <w:cnfStyle w:val="001000000000" w:firstRow="0" w:lastRow="0" w:firstColumn="1" w:lastColumn="0" w:oddVBand="0" w:evenVBand="0" w:oddHBand="0" w:evenHBand="0" w:firstRowFirstColumn="0" w:firstRowLastColumn="0" w:lastRowFirstColumn="0" w:lastRowLastColumn="0"/>
+                  <w:tcW w:w="5392" w:type="dxa"/>
+                  <w:tcBorders>
+                    <w:top w:val="single" w:sz="18" w:space="0" w:color="548DD4" w:themeColor="text2" w:themeTint="99"/>
+                    <w:left w:val="single" w:sz="18" w:space="0" w:color="548DD4" w:themeColor="text2" w:themeTint="99"/>
+                    <w:bottom w:val="single" w:sz="18" w:space="0" w:color="548DD4" w:themeColor="text2" w:themeTint="99"/>
+                    <w:right w:val="single" w:sz="18" w:space="0" w:color="548DD4" w:themeColor="text2" w:themeTint="99"/>
+                  </w:tcBorders>
+                </w:tcPr>
+                <w:p>
+                  <w:r>
+                    <w:t xml:space="preserve">Mesher Used: </w:t>
+                  </w:r>
+                </w:p>
+              </w:tc>
+              <w:tc>
+                <w:tcPr>
+                  <w:tcW w:w="5393" w:type="dxa"/>
+                  <w:tcBorders>
+                    <w:top w:val="single" w:sz="18" w:space="0" w:color="548DD4" w:themeColor="text2" w:themeTint="99"/>
+                    <w:left w:val="single" w:sz="18" w:space="0" w:color="548DD4" w:themeColor="text2" w:themeTint="99"/>
+                    <w:bottom w:val="single" w:sz="18" w:space="0" w:color="548DD4" w:themeColor="text2" w:themeTint="99"/>
+                    <w:right w:val="single" w:sz="18" w:space="0" w:color="548DD4" w:themeColor="text2" w:themeTint="99"/>
+                  </w:tcBorders>
+                </w:tcPr>
+                <w:p>
+                  <w:pPr>
+                    <w:cnfStyle w:val="000000000000" w:firstRow="0" w:lastRow="0" w:firstColumn="0" w:lastColumn="0" w:oddVBand="0" w:evenVBand="0" w:oddHBand="0" w:evenHBand="0" w:firstRowFirstColumn="0" w:firstRowLastColumn="0" w:lastRowFirstColumn="0" w:lastRowLastColumn="0"/>
+                  </w:pPr>
+                  <w:r>
+                    <w:t>Curvature-based mesh</w:t>
+                  </w:r>
+                </w:p>
+              </w:tc>
+            </w:tr>
+            <w:tr>
+              <w:trPr>
+                <w:cnfStyle w:val="000000100000" w:firstRow="0" w:lastRow="0" w:firstColumn="0" w:lastColumn="0" w:oddVBand="0" w:evenVBand="0" w:oddHBand="1" w:evenHBand="0" w:firstRowFirstColumn="0" w:firstRowLastColumn="0" w:lastRowFirstColumn="0" w:lastRowLastColumn="0"/>
+                <w:trHeight w:val="331"/>
+              </w:trPr>
+              <w:tc>
+                <w:tcPr>
+                  <w:cnfStyle w:val="001000000000" w:firstRow="0" w:lastRow="0" w:firstColumn="1" w:lastColumn="0" w:oddVBand="0" w:evenVBand="0" w:oddHBand="0" w:evenHBand="0" w:firstRowFirstColumn="0" w:firstRowLastColumn="0" w:lastRowFirstColumn="0" w:lastRowLastColumn="0"/>
+                  <w:tcW w:w="5392" w:type="dxa"/>
+                  <w:tcBorders>
+                    <w:top w:val="single" w:sz="18" w:space="0" w:color="548DD4" w:themeColor="text2" w:themeTint="99"/>
+                    <w:left w:val="single" w:sz="18" w:space="0" w:color="548DD4" w:themeColor="text2" w:themeTint="99"/>
+                    <w:bottom w:val="single" w:sz="18" w:space="0" w:color="548DD4" w:themeColor="text2" w:themeTint="99"/>
+                    <w:right w:val="single" w:sz="18" w:space="0" w:color="548DD4" w:themeColor="text2" w:themeTint="99"/>
+                  </w:tcBorders>
+                </w:tcPr>
+                <w:p>
+                  <w:r>
+                    <w:t>Jacobian points for High quality mesh</w:t>
+                  </w:r>
+                </w:p>
+              </w:tc>
+              <w:tc>
+                <w:tcPr>
+                  <w:tcW w:w="5393" w:type="dxa"/>
+                  <w:tcBorders>
+                    <w:top w:val="single" w:sz="18" w:space="0" w:color="548DD4" w:themeColor="text2" w:themeTint="99"/>
+                    <w:left w:val="single" w:sz="18" w:space="0" w:color="548DD4" w:themeColor="text2" w:themeTint="99"/>
+                    <w:bottom w:val="single" w:sz="18" w:space="0" w:color="548DD4" w:themeColor="text2" w:themeTint="99"/>
+                    <w:right w:val="single" w:sz="18" w:space="0" w:color="548DD4" w:themeColor="text2" w:themeTint="99"/>
+                  </w:tcBorders>
+                </w:tcPr>
+                <w:p>
+                  <w:pPr>
+                    <w:cnfStyle w:val="000000100000" w:firstRow="0" w:lastRow="0" w:firstColumn="0" w:lastColumn="0" w:oddVBand="0" w:evenVBand="0" w:oddHBand="1" w:evenHBand="0" w:firstRowFirstColumn="0" w:firstRowLastColumn="0" w:lastRowFirstColumn="0" w:lastRowLastColumn="0"/>
+                  </w:pPr>
+                  <w:r>
+                    <w:t>16 Points</w:t>
+                  </w:r>
+                </w:p>
+              </w:tc>
+            </w:tr>
+            <w:tr>
+              <w:trPr>
+                <w:trHeight w:val="331"/>
+              </w:trPr>
+              <w:tc>
+                <w:tcPr>
+                  <w:cnfStyle w:val="001000000000" w:firstRow="0" w:lastRow="0" w:firstColumn="1" w:lastColumn="0" w:oddVBand="0" w:evenVBand="0" w:oddHBand="0" w:evenHBand="0" w:firstRowFirstColumn="0" w:firstRowLastColumn="0" w:lastRowFirstColumn="0" w:lastRowLastColumn="0"/>
+                  <w:tcW w:w="5392" w:type="dxa"/>
+                  <w:tcBorders>
+                    <w:top w:val="single" w:sz="18" w:space="0" w:color="548DD4" w:themeColor="text2" w:themeTint="99"/>
+                    <w:left w:val="single" w:sz="18" w:space="0" w:color="548DD4" w:themeColor="text2" w:themeTint="99"/>
+                    <w:bottom w:val="single" w:sz="18" w:space="0" w:color="548DD4" w:themeColor="text2" w:themeTint="99"/>
+                    <w:right w:val="single" w:sz="18" w:space="0" w:color="548DD4" w:themeColor="text2" w:themeTint="99"/>
+                  </w:tcBorders>
+                </w:tcPr>
+                <w:p>
+                  <w:r>
+                    <w:t>Jacobian check for shell</w:t>
+                  </w:r>
+                </w:p>
+              </w:tc>
+              <w:tc>
+                <w:tcPr>
+                  <w:tcW w:w="5393" w:type="dxa"/>
+                  <w:tcBorders>
+                    <w:top w:val="single" w:sz="18" w:space="0" w:color="548DD4" w:themeColor="text2" w:themeTint="99"/>
+                    <w:left w:val="single" w:sz="18" w:space="0" w:color="548DD4" w:themeColor="text2" w:themeTint="99"/>
+                    <w:bottom w:val="single" w:sz="18" w:space="0" w:color="548DD4" w:themeColor="text2" w:themeTint="99"/>
+                    <w:right w:val="single" w:sz="18" w:space="0" w:color="548DD4" w:themeColor="text2" w:themeTint="99"/>
+                  </w:tcBorders>
+                </w:tcPr>
+                <w:p>
+                  <w:pPr>
+                    <w:cnfStyle w:val="000000000000" w:firstRow="0" w:lastRow="0" w:firstColumn="0" w:lastColumn="0" w:oddVBand="0" w:evenVBand="0" w:oddHBand="0" w:evenHBand="0" w:firstRowFirstColumn="0" w:firstRowLastColumn="0" w:lastRowFirstColumn="0" w:lastRowLastColumn="0"/>
+                  </w:pPr>
+                  <w:r>
+                    <w:t>On</w:t>
+                  </w:r>
+                </w:p>
+              </w:tc>
+            </w:tr>
+            <w:tr>
+              <w:trPr>
+                <w:cnfStyle w:val="000000100000" w:firstRow="0" w:lastRow="0" w:firstColumn="0" w:lastColumn="0" w:oddVBand="0" w:evenVBand="0" w:oddHBand="1" w:evenHBand="0" w:firstRowFirstColumn="0" w:firstRowLastColumn="0" w:lastRowFirstColumn="0" w:lastRowLastColumn="0"/>
+                <w:trHeight w:val="331"/>
+              </w:trPr>
+              <w:tc>
+                <w:tcPr>
+                  <w:cnfStyle w:val="001000000000" w:firstRow="0" w:lastRow="0" w:firstColumn="1" w:lastColumn="0" w:oddVBand="0" w:evenVBand="0" w:oddHBand="0" w:evenHBand="0" w:firstRowFirstColumn="0" w:firstRowLastColumn="0" w:lastRowFirstColumn="0" w:lastRowLastColumn="0"/>
+                  <w:tcW w:w="5392" w:type="dxa"/>
+                  <w:tcBorders>
+                    <w:top w:val="single" w:sz="18" w:space="0" w:color="548DD4" w:themeColor="text2" w:themeTint="99"/>
+                    <w:left w:val="single" w:sz="18" w:space="0" w:color="548DD4" w:themeColor="text2" w:themeTint="99"/>
+                    <w:bottom w:val="single" w:sz="18" w:space="0" w:color="548DD4" w:themeColor="text2" w:themeTint="99"/>
+                    <w:right w:val="single" w:sz="18" w:space="0" w:color="548DD4" w:themeColor="text2" w:themeTint="99"/>
+                  </w:tcBorders>
+                </w:tcPr>
+                <w:p>
+                  <w:r>
+                    <w:t>Maximum element size</w:t>
+                  </w:r>
+                </w:p>
+              </w:tc>
+              <w:tc>
+                <w:tcPr>
+                  <w:tcW w:w="5393" w:type="dxa"/>
+                  <w:tcBorders>
+                    <w:top w:val="single" w:sz="18" w:space="0" w:color="548DD4" w:themeColor="text2" w:themeTint="99"/>
+                    <w:left w:val="single" w:sz="18" w:space="0" w:color="548DD4" w:themeColor="text2" w:themeTint="99"/>
+                    <w:bottom w:val="single" w:sz="18" w:space="0" w:color="548DD4" w:themeColor="text2" w:themeTint="99"/>
+                    <w:right w:val="single" w:sz="18" w:space="0" w:color="548DD4" w:themeColor="text2" w:themeTint="99"/>
+                  </w:tcBorders>
+                </w:tcPr>
+                <w:p>
+                  <w:pPr>
+                    <w:cnfStyle w:val="000000100000" w:firstRow="0" w:lastRow="0" w:firstColumn="0" w:lastColumn="0" w:oddVBand="0" w:evenVBand="0" w:oddHBand="1" w:evenHBand="0" w:firstRowFirstColumn="0" w:firstRowLastColumn="0" w:lastRowFirstColumn="0" w:lastRowLastColumn="0"/>
+                  </w:pPr>
+                  <w:r>
+                    <w:t>82.6068 mm</w:t>
+                  </w:r>
+                </w:p>
+              </w:tc>
+            </w:tr>
+            <w:tr>
+              <w:trPr>
+                <w:trHeight w:val="331"/>
+              </w:trPr>
+              <w:tc>
+                <w:tcPr>
+                  <w:cnfStyle w:val="001000000000" w:firstRow="0" w:lastRow="0" w:firstColumn="1" w:lastColumn="0" w:oddVBand="0" w:evenVBand="0" w:oddHBand="0" w:evenHBand="0" w:firstRowFirstColumn="0" w:firstRowLastColumn="0" w:lastRowFirstColumn="0" w:lastRowLastColumn="0"/>
+                  <w:tcW w:w="5392" w:type="dxa"/>
+                  <w:tcBorders>
+                    <w:top w:val="single" w:sz="18" w:space="0" w:color="548DD4" w:themeColor="text2" w:themeTint="99"/>
+                    <w:left w:val="single" w:sz="18" w:space="0" w:color="548DD4" w:themeColor="text2" w:themeTint="99"/>
+                    <w:bottom w:val="single" w:sz="18" w:space="0" w:color="548DD4" w:themeColor="text2" w:themeTint="99"/>
+                    <w:right w:val="single" w:sz="18" w:space="0" w:color="548DD4" w:themeColor="text2" w:themeTint="99"/>
+                  </w:tcBorders>
+                </w:tcPr>
+                <w:p>
+                  <w:r>
+                    <w:t>Minimum element size</w:t>
+                  </w:r>
+                </w:p>
+              </w:tc>
+              <w:tc>
+                <w:tcPr>
+                  <w:tcW w:w="5393" w:type="dxa"/>
+                  <w:tcBorders>
+                    <w:top w:val="single" w:sz="18" w:space="0" w:color="548DD4" w:themeColor="text2" w:themeTint="99"/>
+                    <w:left w:val="single" w:sz="18" w:space="0" w:color="548DD4" w:themeColor="text2" w:themeTint="99"/>
+                    <w:bottom w:val="single" w:sz="18" w:space="0" w:color="548DD4" w:themeColor="text2" w:themeTint="99"/>
+                    <w:right w:val="single" w:sz="18" w:space="0" w:color="548DD4" w:themeColor="text2" w:themeTint="99"/>
+                  </w:tcBorders>
+                </w:tcPr>
+                <w:p>
+                  <w:pPr>
+                    <w:cnfStyle w:val="000000000000" w:firstRow="0" w:lastRow="0" w:firstColumn="0" w:lastColumn="0" w:oddVBand="0" w:evenVBand="0" w:oddHBand="0" w:evenHBand="0" w:firstRowFirstColumn="0" w:firstRowLastColumn="0" w:lastRowFirstColumn="0" w:lastRowLastColumn="0"/>
+                  </w:pPr>
+                  <w:r>
+                    <w:t>27.5353 mm</w:t>
+                  </w:r>
+                </w:p>
+              </w:tc>
+            </w:tr>
+            <w:tr>
+              <w:trPr>
+                <w:cnfStyle w:val="000000100000" w:firstRow="0" w:lastRow="0" w:firstColumn="0" w:lastColumn="0" w:oddVBand="0" w:evenVBand="0" w:oddHBand="1" w:evenHBand="0" w:firstRowFirstColumn="0" w:firstRowLastColumn="0" w:lastRowFirstColumn="0" w:lastRowLastColumn="0"/>
+                <w:trHeight w:val="331"/>
+              </w:trPr>
+              <w:tc>
+                <w:tcPr>
+                  <w:cnfStyle w:val="001000000000" w:firstRow="0" w:lastRow="0" w:firstColumn="1" w:lastColumn="0" w:oddVBand="0" w:evenVBand="0" w:oddHBand="0" w:evenHBand="0" w:firstRowFirstColumn="0" w:firstRowLastColumn="0" w:lastRowFirstColumn="0" w:lastRowLastColumn="0"/>
+                  <w:tcW w:w="5392" w:type="dxa"/>
+                  <w:tcBorders>
+                    <w:top w:val="single" w:sz="18" w:space="0" w:color="548DD4" w:themeColor="text2" w:themeTint="99"/>
+                    <w:left w:val="single" w:sz="18" w:space="0" w:color="548DD4" w:themeColor="text2" w:themeTint="99"/>
+                    <w:bottom w:val="single" w:sz="18" w:space="0" w:color="548DD4" w:themeColor="text2" w:themeTint="99"/>
+                    <w:right w:val="single" w:sz="18" w:space="0" w:color="548DD4" w:themeColor="text2" w:themeTint="99"/>
+                  </w:tcBorders>
+                </w:tcPr>
+                <w:p>
+                  <w:r>
+                    <w:t>Mesh Quality</w:t>
+                  </w:r>
+                </w:p>
+              </w:tc>
+              <w:tc>
+                <w:tcPr>
+                  <w:tcW w:w="5393" w:type="dxa"/>
+                  <w:tcBorders>
+                    <w:top w:val="single" w:sz="18" w:space="0" w:color="548DD4" w:themeColor="text2" w:themeTint="99"/>
+                    <w:left w:val="single" w:sz="18" w:space="0" w:color="548DD4" w:themeColor="text2" w:themeTint="99"/>
+                    <w:bottom w:val="single" w:sz="18" w:space="0" w:color="548DD4" w:themeColor="text2" w:themeTint="99"/>
+                    <w:right w:val="single" w:sz="18" w:space="0" w:color="548DD4" w:themeColor="text2" w:themeTint="99"/>
+                  </w:tcBorders>
+                </w:tcPr>
+                <w:p>
+                  <w:pPr>
+                    <w:cnfStyle w:val="000000100000" w:firstRow="0" w:lastRow="0" w:firstColumn="0" w:lastColumn="0" w:oddVBand="0" w:evenVBand="0" w:oddHBand="1" w:evenHBand="0" w:firstRowFirstColumn="0" w:firstRowLastColumn="0" w:lastRowFirstColumn="0" w:lastRowLastColumn="0"/>
+                  </w:pPr>
+                  <w:r>
+                    <w:t>High</w:t>
+                  </w:r>
+                </w:p>
+              </w:tc>
+            </w:tr>
+            <w:tr>
+              <w:trPr>
+                <w:trHeight w:val="331"/>
+              </w:trPr>
+              <w:tc>
+                <w:tcPr>
+                  <w:cnfStyle w:val="001000000000" w:firstRow="0" w:lastRow="0" w:firstColumn="1" w:lastColumn="0" w:oddVBand="0" w:evenVBand="0" w:oddHBand="0" w:evenHBand="0" w:firstRowFirstColumn="0" w:firstRowLastColumn="0" w:lastRowFirstColumn="0" w:lastRowLastColumn="0"/>
+                  <w:tcW w:w="5392" w:type="dxa"/>
+                  <w:tcBorders>
+                    <w:top w:val="single" w:sz="18" w:space="0" w:color="548DD4" w:themeColor="text2" w:themeTint="99"/>
+                    <w:left w:val="single" w:sz="18" w:space="0" w:color="548DD4" w:themeColor="text2" w:themeTint="99"/>
+                    <w:bottom w:val="single" w:sz="18" w:space="0" w:color="548DD4" w:themeColor="text2" w:themeTint="99"/>
+                    <w:right w:val="single" w:sz="18" w:space="0" w:color="548DD4" w:themeColor="text2" w:themeTint="99"/>
+                  </w:tcBorders>
+                </w:tcPr>
+                <w:p>
+                  <w:r>
+                    <w:t>Remesh failed parts with incompatible mesh</w:t>
+                  </w:r>
+                </w:p>
+              </w:tc>
+              <w:tc>
+                <w:tcPr>
+                  <w:tcW w:w="5393" w:type="dxa"/>
+                  <w:tcBorders>
+                    <w:top w:val="single" w:sz="18" w:space="0" w:color="548DD4" w:themeColor="text2" w:themeTint="99"/>
+                    <w:left w:val="single" w:sz="18" w:space="0" w:color="548DD4" w:themeColor="text2" w:themeTint="99"/>
+                    <w:bottom w:val="single" w:sz="18" w:space="0" w:color="548DD4" w:themeColor="text2" w:themeTint="99"/>
+                    <w:right w:val="single" w:sz="18" w:space="0" w:color="548DD4" w:themeColor="text2" w:themeTint="99"/>
+                  </w:tcBorders>
+                </w:tcPr>
+                <w:p>
+                  <w:pPr>
+                    <w:cnfStyle w:val="000000000000" w:firstRow="0" w:lastRow="0" w:firstColumn="0" w:lastColumn="0" w:oddVBand="0" w:evenVBand="0" w:oddHBand="0" w:evenHBand="0" w:firstRowFirstColumn="0" w:firstRowLastColumn="0" w:lastRowFirstColumn="0" w:lastRowLastColumn="0"/>
+                  </w:pPr>
+                  <w:r>
+                    <w:t>On</w:t>
+                  </w:r>
+                </w:p>
+              </w:tc>
+            </w:tr>
+          </w:tbl>
+          <w:p/>
           <w:p>
+            <w:pPr>
+              <w:pStyle w:val="Heading2"/>
+              <w:rPr>
+                <w:sz w:val="24"/>
+                <w:szCs w:val="24"/>
+              </w:rPr>
+            </w:pPr>
             <w:r>
-              <w:t>No Data</w:t>
+              <w:rPr>
+                <w:sz w:val="24"/>
+                <w:szCs w:val="24"/>
+              </w:rPr>
+              <w:t>Mesh information - Details</w:t>
             </w:r>
           </w:p>
+          <w:tbl>
+            <w:tblPr>
+              <w:tblStyle w:val="MediumList1-Accent11"/>
+              <w:tblW w:w="10785" w:type="dxa"/>
+              <w:tblLayout w:type="fixed"/>
+              <w:tblLook w:val="0480" w:firstRow="0" w:lastRow="0" w:firstColumn="1" w:lastColumn="0" w:noHBand="0" w:noVBand="1"/>
+            </w:tblPr>
+            <w:tblGrid>
+              <w:gridCol w:w="5392"/>
+              <w:gridCol w:w="5393"/>
+            </w:tblGrid>
+            <w:tr>
+              <w:trPr>
+                <w:cnfStyle w:val="000000100000" w:firstRow="0" w:lastRow="0" w:firstColumn="0" w:lastColumn="0" w:oddVBand="0" w:evenVBand="0" w:oddHBand="1" w:evenHBand="0" w:firstRowFirstColumn="0" w:firstRowLastColumn="0" w:lastRowFirstColumn="0" w:lastRowLastColumn="0"/>
+                <w:trHeight w:val="331"/>
+              </w:trPr>
+              <w:tc>
+                <w:tcPr>
+                  <w:cnfStyle w:val="001000000000" w:firstRow="0" w:lastRow="0" w:firstColumn="1" w:lastColumn="0" w:oddVBand="0" w:evenVBand="0" w:oddHBand="0" w:evenHBand="0" w:firstRowFirstColumn="0" w:firstRowLastColumn="0" w:lastRowFirstColumn="0" w:lastRowLastColumn="0"/>
+                  <w:tcW w:w="5392" w:type="dxa"/>
+                  <w:tcBorders>
+                    <w:top w:val="single" w:sz="18" w:space="0" w:color="548DD4" w:themeColor="text2" w:themeTint="99"/>
+                    <w:left w:val="single" w:sz="18" w:space="0" w:color="548DD4" w:themeColor="text2" w:themeTint="99"/>
+                    <w:bottom w:val="single" w:sz="18" w:space="0" w:color="548DD4" w:themeColor="text2" w:themeTint="99"/>
+                    <w:right w:val="single" w:sz="18" w:space="0" w:color="548DD4" w:themeColor="text2" w:themeTint="99"/>
+                  </w:tcBorders>
+                </w:tcPr>
+                <w:p>
+                  <w:r>
+                    <w:t>Total Nodes</w:t>
+                  </w:r>
+                </w:p>
+              </w:tc>
+              <w:tc>
+                <w:tcPr>
+                  <w:tcW w:w="5393" w:type="dxa"/>
+                  <w:tcBorders>
+                    <w:top w:val="single" w:sz="18" w:space="0" w:color="548DD4" w:themeColor="text2" w:themeTint="99"/>
+                    <w:left w:val="single" w:sz="18" w:space="0" w:color="548DD4" w:themeColor="text2" w:themeTint="99"/>
+                    <w:bottom w:val="single" w:sz="18" w:space="0" w:color="548DD4" w:themeColor="text2" w:themeTint="99"/>
+                    <w:right w:val="single" w:sz="18" w:space="0" w:color="548DD4" w:themeColor="text2" w:themeTint="99"/>
+                  </w:tcBorders>
+                </w:tcPr>
+                <w:p>
+                  <w:pPr>
+                    <w:cnfStyle w:val="000000100000" w:firstRow="0" w:lastRow="0" w:firstColumn="0" w:lastColumn="0" w:oddVBand="0" w:evenVBand="0" w:oddHBand="1" w:evenHBand="0" w:firstRowFirstColumn="0" w:firstRowLastColumn="0" w:lastRowFirstColumn="0" w:lastRowLastColumn="0"/>
+                  </w:pPr>
+                  <w:r>
+                    <w:t>467688</w:t>
+                  </w:r>
+                </w:p>
+              </w:tc>
+            </w:tr>
+            <w:tr>
+              <w:trPr>
+                <w:trHeight w:val="331"/>
+              </w:trPr>
+              <w:tc>
+                <w:tcPr>
+                  <w:cnfStyle w:val="001000000000" w:firstRow="0" w:lastRow="0" w:firstColumn="1" w:lastColumn="0" w:oddVBand="0" w:evenVBand="0" w:oddHBand="0" w:evenHBand="0" w:firstRowFirstColumn="0" w:firstRowLastColumn="0" w:lastRowFirstColumn="0" w:lastRowLastColumn="0"/>
+                  <w:tcW w:w="5392" w:type="dxa"/>
+                  <w:tcBorders>
+                    <w:top w:val="single" w:sz="18" w:space="0" w:color="548DD4" w:themeColor="text2" w:themeTint="99"/>
+                    <w:left w:val="single" w:sz="18" w:space="0" w:color="548DD4" w:themeColor="text2" w:themeTint="99"/>
+                    <w:bottom w:val="single" w:sz="18" w:space="0" w:color="548DD4" w:themeColor="text2" w:themeTint="99"/>
+                    <w:right w:val="single" w:sz="18" w:space="0" w:color="548DD4" w:themeColor="text2" w:themeTint="99"/>
+                  </w:tcBorders>
+                </w:tcPr>
+                <w:p>
+                  <w:r>
+                    <w:t>Total Elements</w:t>
+                  </w:r>
+                </w:p>
+              </w:tc>
+              <w:tc>
+                <w:tcPr>
+                  <w:tcW w:w="5393" w:type="dxa"/>
+                  <w:tcBorders>
+                    <w:top w:val="single" w:sz="18" w:space="0" w:color="548DD4" w:themeColor="text2" w:themeTint="99"/>
+                    <w:left w:val="single" w:sz="18" w:space="0" w:color="548DD4" w:themeColor="text2" w:themeTint="99"/>
+                    <w:bottom w:val="single" w:sz="18" w:space="0" w:color="548DD4" w:themeColor="text2" w:themeTint="99"/>
+                    <w:right w:val="single" w:sz="18" w:space="0" w:color="548DD4" w:themeColor="text2" w:themeTint="99"/>
+                  </w:tcBorders>
+                </w:tcPr>
+                <w:p>
+                  <w:pPr>
+                    <w:cnfStyle w:val="000000000000" w:firstRow="0" w:lastRow="0" w:firstColumn="0" w:lastColumn="0" w:oddVBand="0" w:evenVBand="0" w:oddHBand="0" w:evenHBand="0" w:firstRowFirstColumn="0" w:firstRowLastColumn="0" w:lastRowFirstColumn="0" w:lastRowLastColumn="0"/>
+                  </w:pPr>
+                  <w:r>
+                    <w:t>228059</w:t>
+                  </w:r>
+                </w:p>
+              </w:tc>
+            </w:tr>
+            <w:tr>
+              <w:trPr>
+                <w:cnfStyle w:val="000000100000" w:firstRow="0" w:lastRow="0" w:firstColumn="0" w:lastColumn="0" w:oddVBand="0" w:evenVBand="0" w:oddHBand="1" w:evenHBand="0" w:firstRowFirstColumn="0" w:firstRowLastColumn="0" w:lastRowFirstColumn="0" w:lastRowLastColumn="0"/>
+                <w:trHeight w:val="331"/>
+              </w:trPr>
+              <w:tc>
+                <w:tcPr>
+                  <w:cnfStyle w:val="001000000000" w:firstRow="0" w:lastRow="0" w:firstColumn="1" w:lastColumn="0" w:oddVBand="0" w:evenVBand="0" w:oddHBand="0" w:evenHBand="0" w:firstRowFirstColumn="0" w:firstRowLastColumn="0" w:lastRowFirstColumn="0" w:lastRowLastColumn="0"/>
+                  <w:tcW w:w="5392" w:type="dxa"/>
+                  <w:tcBorders>
+                    <w:top w:val="single" w:sz="18" w:space="0" w:color="548DD4" w:themeColor="text2" w:themeTint="99"/>
+                    <w:left w:val="single" w:sz="18" w:space="0" w:color="548DD4" w:themeColor="text2" w:themeTint="99"/>
+                    <w:bottom w:val="single" w:sz="18" w:space="0" w:color="548DD4" w:themeColor="text2" w:themeTint="99"/>
+                    <w:right w:val="single" w:sz="18" w:space="0" w:color="548DD4" w:themeColor="text2" w:themeTint="99"/>
+                  </w:tcBorders>
+                </w:tcPr>
+                <w:p>
+                  <w:r>
+                    <w:t xml:space="preserve">Time to complete mesh(hh;mm;ss): </w:t>
+                  </w:r>
+                </w:p>
+              </w:tc>
+              <w:tc>
+                <w:tcPr>
+                  <w:tcW w:w="5393" w:type="dxa"/>
+                  <w:tcBorders>
+                    <w:top w:val="single" w:sz="18" w:space="0" w:color="548DD4" w:themeColor="text2" w:themeTint="99"/>
+                    <w:left w:val="single" w:sz="18" w:space="0" w:color="548DD4" w:themeColor="text2" w:themeTint="99"/>
+                    <w:bottom w:val="single" w:sz="18" w:space="0" w:color="548DD4" w:themeColor="text2" w:themeTint="99"/>
+                    <w:right w:val="single" w:sz="18" w:space="0" w:color="548DD4" w:themeColor="text2" w:themeTint="99"/>
+                  </w:tcBorders>
+                </w:tcPr>
+                <w:p>
+                  <w:pPr>
+                    <w:cnfStyle w:val="000000100000" w:firstRow="0" w:lastRow="0" w:firstColumn="0" w:lastColumn="0" w:oddVBand="0" w:evenVBand="0" w:oddHBand="1" w:evenHBand="0" w:firstRowFirstColumn="0" w:firstRowLastColumn="0" w:lastRowFirstColumn="0" w:lastRowLastColumn="0"/>
+                  </w:pPr>
+                  <w:r>
+                    <w:t>00:14:36</w:t>
+                  </w:r>
+                </w:p>
+              </w:tc>
+            </w:tr>
+            <w:tr>
+              <w:trPr>
+                <w:trHeight w:val="331"/>
+              </w:trPr>
+              <w:tc>
+                <w:tcPr>
+                  <w:cnfStyle w:val="001000000000" w:firstRow="0" w:lastRow="0" w:firstColumn="1" w:lastColumn="0" w:oddVBand="0" w:evenVBand="0" w:oddHBand="0" w:evenHBand="0" w:firstRowFirstColumn="0" w:firstRowLastColumn="0" w:lastRowFirstColumn="0" w:lastRowLastColumn="0"/>
+                  <w:tcW w:w="5392" w:type="dxa"/>
+                  <w:tcBorders>
+                    <w:top w:val="single" w:sz="18" w:space="0" w:color="548DD4" w:themeColor="text2" w:themeTint="99"/>
+                    <w:left w:val="single" w:sz="18" w:space="0" w:color="548DD4" w:themeColor="text2" w:themeTint="99"/>
+                    <w:bottom w:val="single" w:sz="18" w:space="0" w:color="548DD4" w:themeColor="text2" w:themeTint="99"/>
+                    <w:right w:val="single" w:sz="18" w:space="0" w:color="548DD4" w:themeColor="text2" w:themeTint="99"/>
+                  </w:tcBorders>
+                </w:tcPr>
+                <w:p>
+                  <w:r>
+                    <w:t xml:space="preserve">Computer name: </w:t>
+                  </w:r>
+                </w:p>
+              </w:tc>
+              <w:tc>
+                <w:tcPr>
+                  <w:tcW w:w="5393" w:type="dxa"/>
+                  <w:tcBorders>
+                    <w:top w:val="single" w:sz="18" w:space="0" w:color="548DD4" w:themeColor="text2" w:themeTint="99"/>
+                    <w:left w:val="single" w:sz="18" w:space="0" w:color="548DD4" w:themeColor="text2" w:themeTint="99"/>
+                    <w:bottom w:val="single" w:sz="18" w:space="0" w:color="548DD4" w:themeColor="text2" w:themeTint="99"/>
+                    <w:right w:val="single" w:sz="18" w:space="0" w:color="548DD4" w:themeColor="text2" w:themeTint="99"/>
+                  </w:tcBorders>
+                </w:tcPr>
+                <w:p>
+                  <w:pPr>
+                    <w:cnfStyle w:val="000000000000" w:firstRow="0" w:lastRow="0" w:firstColumn="0" w:lastColumn="0" w:oddVBand="0" w:evenVBand="0" w:oddHBand="0" w:evenHBand="0" w:firstRowFirstColumn="0" w:firstRowLastColumn="0" w:lastRowFirstColumn="0" w:lastRowLastColumn="0"/>
+                  </w:pPr>
+                  <w:r>
+                    <w:t>VES11D-007DT9S</w:t>
+                  </w:r>
+                </w:p>
+              </w:tc>
+            </w:tr>
+            <w:tr>
+              <w:trPr>
+                <w:cnfStyle w:val="000000100000" w:firstRow="0" w:lastRow="0" w:firstColumn="0" w:lastColumn="0" w:oddVBand="0" w:evenVBand="0" w:oddHBand="1" w:evenHBand="0" w:firstRowFirstColumn="0" w:firstRowLastColumn="0" w:lastRowFirstColumn="0" w:lastRowLastColumn="0"/>
+                <w:trHeight w:val="331"/>
+              </w:trPr>
+              <w:tc>
+                <w:tcPr>
+                  <w:cnfStyle w:val="001000000000" w:firstRow="0" w:lastRow="0" w:firstColumn="1" w:lastColumn="0" w:oddVBand="0" w:evenVBand="0" w:oddHBand="0" w:evenHBand="0" w:firstRowFirstColumn="0" w:firstRowLastColumn="0" w:lastRowFirstColumn="0" w:lastRowLastColumn="0"/>
+                  <w:tcW w:w="10785" w:type="dxa"/>
+                  <w:gridSpan w:val="2"/>
+                  <w:tcBorders>
+                    <w:top w:val="single" w:sz="18" w:space="0" w:color="548DD4" w:themeColor="text2" w:themeTint="99"/>
+                    <w:left w:val="single" w:sz="18" w:space="0" w:color="548DD4" w:themeColor="text2" w:themeTint="99"/>
+                    <w:bottom w:val="single" w:sz="18" w:space="0" w:color="548DD4" w:themeColor="text2" w:themeTint="99"/>
+                    <w:right w:val="single" w:sz="18" w:space="0" w:color="548DD4" w:themeColor="text2" w:themeTint="99"/>
+                  </w:tcBorders>
+                  <w:vAlign w:val="center"/>
+                </w:tcPr>
+                <w:p>
+                  <w:pPr>
+                    <w:jc w:val="center"/>
+                  </w:pPr>
+                  <w:r>
+                    <w:rPr>
+                      <w:noProof/>
+                    </w:rPr>
+                    <w:drawing>
+                      <wp:inline distT="0" distB="0" distL="0" distR="0" wp14:anchorId="716A26C6" wp14:editId="7F139E91">
+                        <wp:extent cx="6711315" cy="4207510"/>
+                        <wp:effectExtent l="0" t="0" r="0" b="2540"/>
+                        <wp:docPr id="1893967507" name="Picture 28"/>
+                        <wp:cNvGraphicFramePr/>
+                        <a:graphic xmlns:a="http://schemas.openxmlformats.org/drawingml/2006/main">
+                          <a:graphicData uri="http://schemas.openxmlformats.org/drawingml/2006/picture">
+                            <pic:pic xmlns:pic="http://schemas.openxmlformats.org/drawingml/2006/picture">
+                              <pic:nvPicPr>
+                                <pic:cNvPr id="1893967507" name=""/>
+                                <pic:cNvPicPr/>
+                              </pic:nvPicPr>
+                              <pic:blipFill>
+                                <a:blip r:embed="rId30">
+                                  <a:extLst>
+                                    <a:ext uri="{28A0092B-C50C-407E-A947-70E740481C1C}">
+                                      <a14:useLocalDpi xmlns:a14="http://schemas.microsoft.com/office/drawing/2010/main" val="0"/>
+                                    </a:ext>
+                                  </a:extLst>
+                                </a:blip>
+                                <a:stretch>
+                                  <a:fillRect/>
+                                </a:stretch>
+                              </pic:blipFill>
+                              <pic:spPr>
+                                <a:xfrm>
+                                  <a:off x="0" y="0"/>
+                                  <a:ext cx="6711315" cy="4207510"/>
+                                </a:xfrm>
+                                <a:prstGeom prst="rect">
+                                  <a:avLst/>
+                                </a:prstGeom>
+                              </pic:spPr>
+                            </pic:pic>
+                          </a:graphicData>
+                        </a:graphic>
+                      </wp:inline>
+                    </w:drawing>
+                  </w:r>
+                </w:p>
+              </w:tc>
+            </w:tr>
+          </w:tbl>
+          <w:p/>
+          <w:p>
+            <w:pPr>
+              <w:pStyle w:val="Heading2"/>
+              <w:rPr>
+                <w:sz w:val="24"/>
+                <w:szCs w:val="24"/>
+              </w:rPr>
+            </w:pPr>
+            <w:r>
+              <w:rPr>
+                <w:sz w:val="24"/>
+                <w:szCs w:val="24"/>
+              </w:rPr>
+              <w:lastRenderedPageBreak/>
+              <w:t>Mesh Control Information:</w:t>
+            </w:r>
+          </w:p>
+          <w:tbl>
+            <w:tblPr>
+              <w:tblStyle w:val="LightList-Accent3"/>
+              <w:tblW w:w="0" w:type="auto"/>
+              <w:tblBorders>
+                <w:top w:val="single" w:sz="18" w:space="0" w:color="4D7830"/>
+                <w:left w:val="single" w:sz="8" w:space="0" w:color="000000" w:themeColor="text1"/>
+                <w:bottom w:val="single" w:sz="18" w:space="0" w:color="4D7830"/>
+                <w:right w:val="single" w:sz="8" w:space="0" w:color="000000" w:themeColor="text1"/>
+                <w:insideH w:val="single" w:sz="8" w:space="0" w:color="000000" w:themeColor="text1"/>
+                <w:insideV w:val="single" w:sz="8" w:space="0" w:color="000000" w:themeColor="text1"/>
+              </w:tblBorders>
+              <w:tblLayout w:type="fixed"/>
+              <w:tblCellMar>
+                <w:top w:w="58" w:type="dxa"/>
+                <w:left w:w="115" w:type="dxa"/>
+                <w:bottom w:w="58" w:type="dxa"/>
+                <w:right w:w="115" w:type="dxa"/>
+              </w:tblCellMar>
+              <w:tblLook w:val="04A0" w:firstRow="1" w:lastRow="0" w:firstColumn="1" w:lastColumn="0" w:noHBand="0" w:noVBand="1"/>
+            </w:tblPr>
+            <w:tblGrid>
+              <w:gridCol w:w="2947"/>
+              <w:gridCol w:w="3870"/>
+              <w:gridCol w:w="3937"/>
+            </w:tblGrid>
+            <w:tr>
+              <w:trPr>
+                <w:cnfStyle w:val="100000000000" w:firstRow="1" w:lastRow="0" w:firstColumn="0" w:lastColumn="0" w:oddVBand="0" w:evenVBand="0" w:oddHBand="0" w:evenHBand="0" w:firstRowFirstColumn="0" w:firstRowLastColumn="0" w:lastRowFirstColumn="0" w:lastRowLastColumn="0"/>
+                <w:trHeight w:val="20"/>
+                <w:tblHeader/>
+              </w:trPr>
+              <w:tc>
+                <w:tcPr>
+                  <w:cnfStyle w:val="001000000000" w:firstRow="0" w:lastRow="0" w:firstColumn="1" w:lastColumn="0" w:oddVBand="0" w:evenVBand="0" w:oddHBand="0" w:evenHBand="0" w:firstRowFirstColumn="0" w:firstRowLastColumn="0" w:lastRowFirstColumn="0" w:lastRowLastColumn="0"/>
+                  <w:tcW w:w="2947" w:type="dxa"/>
+                  <w:tcBorders>
+                    <w:top w:val="single" w:sz="18" w:space="0" w:color="4D7830"/>
+                    <w:left w:val="single" w:sz="18" w:space="0" w:color="76923C" w:themeColor="accent3" w:themeShade="BF"/>
+                    <w:bottom w:val="single" w:sz="8" w:space="0" w:color="000000" w:themeColor="text1"/>
+                    <w:right w:val="single" w:sz="18" w:space="0" w:color="76923C" w:themeColor="accent3" w:themeShade="BF"/>
+                  </w:tcBorders>
+                  <w:shd w:val="clear" w:color="auto" w:fill="EAF1DD" w:themeFill="accent3" w:themeFillTint="33"/>
+                  <w:vAlign w:val="center"/>
+                  <w:hideMark/>
+                </w:tcPr>
+                <w:p>
+                  <w:pPr>
+                    <w:jc w:val="center"/>
+                    <w:rPr>
+                      <w:rStyle w:val="Strong"/>
+                      <w:b/>
+                      <w:color w:val="auto"/>
+                    </w:rPr>
+                  </w:pPr>
+                  <w:r>
+                    <w:rPr>
+                      <w:rStyle w:val="Strong"/>
+                      <w:color w:val="auto"/>
+                    </w:rPr>
+                    <w:t>Mesh Control Name</w:t>
+                  </w:r>
+                </w:p>
+              </w:tc>
+              <w:tc>
+                <w:tcPr>
+                  <w:tcW w:w="3870" w:type="dxa"/>
+                  <w:tcBorders>
+                    <w:top w:val="single" w:sz="18" w:space="0" w:color="4D7830"/>
+                    <w:left w:val="single" w:sz="18" w:space="0" w:color="76923C" w:themeColor="accent3" w:themeShade="BF"/>
+                    <w:bottom w:val="single" w:sz="18" w:space="0" w:color="76923C" w:themeColor="accent3" w:themeShade="BF"/>
+                    <w:right w:val="single" w:sz="18" w:space="0" w:color="76923C" w:themeColor="accent3" w:themeShade="BF"/>
+                  </w:tcBorders>
+                  <w:shd w:val="clear" w:color="auto" w:fill="EAF1DD" w:themeFill="accent3" w:themeFillTint="33"/>
+                  <w:vAlign w:val="center"/>
+                  <w:hideMark/>
+                </w:tcPr>
+                <w:p>
+                  <w:pPr>
+                    <w:jc w:val="center"/>
+                    <w:cnfStyle w:val="100000000000" w:firstRow="1" w:lastRow="0" w:firstColumn="0" w:lastColumn="0" w:oddVBand="0" w:evenVBand="0" w:oddHBand="0" w:evenHBand="0" w:firstRowFirstColumn="0" w:firstRowLastColumn="0" w:lastRowFirstColumn="0" w:lastRowLastColumn="0"/>
+                    <w:rPr>
+                      <w:rStyle w:val="Strong"/>
+                      <w:b/>
+                      <w:color w:val="auto"/>
+                    </w:rPr>
+                  </w:pPr>
+                  <w:r>
+                    <w:rPr>
+                      <w:rStyle w:val="Strong"/>
+                      <w:color w:val="auto"/>
+                    </w:rPr>
+                    <w:t>Mesh Control Image</w:t>
+                  </w:r>
+                </w:p>
+              </w:tc>
+              <w:tc>
+                <w:tcPr>
+                  <w:tcW w:w="3937" w:type="dxa"/>
+                  <w:tcBorders>
+                    <w:top w:val="single" w:sz="18" w:space="0" w:color="4D7830"/>
+                    <w:left w:val="single" w:sz="18" w:space="0" w:color="76923C" w:themeColor="accent3" w:themeShade="BF"/>
+                    <w:bottom w:val="single" w:sz="18" w:space="0" w:color="76923C" w:themeColor="accent3" w:themeShade="BF"/>
+                    <w:right w:val="single" w:sz="18" w:space="0" w:color="76923C" w:themeColor="accent3" w:themeShade="BF"/>
+                  </w:tcBorders>
+                  <w:shd w:val="clear" w:color="auto" w:fill="EAF1DD" w:themeFill="accent3" w:themeFillTint="33"/>
+                  <w:vAlign w:val="center"/>
+                  <w:hideMark/>
+                </w:tcPr>
+                <w:p>
+                  <w:pPr>
+                    <w:jc w:val="center"/>
+                    <w:cnfStyle w:val="100000000000" w:firstRow="1" w:lastRow="0" w:firstColumn="0" w:lastColumn="0" w:oddVBand="0" w:evenVBand="0" w:oddHBand="0" w:evenHBand="0" w:firstRowFirstColumn="0" w:firstRowLastColumn="0" w:lastRowFirstColumn="0" w:lastRowLastColumn="0"/>
+                    <w:rPr>
+                      <w:rStyle w:val="Strong"/>
+                      <w:b/>
+                      <w:color w:val="auto"/>
+                    </w:rPr>
+                  </w:pPr>
+                  <w:r>
+                    <w:rPr>
+                      <w:rStyle w:val="Strong"/>
+                      <w:color w:val="auto"/>
+                    </w:rPr>
+                    <w:t>Mesh Control Details</w:t>
+                  </w:r>
+                </w:p>
+              </w:tc>
+            </w:tr>
+            <w:tr>
+              <w:trPr>
+                <w:cnfStyle w:val="000000100000" w:firstRow="0" w:lastRow="0" w:firstColumn="0" w:lastColumn="0" w:oddVBand="0" w:evenVBand="0" w:oddHBand="1" w:evenHBand="0" w:firstRowFirstColumn="0" w:firstRowLastColumn="0" w:lastRowFirstColumn="0" w:lastRowLastColumn="0"/>
+              </w:trPr>
+              <w:tc>
+                <w:tcPr>
+                  <w:cnfStyle w:val="001000000000" w:firstRow="0" w:lastRow="0" w:firstColumn="1" w:lastColumn="0" w:oddVBand="0" w:evenVBand="0" w:oddHBand="0" w:evenHBand="0" w:firstRowFirstColumn="0" w:firstRowLastColumn="0" w:lastRowFirstColumn="0" w:lastRowLastColumn="0"/>
+                  <w:tcW w:w="2947" w:type="dxa"/>
+                  <w:tcBorders>
+                    <w:top w:val="single" w:sz="18" w:space="0" w:color="76923C" w:themeColor="accent3" w:themeShade="BF"/>
+                    <w:left w:val="single" w:sz="18" w:space="0" w:color="76923C" w:themeColor="accent3" w:themeShade="BF"/>
+                    <w:bottom w:val="single" w:sz="18" w:space="0" w:color="76923C" w:themeColor="accent3" w:themeShade="BF"/>
+                    <w:right w:val="single" w:sz="8" w:space="0" w:color="000000" w:themeColor="text1"/>
+                  </w:tcBorders>
+                  <w:vAlign w:val="center"/>
+                  <w:hideMark/>
+                </w:tcPr>
+                <w:p>
+                  <w:pPr>
+                    <w:jc w:val="center"/>
+                    <w:rPr>
+                      <w:rStyle w:val="Strong"/>
+                    </w:rPr>
+                  </w:pPr>
+                  <w:r>
+                    <w:rPr>
+                      <w:rStyle w:val="Strong"/>
+                    </w:rPr>
+                    <w:t>Control-1</w:t>
+                  </w:r>
+                </w:p>
+              </w:tc>
+              <w:tc>
+                <w:tcPr>
+                  <w:tcW w:w="3870" w:type="dxa"/>
+                  <w:tcBorders>
+                    <w:top w:val="single" w:sz="18" w:space="0" w:color="76923C" w:themeColor="accent3" w:themeShade="BF"/>
+                    <w:left w:val="single" w:sz="8" w:space="0" w:color="000000" w:themeColor="text1"/>
+                    <w:bottom w:val="single" w:sz="18" w:space="0" w:color="76923C" w:themeColor="accent3" w:themeShade="BF"/>
+                    <w:right w:val="single" w:sz="8" w:space="0" w:color="000000" w:themeColor="text1"/>
+                  </w:tcBorders>
+                  <w:vAlign w:val="center"/>
+                  <w:hideMark/>
+                </w:tcPr>
+                <w:p>
+                  <w:pPr>
+                    <w:jc w:val="center"/>
+                    <w:cnfStyle w:val="000000100000" w:firstRow="0" w:lastRow="0" w:firstColumn="0" w:lastColumn="0" w:oddVBand="0" w:evenVBand="0" w:oddHBand="1" w:evenHBand="0" w:firstRowFirstColumn="0" w:firstRowLastColumn="0" w:lastRowFirstColumn="0" w:lastRowLastColumn="0"/>
+                    <w:rPr>
+                      <w:sz w:val="20"/>
+                      <w:szCs w:val="20"/>
+                    </w:rPr>
+                  </w:pPr>
+                  <w:r>
+                    <w:rPr>
+                      <w:noProof/>
+                      <w:sz w:val="20"/>
+                      <w:szCs w:val="20"/>
+                    </w:rPr>
+                    <w:drawing>
+                      <wp:inline distT="0" distB="0" distL="0" distR="0" wp14:anchorId="2DB78A47" wp14:editId="27DCD33A">
+                        <wp:extent cx="2311400" cy="1756410"/>
+                        <wp:effectExtent l="0" t="0" r="0" b="0"/>
+                        <wp:docPr id="2014584794" name="Picture 24"/>
+                        <wp:cNvGraphicFramePr/>
+                        <a:graphic xmlns:a="http://schemas.openxmlformats.org/drawingml/2006/main">
+                          <a:graphicData uri="http://schemas.openxmlformats.org/drawingml/2006/picture">
+                            <pic:pic xmlns:pic="http://schemas.openxmlformats.org/drawingml/2006/picture">
+                              <pic:nvPicPr>
+                                <pic:cNvPr id="2014584794" name=""/>
+                                <pic:cNvPicPr/>
+                              </pic:nvPicPr>
+                              <pic:blipFill>
+                                <a:blip r:embed="rId31" cstate="print">
+                                  <a:extLst>
+                                    <a:ext uri="{28A0092B-C50C-407E-A947-70E740481C1C}">
+                                      <a14:useLocalDpi xmlns:a14="http://schemas.microsoft.com/office/drawing/2010/main" val="0"/>
+                                    </a:ext>
+                                  </a:extLst>
+                                </a:blip>
+                                <a:stretch>
+                                  <a:fillRect/>
+                                </a:stretch>
+                              </pic:blipFill>
+                              <pic:spPr>
+                                <a:xfrm>
+                                  <a:off x="0" y="0"/>
+                                  <a:ext cx="2311400" cy="1756410"/>
+                                </a:xfrm>
+                                <a:prstGeom prst="rect">
+                                  <a:avLst/>
+                                </a:prstGeom>
+                              </pic:spPr>
+                            </pic:pic>
+                          </a:graphicData>
+                        </a:graphic>
+                      </wp:inline>
+                    </w:drawing>
+                  </w:r>
+                </w:p>
+              </w:tc>
+              <w:tc>
+                <w:tcPr>
+                  <w:tcW w:w="3937" w:type="dxa"/>
+                  <w:tcBorders>
+                    <w:top w:val="single" w:sz="18" w:space="0" w:color="76923C" w:themeColor="accent3" w:themeShade="BF"/>
+                    <w:left w:val="single" w:sz="8" w:space="0" w:color="000000" w:themeColor="text1"/>
+                    <w:bottom w:val="single" w:sz="18" w:space="0" w:color="76923C" w:themeColor="accent3" w:themeShade="BF"/>
+                    <w:right w:val="single" w:sz="8" w:space="0" w:color="000000" w:themeColor="text1"/>
+                  </w:tcBorders>
+                  <w:hideMark/>
+                </w:tcPr>
+                <w:tbl>
+                  <w:tblPr>
+                    <w:tblStyle w:val="MediumGrid1-Accent6"/>
+                    <w:tblW w:w="3756" w:type="dxa"/>
+                    <w:tblBorders>
+                      <w:top w:val="none" w:sz="0" w:space="0" w:color="auto"/>
+                      <w:left w:val="none" w:sz="0" w:space="0" w:color="auto"/>
+                      <w:bottom w:val="none" w:sz="0" w:space="0" w:color="auto"/>
+                      <w:right w:val="none" w:sz="0" w:space="0" w:color="auto"/>
+                      <w:insideH w:val="none" w:sz="0" w:space="0" w:color="auto"/>
+                      <w:insideV w:val="none" w:sz="0" w:space="0" w:color="auto"/>
+                    </w:tblBorders>
+                    <w:tblLayout w:type="fixed"/>
+                    <w:tblLook w:val="0680" w:firstRow="0" w:lastRow="0" w:firstColumn="1" w:lastColumn="0" w:noHBand="1" w:noVBand="1"/>
+                  </w:tblPr>
+                  <w:tblGrid>
+                    <w:gridCol w:w="1764"/>
+                    <w:gridCol w:w="1992"/>
+                  </w:tblGrid>
+                  <w:tr>
+                    <w:trPr>
+                      <w:trHeight w:val="104"/>
+                    </w:trPr>
+                    <w:tc>
+                      <w:tcPr>
+                        <w:cnfStyle w:val="001000000000" w:firstRow="0" w:lastRow="0" w:firstColumn="1" w:lastColumn="0" w:oddVBand="0" w:evenVBand="0" w:oddHBand="0" w:evenHBand="0" w:firstRowFirstColumn="0" w:firstRowLastColumn="0" w:lastRowFirstColumn="0" w:lastRowLastColumn="0"/>
+                        <w:tcW w:w="1764" w:type="dxa"/>
+                        <w:shd w:val="clear" w:color="auto" w:fill="auto"/>
+                        <w:hideMark/>
+                      </w:tcPr>
+                      <w:p>
+                        <w:pPr>
+                          <w:jc w:val="right"/>
+                          <w:rPr>
+                            <w:rStyle w:val="Strong"/>
+                            <w:bCs/>
+                            <w:sz w:val="20"/>
+                            <w:szCs w:val="20"/>
+                          </w:rPr>
+                        </w:pPr>
+                        <w:r>
+                          <w:rPr>
+                            <w:sz w:val="20"/>
+                            <w:szCs w:val="20"/>
+                          </w:rPr>
+                          <w:t>Entities:</w:t>
+                        </w:r>
+                      </w:p>
+                    </w:tc>
+                    <w:tc>
+                      <w:tcPr>
+                        <w:tcW w:w="1992" w:type="dxa"/>
+                        <w:shd w:val="clear" w:color="auto" w:fill="auto"/>
+                        <w:hideMark/>
+                      </w:tcPr>
+                      <w:p>
+                        <w:pPr>
+                          <w:cnfStyle w:val="000000000000" w:firstRow="0" w:lastRow="0" w:firstColumn="0" w:lastColumn="0" w:oddVBand="0" w:evenVBand="0" w:oddHBand="0" w:evenHBand="0" w:firstRowFirstColumn="0" w:firstRowLastColumn="0" w:lastRowFirstColumn="0" w:lastRowLastColumn="0"/>
+                          <w:rPr>
+                            <w:rStyle w:val="Strong"/>
+                            <w:b w:val="0"/>
+                            <w:bCs w:val="0"/>
+                          </w:rPr>
+                        </w:pPr>
+                        <w:r>
+                          <w:rPr>
+                            <w:rStyle w:val="Strong"/>
+                            <w:b w:val="0"/>
+                            <w:bCs w:val="0"/>
+                          </w:rPr>
+                          <w:t>4 Solid Body (s)</w:t>
+                        </w:r>
+                      </w:p>
+                    </w:tc>
+                  </w:tr>
+                  <w:tr>
+                    <w:trPr>
+                      <w:trHeight w:val="104"/>
+                    </w:trPr>
+                    <w:tc>
+                      <w:tcPr>
+                        <w:cnfStyle w:val="001000000000" w:firstRow="0" w:lastRow="0" w:firstColumn="1" w:lastColumn="0" w:oddVBand="0" w:evenVBand="0" w:oddHBand="0" w:evenHBand="0" w:firstRowFirstColumn="0" w:firstRowLastColumn="0" w:lastRowFirstColumn="0" w:lastRowLastColumn="0"/>
+                        <w:tcW w:w="1764" w:type="dxa"/>
+                        <w:shd w:val="clear" w:color="auto" w:fill="auto"/>
+                      </w:tcPr>
+                      <w:p>
+                        <w:pPr>
+                          <w:jc w:val="right"/>
+                          <w:rPr>
+                            <w:sz w:val="20"/>
+                            <w:szCs w:val="20"/>
+                          </w:rPr>
+                        </w:pPr>
+                        <w:r>
+                          <w:rPr>
+                            <w:sz w:val="20"/>
+                            <w:szCs w:val="20"/>
+                          </w:rPr>
+                          <w:t>Units:</w:t>
+                        </w:r>
+                      </w:p>
+                    </w:tc>
+                    <w:tc>
+                      <w:tcPr>
+                        <w:tcW w:w="1992" w:type="dxa"/>
+                        <w:shd w:val="clear" w:color="auto" w:fill="auto"/>
+                      </w:tcPr>
+                      <w:p>
+                        <w:pPr>
+                          <w:cnfStyle w:val="000000000000" w:firstRow="0" w:lastRow="0" w:firstColumn="0" w:lastColumn="0" w:oddVBand="0" w:evenVBand="0" w:oddHBand="0" w:evenHBand="0" w:firstRowFirstColumn="0" w:firstRowLastColumn="0" w:lastRowFirstColumn="0" w:lastRowLastColumn="0"/>
+                          <w:rPr>
+                            <w:rStyle w:val="Strong"/>
+                            <w:b w:val="0"/>
+                            <w:bCs w:val="0"/>
+                          </w:rPr>
+                        </w:pPr>
+                        <w:r>
+                          <w:rPr>
+                            <w:rStyle w:val="Strong"/>
+                            <w:b w:val="0"/>
+                            <w:bCs w:val="0"/>
+                          </w:rPr>
+                          <w:t>mm</w:t>
+                        </w:r>
+                      </w:p>
+                    </w:tc>
+                  </w:tr>
+                  <w:tr>
+                    <w:trPr>
+                      <w:trHeight w:val="104"/>
+                    </w:trPr>
+                    <w:tc>
+                      <w:tcPr>
+                        <w:cnfStyle w:val="001000000000" w:firstRow="0" w:lastRow="0" w:firstColumn="1" w:lastColumn="0" w:oddVBand="0" w:evenVBand="0" w:oddHBand="0" w:evenHBand="0" w:firstRowFirstColumn="0" w:firstRowLastColumn="0" w:lastRowFirstColumn="0" w:lastRowLastColumn="0"/>
+                        <w:tcW w:w="1764" w:type="dxa"/>
+                        <w:shd w:val="clear" w:color="auto" w:fill="auto"/>
+                      </w:tcPr>
+                      <w:p>
+                        <w:pPr>
+                          <w:jc w:val="right"/>
+                          <w:rPr>
+                            <w:sz w:val="20"/>
+                            <w:szCs w:val="20"/>
+                          </w:rPr>
+                        </w:pPr>
+                        <w:r>
+                          <w:rPr>
+                            <w:sz w:val="20"/>
+                            <w:szCs w:val="20"/>
+                          </w:rPr>
+                          <w:t>Size:</w:t>
+                        </w:r>
+                      </w:p>
+                    </w:tc>
+                    <w:tc>
+                      <w:tcPr>
+                        <w:tcW w:w="1992" w:type="dxa"/>
+                        <w:shd w:val="clear" w:color="auto" w:fill="auto"/>
+                      </w:tcPr>
+                      <w:p>
+                        <w:pPr>
+                          <w:cnfStyle w:val="000000000000" w:firstRow="0" w:lastRow="0" w:firstColumn="0" w:lastColumn="0" w:oddVBand="0" w:evenVBand="0" w:oddHBand="0" w:evenHBand="0" w:firstRowFirstColumn="0" w:firstRowLastColumn="0" w:lastRowFirstColumn="0" w:lastRowLastColumn="0"/>
+                          <w:rPr>
+                            <w:rStyle w:val="Strong"/>
+                            <w:b w:val="0"/>
+                            <w:bCs w:val="0"/>
+                          </w:rPr>
+                        </w:pPr>
+                        <w:r>
+                          <w:rPr>
+                            <w:rStyle w:val="Strong"/>
+                            <w:b w:val="0"/>
+                            <w:bCs w:val="0"/>
+                          </w:rPr>
+                          <w:t>15</w:t>
+                        </w:r>
+                      </w:p>
+                    </w:tc>
+                  </w:tr>
+                  <w:tr>
+                    <w:trPr>
+                      <w:trHeight w:val="104"/>
+                    </w:trPr>
+                    <w:tc>
+                      <w:tcPr>
+                        <w:cnfStyle w:val="001000000000" w:firstRow="0" w:lastRow="0" w:firstColumn="1" w:lastColumn="0" w:oddVBand="0" w:evenVBand="0" w:oddHBand="0" w:evenHBand="0" w:firstRowFirstColumn="0" w:firstRowLastColumn="0" w:lastRowFirstColumn="0" w:lastRowLastColumn="0"/>
+                        <w:tcW w:w="1764" w:type="dxa"/>
+                        <w:shd w:val="clear" w:color="auto" w:fill="auto"/>
+                      </w:tcPr>
+                      <w:p>
+                        <w:pPr>
+                          <w:jc w:val="right"/>
+                          <w:rPr>
+                            <w:sz w:val="20"/>
+                            <w:szCs w:val="20"/>
+                          </w:rPr>
+                        </w:pPr>
+                        <w:r>
+                          <w:rPr>
+                            <w:sz w:val="20"/>
+                            <w:szCs w:val="20"/>
+                          </w:rPr>
+                          <w:t>Ratio:</w:t>
+                        </w:r>
+                      </w:p>
+                    </w:tc>
+                    <w:tc>
+                      <w:tcPr>
+                        <w:tcW w:w="1992" w:type="dxa"/>
+                        <w:shd w:val="clear" w:color="auto" w:fill="auto"/>
+                      </w:tcPr>
+                      <w:p>
+                        <w:pPr>
+                          <w:cnfStyle w:val="000000000000" w:firstRow="0" w:lastRow="0" w:firstColumn="0" w:lastColumn="0" w:oddVBand="0" w:evenVBand="0" w:oddHBand="0" w:evenHBand="0" w:firstRowFirstColumn="0" w:firstRowLastColumn="0" w:lastRowFirstColumn="0" w:lastRowLastColumn="0"/>
+                          <w:rPr>
+                            <w:rStyle w:val="Strong"/>
+                            <w:b w:val="0"/>
+                            <w:bCs w:val="0"/>
+                          </w:rPr>
+                        </w:pPr>
+                        <w:r>
+                          <w:rPr>
+                            <w:rStyle w:val="Strong"/>
+                            <w:b w:val="0"/>
+                            <w:bCs w:val="0"/>
+                          </w:rPr>
+                          <w:t>15</w:t>
+                        </w:r>
+                      </w:p>
+                    </w:tc>
+                  </w:tr>
+                </w:tbl>
+                <w:p>
+                  <w:pPr>
+                    <w:jc w:val="center"/>
+                    <w:cnfStyle w:val="000000100000" w:firstRow="0" w:lastRow="0" w:firstColumn="0" w:lastColumn="0" w:oddVBand="0" w:evenVBand="0" w:oddHBand="1" w:evenHBand="0" w:firstRowFirstColumn="0" w:firstRowLastColumn="0" w:lastRowFirstColumn="0" w:lastRowLastColumn="0"/>
+                    <w:rPr>
+                      <w:sz w:val="20"/>
+                      <w:szCs w:val="20"/>
+                    </w:rPr>
+                  </w:pPr>
+                </w:p>
+              </w:tc>
+            </w:tr>
+            <w:tr>
+              <w:tc>
+                <w:tcPr>
+                  <w:cnfStyle w:val="001000000000" w:firstRow="0" w:lastRow="0" w:firstColumn="1" w:lastColumn="0" w:oddVBand="0" w:evenVBand="0" w:oddHBand="0" w:evenHBand="0" w:firstRowFirstColumn="0" w:firstRowLastColumn="0" w:lastRowFirstColumn="0" w:lastRowLastColumn="0"/>
+                  <w:tcW w:w="2947" w:type="dxa"/>
+                  <w:tcBorders>
+                    <w:top w:val="single" w:sz="18" w:space="0" w:color="76923C" w:themeColor="accent3" w:themeShade="BF"/>
+                    <w:left w:val="single" w:sz="18" w:space="0" w:color="76923C" w:themeColor="accent3" w:themeShade="BF"/>
+                    <w:bottom w:val="single" w:sz="8" w:space="0" w:color="000000" w:themeColor="text1"/>
+                    <w:right w:val="single" w:sz="8" w:space="0" w:color="000000" w:themeColor="text1"/>
+                  </w:tcBorders>
+                  <w:vAlign w:val="center"/>
+                  <w:hideMark/>
+                </w:tcPr>
+                <w:p>
+                  <w:pPr>
+                    <w:jc w:val="center"/>
+                    <w:rPr>
+                      <w:rStyle w:val="Strong"/>
+                    </w:rPr>
+                  </w:pPr>
+                  <w:r>
+                    <w:rPr>
+                      <w:rStyle w:val="Strong"/>
+                    </w:rPr>
+                    <w:t>Control-4</w:t>
+                  </w:r>
+                </w:p>
+              </w:tc>
+              <w:tc>
+                <w:tcPr>
+                  <w:tcW w:w="3870" w:type="dxa"/>
+                  <w:tcBorders>
+                    <w:top w:val="single" w:sz="18" w:space="0" w:color="76923C" w:themeColor="accent3" w:themeShade="BF"/>
+                    <w:left w:val="single" w:sz="8" w:space="0" w:color="000000" w:themeColor="text1"/>
+                    <w:bottom w:val="single" w:sz="8" w:space="0" w:color="000000" w:themeColor="text1"/>
+                    <w:right w:val="single" w:sz="8" w:space="0" w:color="000000" w:themeColor="text1"/>
+                  </w:tcBorders>
+                  <w:vAlign w:val="center"/>
+                  <w:hideMark/>
+                </w:tcPr>
+                <w:p>
+                  <w:pPr>
+                    <w:jc w:val="center"/>
+                    <w:cnfStyle w:val="000000000000" w:firstRow="0" w:lastRow="0" w:firstColumn="0" w:lastColumn="0" w:oddVBand="0" w:evenVBand="0" w:oddHBand="0" w:evenHBand="0" w:firstRowFirstColumn="0" w:firstRowLastColumn="0" w:lastRowFirstColumn="0" w:lastRowLastColumn="0"/>
+                    <w:rPr>
+                      <w:sz w:val="20"/>
+                      <w:szCs w:val="20"/>
+                    </w:rPr>
+                  </w:pPr>
+                  <w:r>
+                    <w:rPr>
+                      <w:noProof/>
+                      <w:sz w:val="20"/>
+                      <w:szCs w:val="20"/>
+                    </w:rPr>
+                    <w:drawing>
+                      <wp:inline distT="0" distB="0" distL="0" distR="0" wp14:anchorId="0814A701" wp14:editId="36CB1476">
+                        <wp:extent cx="2311400" cy="1756410"/>
+                        <wp:effectExtent l="0" t="0" r="0" b="0"/>
+                        <wp:docPr id="1155497157" name="Picture 25"/>
+                        <wp:cNvGraphicFramePr/>
+                        <a:graphic xmlns:a="http://schemas.openxmlformats.org/drawingml/2006/main">
+                          <a:graphicData uri="http://schemas.openxmlformats.org/drawingml/2006/picture">
+                            <pic:pic xmlns:pic="http://schemas.openxmlformats.org/drawingml/2006/picture">
+                              <pic:nvPicPr>
+                                <pic:cNvPr id="1155497157" name=""/>
+                                <pic:cNvPicPr/>
+                              </pic:nvPicPr>
+                              <pic:blipFill>
+                                <a:blip r:embed="rId32" cstate="print">
+                                  <a:extLst>
+                                    <a:ext uri="{28A0092B-C50C-407E-A947-70E740481C1C}">
+                                      <a14:useLocalDpi xmlns:a14="http://schemas.microsoft.com/office/drawing/2010/main" val="0"/>
+                                    </a:ext>
+                                  </a:extLst>
+                                </a:blip>
+                                <a:stretch>
+                                  <a:fillRect/>
+                                </a:stretch>
+                              </pic:blipFill>
+                              <pic:spPr>
+                                <a:xfrm>
+                                  <a:off x="0" y="0"/>
+                                  <a:ext cx="2311400" cy="1756410"/>
+                                </a:xfrm>
+                                <a:prstGeom prst="rect">
+                                  <a:avLst/>
+                                </a:prstGeom>
+                              </pic:spPr>
+                            </pic:pic>
+                          </a:graphicData>
+                        </a:graphic>
+                      </wp:inline>
+                    </w:drawing>
+                  </w:r>
+                </w:p>
+              </w:tc>
+              <w:tc>
+                <w:tcPr>
+                  <w:tcW w:w="3937" w:type="dxa"/>
+                  <w:tcBorders>
+                    <w:top w:val="single" w:sz="18" w:space="0" w:color="76923C" w:themeColor="accent3" w:themeShade="BF"/>
+                    <w:left w:val="single" w:sz="8" w:space="0" w:color="000000" w:themeColor="text1"/>
+                    <w:bottom w:val="single" w:sz="8" w:space="0" w:color="000000" w:themeColor="text1"/>
+                    <w:right w:val="single" w:sz="8" w:space="0" w:color="000000" w:themeColor="text1"/>
+                  </w:tcBorders>
+                  <w:hideMark/>
+                </w:tcPr>
+                <w:tbl>
+                  <w:tblPr>
+                    <w:tblStyle w:val="MediumGrid1-Accent6"/>
+                    <w:tblW w:w="3756" w:type="dxa"/>
+                    <w:tblBorders>
+                      <w:top w:val="none" w:sz="0" w:space="0" w:color="auto"/>
+                      <w:left w:val="none" w:sz="0" w:space="0" w:color="auto"/>
+                      <w:bottom w:val="none" w:sz="0" w:space="0" w:color="auto"/>
+                      <w:right w:val="none" w:sz="0" w:space="0" w:color="auto"/>
+                      <w:insideH w:val="none" w:sz="0" w:space="0" w:color="auto"/>
+                      <w:insideV w:val="none" w:sz="0" w:space="0" w:color="auto"/>
+                    </w:tblBorders>
+                    <w:tblLayout w:type="fixed"/>
+                    <w:tblLook w:val="0680" w:firstRow="0" w:lastRow="0" w:firstColumn="1" w:lastColumn="0" w:noHBand="1" w:noVBand="1"/>
+                  </w:tblPr>
+                  <w:tblGrid>
+                    <w:gridCol w:w="1764"/>
+                    <w:gridCol w:w="1992"/>
+                  </w:tblGrid>
+                  <w:tr>
+                    <w:trPr>
+                      <w:trHeight w:val="104"/>
+                    </w:trPr>
+                    <w:tc>
+                      <w:tcPr>
+                        <w:cnfStyle w:val="001000000000" w:firstRow="0" w:lastRow="0" w:firstColumn="1" w:lastColumn="0" w:oddVBand="0" w:evenVBand="0" w:oddHBand="0" w:evenHBand="0" w:firstRowFirstColumn="0" w:firstRowLastColumn="0" w:lastRowFirstColumn="0" w:lastRowLastColumn="0"/>
+                        <w:tcW w:w="1764" w:type="dxa"/>
+                        <w:shd w:val="clear" w:color="auto" w:fill="auto"/>
+                        <w:hideMark/>
+                      </w:tcPr>
+                      <w:p>
+                        <w:pPr>
+                          <w:jc w:val="right"/>
+                          <w:rPr>
+                            <w:rStyle w:val="Strong"/>
+                            <w:bCs/>
+                            <w:sz w:val="20"/>
+                            <w:szCs w:val="20"/>
+                          </w:rPr>
+                        </w:pPr>
+                        <w:r>
+                          <w:rPr>
+                            <w:sz w:val="20"/>
+                            <w:szCs w:val="20"/>
+                          </w:rPr>
+                          <w:t>Entities:</w:t>
+                        </w:r>
+                      </w:p>
+                    </w:tc>
+                    <w:tc>
+                      <w:tcPr>
+                        <w:tcW w:w="1992" w:type="dxa"/>
+                        <w:shd w:val="clear" w:color="auto" w:fill="auto"/>
+                        <w:hideMark/>
+                      </w:tcPr>
+                      <w:p>
+                        <w:pPr>
+                          <w:cnfStyle w:val="000000000000" w:firstRow="0" w:lastRow="0" w:firstColumn="0" w:lastColumn="0" w:oddVBand="0" w:evenVBand="0" w:oddHBand="0" w:evenHBand="0" w:firstRowFirstColumn="0" w:firstRowLastColumn="0" w:lastRowFirstColumn="0" w:lastRowLastColumn="0"/>
+                          <w:rPr>
+                            <w:rStyle w:val="Strong"/>
+                            <w:b w:val="0"/>
+                            <w:bCs w:val="0"/>
+                          </w:rPr>
+                        </w:pPr>
+                        <w:r>
+                          <w:rPr>
+                            <w:rStyle w:val="Strong"/>
+                            <w:b w:val="0"/>
+                            <w:bCs w:val="0"/>
+                          </w:rPr>
+                          <w:t>2 face(s)</w:t>
+                        </w:r>
+                      </w:p>
+                    </w:tc>
+                  </w:tr>
+                  <w:tr>
+                    <w:trPr>
+                      <w:trHeight w:val="104"/>
+                    </w:trPr>
+                    <w:tc>
+                      <w:tcPr>
+                        <w:cnfStyle w:val="001000000000" w:firstRow="0" w:lastRow="0" w:firstColumn="1" w:lastColumn="0" w:oddVBand="0" w:evenVBand="0" w:oddHBand="0" w:evenHBand="0" w:firstRowFirstColumn="0" w:firstRowLastColumn="0" w:lastRowFirstColumn="0" w:lastRowLastColumn="0"/>
+                        <w:tcW w:w="1764" w:type="dxa"/>
+                        <w:shd w:val="clear" w:color="auto" w:fill="auto"/>
+                      </w:tcPr>
+                      <w:p>
+                        <w:pPr>
+                          <w:jc w:val="right"/>
+                          <w:rPr>
+                            <w:sz w:val="20"/>
+                            <w:szCs w:val="20"/>
+                          </w:rPr>
+                        </w:pPr>
+                        <w:r>
+                          <w:rPr>
+                            <w:sz w:val="20"/>
+                            <w:szCs w:val="20"/>
+                          </w:rPr>
+                          <w:t>Units:</w:t>
+                        </w:r>
+                      </w:p>
+                    </w:tc>
+                    <w:tc>
+                      <w:tcPr>
+                        <w:tcW w:w="1992" w:type="dxa"/>
+                        <w:shd w:val="clear" w:color="auto" w:fill="auto"/>
+                      </w:tcPr>
+                      <w:p>
+                        <w:pPr>
+                          <w:cnfStyle w:val="000000000000" w:firstRow="0" w:lastRow="0" w:firstColumn="0" w:lastColumn="0" w:oddVBand="0" w:evenVBand="0" w:oddHBand="0" w:evenHBand="0" w:firstRowFirstColumn="0" w:firstRowLastColumn="0" w:lastRowFirstColumn="0" w:lastRowLastColumn="0"/>
+                          <w:rPr>
+                            <w:rStyle w:val="Strong"/>
+                            <w:b w:val="0"/>
+                            <w:bCs w:val="0"/>
+                          </w:rPr>
+                        </w:pPr>
+                        <w:r>
+                          <w:rPr>
+                            <w:rStyle w:val="Strong"/>
+                            <w:b w:val="0"/>
+                            <w:bCs w:val="0"/>
+                          </w:rPr>
+                          <w:t>mm</w:t>
+                        </w:r>
+                      </w:p>
+                    </w:tc>
+                  </w:tr>
+                  <w:tr>
+                    <w:trPr>
+                      <w:trHeight w:val="104"/>
+                    </w:trPr>
+                    <w:tc>
+                      <w:tcPr>
+                        <w:cnfStyle w:val="001000000000" w:firstRow="0" w:lastRow="0" w:firstColumn="1" w:lastColumn="0" w:oddVBand="0" w:evenVBand="0" w:oddHBand="0" w:evenHBand="0" w:firstRowFirstColumn="0" w:firstRowLastColumn="0" w:lastRowFirstColumn="0" w:lastRowLastColumn="0"/>
+                        <w:tcW w:w="1764" w:type="dxa"/>
+                        <w:shd w:val="clear" w:color="auto" w:fill="auto"/>
+                      </w:tcPr>
+                      <w:p>
+                        <w:pPr>
+                          <w:jc w:val="right"/>
+                          <w:rPr>
+                            <w:sz w:val="20"/>
+                            <w:szCs w:val="20"/>
+                          </w:rPr>
+                        </w:pPr>
+                        <w:r>
+                          <w:rPr>
+                            <w:sz w:val="20"/>
+                            <w:szCs w:val="20"/>
+                          </w:rPr>
+                          <w:t>Size:</w:t>
+                        </w:r>
+                      </w:p>
+                    </w:tc>
+                    <w:tc>
+                      <w:tcPr>
+                        <w:tcW w:w="1992" w:type="dxa"/>
+                        <w:shd w:val="clear" w:color="auto" w:fill="auto"/>
+                      </w:tcPr>
+                      <w:p>
+                        <w:pPr>
+                          <w:cnfStyle w:val="000000000000" w:firstRow="0" w:lastRow="0" w:firstColumn="0" w:lastColumn="0" w:oddVBand="0" w:evenVBand="0" w:oddHBand="0" w:evenHBand="0" w:firstRowFirstColumn="0" w:firstRowLastColumn="0" w:lastRowFirstColumn="0" w:lastRowLastColumn="0"/>
+                          <w:rPr>
+                            <w:rStyle w:val="Strong"/>
+                            <w:b w:val="0"/>
+                            <w:bCs w:val="0"/>
+                          </w:rPr>
+                        </w:pPr>
+                        <w:r>
+                          <w:rPr>
+                            <w:rStyle w:val="Strong"/>
+                            <w:b w:val="0"/>
+                            <w:bCs w:val="0"/>
+                          </w:rPr>
+                          <w:t>20</w:t>
+                        </w:r>
+                      </w:p>
+                    </w:tc>
+                  </w:tr>
+                  <w:tr>
+                    <w:trPr>
+                      <w:trHeight w:val="104"/>
+                    </w:trPr>
+                    <w:tc>
+                      <w:tcPr>
+                        <w:cnfStyle w:val="001000000000" w:firstRow="0" w:lastRow="0" w:firstColumn="1" w:lastColumn="0" w:oddVBand="0" w:evenVBand="0" w:oddHBand="0" w:evenHBand="0" w:firstRowFirstColumn="0" w:firstRowLastColumn="0" w:lastRowFirstColumn="0" w:lastRowLastColumn="0"/>
+                        <w:tcW w:w="1764" w:type="dxa"/>
+                        <w:shd w:val="clear" w:color="auto" w:fill="auto"/>
+                      </w:tcPr>
+                      <w:p>
+                        <w:pPr>
+                          <w:jc w:val="right"/>
+                          <w:rPr>
+                            <w:sz w:val="20"/>
+                            <w:szCs w:val="20"/>
+                          </w:rPr>
+                        </w:pPr>
+                        <w:r>
+                          <w:rPr>
+                            <w:sz w:val="20"/>
+                            <w:szCs w:val="20"/>
+                          </w:rPr>
+                          <w:t>Ratio:</w:t>
+                        </w:r>
+                      </w:p>
+                    </w:tc>
+                    <w:tc>
+                      <w:tcPr>
+                        <w:tcW w:w="1992" w:type="dxa"/>
+                        <w:shd w:val="clear" w:color="auto" w:fill="auto"/>
+                      </w:tcPr>
+                      <w:p>
+                        <w:pPr>
+                          <w:cnfStyle w:val="000000000000" w:firstRow="0" w:lastRow="0" w:firstColumn="0" w:lastColumn="0" w:oddVBand="0" w:evenVBand="0" w:oddHBand="0" w:evenHBand="0" w:firstRowFirstColumn="0" w:firstRowLastColumn="0" w:lastRowFirstColumn="0" w:lastRowLastColumn="0"/>
+                          <w:rPr>
+                            <w:rStyle w:val="Strong"/>
+                            <w:b w:val="0"/>
+                            <w:bCs w:val="0"/>
+                          </w:rPr>
+                        </w:pPr>
+                        <w:r>
+                          <w:rPr>
+                            <w:rStyle w:val="Strong"/>
+                            <w:b w:val="0"/>
+                            <w:bCs w:val="0"/>
+                          </w:rPr>
+                          <w:t>20</w:t>
+                        </w:r>
+                      </w:p>
+                    </w:tc>
+                  </w:tr>
+                </w:tbl>
+                <w:p>
+                  <w:pPr>
+                    <w:jc w:val="center"/>
+                    <w:cnfStyle w:val="000000000000" w:firstRow="0" w:lastRow="0" w:firstColumn="0" w:lastColumn="0" w:oddVBand="0" w:evenVBand="0" w:oddHBand="0" w:evenHBand="0" w:firstRowFirstColumn="0" w:firstRowLastColumn="0" w:lastRowFirstColumn="0" w:lastRowLastColumn="0"/>
+                    <w:rPr>
+                      <w:sz w:val="20"/>
+                      <w:szCs w:val="20"/>
+                    </w:rPr>
+                  </w:pPr>
+                </w:p>
+              </w:tc>
+            </w:tr>
+            <w:tr>
+              <w:trPr>
+                <w:cnfStyle w:val="000000100000" w:firstRow="0" w:lastRow="0" w:firstColumn="0" w:lastColumn="0" w:oddVBand="0" w:evenVBand="0" w:oddHBand="1" w:evenHBand="0" w:firstRowFirstColumn="0" w:firstRowLastColumn="0" w:lastRowFirstColumn="0" w:lastRowLastColumn="0"/>
+              </w:trPr>
+              <w:tc>
+                <w:tcPr>
+                  <w:cnfStyle w:val="001000000000" w:firstRow="0" w:lastRow="0" w:firstColumn="1" w:lastColumn="0" w:oddVBand="0" w:evenVBand="0" w:oddHBand="0" w:evenHBand="0" w:firstRowFirstColumn="0" w:firstRowLastColumn="0" w:lastRowFirstColumn="0" w:lastRowLastColumn="0"/>
+                  <w:tcW w:w="2947" w:type="dxa"/>
+                  <w:tcBorders>
+                    <w:top w:val="single" w:sz="18" w:space="0" w:color="76923C" w:themeColor="accent3" w:themeShade="BF"/>
+                    <w:left w:val="single" w:sz="18" w:space="0" w:color="76923C" w:themeColor="accent3" w:themeShade="BF"/>
+                    <w:bottom w:val="single" w:sz="8" w:space="0" w:color="000000" w:themeColor="text1"/>
+                    <w:right w:val="single" w:sz="8" w:space="0" w:color="000000" w:themeColor="text1"/>
+                  </w:tcBorders>
+                  <w:vAlign w:val="center"/>
+                  <w:hideMark/>
+                </w:tcPr>
+                <w:p>
+                  <w:pPr>
+                    <w:jc w:val="center"/>
+                    <w:rPr>
+                      <w:rStyle w:val="Strong"/>
+                    </w:rPr>
+                  </w:pPr>
+                  <w:r>
+                    <w:rPr>
+                      <w:rStyle w:val="Strong"/>
+                    </w:rPr>
+                    <w:t>Control-5</w:t>
+                  </w:r>
+                </w:p>
+              </w:tc>
+              <w:tc>
+                <w:tcPr>
+                  <w:tcW w:w="3870" w:type="dxa"/>
+                  <w:tcBorders>
+                    <w:top w:val="single" w:sz="18" w:space="0" w:color="76923C" w:themeColor="accent3" w:themeShade="BF"/>
+                    <w:left w:val="single" w:sz="8" w:space="0" w:color="000000" w:themeColor="text1"/>
+                    <w:bottom w:val="single" w:sz="8" w:space="0" w:color="000000" w:themeColor="text1"/>
+                    <w:right w:val="single" w:sz="8" w:space="0" w:color="000000" w:themeColor="text1"/>
+                  </w:tcBorders>
+                  <w:vAlign w:val="center"/>
+                  <w:hideMark/>
+                </w:tcPr>
+                <w:p>
+                  <w:pPr>
+                    <w:jc w:val="center"/>
+                    <w:cnfStyle w:val="000000100000" w:firstRow="0" w:lastRow="0" w:firstColumn="0" w:lastColumn="0" w:oddVBand="0" w:evenVBand="0" w:oddHBand="1" w:evenHBand="0" w:firstRowFirstColumn="0" w:firstRowLastColumn="0" w:lastRowFirstColumn="0" w:lastRowLastColumn="0"/>
+                    <w:rPr>
+                      <w:sz w:val="20"/>
+                      <w:szCs w:val="20"/>
+                    </w:rPr>
+                  </w:pPr>
+                  <w:r>
+                    <w:rPr>
+                      <w:noProof/>
+                      <w:sz w:val="20"/>
+                      <w:szCs w:val="20"/>
+                    </w:rPr>
+                    <w:drawing>
+                      <wp:inline distT="0" distB="0" distL="0" distR="0" wp14:anchorId="1FD7D1B3" wp14:editId="4484D423">
+                        <wp:extent cx="2311400" cy="1756410"/>
+                        <wp:effectExtent l="0" t="0" r="0" b="0"/>
+                        <wp:docPr id="36030448" name="Picture 26"/>
+                        <wp:cNvGraphicFramePr/>
+                        <a:graphic xmlns:a="http://schemas.openxmlformats.org/drawingml/2006/main">
+                          <a:graphicData uri="http://schemas.openxmlformats.org/drawingml/2006/picture">
+                            <pic:pic xmlns:pic="http://schemas.openxmlformats.org/drawingml/2006/picture">
+                              <pic:nvPicPr>
+                                <pic:cNvPr id="36030448" name=""/>
+                                <pic:cNvPicPr/>
+                              </pic:nvPicPr>
+                              <pic:blipFill>
+                                <a:blip r:embed="rId33" cstate="print">
+                                  <a:extLst>
+                                    <a:ext uri="{28A0092B-C50C-407E-A947-70E740481C1C}">
+                                      <a14:useLocalDpi xmlns:a14="http://schemas.microsoft.com/office/drawing/2010/main" val="0"/>
+                                    </a:ext>
+                                  </a:extLst>
+                                </a:blip>
+                                <a:stretch>
+                                  <a:fillRect/>
+                                </a:stretch>
+                              </pic:blipFill>
+                              <pic:spPr>
+                                <a:xfrm>
+                                  <a:off x="0" y="0"/>
+                                  <a:ext cx="2311400" cy="1756410"/>
+                                </a:xfrm>
+                                <a:prstGeom prst="rect">
+                                  <a:avLst/>
+                                </a:prstGeom>
+                              </pic:spPr>
+                            </pic:pic>
+                          </a:graphicData>
+                        </a:graphic>
+                      </wp:inline>
+                    </w:drawing>
+                  </w:r>
+                </w:p>
+              </w:tc>
+              <w:tc>
+                <w:tcPr>
+                  <w:tcW w:w="3937" w:type="dxa"/>
+                  <w:tcBorders>
+                    <w:top w:val="single" w:sz="18" w:space="0" w:color="76923C" w:themeColor="accent3" w:themeShade="BF"/>
+                    <w:left w:val="single" w:sz="8" w:space="0" w:color="000000" w:themeColor="text1"/>
+                    <w:bottom w:val="single" w:sz="8" w:space="0" w:color="000000" w:themeColor="text1"/>
+                    <w:right w:val="single" w:sz="8" w:space="0" w:color="000000" w:themeColor="text1"/>
+                  </w:tcBorders>
+                  <w:hideMark/>
+                </w:tcPr>
+                <w:tbl>
+                  <w:tblPr>
+                    <w:tblStyle w:val="MediumGrid1-Accent6"/>
+                    <w:tblW w:w="3756" w:type="dxa"/>
+                    <w:tblBorders>
+                      <w:top w:val="none" w:sz="0" w:space="0" w:color="auto"/>
+                      <w:left w:val="none" w:sz="0" w:space="0" w:color="auto"/>
+                      <w:bottom w:val="none" w:sz="0" w:space="0" w:color="auto"/>
+                      <w:right w:val="none" w:sz="0" w:space="0" w:color="auto"/>
+                      <w:insideH w:val="none" w:sz="0" w:space="0" w:color="auto"/>
+                      <w:insideV w:val="none" w:sz="0" w:space="0" w:color="auto"/>
+                    </w:tblBorders>
+                    <w:tblLayout w:type="fixed"/>
+                    <w:tblLook w:val="0680" w:firstRow="0" w:lastRow="0" w:firstColumn="1" w:lastColumn="0" w:noHBand="1" w:noVBand="1"/>
+                  </w:tblPr>
+                  <w:tblGrid>
+                    <w:gridCol w:w="1764"/>
+                    <w:gridCol w:w="1992"/>
+                  </w:tblGrid>
+                  <w:tr>
+                    <w:trPr>
+                      <w:trHeight w:val="104"/>
+                    </w:trPr>
+                    <w:tc>
+                      <w:tcPr>
+                        <w:cnfStyle w:val="001000000000" w:firstRow="0" w:lastRow="0" w:firstColumn="1" w:lastColumn="0" w:oddVBand="0" w:evenVBand="0" w:oddHBand="0" w:evenHBand="0" w:firstRowFirstColumn="0" w:firstRowLastColumn="0" w:lastRowFirstColumn="0" w:lastRowLastColumn="0"/>
+                        <w:tcW w:w="1764" w:type="dxa"/>
+                        <w:shd w:val="clear" w:color="auto" w:fill="auto"/>
+                        <w:hideMark/>
+                      </w:tcPr>
+                      <w:p>
+                        <w:pPr>
+                          <w:jc w:val="right"/>
+                          <w:rPr>
+                            <w:rStyle w:val="Strong"/>
+                            <w:bCs/>
+                            <w:sz w:val="20"/>
+                            <w:szCs w:val="20"/>
+                          </w:rPr>
+                        </w:pPr>
+                        <w:r>
+                          <w:rPr>
+                            <w:sz w:val="20"/>
+                            <w:szCs w:val="20"/>
+                          </w:rPr>
+                          <w:t>Entities:</w:t>
+                        </w:r>
+                      </w:p>
+                    </w:tc>
+                    <w:tc>
+                      <w:tcPr>
+                        <w:tcW w:w="1992" w:type="dxa"/>
+                        <w:shd w:val="clear" w:color="auto" w:fill="auto"/>
+                        <w:hideMark/>
+                      </w:tcPr>
+                      <w:p>
+                        <w:pPr>
+                          <w:cnfStyle w:val="000000000000" w:firstRow="0" w:lastRow="0" w:firstColumn="0" w:lastColumn="0" w:oddVBand="0" w:evenVBand="0" w:oddHBand="0" w:evenHBand="0" w:firstRowFirstColumn="0" w:firstRowLastColumn="0" w:lastRowFirstColumn="0" w:lastRowLastColumn="0"/>
+                          <w:rPr>
+                            <w:rStyle w:val="Strong"/>
+                            <w:b w:val="0"/>
+                            <w:bCs w:val="0"/>
+                          </w:rPr>
+                        </w:pPr>
+                        <w:r>
+                          <w:rPr>
+                            <w:rStyle w:val="Strong"/>
+                            <w:b w:val="0"/>
+                            <w:bCs w:val="0"/>
+                          </w:rPr>
+                          <w:t>2 face(s)</w:t>
+                        </w:r>
+                      </w:p>
+                    </w:tc>
+                  </w:tr>
+                  <w:tr>
+                    <w:trPr>
+                      <w:trHeight w:val="104"/>
+                    </w:trPr>
+                    <w:tc>
+                      <w:tcPr>
+                        <w:cnfStyle w:val="001000000000" w:firstRow="0" w:lastRow="0" w:firstColumn="1" w:lastColumn="0" w:oddVBand="0" w:evenVBand="0" w:oddHBand="0" w:evenHBand="0" w:firstRowFirstColumn="0" w:firstRowLastColumn="0" w:lastRowFirstColumn="0" w:lastRowLastColumn="0"/>
+                        <w:tcW w:w="1764" w:type="dxa"/>
+                        <w:shd w:val="clear" w:color="auto" w:fill="auto"/>
+                      </w:tcPr>
+                      <w:p>
+                        <w:pPr>
+                          <w:jc w:val="right"/>
+                          <w:rPr>
+                            <w:sz w:val="20"/>
+                            <w:szCs w:val="20"/>
+                          </w:rPr>
+                        </w:pPr>
+                        <w:r>
+                          <w:rPr>
+                            <w:sz w:val="20"/>
+                            <w:szCs w:val="20"/>
+                          </w:rPr>
+                          <w:t>Units:</w:t>
+                        </w:r>
+                      </w:p>
+                    </w:tc>
+                    <w:tc>
+                      <w:tcPr>
+                        <w:tcW w:w="1992" w:type="dxa"/>
+                        <w:shd w:val="clear" w:color="auto" w:fill="auto"/>
+                      </w:tcPr>
+                      <w:p>
+                        <w:pPr>
+                          <w:cnfStyle w:val="000000000000" w:firstRow="0" w:lastRow="0" w:firstColumn="0" w:lastColumn="0" w:oddVBand="0" w:evenVBand="0" w:oddHBand="0" w:evenHBand="0" w:firstRowFirstColumn="0" w:firstRowLastColumn="0" w:lastRowFirstColumn="0" w:lastRowLastColumn="0"/>
+                          <w:rPr>
+                            <w:rStyle w:val="Strong"/>
+                            <w:b w:val="0"/>
+                            <w:bCs w:val="0"/>
+                          </w:rPr>
+                        </w:pPr>
+                        <w:r>
+                          <w:rPr>
+                            <w:rStyle w:val="Strong"/>
+                            <w:b w:val="0"/>
+                            <w:bCs w:val="0"/>
+                          </w:rPr>
+                          <w:t>mm</w:t>
+                        </w:r>
+                      </w:p>
+                    </w:tc>
+                  </w:tr>
+                  <w:tr>
+                    <w:trPr>
+                      <w:trHeight w:val="104"/>
+                    </w:trPr>
+                    <w:tc>
+                      <w:tcPr>
+                        <w:cnfStyle w:val="001000000000" w:firstRow="0" w:lastRow="0" w:firstColumn="1" w:lastColumn="0" w:oddVBand="0" w:evenVBand="0" w:oddHBand="0" w:evenHBand="0" w:firstRowFirstColumn="0" w:firstRowLastColumn="0" w:lastRowFirstColumn="0" w:lastRowLastColumn="0"/>
+                        <w:tcW w:w="1764" w:type="dxa"/>
+                        <w:shd w:val="clear" w:color="auto" w:fill="auto"/>
+                      </w:tcPr>
+                      <w:p>
+                        <w:pPr>
+                          <w:jc w:val="right"/>
+                          <w:rPr>
+                            <w:sz w:val="20"/>
+                            <w:szCs w:val="20"/>
+                          </w:rPr>
+                        </w:pPr>
+                        <w:r>
+                          <w:rPr>
+                            <w:sz w:val="20"/>
+                            <w:szCs w:val="20"/>
+                          </w:rPr>
+                          <w:t>Size:</w:t>
+                        </w:r>
+                      </w:p>
+                    </w:tc>
+                    <w:tc>
+                      <w:tcPr>
+                        <w:tcW w:w="1992" w:type="dxa"/>
+                        <w:shd w:val="clear" w:color="auto" w:fill="auto"/>
+                      </w:tcPr>
+                      <w:p>
+                        <w:pPr>
+                          <w:cnfStyle w:val="000000000000" w:firstRow="0" w:lastRow="0" w:firstColumn="0" w:lastColumn="0" w:oddVBand="0" w:evenVBand="0" w:oddHBand="0" w:evenHBand="0" w:firstRowFirstColumn="0" w:firstRowLastColumn="0" w:lastRowFirstColumn="0" w:lastRowLastColumn="0"/>
+                          <w:rPr>
+                            <w:rStyle w:val="Strong"/>
+                            <w:b w:val="0"/>
+                            <w:bCs w:val="0"/>
+                          </w:rPr>
+                        </w:pPr>
+                        <w:r>
+                          <w:rPr>
+                            <w:rStyle w:val="Strong"/>
+                            <w:b w:val="0"/>
+                            <w:bCs w:val="0"/>
+                          </w:rPr>
+                          <w:t>19.4126</w:t>
+                        </w:r>
+                      </w:p>
+                    </w:tc>
+                  </w:tr>
+                  <w:tr>
+                    <w:trPr>
+                      <w:trHeight w:val="104"/>
+                    </w:trPr>
+                    <w:tc>
+                      <w:tcPr>
+                        <w:cnfStyle w:val="001000000000" w:firstRow="0" w:lastRow="0" w:firstColumn="1" w:lastColumn="0" w:oddVBand="0" w:evenVBand="0" w:oddHBand="0" w:evenHBand="0" w:firstRowFirstColumn="0" w:firstRowLastColumn="0" w:lastRowFirstColumn="0" w:lastRowLastColumn="0"/>
+                        <w:tcW w:w="1764" w:type="dxa"/>
+                        <w:shd w:val="clear" w:color="auto" w:fill="auto"/>
+                      </w:tcPr>
+                      <w:p>
+                        <w:pPr>
+                          <w:jc w:val="right"/>
+                          <w:rPr>
+                            <w:sz w:val="20"/>
+                            <w:szCs w:val="20"/>
+                          </w:rPr>
+                        </w:pPr>
+                        <w:r>
+                          <w:rPr>
+                            <w:sz w:val="20"/>
+                            <w:szCs w:val="20"/>
+                          </w:rPr>
+                          <w:t>Ratio:</w:t>
+                        </w:r>
+                      </w:p>
+                    </w:tc>
+                    <w:tc>
+                      <w:tcPr>
+                        <w:tcW w:w="1992" w:type="dxa"/>
+                        <w:shd w:val="clear" w:color="auto" w:fill="auto"/>
+                      </w:tcPr>
+                      <w:p>
+                        <w:pPr>
+                          <w:cnfStyle w:val="000000000000" w:firstRow="0" w:lastRow="0" w:firstColumn="0" w:lastColumn="0" w:oddVBand="0" w:evenVBand="0" w:oddHBand="0" w:evenHBand="0" w:firstRowFirstColumn="0" w:firstRowLastColumn="0" w:lastRowFirstColumn="0" w:lastRowLastColumn="0"/>
+                          <w:rPr>
+                            <w:rStyle w:val="Strong"/>
+                            <w:b w:val="0"/>
+                            <w:bCs w:val="0"/>
+                          </w:rPr>
+                        </w:pPr>
+                        <w:r>
+                          <w:rPr>
+                            <w:rStyle w:val="Strong"/>
+                            <w:b w:val="0"/>
+                            <w:bCs w:val="0"/>
+                          </w:rPr>
+                          <w:t>19.4126</w:t>
+                        </w:r>
+                      </w:p>
+                    </w:tc>
+                  </w:tr>
+                </w:tbl>
+                <w:p>
+                  <w:pPr>
+                    <w:jc w:val="center"/>
+                    <w:cnfStyle w:val="000000100000" w:firstRow="0" w:lastRow="0" w:firstColumn="0" w:lastColumn="0" w:oddVBand="0" w:evenVBand="0" w:oddHBand="1" w:evenHBand="0" w:firstRowFirstColumn="0" w:firstRowLastColumn="0" w:lastRowFirstColumn="0" w:lastRowLastColumn="0"/>
+                    <w:rPr>
+                      <w:sz w:val="20"/>
+                      <w:szCs w:val="20"/>
+                    </w:rPr>
+                  </w:pPr>
+                </w:p>
+              </w:tc>
+            </w:tr>
+            <w:tr>
+              <w:tc>
+                <w:tcPr>
+                  <w:cnfStyle w:val="001000000000" w:firstRow="0" w:lastRow="0" w:firstColumn="1" w:lastColumn="0" w:oddVBand="0" w:evenVBand="0" w:oddHBand="0" w:evenHBand="0" w:firstRowFirstColumn="0" w:firstRowLastColumn="0" w:lastRowFirstColumn="0" w:lastRowLastColumn="0"/>
+                  <w:tcW w:w="2947" w:type="dxa"/>
+                  <w:tcBorders>
+                    <w:top w:val="single" w:sz="18" w:space="0" w:color="76923C" w:themeColor="accent3" w:themeShade="BF"/>
+                    <w:left w:val="single" w:sz="18" w:space="0" w:color="76923C" w:themeColor="accent3" w:themeShade="BF"/>
+                    <w:bottom w:val="single" w:sz="8" w:space="0" w:color="000000" w:themeColor="text1"/>
+                    <w:right w:val="single" w:sz="8" w:space="0" w:color="000000" w:themeColor="text1"/>
+                  </w:tcBorders>
+                  <w:vAlign w:val="center"/>
+                  <w:hideMark/>
+                </w:tcPr>
+                <w:p>
+                  <w:pPr>
+                    <w:jc w:val="center"/>
+                    <w:rPr>
+                      <w:rStyle w:val="Strong"/>
+                    </w:rPr>
+                  </w:pPr>
+                  <w:r>
+                    <w:rPr>
+                      <w:rStyle w:val="Strong"/>
+                    </w:rPr>
+                    <w:t>Control-7</w:t>
+                  </w:r>
+                </w:p>
+              </w:tc>
+              <w:tc>
+                <w:tcPr>
+                  <w:tcW w:w="3870" w:type="dxa"/>
+                  <w:tcBorders>
+                    <w:top w:val="single" w:sz="18" w:space="0" w:color="76923C" w:themeColor="accent3" w:themeShade="BF"/>
+                    <w:left w:val="single" w:sz="8" w:space="0" w:color="000000" w:themeColor="text1"/>
+                    <w:bottom w:val="single" w:sz="8" w:space="0" w:color="000000" w:themeColor="text1"/>
+                    <w:right w:val="single" w:sz="8" w:space="0" w:color="000000" w:themeColor="text1"/>
+                  </w:tcBorders>
+                  <w:vAlign w:val="center"/>
+                  <w:hideMark/>
+                </w:tcPr>
+                <w:p>
+                  <w:pPr>
+                    <w:jc w:val="center"/>
+                    <w:cnfStyle w:val="000000000000" w:firstRow="0" w:lastRow="0" w:firstColumn="0" w:lastColumn="0" w:oddVBand="0" w:evenVBand="0" w:oddHBand="0" w:evenHBand="0" w:firstRowFirstColumn="0" w:firstRowLastColumn="0" w:lastRowFirstColumn="0" w:lastRowLastColumn="0"/>
+                    <w:rPr>
+                      <w:sz w:val="20"/>
+                      <w:szCs w:val="20"/>
+                    </w:rPr>
+                  </w:pPr>
+                  <w:r>
+                    <w:rPr>
+                      <w:noProof/>
+                      <w:sz w:val="20"/>
+                      <w:szCs w:val="20"/>
+                    </w:rPr>
+                    <w:drawing>
+                      <wp:inline distT="0" distB="0" distL="0" distR="0" wp14:anchorId="18EC7982" wp14:editId="06DC17AC">
+                        <wp:extent cx="2311400" cy="1756410"/>
+                        <wp:effectExtent l="0" t="0" r="0" b="0"/>
+                        <wp:docPr id="771406221" name="Picture 27"/>
+                        <wp:cNvGraphicFramePr/>
+                        <a:graphic xmlns:a="http://schemas.openxmlformats.org/drawingml/2006/main">
+                          <a:graphicData uri="http://schemas.openxmlformats.org/drawingml/2006/picture">
+                            <pic:pic xmlns:pic="http://schemas.openxmlformats.org/drawingml/2006/picture">
+                              <pic:nvPicPr>
+                                <pic:cNvPr id="771406221" name=""/>
+                                <pic:cNvPicPr/>
+                              </pic:nvPicPr>
+                              <pic:blipFill>
+                                <a:blip r:embed="rId34" cstate="print">
+                                  <a:extLst>
+                                    <a:ext uri="{28A0092B-C50C-407E-A947-70E740481C1C}">
+                                      <a14:useLocalDpi xmlns:a14="http://schemas.microsoft.com/office/drawing/2010/main" val="0"/>
+                                    </a:ext>
+                                  </a:extLst>
+                                </a:blip>
+                                <a:stretch>
+                                  <a:fillRect/>
+                                </a:stretch>
+                              </pic:blipFill>
+                              <pic:spPr>
+                                <a:xfrm>
+                                  <a:off x="0" y="0"/>
+                                  <a:ext cx="2311400" cy="1756410"/>
+                                </a:xfrm>
+                                <a:prstGeom prst="rect">
+                                  <a:avLst/>
+                                </a:prstGeom>
+                              </pic:spPr>
+                            </pic:pic>
+                          </a:graphicData>
+                        </a:graphic>
+                      </wp:inline>
+                    </w:drawing>
+                  </w:r>
+                </w:p>
+              </w:tc>
+              <w:tc>
+                <w:tcPr>
+                  <w:tcW w:w="3937" w:type="dxa"/>
+                  <w:tcBorders>
+                    <w:top w:val="single" w:sz="18" w:space="0" w:color="76923C" w:themeColor="accent3" w:themeShade="BF"/>
+                    <w:left w:val="single" w:sz="8" w:space="0" w:color="000000" w:themeColor="text1"/>
+                    <w:bottom w:val="single" w:sz="8" w:space="0" w:color="000000" w:themeColor="text1"/>
+                    <w:right w:val="single" w:sz="8" w:space="0" w:color="000000" w:themeColor="text1"/>
+                  </w:tcBorders>
+                  <w:hideMark/>
+                </w:tcPr>
+                <w:tbl>
+                  <w:tblPr>
+                    <w:tblStyle w:val="MediumGrid1-Accent6"/>
+                    <w:tblW w:w="3756" w:type="dxa"/>
+                    <w:tblBorders>
+                      <w:top w:val="none" w:sz="0" w:space="0" w:color="auto"/>
+                      <w:left w:val="none" w:sz="0" w:space="0" w:color="auto"/>
+                      <w:bottom w:val="none" w:sz="0" w:space="0" w:color="auto"/>
+                      <w:right w:val="none" w:sz="0" w:space="0" w:color="auto"/>
+                      <w:insideH w:val="none" w:sz="0" w:space="0" w:color="auto"/>
+                      <w:insideV w:val="none" w:sz="0" w:space="0" w:color="auto"/>
+                    </w:tblBorders>
+                    <w:tblLayout w:type="fixed"/>
+                    <w:tblLook w:val="0680" w:firstRow="0" w:lastRow="0" w:firstColumn="1" w:lastColumn="0" w:noHBand="1" w:noVBand="1"/>
+                  </w:tblPr>
+                  <w:tblGrid>
+                    <w:gridCol w:w="1764"/>
+                    <w:gridCol w:w="1992"/>
+                  </w:tblGrid>
+                  <w:tr>
+                    <w:trPr>
+                      <w:trHeight w:val="104"/>
+                    </w:trPr>
+                    <w:tc>
+                      <w:tcPr>
+                        <w:cnfStyle w:val="001000000000" w:firstRow="0" w:lastRow="0" w:firstColumn="1" w:lastColumn="0" w:oddVBand="0" w:evenVBand="0" w:oddHBand="0" w:evenHBand="0" w:firstRowFirstColumn="0" w:firstRowLastColumn="0" w:lastRowFirstColumn="0" w:lastRowLastColumn="0"/>
+                        <w:tcW w:w="1764" w:type="dxa"/>
+                        <w:shd w:val="clear" w:color="auto" w:fill="auto"/>
+                        <w:hideMark/>
+                      </w:tcPr>
+                      <w:p>
+                        <w:pPr>
+                          <w:jc w:val="right"/>
+                          <w:rPr>
+                            <w:rStyle w:val="Strong"/>
+                            <w:bCs/>
+                            <w:sz w:val="20"/>
+                            <w:szCs w:val="20"/>
+                          </w:rPr>
+                        </w:pPr>
+                        <w:r>
+                          <w:rPr>
+                            <w:sz w:val="20"/>
+                            <w:szCs w:val="20"/>
+                          </w:rPr>
+                          <w:t>Entities:</w:t>
+                        </w:r>
+                      </w:p>
+                    </w:tc>
+                    <w:tc>
+                      <w:tcPr>
+                        <w:tcW w:w="1992" w:type="dxa"/>
+                        <w:shd w:val="clear" w:color="auto" w:fill="auto"/>
+                        <w:hideMark/>
+                      </w:tcPr>
+                      <w:p>
+                        <w:pPr>
+                          <w:cnfStyle w:val="000000000000" w:firstRow="0" w:lastRow="0" w:firstColumn="0" w:lastColumn="0" w:oddVBand="0" w:evenVBand="0" w:oddHBand="0" w:evenHBand="0" w:firstRowFirstColumn="0" w:firstRowLastColumn="0" w:lastRowFirstColumn="0" w:lastRowLastColumn="0"/>
+                          <w:rPr>
+                            <w:rStyle w:val="Strong"/>
+                            <w:b w:val="0"/>
+                            <w:bCs w:val="0"/>
+                          </w:rPr>
+                        </w:pPr>
+                        <w:r>
+                          <w:rPr>
+                            <w:rStyle w:val="Strong"/>
+                            <w:b w:val="0"/>
+                            <w:bCs w:val="0"/>
+                          </w:rPr>
+                          <w:t>8 face(s)</w:t>
+                        </w:r>
+                      </w:p>
+                    </w:tc>
+                  </w:tr>
+                  <w:tr>
+                    <w:trPr>
+                      <w:trHeight w:val="104"/>
+                    </w:trPr>
+                    <w:tc>
+                      <w:tcPr>
+                        <w:cnfStyle w:val="001000000000" w:firstRow="0" w:lastRow="0" w:firstColumn="1" w:lastColumn="0" w:oddVBand="0" w:evenVBand="0" w:oddHBand="0" w:evenHBand="0" w:firstRowFirstColumn="0" w:firstRowLastColumn="0" w:lastRowFirstColumn="0" w:lastRowLastColumn="0"/>
+                        <w:tcW w:w="1764" w:type="dxa"/>
+                        <w:shd w:val="clear" w:color="auto" w:fill="auto"/>
+                      </w:tcPr>
+                      <w:p>
+                        <w:pPr>
+                          <w:jc w:val="right"/>
+                          <w:rPr>
+                            <w:sz w:val="20"/>
+                            <w:szCs w:val="20"/>
+                          </w:rPr>
+                        </w:pPr>
+                        <w:r>
+                          <w:rPr>
+                            <w:sz w:val="20"/>
+                            <w:szCs w:val="20"/>
+                          </w:rPr>
+                          <w:t>Units:</w:t>
+                        </w:r>
+                      </w:p>
+                    </w:tc>
+                    <w:tc>
+                      <w:tcPr>
+                        <w:tcW w:w="1992" w:type="dxa"/>
+                        <w:shd w:val="clear" w:color="auto" w:fill="auto"/>
+                      </w:tcPr>
+                      <w:p>
+                        <w:pPr>
+                          <w:cnfStyle w:val="000000000000" w:firstRow="0" w:lastRow="0" w:firstColumn="0" w:lastColumn="0" w:oddVBand="0" w:evenVBand="0" w:oddHBand="0" w:evenHBand="0" w:firstRowFirstColumn="0" w:firstRowLastColumn="0" w:lastRowFirstColumn="0" w:lastRowLastColumn="0"/>
+                          <w:rPr>
+                            <w:rStyle w:val="Strong"/>
+                            <w:b w:val="0"/>
+                            <w:bCs w:val="0"/>
+                          </w:rPr>
+                        </w:pPr>
+                        <w:r>
+                          <w:rPr>
+                            <w:rStyle w:val="Strong"/>
+                            <w:b w:val="0"/>
+                            <w:bCs w:val="0"/>
+                          </w:rPr>
+                          <w:t>mm</w:t>
+                        </w:r>
+                      </w:p>
+                    </w:tc>
+                  </w:tr>
+                  <w:tr>
+                    <w:trPr>
+                      <w:trHeight w:val="104"/>
+                    </w:trPr>
+                    <w:tc>
+                      <w:tcPr>
+                        <w:cnfStyle w:val="001000000000" w:firstRow="0" w:lastRow="0" w:firstColumn="1" w:lastColumn="0" w:oddVBand="0" w:evenVBand="0" w:oddHBand="0" w:evenHBand="0" w:firstRowFirstColumn="0" w:firstRowLastColumn="0" w:lastRowFirstColumn="0" w:lastRowLastColumn="0"/>
+                        <w:tcW w:w="1764" w:type="dxa"/>
+                        <w:shd w:val="clear" w:color="auto" w:fill="auto"/>
+                      </w:tcPr>
+                      <w:p>
+                        <w:pPr>
+                          <w:jc w:val="right"/>
+                          <w:rPr>
+                            <w:sz w:val="20"/>
+                            <w:szCs w:val="20"/>
+                          </w:rPr>
+                        </w:pPr>
+                        <w:r>
+                          <w:rPr>
+                            <w:sz w:val="20"/>
+                            <w:szCs w:val="20"/>
+                          </w:rPr>
+                          <w:t>Size:</w:t>
+                        </w:r>
+                      </w:p>
+                    </w:tc>
+                    <w:tc>
+                      <w:tcPr>
+                        <w:tcW w:w="1992" w:type="dxa"/>
+                        <w:shd w:val="clear" w:color="auto" w:fill="auto"/>
+                      </w:tcPr>
+                      <w:p>
+                        <w:pPr>
+                          <w:cnfStyle w:val="000000000000" w:firstRow="0" w:lastRow="0" w:firstColumn="0" w:lastColumn="0" w:oddVBand="0" w:evenVBand="0" w:oddHBand="0" w:evenHBand="0" w:firstRowFirstColumn="0" w:firstRowLastColumn="0" w:lastRowFirstColumn="0" w:lastRowLastColumn="0"/>
+                          <w:rPr>
+                            <w:rStyle w:val="Strong"/>
+                            <w:b w:val="0"/>
+                            <w:bCs w:val="0"/>
+                          </w:rPr>
+                        </w:pPr>
+                        <w:r>
+                          <w:rPr>
+                            <w:rStyle w:val="Strong"/>
+                            <w:b w:val="0"/>
+                            <w:bCs w:val="0"/>
+                          </w:rPr>
+                          <w:t>2</w:t>
+                        </w:r>
+                      </w:p>
+                    </w:tc>
+                  </w:tr>
+                  <w:tr>
+                    <w:trPr>
+                      <w:trHeight w:val="104"/>
+                    </w:trPr>
+                    <w:tc>
+                      <w:tcPr>
+                        <w:cnfStyle w:val="001000000000" w:firstRow="0" w:lastRow="0" w:firstColumn="1" w:lastColumn="0" w:oddVBand="0" w:evenVBand="0" w:oddHBand="0" w:evenHBand="0" w:firstRowFirstColumn="0" w:firstRowLastColumn="0" w:lastRowFirstColumn="0" w:lastRowLastColumn="0"/>
+                        <w:tcW w:w="1764" w:type="dxa"/>
+                        <w:shd w:val="clear" w:color="auto" w:fill="auto"/>
+                      </w:tcPr>
+                      <w:p>
+                        <w:pPr>
+                          <w:jc w:val="right"/>
+                          <w:rPr>
+                            <w:sz w:val="20"/>
+                            <w:szCs w:val="20"/>
+                          </w:rPr>
+                        </w:pPr>
+                        <w:r>
+                          <w:rPr>
+                            <w:sz w:val="20"/>
+                            <w:szCs w:val="20"/>
+                          </w:rPr>
+                          <w:t>Ratio:</w:t>
+                        </w:r>
+                      </w:p>
+                    </w:tc>
+                    <w:tc>
+                      <w:tcPr>
+                        <w:tcW w:w="1992" w:type="dxa"/>
+                        <w:shd w:val="clear" w:color="auto" w:fill="auto"/>
+                      </w:tcPr>
+                      <w:p>
+                        <w:pPr>
+                          <w:cnfStyle w:val="000000000000" w:firstRow="0" w:lastRow="0" w:firstColumn="0" w:lastColumn="0" w:oddVBand="0" w:evenVBand="0" w:oddHBand="0" w:evenHBand="0" w:firstRowFirstColumn="0" w:firstRowLastColumn="0" w:lastRowFirstColumn="0" w:lastRowLastColumn="0"/>
+                          <w:rPr>
+                            <w:rStyle w:val="Strong"/>
+                            <w:b w:val="0"/>
+                            <w:bCs w:val="0"/>
+                          </w:rPr>
+                        </w:pPr>
+                        <w:r>
+                          <w:rPr>
+                            <w:rStyle w:val="Strong"/>
+                            <w:b w:val="0"/>
+                            <w:bCs w:val="0"/>
+                          </w:rPr>
+                          <w:t>2</w:t>
+                        </w:r>
+                      </w:p>
+                    </w:tc>
+                  </w:tr>
+                </w:tbl>
+                <w:p>
+                  <w:pPr>
+                    <w:jc w:val="center"/>
+                    <w:cnfStyle w:val="000000000000" w:firstRow="0" w:lastRow="0" w:firstColumn="0" w:lastColumn="0" w:oddVBand="0" w:evenVBand="0" w:oddHBand="0" w:evenHBand="0" w:firstRowFirstColumn="0" w:firstRowLastColumn="0" w:lastRowFirstColumn="0" w:lastRowLastColumn="0"/>
+                    <w:rPr>
+                      <w:sz w:val="20"/>
+                      <w:szCs w:val="20"/>
+                    </w:rPr>
+                  </w:pPr>
+                </w:p>
+              </w:tc>
+            </w:tr>
+          </w:tbl>
+          <w:p/>
         </w:tc>
       </w:tr>
     </w:tbl>
@@ -18712,8 +21070,9 @@
             <w:pPr>
               <w:pStyle w:val="Heading1"/>
             </w:pPr>
-            <w:bookmarkStart w:id="16" w:name="_Toc231893796"/>
+            <w:bookmarkStart w:id="16" w:name="_Toc232074395"/>
             <w:r>
+              <w:lastRenderedPageBreak/>
               <w:t>Sensor Details</w:t>
             </w:r>
             <w:bookmarkEnd w:id="16"/>
@@ -18754,7 +21113,7 @@
             <w:pPr>
               <w:pStyle w:val="Heading1"/>
             </w:pPr>
-            <w:bookmarkStart w:id="17" w:name="_Toc231893797"/>
+            <w:bookmarkStart w:id="17" w:name="_Toc232074396"/>
             <w:r>
               <w:t>Resultant Forces</w:t>
             </w:r>
@@ -19006,7 +21365,7 @@
                       <w:sz w:val="20"/>
                       <w:szCs w:val="20"/>
                     </w:rPr>
-                    <w:t>-0.000121772</w:t>
+                    <w:t>-0.000172734</w:t>
                   </w:r>
                 </w:p>
               </w:tc>
@@ -19034,7 +21393,7 @@
                       <w:sz w:val="20"/>
                       <w:szCs w:val="20"/>
                     </w:rPr>
-                    <w:t>8.75885e-05</w:t>
+                    <w:t>6.1957e-05</w:t>
                   </w:r>
                 </w:p>
               </w:tc>
@@ -19062,7 +21421,7 @@
                       <w:sz w:val="20"/>
                       <w:szCs w:val="20"/>
                     </w:rPr>
-                    <w:t>0.000376046</w:t>
+                    <w:t>0.000415623</w:t>
                   </w:r>
                 </w:p>
               </w:tc>
@@ -19090,7 +21449,7 @@
                       <w:sz w:val="20"/>
                       <w:szCs w:val="20"/>
                     </w:rPr>
-                    <w:t>0.000404859</w:t>
+                    <w:t>0.000454333</w:t>
                   </w:r>
                 </w:p>
               </w:tc>
@@ -19700,7 +22059,7 @@
                       <w:sz w:val="20"/>
                       <w:szCs w:val="20"/>
                     </w:rPr>
-                    <w:t>-0.0156679</w:t>
+                    <w:t>0.0191854</w:t>
                   </w:r>
                 </w:p>
               </w:tc>
@@ -19728,7 +22087,7 @@
                       <w:sz w:val="20"/>
                       <w:szCs w:val="20"/>
                     </w:rPr>
-                    <w:t>-0.44488</w:t>
+                    <w:t>-1.17231</w:t>
                   </w:r>
                 </w:p>
               </w:tc>
@@ -19756,7 +22115,7 @@
                       <w:sz w:val="20"/>
                       <w:szCs w:val="20"/>
                     </w:rPr>
-                    <w:t>-0.0259589</w:t>
+                    <w:t>-0.143149</w:t>
                   </w:r>
                 </w:p>
               </w:tc>
@@ -19784,7 +22143,7 @@
                       <w:sz w:val="20"/>
                       <w:szCs w:val="20"/>
                     </w:rPr>
-                    <w:t>0.445912</w:t>
+                    <w:t>1.18118</w:t>
                   </w:r>
                 </w:p>
               </w:tc>
@@ -20038,7 +22397,7 @@
                       <w:sz w:val="20"/>
                       <w:szCs w:val="20"/>
                     </w:rPr>
-                    <w:t>36.1807</w:t>
+                    <w:t>60.2563</w:t>
                   </w:r>
                 </w:p>
               </w:tc>
@@ -20066,7 +22425,7 @@
                       <w:sz w:val="20"/>
                       <w:szCs w:val="20"/>
                     </w:rPr>
-                    <w:t>-2.50136</w:t>
+                    <w:t>2.99003</w:t>
                   </w:r>
                 </w:p>
               </w:tc>
@@ -20094,7 +22453,7 @@
                       <w:sz w:val="20"/>
                       <w:szCs w:val="20"/>
                     </w:rPr>
-                    <w:t>0.117418</w:t>
+                    <w:t>4.19899</w:t>
                   </w:r>
                 </w:p>
               </w:tc>
@@ -20122,7 +22481,7 @@
                       <w:sz w:val="20"/>
                       <w:szCs w:val="20"/>
                     </w:rPr>
-                    <w:t>36.2673</w:t>
+                    <w:t>60.4763</w:t>
                   </w:r>
                 </w:p>
               </w:tc>
@@ -20143,7 +22502,7 @@
         <w:tblLook w:val="04A0" w:firstRow="1" w:lastRow="0" w:firstColumn="1" w:lastColumn="0" w:noHBand="0" w:noVBand="1"/>
       </w:tblPr>
       <w:tblGrid>
-        <w:gridCol w:w="10467"/>
+        <w:gridCol w:w="10800"/>
       </w:tblGrid>
       <w:tr>
         <w:tc>
@@ -20160,7 +22519,7 @@
             <w:pPr>
               <w:pStyle w:val="Heading1"/>
             </w:pPr>
-            <w:bookmarkStart w:id="21" w:name="_Toc231893798"/>
+            <w:bookmarkStart w:id="21" w:name="_Toc232074397"/>
             <w:r>
               <w:t>Beams</w:t>
             </w:r>
@@ -20186,7 +22545,7 @@
         <w:tblLook w:val="04A0" w:firstRow="1" w:lastRow="0" w:firstColumn="1" w:lastColumn="0" w:noHBand="0" w:noVBand="1"/>
       </w:tblPr>
       <w:tblGrid>
-        <w:gridCol w:w="10467"/>
+        <w:gridCol w:w="10800"/>
       </w:tblGrid>
       <w:tr>
         <w:tc>
@@ -20206,17 +22565,1278 @@
             <w:bookmarkStart w:id="22" w:name="_Toc243733152"/>
             <w:bookmarkStart w:id="23" w:name="_Toc245020120"/>
             <w:bookmarkStart w:id="24" w:name="_Toc245020152"/>
-            <w:bookmarkStart w:id="25" w:name="_Toc231893799"/>
+            <w:bookmarkStart w:id="25" w:name="_Toc232074398"/>
             <w:r>
+              <w:lastRenderedPageBreak/>
               <w:t>Study Results</w:t>
             </w:r>
             <w:bookmarkEnd w:id="25"/>
           </w:p>
-          <w:p>
-            <w:r>
-              <w:t>No Data</w:t>
-            </w:r>
-          </w:p>
+          <w:p/>
+          <w:tbl>
+            <w:tblPr>
+              <w:tblStyle w:val="LightGrid-Accent11"/>
+              <w:tblW w:w="0" w:type="auto"/>
+              <w:jc w:val="center"/>
+              <w:tblBorders>
+                <w:top w:val="single" w:sz="18" w:space="0" w:color="4F81BD" w:themeColor="accent1"/>
+                <w:left w:val="single" w:sz="8" w:space="0" w:color="000000" w:themeColor="text1"/>
+                <w:bottom w:val="single" w:sz="18" w:space="0" w:color="4F81BD" w:themeColor="accent1"/>
+                <w:right w:val="single" w:sz="8" w:space="0" w:color="000000" w:themeColor="text1"/>
+                <w:insideH w:val="single" w:sz="8" w:space="0" w:color="000000" w:themeColor="text1"/>
+                <w:insideV w:val="single" w:sz="8" w:space="0" w:color="000000" w:themeColor="text1"/>
+              </w:tblBorders>
+              <w:tblLook w:val="04A0" w:firstRow="1" w:lastRow="0" w:firstColumn="1" w:lastColumn="0" w:noHBand="0" w:noVBand="1"/>
+            </w:tblPr>
+            <w:tblGrid>
+              <w:gridCol w:w="2288"/>
+              <w:gridCol w:w="2831"/>
+              <w:gridCol w:w="2720"/>
+              <w:gridCol w:w="2699"/>
+            </w:tblGrid>
+            <w:tr>
+              <w:trPr>
+                <w:cnfStyle w:val="100000000000" w:firstRow="1" w:lastRow="0" w:firstColumn="0" w:lastColumn="0" w:oddVBand="0" w:evenVBand="0" w:oddHBand="0" w:evenHBand="0" w:firstRowFirstColumn="0" w:firstRowLastColumn="0" w:lastRowFirstColumn="0" w:lastRowLastColumn="0"/>
+                <w:trHeight w:val="144"/>
+                <w:tblHeader/>
+                <w:jc w:val="center"/>
+              </w:trPr>
+              <w:tc>
+                <w:tcPr>
+                  <w:cnfStyle w:val="001000000000" w:firstRow="0" w:lastRow="0" w:firstColumn="1" w:lastColumn="0" w:oddVBand="0" w:evenVBand="0" w:oddHBand="0" w:evenHBand="0" w:firstRowFirstColumn="0" w:firstRowLastColumn="0" w:lastRowFirstColumn="0" w:lastRowLastColumn="0"/>
+                  <w:tcW w:w="2587" w:type="dxa"/>
+                  <w:tcBorders>
+                    <w:top w:val="single" w:sz="18" w:space="0" w:color="548DD4" w:themeColor="text2" w:themeTint="99"/>
+                    <w:left w:val="single" w:sz="18" w:space="0" w:color="548DD4" w:themeColor="text2" w:themeTint="99"/>
+                    <w:right w:val="single" w:sz="18" w:space="0" w:color="548DD4" w:themeColor="text2" w:themeTint="99"/>
+                  </w:tcBorders>
+                  <w:shd w:val="clear" w:color="auto" w:fill="DBE5F1" w:themeFill="accent1" w:themeFillTint="33"/>
+                  <w:vAlign w:val="center"/>
+                </w:tcPr>
+                <w:p>
+                  <w:r>
+                    <w:t>Name</w:t>
+                  </w:r>
+                </w:p>
+              </w:tc>
+              <w:tc>
+                <w:tcPr>
+                  <w:tcW w:w="3511" w:type="dxa"/>
+                  <w:tcBorders>
+                    <w:top w:val="single" w:sz="18" w:space="0" w:color="548DD4" w:themeColor="text2" w:themeTint="99"/>
+                    <w:left w:val="single" w:sz="18" w:space="0" w:color="548DD4" w:themeColor="text2" w:themeTint="99"/>
+                    <w:right w:val="single" w:sz="18" w:space="0" w:color="548DD4" w:themeColor="text2" w:themeTint="99"/>
+                  </w:tcBorders>
+                  <w:shd w:val="clear" w:color="auto" w:fill="DBE5F1" w:themeFill="accent1" w:themeFillTint="33"/>
+                  <w:vAlign w:val="center"/>
+                </w:tcPr>
+                <w:p>
+                  <w:pPr>
+                    <w:cnfStyle w:val="100000000000" w:firstRow="1" w:lastRow="0" w:firstColumn="0" w:lastColumn="0" w:oddVBand="0" w:evenVBand="0" w:oddHBand="0" w:evenHBand="0" w:firstRowFirstColumn="0" w:firstRowLastColumn="0" w:lastRowFirstColumn="0" w:lastRowLastColumn="0"/>
+                  </w:pPr>
+                  <w:r>
+                    <w:t>Type</w:t>
+                  </w:r>
+                </w:p>
+              </w:tc>
+              <w:tc>
+                <w:tcPr>
+                  <w:tcW w:w="2344" w:type="dxa"/>
+                  <w:tcBorders>
+                    <w:top w:val="single" w:sz="18" w:space="0" w:color="548DD4" w:themeColor="text2" w:themeTint="99"/>
+                    <w:left w:val="single" w:sz="18" w:space="0" w:color="548DD4" w:themeColor="text2" w:themeTint="99"/>
+                    <w:right w:val="single" w:sz="18" w:space="0" w:color="548DD4" w:themeColor="text2" w:themeTint="99"/>
+                  </w:tcBorders>
+                  <w:shd w:val="clear" w:color="auto" w:fill="DBE5F1" w:themeFill="accent1" w:themeFillTint="33"/>
+                  <w:vAlign w:val="center"/>
+                </w:tcPr>
+                <w:p>
+                  <w:pPr>
+                    <w:cnfStyle w:val="100000000000" w:firstRow="1" w:lastRow="0" w:firstColumn="0" w:lastColumn="0" w:oddVBand="0" w:evenVBand="0" w:oddHBand="0" w:evenHBand="0" w:firstRowFirstColumn="0" w:firstRowLastColumn="0" w:lastRowFirstColumn="0" w:lastRowLastColumn="0"/>
+                  </w:pPr>
+                  <w:r>
+                    <w:t>Min</w:t>
+                  </w:r>
+                </w:p>
+              </w:tc>
+              <w:tc>
+                <w:tcPr>
+                  <w:tcW w:w="2312" w:type="dxa"/>
+                  <w:tcBorders>
+                    <w:top w:val="single" w:sz="18" w:space="0" w:color="548DD4" w:themeColor="text2" w:themeTint="99"/>
+                    <w:left w:val="single" w:sz="18" w:space="0" w:color="548DD4" w:themeColor="text2" w:themeTint="99"/>
+                    <w:right w:val="single" w:sz="18" w:space="0" w:color="548DD4" w:themeColor="text2" w:themeTint="99"/>
+                  </w:tcBorders>
+                  <w:shd w:val="clear" w:color="auto" w:fill="DBE5F1" w:themeFill="accent1" w:themeFillTint="33"/>
+                </w:tcPr>
+                <w:p>
+                  <w:pPr>
+                    <w:cnfStyle w:val="100000000000" w:firstRow="1" w:lastRow="0" w:firstColumn="0" w:lastColumn="0" w:oddVBand="0" w:evenVBand="0" w:oddHBand="0" w:evenHBand="0" w:firstRowFirstColumn="0" w:firstRowLastColumn="0" w:lastRowFirstColumn="0" w:lastRowLastColumn="0"/>
+                  </w:pPr>
+                  <w:r>
+                    <w:t>Max</w:t>
+                  </w:r>
+                </w:p>
+              </w:tc>
+            </w:tr>
+            <w:tr>
+              <w:trPr>
+                <w:cnfStyle w:val="000000100000" w:firstRow="0" w:lastRow="0" w:firstColumn="0" w:lastColumn="0" w:oddVBand="0" w:evenVBand="0" w:oddHBand="1" w:evenHBand="0" w:firstRowFirstColumn="0" w:firstRowLastColumn="0" w:lastRowFirstColumn="0" w:lastRowLastColumn="0"/>
+                <w:jc w:val="center"/>
+              </w:trPr>
+              <w:tc>
+                <w:tcPr>
+                  <w:cnfStyle w:val="001000000000" w:firstRow="0" w:lastRow="0" w:firstColumn="1" w:lastColumn="0" w:oddVBand="0" w:evenVBand="0" w:oddHBand="0" w:evenHBand="0" w:firstRowFirstColumn="0" w:firstRowLastColumn="0" w:lastRowFirstColumn="0" w:lastRowLastColumn="0"/>
+                  <w:tcW w:w="2587" w:type="dxa"/>
+                  <w:tcBorders>
+                    <w:left w:val="single" w:sz="18" w:space="0" w:color="548DD4" w:themeColor="text2" w:themeTint="99"/>
+                    <w:right w:val="single" w:sz="18" w:space="0" w:color="548DD4" w:themeColor="text2" w:themeTint="99"/>
+                  </w:tcBorders>
+                  <w:shd w:val="clear" w:color="auto" w:fill="auto"/>
+                </w:tcPr>
+                <w:p>
+                  <w:pPr>
+                    <w:rPr>
+                      <w:rFonts w:asciiTheme="minorHAnsi" w:hAnsiTheme="minorHAnsi"/>
+                      <w:b w:val="0"/>
+                      <w:sz w:val="20"/>
+                      <w:szCs w:val="20"/>
+                    </w:rPr>
+                  </w:pPr>
+                  <w:r>
+                    <w:rPr>
+                      <w:rFonts w:asciiTheme="minorHAnsi" w:hAnsiTheme="minorHAnsi"/>
+                      <w:b w:val="0"/>
+                      <w:sz w:val="20"/>
+                      <w:szCs w:val="20"/>
+                    </w:rPr>
+                    <w:t>Stress1</w:t>
+                  </w:r>
+                </w:p>
+              </w:tc>
+              <w:tc>
+                <w:tcPr>
+                  <w:tcW w:w="3511" w:type="dxa"/>
+                  <w:tcBorders>
+                    <w:left w:val="single" w:sz="18" w:space="0" w:color="548DD4" w:themeColor="text2" w:themeTint="99"/>
+                    <w:right w:val="single" w:sz="18" w:space="0" w:color="548DD4" w:themeColor="text2" w:themeTint="99"/>
+                  </w:tcBorders>
+                  <w:shd w:val="clear" w:color="auto" w:fill="auto"/>
+                </w:tcPr>
+                <w:p>
+                  <w:pPr>
+                    <w:cnfStyle w:val="000000100000" w:firstRow="0" w:lastRow="0" w:firstColumn="0" w:lastColumn="0" w:oddVBand="0" w:evenVBand="0" w:oddHBand="1" w:evenHBand="0" w:firstRowFirstColumn="0" w:firstRowLastColumn="0" w:lastRowFirstColumn="0" w:lastRowLastColumn="0"/>
+                    <w:rPr>
+                      <w:sz w:val="20"/>
+                      <w:szCs w:val="20"/>
+                    </w:rPr>
+                  </w:pPr>
+                  <w:r>
+                    <w:rPr>
+                      <w:sz w:val="20"/>
+                      <w:szCs w:val="20"/>
+                    </w:rPr>
+                    <w:t>VON: von Mises Stress</w:t>
+                  </w:r>
+                </w:p>
+              </w:tc>
+              <w:tc>
+                <w:tcPr>
+                  <w:tcW w:w="2344" w:type="dxa"/>
+                  <w:tcBorders>
+                    <w:left w:val="single" w:sz="18" w:space="0" w:color="548DD4" w:themeColor="text2" w:themeTint="99"/>
+                    <w:right w:val="single" w:sz="18" w:space="0" w:color="548DD4" w:themeColor="text2" w:themeTint="99"/>
+                  </w:tcBorders>
+                  <w:shd w:val="clear" w:color="auto" w:fill="auto"/>
+                </w:tcPr>
+                <w:p>
+                  <w:pPr>
+                    <w:cnfStyle w:val="000000100000" w:firstRow="0" w:lastRow="0" w:firstColumn="0" w:lastColumn="0" w:oddVBand="0" w:evenVBand="0" w:oddHBand="1" w:evenHBand="0" w:firstRowFirstColumn="0" w:firstRowLastColumn="0" w:lastRowFirstColumn="0" w:lastRowLastColumn="0"/>
+                    <w:rPr>
+                      <w:sz w:val="20"/>
+                      <w:szCs w:val="20"/>
+                    </w:rPr>
+                  </w:pPr>
+                  <w:r>
+                    <w:rPr>
+                      <w:sz w:val="20"/>
+                      <w:szCs w:val="20"/>
+                    </w:rPr>
+                    <w:t>7.653e+02N/m^2</w:t>
+                  </w:r>
+                </w:p>
+                <w:p>
+                  <w:pPr>
+                    <w:cnfStyle w:val="000000100000" w:firstRow="0" w:lastRow="0" w:firstColumn="0" w:lastColumn="0" w:oddVBand="0" w:evenVBand="0" w:oddHBand="1" w:evenHBand="0" w:firstRowFirstColumn="0" w:firstRowLastColumn="0" w:lastRowFirstColumn="0" w:lastRowLastColumn="0"/>
+                    <w:rPr>
+                      <w:sz w:val="20"/>
+                      <w:szCs w:val="20"/>
+                    </w:rPr>
+                  </w:pPr>
+                  <w:r>
+                    <w:rPr>
+                      <w:sz w:val="20"/>
+                      <w:szCs w:val="20"/>
+                    </w:rPr>
+                    <w:t>Node: 52815</w:t>
+                  </w:r>
+                </w:p>
+              </w:tc>
+              <w:tc>
+                <w:tcPr>
+                  <w:tcW w:w="2312" w:type="dxa"/>
+                  <w:tcBorders>
+                    <w:left w:val="single" w:sz="18" w:space="0" w:color="548DD4" w:themeColor="text2" w:themeTint="99"/>
+                    <w:right w:val="single" w:sz="18" w:space="0" w:color="548DD4" w:themeColor="text2" w:themeTint="99"/>
+                  </w:tcBorders>
+                  <w:shd w:val="clear" w:color="auto" w:fill="auto"/>
+                </w:tcPr>
+                <w:p>
+                  <w:pPr>
+                    <w:cnfStyle w:val="000000100000" w:firstRow="0" w:lastRow="0" w:firstColumn="0" w:lastColumn="0" w:oddVBand="0" w:evenVBand="0" w:oddHBand="1" w:evenHBand="0" w:firstRowFirstColumn="0" w:firstRowLastColumn="0" w:lastRowFirstColumn="0" w:lastRowLastColumn="0"/>
+                    <w:rPr>
+                      <w:sz w:val="20"/>
+                      <w:szCs w:val="20"/>
+                    </w:rPr>
+                  </w:pPr>
+                  <w:r>
+                    <w:rPr>
+                      <w:sz w:val="20"/>
+                      <w:szCs w:val="20"/>
+                    </w:rPr>
+                    <w:t>1.060e+09N/m^2</w:t>
+                  </w:r>
+                </w:p>
+                <w:p>
+                  <w:pPr>
+                    <w:cnfStyle w:val="000000100000" w:firstRow="0" w:lastRow="0" w:firstColumn="0" w:lastColumn="0" w:oddVBand="0" w:evenVBand="0" w:oddHBand="1" w:evenHBand="0" w:firstRowFirstColumn="0" w:firstRowLastColumn="0" w:lastRowFirstColumn="0" w:lastRowLastColumn="0"/>
+                    <w:rPr>
+                      <w:sz w:val="20"/>
+                      <w:szCs w:val="20"/>
+                    </w:rPr>
+                  </w:pPr>
+                  <w:r>
+                    <w:rPr>
+                      <w:sz w:val="20"/>
+                      <w:szCs w:val="20"/>
+                    </w:rPr>
+                    <w:t>Node: 142136</w:t>
+                  </w:r>
+                </w:p>
+              </w:tc>
+            </w:tr>
+            <w:tr>
+              <w:trPr>
+                <w:cnfStyle w:val="000000010000" w:firstRow="0" w:lastRow="0" w:firstColumn="0" w:lastColumn="0" w:oddVBand="0" w:evenVBand="0" w:oddHBand="0" w:evenHBand="1" w:firstRowFirstColumn="0" w:firstRowLastColumn="0" w:lastRowFirstColumn="0" w:lastRowLastColumn="0"/>
+                <w:jc w:val="center"/>
+              </w:trPr>
+              <w:tc>
+                <w:tcPr>
+                  <w:cnfStyle w:val="001000000000" w:firstRow="0" w:lastRow="0" w:firstColumn="1" w:lastColumn="0" w:oddVBand="0" w:evenVBand="0" w:oddHBand="0" w:evenHBand="0" w:firstRowFirstColumn="0" w:firstRowLastColumn="0" w:lastRowFirstColumn="0" w:lastRowLastColumn="0"/>
+                  <w:tcW w:w="10754" w:type="dxa"/>
+                  <w:gridSpan w:val="4"/>
+                  <w:tcBorders>
+                    <w:top w:val="single" w:sz="18" w:space="0" w:color="548DD4" w:themeColor="text2" w:themeTint="99"/>
+                    <w:left w:val="single" w:sz="18" w:space="0" w:color="548DD4" w:themeColor="text2" w:themeTint="99"/>
+                    <w:bottom w:val="single" w:sz="18" w:space="0" w:color="548DD4" w:themeColor="text2" w:themeTint="99"/>
+                    <w:right w:val="single" w:sz="18" w:space="0" w:color="548DD4" w:themeColor="text2" w:themeTint="99"/>
+                  </w:tcBorders>
+                  <w:vAlign w:val="center"/>
+                </w:tcPr>
+                <w:p>
+                  <w:pPr>
+                    <w:jc w:val="center"/>
+                    <w:rPr>
+                      <w:rStyle w:val="Strong"/>
+                      <w:noProof/>
+                    </w:rPr>
+                  </w:pPr>
+                  <w:r>
+                    <w:rPr>
+                      <w:b w:val="0"/>
+                      <w:bCs w:val="0"/>
+                      <w:noProof/>
+                    </w:rPr>
+                    <w:drawing>
+                      <wp:inline distT="0" distB="0" distL="0" distR="0" wp14:anchorId="189C0780" wp14:editId="2CA14F22">
+                        <wp:extent cx="6858000" cy="4299585"/>
+                        <wp:effectExtent l="0" t="0" r="0" b="5715"/>
+                        <wp:docPr id="1419979416" name="Picture 29"/>
+                        <wp:cNvGraphicFramePr/>
+                        <a:graphic xmlns:a="http://schemas.openxmlformats.org/drawingml/2006/main">
+                          <a:graphicData uri="http://schemas.openxmlformats.org/drawingml/2006/picture">
+                            <pic:pic xmlns:pic="http://schemas.openxmlformats.org/drawingml/2006/picture">
+                              <pic:nvPicPr>
+                                <pic:cNvPr id="1419979416" name=""/>
+                                <pic:cNvPicPr/>
+                              </pic:nvPicPr>
+                              <pic:blipFill>
+                                <a:blip r:embed="rId35">
+                                  <a:extLst>
+                                    <a:ext uri="{28A0092B-C50C-407E-A947-70E740481C1C}">
+                                      <a14:useLocalDpi xmlns:a14="http://schemas.microsoft.com/office/drawing/2010/main" val="0"/>
+                                    </a:ext>
+                                  </a:extLst>
+                                </a:blip>
+                                <a:stretch>
+                                  <a:fillRect/>
+                                </a:stretch>
+                              </pic:blipFill>
+                              <pic:spPr>
+                                <a:xfrm>
+                                  <a:off x="0" y="0"/>
+                                  <a:ext cx="6858000" cy="4299585"/>
+                                </a:xfrm>
+                                <a:prstGeom prst="rect">
+                                  <a:avLst/>
+                                </a:prstGeom>
+                              </pic:spPr>
+                            </pic:pic>
+                          </a:graphicData>
+                        </a:graphic>
+                      </wp:inline>
+                    </w:drawing>
+                  </w:r>
+                </w:p>
+                <w:p>
+                  <w:pPr>
+                    <w:jc w:val="center"/>
+                    <w:rPr>
+                      <w:sz w:val="20"/>
+                      <w:szCs w:val="20"/>
+                    </w:rPr>
+                  </w:pPr>
+                  <w:r>
+                    <w:rPr>
+                      <w:rStyle w:val="Strong"/>
+                      <w:noProof/>
+                      <w:sz w:val="20"/>
+                      <w:szCs w:val="20"/>
+                    </w:rPr>
+                    <w:t>P000014110FLR-Static 1-Stress-Stress1</w:t>
+                  </w:r>
+                </w:p>
+              </w:tc>
+            </w:tr>
+          </w:tbl>
+          <w:p/>
+          <w:tbl>
+            <w:tblPr>
+              <w:tblStyle w:val="LightGrid-Accent11"/>
+              <w:tblW w:w="0" w:type="auto"/>
+              <w:jc w:val="center"/>
+              <w:tblBorders>
+                <w:top w:val="single" w:sz="18" w:space="0" w:color="4F81BD" w:themeColor="accent1"/>
+                <w:left w:val="single" w:sz="8" w:space="0" w:color="000000" w:themeColor="text1"/>
+                <w:bottom w:val="single" w:sz="18" w:space="0" w:color="4F81BD" w:themeColor="accent1"/>
+                <w:right w:val="single" w:sz="8" w:space="0" w:color="000000" w:themeColor="text1"/>
+                <w:insideH w:val="single" w:sz="8" w:space="0" w:color="000000" w:themeColor="text1"/>
+                <w:insideV w:val="single" w:sz="8" w:space="0" w:color="000000" w:themeColor="text1"/>
+              </w:tblBorders>
+              <w:tblLook w:val="04A0" w:firstRow="1" w:lastRow="0" w:firstColumn="1" w:lastColumn="0" w:noHBand="0" w:noVBand="1"/>
+            </w:tblPr>
+            <w:tblGrid>
+              <w:gridCol w:w="2700"/>
+              <w:gridCol w:w="3235"/>
+              <w:gridCol w:w="2125"/>
+              <w:gridCol w:w="2478"/>
+            </w:tblGrid>
+            <w:tr>
+              <w:trPr>
+                <w:cnfStyle w:val="100000000000" w:firstRow="1" w:lastRow="0" w:firstColumn="0" w:lastColumn="0" w:oddVBand="0" w:evenVBand="0" w:oddHBand="0" w:evenHBand="0" w:firstRowFirstColumn="0" w:firstRowLastColumn="0" w:lastRowFirstColumn="0" w:lastRowLastColumn="0"/>
+                <w:trHeight w:val="144"/>
+                <w:tblHeader/>
+                <w:jc w:val="center"/>
+              </w:trPr>
+              <w:tc>
+                <w:tcPr>
+                  <w:cnfStyle w:val="001000000000" w:firstRow="0" w:lastRow="0" w:firstColumn="1" w:lastColumn="0" w:oddVBand="0" w:evenVBand="0" w:oddHBand="0" w:evenHBand="0" w:firstRowFirstColumn="0" w:firstRowLastColumn="0" w:lastRowFirstColumn="0" w:lastRowLastColumn="0"/>
+                  <w:tcW w:w="2587" w:type="dxa"/>
+                  <w:tcBorders>
+                    <w:top w:val="single" w:sz="18" w:space="0" w:color="548DD4" w:themeColor="text2" w:themeTint="99"/>
+                    <w:left w:val="single" w:sz="18" w:space="0" w:color="548DD4" w:themeColor="text2" w:themeTint="99"/>
+                    <w:right w:val="single" w:sz="18" w:space="0" w:color="548DD4" w:themeColor="text2" w:themeTint="99"/>
+                  </w:tcBorders>
+                  <w:shd w:val="clear" w:color="auto" w:fill="DBE5F1" w:themeFill="accent1" w:themeFillTint="33"/>
+                  <w:vAlign w:val="center"/>
+                </w:tcPr>
+                <w:p>
+                  <w:r>
+                    <w:t>Name</w:t>
+                  </w:r>
+                </w:p>
+              </w:tc>
+              <w:tc>
+                <w:tcPr>
+                  <w:tcW w:w="3511" w:type="dxa"/>
+                  <w:tcBorders>
+                    <w:top w:val="single" w:sz="18" w:space="0" w:color="548DD4" w:themeColor="text2" w:themeTint="99"/>
+                    <w:left w:val="single" w:sz="18" w:space="0" w:color="548DD4" w:themeColor="text2" w:themeTint="99"/>
+                    <w:right w:val="single" w:sz="18" w:space="0" w:color="548DD4" w:themeColor="text2" w:themeTint="99"/>
+                  </w:tcBorders>
+                  <w:shd w:val="clear" w:color="auto" w:fill="DBE5F1" w:themeFill="accent1" w:themeFillTint="33"/>
+                  <w:vAlign w:val="center"/>
+                </w:tcPr>
+                <w:p>
+                  <w:pPr>
+                    <w:cnfStyle w:val="100000000000" w:firstRow="1" w:lastRow="0" w:firstColumn="0" w:lastColumn="0" w:oddVBand="0" w:evenVBand="0" w:oddHBand="0" w:evenHBand="0" w:firstRowFirstColumn="0" w:firstRowLastColumn="0" w:lastRowFirstColumn="0" w:lastRowLastColumn="0"/>
+                  </w:pPr>
+                  <w:r>
+                    <w:t>Type</w:t>
+                  </w:r>
+                </w:p>
+              </w:tc>
+              <w:tc>
+                <w:tcPr>
+                  <w:tcW w:w="2344" w:type="dxa"/>
+                  <w:tcBorders>
+                    <w:top w:val="single" w:sz="18" w:space="0" w:color="548DD4" w:themeColor="text2" w:themeTint="99"/>
+                    <w:left w:val="single" w:sz="18" w:space="0" w:color="548DD4" w:themeColor="text2" w:themeTint="99"/>
+                    <w:right w:val="single" w:sz="18" w:space="0" w:color="548DD4" w:themeColor="text2" w:themeTint="99"/>
+                  </w:tcBorders>
+                  <w:shd w:val="clear" w:color="auto" w:fill="DBE5F1" w:themeFill="accent1" w:themeFillTint="33"/>
+                  <w:vAlign w:val="center"/>
+                </w:tcPr>
+                <w:p>
+                  <w:pPr>
+                    <w:cnfStyle w:val="100000000000" w:firstRow="1" w:lastRow="0" w:firstColumn="0" w:lastColumn="0" w:oddVBand="0" w:evenVBand="0" w:oddHBand="0" w:evenHBand="0" w:firstRowFirstColumn="0" w:firstRowLastColumn="0" w:lastRowFirstColumn="0" w:lastRowLastColumn="0"/>
+                  </w:pPr>
+                  <w:r>
+                    <w:t>Min</w:t>
+                  </w:r>
+                </w:p>
+              </w:tc>
+              <w:tc>
+                <w:tcPr>
+                  <w:tcW w:w="2312" w:type="dxa"/>
+                  <w:tcBorders>
+                    <w:top w:val="single" w:sz="18" w:space="0" w:color="548DD4" w:themeColor="text2" w:themeTint="99"/>
+                    <w:left w:val="single" w:sz="18" w:space="0" w:color="548DD4" w:themeColor="text2" w:themeTint="99"/>
+                    <w:right w:val="single" w:sz="18" w:space="0" w:color="548DD4" w:themeColor="text2" w:themeTint="99"/>
+                  </w:tcBorders>
+                  <w:shd w:val="clear" w:color="auto" w:fill="DBE5F1" w:themeFill="accent1" w:themeFillTint="33"/>
+                </w:tcPr>
+                <w:p>
+                  <w:pPr>
+                    <w:cnfStyle w:val="100000000000" w:firstRow="1" w:lastRow="0" w:firstColumn="0" w:lastColumn="0" w:oddVBand="0" w:evenVBand="0" w:oddHBand="0" w:evenHBand="0" w:firstRowFirstColumn="0" w:firstRowLastColumn="0" w:lastRowFirstColumn="0" w:lastRowLastColumn="0"/>
+                  </w:pPr>
+                  <w:r>
+                    <w:t>Max</w:t>
+                  </w:r>
+                </w:p>
+              </w:tc>
+            </w:tr>
+            <w:tr>
+              <w:trPr>
+                <w:cnfStyle w:val="000000100000" w:firstRow="0" w:lastRow="0" w:firstColumn="0" w:lastColumn="0" w:oddVBand="0" w:evenVBand="0" w:oddHBand="1" w:evenHBand="0" w:firstRowFirstColumn="0" w:firstRowLastColumn="0" w:lastRowFirstColumn="0" w:lastRowLastColumn="0"/>
+                <w:jc w:val="center"/>
+              </w:trPr>
+              <w:tc>
+                <w:tcPr>
+                  <w:cnfStyle w:val="001000000000" w:firstRow="0" w:lastRow="0" w:firstColumn="1" w:lastColumn="0" w:oddVBand="0" w:evenVBand="0" w:oddHBand="0" w:evenHBand="0" w:firstRowFirstColumn="0" w:firstRowLastColumn="0" w:lastRowFirstColumn="0" w:lastRowLastColumn="0"/>
+                  <w:tcW w:w="2587" w:type="dxa"/>
+                  <w:tcBorders>
+                    <w:left w:val="single" w:sz="18" w:space="0" w:color="548DD4" w:themeColor="text2" w:themeTint="99"/>
+                    <w:right w:val="single" w:sz="18" w:space="0" w:color="548DD4" w:themeColor="text2" w:themeTint="99"/>
+                  </w:tcBorders>
+                  <w:shd w:val="clear" w:color="auto" w:fill="auto"/>
+                </w:tcPr>
+                <w:p>
+                  <w:pPr>
+                    <w:rPr>
+                      <w:rFonts w:asciiTheme="minorHAnsi" w:hAnsiTheme="minorHAnsi"/>
+                      <w:b w:val="0"/>
+                      <w:sz w:val="20"/>
+                      <w:szCs w:val="20"/>
+                    </w:rPr>
+                  </w:pPr>
+                  <w:r>
+                    <w:rPr>
+                      <w:rFonts w:asciiTheme="minorHAnsi" w:hAnsiTheme="minorHAnsi"/>
+                      <w:b w:val="0"/>
+                      <w:sz w:val="20"/>
+                      <w:szCs w:val="20"/>
+                    </w:rPr>
+                    <w:t>Displacement1</w:t>
+                  </w:r>
+                </w:p>
+              </w:tc>
+              <w:tc>
+                <w:tcPr>
+                  <w:tcW w:w="3511" w:type="dxa"/>
+                  <w:tcBorders>
+                    <w:left w:val="single" w:sz="18" w:space="0" w:color="548DD4" w:themeColor="text2" w:themeTint="99"/>
+                    <w:right w:val="single" w:sz="18" w:space="0" w:color="548DD4" w:themeColor="text2" w:themeTint="99"/>
+                  </w:tcBorders>
+                  <w:shd w:val="clear" w:color="auto" w:fill="auto"/>
+                </w:tcPr>
+                <w:p>
+                  <w:pPr>
+                    <w:cnfStyle w:val="000000100000" w:firstRow="0" w:lastRow="0" w:firstColumn="0" w:lastColumn="0" w:oddVBand="0" w:evenVBand="0" w:oddHBand="1" w:evenHBand="0" w:firstRowFirstColumn="0" w:firstRowLastColumn="0" w:lastRowFirstColumn="0" w:lastRowLastColumn="0"/>
+                    <w:rPr>
+                      <w:sz w:val="20"/>
+                      <w:szCs w:val="20"/>
+                    </w:rPr>
+                  </w:pPr>
+                  <w:r>
+                    <w:rPr>
+                      <w:sz w:val="20"/>
+                      <w:szCs w:val="20"/>
+                    </w:rPr>
+                    <w:t>URES:   Resultant Displacement</w:t>
+                  </w:r>
+                </w:p>
+              </w:tc>
+              <w:tc>
+                <w:tcPr>
+                  <w:tcW w:w="2344" w:type="dxa"/>
+                  <w:tcBorders>
+                    <w:left w:val="single" w:sz="18" w:space="0" w:color="548DD4" w:themeColor="text2" w:themeTint="99"/>
+                    <w:right w:val="single" w:sz="18" w:space="0" w:color="548DD4" w:themeColor="text2" w:themeTint="99"/>
+                  </w:tcBorders>
+                  <w:shd w:val="clear" w:color="auto" w:fill="auto"/>
+                </w:tcPr>
+                <w:p>
+                  <w:pPr>
+                    <w:cnfStyle w:val="000000100000" w:firstRow="0" w:lastRow="0" w:firstColumn="0" w:lastColumn="0" w:oddVBand="0" w:evenVBand="0" w:oddHBand="1" w:evenHBand="0" w:firstRowFirstColumn="0" w:firstRowLastColumn="0" w:lastRowFirstColumn="0" w:lastRowLastColumn="0"/>
+                    <w:rPr>
+                      <w:sz w:val="20"/>
+                      <w:szCs w:val="20"/>
+                    </w:rPr>
+                  </w:pPr>
+                  <w:r>
+                    <w:rPr>
+                      <w:sz w:val="20"/>
+                      <w:szCs w:val="20"/>
+                    </w:rPr>
+                    <w:t>9.788e-06mm</w:t>
+                  </w:r>
+                </w:p>
+                <w:p>
+                  <w:pPr>
+                    <w:cnfStyle w:val="000000100000" w:firstRow="0" w:lastRow="0" w:firstColumn="0" w:lastColumn="0" w:oddVBand="0" w:evenVBand="0" w:oddHBand="1" w:evenHBand="0" w:firstRowFirstColumn="0" w:firstRowLastColumn="0" w:lastRowFirstColumn="0" w:lastRowLastColumn="0"/>
+                    <w:rPr>
+                      <w:sz w:val="20"/>
+                      <w:szCs w:val="20"/>
+                    </w:rPr>
+                  </w:pPr>
+                  <w:r>
+                    <w:rPr>
+                      <w:sz w:val="20"/>
+                      <w:szCs w:val="20"/>
+                    </w:rPr>
+                    <w:t>Node: 451168</w:t>
+                  </w:r>
+                </w:p>
+              </w:tc>
+              <w:tc>
+                <w:tcPr>
+                  <w:tcW w:w="2312" w:type="dxa"/>
+                  <w:tcBorders>
+                    <w:left w:val="single" w:sz="18" w:space="0" w:color="548DD4" w:themeColor="text2" w:themeTint="99"/>
+                    <w:right w:val="single" w:sz="18" w:space="0" w:color="548DD4" w:themeColor="text2" w:themeTint="99"/>
+                  </w:tcBorders>
+                  <w:shd w:val="clear" w:color="auto" w:fill="auto"/>
+                </w:tcPr>
+                <w:p>
+                  <w:pPr>
+                    <w:cnfStyle w:val="000000100000" w:firstRow="0" w:lastRow="0" w:firstColumn="0" w:lastColumn="0" w:oddVBand="0" w:evenVBand="0" w:oddHBand="1" w:evenHBand="0" w:firstRowFirstColumn="0" w:firstRowLastColumn="0" w:lastRowFirstColumn="0" w:lastRowLastColumn="0"/>
+                    <w:rPr>
+                      <w:sz w:val="20"/>
+                      <w:szCs w:val="20"/>
+                    </w:rPr>
+                  </w:pPr>
+                  <w:r>
+                    <w:rPr>
+                      <w:sz w:val="20"/>
+                      <w:szCs w:val="20"/>
+                    </w:rPr>
+                    <w:t>8.300e+00mm</w:t>
+                  </w:r>
+                </w:p>
+                <w:p>
+                  <w:pPr>
+                    <w:cnfStyle w:val="000000100000" w:firstRow="0" w:lastRow="0" w:firstColumn="0" w:lastColumn="0" w:oddVBand="0" w:evenVBand="0" w:oddHBand="1" w:evenHBand="0" w:firstRowFirstColumn="0" w:firstRowLastColumn="0" w:lastRowFirstColumn="0" w:lastRowLastColumn="0"/>
+                    <w:rPr>
+                      <w:sz w:val="20"/>
+                      <w:szCs w:val="20"/>
+                    </w:rPr>
+                  </w:pPr>
+                  <w:r>
+                    <w:rPr>
+                      <w:sz w:val="20"/>
+                      <w:szCs w:val="20"/>
+                    </w:rPr>
+                    <w:t>Node: 48162</w:t>
+                  </w:r>
+                </w:p>
+              </w:tc>
+            </w:tr>
+            <w:tr>
+              <w:trPr>
+                <w:cnfStyle w:val="000000010000" w:firstRow="0" w:lastRow="0" w:firstColumn="0" w:lastColumn="0" w:oddVBand="0" w:evenVBand="0" w:oddHBand="0" w:evenHBand="1" w:firstRowFirstColumn="0" w:firstRowLastColumn="0" w:lastRowFirstColumn="0" w:lastRowLastColumn="0"/>
+                <w:jc w:val="center"/>
+              </w:trPr>
+              <w:tc>
+                <w:tcPr>
+                  <w:cnfStyle w:val="001000000000" w:firstRow="0" w:lastRow="0" w:firstColumn="1" w:lastColumn="0" w:oddVBand="0" w:evenVBand="0" w:oddHBand="0" w:evenHBand="0" w:firstRowFirstColumn="0" w:firstRowLastColumn="0" w:lastRowFirstColumn="0" w:lastRowLastColumn="0"/>
+                  <w:tcW w:w="10754" w:type="dxa"/>
+                  <w:gridSpan w:val="4"/>
+                  <w:tcBorders>
+                    <w:top w:val="single" w:sz="18" w:space="0" w:color="548DD4" w:themeColor="text2" w:themeTint="99"/>
+                    <w:left w:val="single" w:sz="18" w:space="0" w:color="548DD4" w:themeColor="text2" w:themeTint="99"/>
+                    <w:bottom w:val="single" w:sz="18" w:space="0" w:color="548DD4" w:themeColor="text2" w:themeTint="99"/>
+                    <w:right w:val="single" w:sz="18" w:space="0" w:color="548DD4" w:themeColor="text2" w:themeTint="99"/>
+                  </w:tcBorders>
+                  <w:vAlign w:val="center"/>
+                </w:tcPr>
+                <w:p>
+                  <w:pPr>
+                    <w:jc w:val="center"/>
+                    <w:rPr>
+                      <w:rStyle w:val="Strong"/>
+                      <w:noProof/>
+                    </w:rPr>
+                  </w:pPr>
+                  <w:r>
+                    <w:rPr>
+                      <w:b w:val="0"/>
+                      <w:bCs w:val="0"/>
+                      <w:noProof/>
+                    </w:rPr>
+                    <w:lastRenderedPageBreak/>
+                    <w:drawing>
+                      <wp:inline distT="0" distB="0" distL="0" distR="0" wp14:anchorId="18E5CD18" wp14:editId="04C12269">
+                        <wp:extent cx="6858000" cy="4299585"/>
+                        <wp:effectExtent l="0" t="0" r="0" b="5715"/>
+                        <wp:docPr id="145261547" name="Picture 30"/>
+                        <wp:cNvGraphicFramePr/>
+                        <a:graphic xmlns:a="http://schemas.openxmlformats.org/drawingml/2006/main">
+                          <a:graphicData uri="http://schemas.openxmlformats.org/drawingml/2006/picture">
+                            <pic:pic xmlns:pic="http://schemas.openxmlformats.org/drawingml/2006/picture">
+                              <pic:nvPicPr>
+                                <pic:cNvPr id="145261547" name=""/>
+                                <pic:cNvPicPr/>
+                              </pic:nvPicPr>
+                              <pic:blipFill>
+                                <a:blip r:embed="rId36">
+                                  <a:extLst>
+                                    <a:ext uri="{28A0092B-C50C-407E-A947-70E740481C1C}">
+                                      <a14:useLocalDpi xmlns:a14="http://schemas.microsoft.com/office/drawing/2010/main" val="0"/>
+                                    </a:ext>
+                                  </a:extLst>
+                                </a:blip>
+                                <a:stretch>
+                                  <a:fillRect/>
+                                </a:stretch>
+                              </pic:blipFill>
+                              <pic:spPr>
+                                <a:xfrm>
+                                  <a:off x="0" y="0"/>
+                                  <a:ext cx="6858000" cy="4299585"/>
+                                </a:xfrm>
+                                <a:prstGeom prst="rect">
+                                  <a:avLst/>
+                                </a:prstGeom>
+                              </pic:spPr>
+                            </pic:pic>
+                          </a:graphicData>
+                        </a:graphic>
+                      </wp:inline>
+                    </w:drawing>
+                  </w:r>
+                </w:p>
+                <w:p>
+                  <w:pPr>
+                    <w:jc w:val="center"/>
+                    <w:rPr>
+                      <w:sz w:val="20"/>
+                      <w:szCs w:val="20"/>
+                    </w:rPr>
+                  </w:pPr>
+                  <w:r>
+                    <w:rPr>
+                      <w:rStyle w:val="Strong"/>
+                      <w:noProof/>
+                      <w:sz w:val="20"/>
+                      <w:szCs w:val="20"/>
+                    </w:rPr>
+                    <w:t>P000014110FLR-Static 1-Displacement-Displacement1</w:t>
+                  </w:r>
+                </w:p>
+              </w:tc>
+            </w:tr>
+          </w:tbl>
+          <w:p/>
+          <w:tbl>
+            <w:tblPr>
+              <w:tblStyle w:val="LightGrid-Accent11"/>
+              <w:tblW w:w="0" w:type="auto"/>
+              <w:jc w:val="center"/>
+              <w:tblBorders>
+                <w:top w:val="single" w:sz="18" w:space="0" w:color="4F81BD" w:themeColor="accent1"/>
+                <w:left w:val="single" w:sz="8" w:space="0" w:color="000000" w:themeColor="text1"/>
+                <w:bottom w:val="single" w:sz="18" w:space="0" w:color="4F81BD" w:themeColor="accent1"/>
+                <w:right w:val="single" w:sz="8" w:space="0" w:color="000000" w:themeColor="text1"/>
+                <w:insideH w:val="single" w:sz="8" w:space="0" w:color="000000" w:themeColor="text1"/>
+                <w:insideV w:val="single" w:sz="8" w:space="0" w:color="000000" w:themeColor="text1"/>
+              </w:tblBorders>
+              <w:tblLook w:val="04A0" w:firstRow="1" w:lastRow="0" w:firstColumn="1" w:lastColumn="0" w:noHBand="0" w:noVBand="1"/>
+            </w:tblPr>
+            <w:tblGrid>
+              <w:gridCol w:w="2442"/>
+              <w:gridCol w:w="3320"/>
+              <w:gridCol w:w="2399"/>
+              <w:gridCol w:w="2377"/>
+            </w:tblGrid>
+            <w:tr>
+              <w:trPr>
+                <w:cnfStyle w:val="100000000000" w:firstRow="1" w:lastRow="0" w:firstColumn="0" w:lastColumn="0" w:oddVBand="0" w:evenVBand="0" w:oddHBand="0" w:evenHBand="0" w:firstRowFirstColumn="0" w:firstRowLastColumn="0" w:lastRowFirstColumn="0" w:lastRowLastColumn="0"/>
+                <w:trHeight w:val="144"/>
+                <w:tblHeader/>
+                <w:jc w:val="center"/>
+              </w:trPr>
+              <w:tc>
+                <w:tcPr>
+                  <w:cnfStyle w:val="001000000000" w:firstRow="0" w:lastRow="0" w:firstColumn="1" w:lastColumn="0" w:oddVBand="0" w:evenVBand="0" w:oddHBand="0" w:evenHBand="0" w:firstRowFirstColumn="0" w:firstRowLastColumn="0" w:lastRowFirstColumn="0" w:lastRowLastColumn="0"/>
+                  <w:tcW w:w="2587" w:type="dxa"/>
+                  <w:tcBorders>
+                    <w:top w:val="single" w:sz="18" w:space="0" w:color="548DD4" w:themeColor="text2" w:themeTint="99"/>
+                    <w:left w:val="single" w:sz="18" w:space="0" w:color="548DD4" w:themeColor="text2" w:themeTint="99"/>
+                    <w:right w:val="single" w:sz="18" w:space="0" w:color="548DD4" w:themeColor="text2" w:themeTint="99"/>
+                  </w:tcBorders>
+                  <w:shd w:val="clear" w:color="auto" w:fill="DBE5F1" w:themeFill="accent1" w:themeFillTint="33"/>
+                  <w:vAlign w:val="center"/>
+                </w:tcPr>
+                <w:p>
+                  <w:r>
+                    <w:t>Name</w:t>
+                  </w:r>
+                </w:p>
+              </w:tc>
+              <w:tc>
+                <w:tcPr>
+                  <w:tcW w:w="3511" w:type="dxa"/>
+                  <w:tcBorders>
+                    <w:top w:val="single" w:sz="18" w:space="0" w:color="548DD4" w:themeColor="text2" w:themeTint="99"/>
+                    <w:left w:val="single" w:sz="18" w:space="0" w:color="548DD4" w:themeColor="text2" w:themeTint="99"/>
+                    <w:right w:val="single" w:sz="18" w:space="0" w:color="548DD4" w:themeColor="text2" w:themeTint="99"/>
+                  </w:tcBorders>
+                  <w:shd w:val="clear" w:color="auto" w:fill="DBE5F1" w:themeFill="accent1" w:themeFillTint="33"/>
+                  <w:vAlign w:val="center"/>
+                </w:tcPr>
+                <w:p>
+                  <w:pPr>
+                    <w:cnfStyle w:val="100000000000" w:firstRow="1" w:lastRow="0" w:firstColumn="0" w:lastColumn="0" w:oddVBand="0" w:evenVBand="0" w:oddHBand="0" w:evenHBand="0" w:firstRowFirstColumn="0" w:firstRowLastColumn="0" w:lastRowFirstColumn="0" w:lastRowLastColumn="0"/>
+                  </w:pPr>
+                  <w:r>
+                    <w:t>Type</w:t>
+                  </w:r>
+                </w:p>
+              </w:tc>
+              <w:tc>
+                <w:tcPr>
+                  <w:tcW w:w="2344" w:type="dxa"/>
+                  <w:tcBorders>
+                    <w:top w:val="single" w:sz="18" w:space="0" w:color="548DD4" w:themeColor="text2" w:themeTint="99"/>
+                    <w:left w:val="single" w:sz="18" w:space="0" w:color="548DD4" w:themeColor="text2" w:themeTint="99"/>
+                    <w:right w:val="single" w:sz="18" w:space="0" w:color="548DD4" w:themeColor="text2" w:themeTint="99"/>
+                  </w:tcBorders>
+                  <w:shd w:val="clear" w:color="auto" w:fill="DBE5F1" w:themeFill="accent1" w:themeFillTint="33"/>
+                  <w:vAlign w:val="center"/>
+                </w:tcPr>
+                <w:p>
+                  <w:pPr>
+                    <w:cnfStyle w:val="100000000000" w:firstRow="1" w:lastRow="0" w:firstColumn="0" w:lastColumn="0" w:oddVBand="0" w:evenVBand="0" w:oddHBand="0" w:evenHBand="0" w:firstRowFirstColumn="0" w:firstRowLastColumn="0" w:lastRowFirstColumn="0" w:lastRowLastColumn="0"/>
+                  </w:pPr>
+                  <w:r>
+                    <w:t>Min</w:t>
+                  </w:r>
+                </w:p>
+              </w:tc>
+              <w:tc>
+                <w:tcPr>
+                  <w:tcW w:w="2312" w:type="dxa"/>
+                  <w:tcBorders>
+                    <w:top w:val="single" w:sz="18" w:space="0" w:color="548DD4" w:themeColor="text2" w:themeTint="99"/>
+                    <w:left w:val="single" w:sz="18" w:space="0" w:color="548DD4" w:themeColor="text2" w:themeTint="99"/>
+                    <w:right w:val="single" w:sz="18" w:space="0" w:color="548DD4" w:themeColor="text2" w:themeTint="99"/>
+                  </w:tcBorders>
+                  <w:shd w:val="clear" w:color="auto" w:fill="DBE5F1" w:themeFill="accent1" w:themeFillTint="33"/>
+                </w:tcPr>
+                <w:p>
+                  <w:pPr>
+                    <w:cnfStyle w:val="100000000000" w:firstRow="1" w:lastRow="0" w:firstColumn="0" w:lastColumn="0" w:oddVBand="0" w:evenVBand="0" w:oddHBand="0" w:evenHBand="0" w:firstRowFirstColumn="0" w:firstRowLastColumn="0" w:lastRowFirstColumn="0" w:lastRowLastColumn="0"/>
+                  </w:pPr>
+                  <w:r>
+                    <w:t>Max</w:t>
+                  </w:r>
+                </w:p>
+              </w:tc>
+            </w:tr>
+            <w:tr>
+              <w:trPr>
+                <w:cnfStyle w:val="000000100000" w:firstRow="0" w:lastRow="0" w:firstColumn="0" w:lastColumn="0" w:oddVBand="0" w:evenVBand="0" w:oddHBand="1" w:evenHBand="0" w:firstRowFirstColumn="0" w:firstRowLastColumn="0" w:lastRowFirstColumn="0" w:lastRowLastColumn="0"/>
+                <w:jc w:val="center"/>
+              </w:trPr>
+              <w:tc>
+                <w:tcPr>
+                  <w:cnfStyle w:val="001000000000" w:firstRow="0" w:lastRow="0" w:firstColumn="1" w:lastColumn="0" w:oddVBand="0" w:evenVBand="0" w:oddHBand="0" w:evenHBand="0" w:firstRowFirstColumn="0" w:firstRowLastColumn="0" w:lastRowFirstColumn="0" w:lastRowLastColumn="0"/>
+                  <w:tcW w:w="2587" w:type="dxa"/>
+                  <w:tcBorders>
+                    <w:left w:val="single" w:sz="18" w:space="0" w:color="548DD4" w:themeColor="text2" w:themeTint="99"/>
+                    <w:right w:val="single" w:sz="18" w:space="0" w:color="548DD4" w:themeColor="text2" w:themeTint="99"/>
+                  </w:tcBorders>
+                  <w:shd w:val="clear" w:color="auto" w:fill="auto"/>
+                </w:tcPr>
+                <w:p>
+                  <w:pPr>
+                    <w:rPr>
+                      <w:rFonts w:asciiTheme="minorHAnsi" w:hAnsiTheme="minorHAnsi"/>
+                      <w:b w:val="0"/>
+                      <w:sz w:val="20"/>
+                      <w:szCs w:val="20"/>
+                    </w:rPr>
+                  </w:pPr>
+                  <w:r>
+                    <w:rPr>
+                      <w:rFonts w:asciiTheme="minorHAnsi" w:hAnsiTheme="minorHAnsi"/>
+                      <w:b w:val="0"/>
+                      <w:sz w:val="20"/>
+                      <w:szCs w:val="20"/>
+                    </w:rPr>
+                    <w:t>Strain1</w:t>
+                  </w:r>
+                </w:p>
+              </w:tc>
+              <w:tc>
+                <w:tcPr>
+                  <w:tcW w:w="3511" w:type="dxa"/>
+                  <w:tcBorders>
+                    <w:left w:val="single" w:sz="18" w:space="0" w:color="548DD4" w:themeColor="text2" w:themeTint="99"/>
+                    <w:right w:val="single" w:sz="18" w:space="0" w:color="548DD4" w:themeColor="text2" w:themeTint="99"/>
+                  </w:tcBorders>
+                  <w:shd w:val="clear" w:color="auto" w:fill="auto"/>
+                </w:tcPr>
+                <w:p>
+                  <w:pPr>
+                    <w:cnfStyle w:val="000000100000" w:firstRow="0" w:lastRow="0" w:firstColumn="0" w:lastColumn="0" w:oddVBand="0" w:evenVBand="0" w:oddHBand="1" w:evenHBand="0" w:firstRowFirstColumn="0" w:firstRowLastColumn="0" w:lastRowFirstColumn="0" w:lastRowLastColumn="0"/>
+                    <w:rPr>
+                      <w:sz w:val="20"/>
+                      <w:szCs w:val="20"/>
+                    </w:rPr>
+                  </w:pPr>
+                  <w:r>
+                    <w:rPr>
+                      <w:sz w:val="20"/>
+                      <w:szCs w:val="20"/>
+                    </w:rPr>
+                    <w:t>ESTRN: Equivalent Strain</w:t>
+                  </w:r>
+                </w:p>
+              </w:tc>
+              <w:tc>
+                <w:tcPr>
+                  <w:tcW w:w="2344" w:type="dxa"/>
+                  <w:tcBorders>
+                    <w:left w:val="single" w:sz="18" w:space="0" w:color="548DD4" w:themeColor="text2" w:themeTint="99"/>
+                    <w:right w:val="single" w:sz="18" w:space="0" w:color="548DD4" w:themeColor="text2" w:themeTint="99"/>
+                  </w:tcBorders>
+                  <w:shd w:val="clear" w:color="auto" w:fill="auto"/>
+                </w:tcPr>
+                <w:p>
+                  <w:pPr>
+                    <w:cnfStyle w:val="000000100000" w:firstRow="0" w:lastRow="0" w:firstColumn="0" w:lastColumn="0" w:oddVBand="0" w:evenVBand="0" w:oddHBand="1" w:evenHBand="0" w:firstRowFirstColumn="0" w:firstRowLastColumn="0" w:lastRowFirstColumn="0" w:lastRowLastColumn="0"/>
+                    <w:rPr>
+                      <w:sz w:val="20"/>
+                      <w:szCs w:val="20"/>
+                    </w:rPr>
+                  </w:pPr>
+                  <w:r>
+                    <w:rPr>
+                      <w:sz w:val="20"/>
+                      <w:szCs w:val="20"/>
+                    </w:rPr>
+                    <w:t>2.448e-09</w:t>
+                  </w:r>
+                </w:p>
+                <w:p>
+                  <w:pPr>
+                    <w:cnfStyle w:val="000000100000" w:firstRow="0" w:lastRow="0" w:firstColumn="0" w:lastColumn="0" w:oddVBand="0" w:evenVBand="0" w:oddHBand="1" w:evenHBand="0" w:firstRowFirstColumn="0" w:firstRowLastColumn="0" w:lastRowFirstColumn="0" w:lastRowLastColumn="0"/>
+                    <w:rPr>
+                      <w:sz w:val="20"/>
+                      <w:szCs w:val="20"/>
+                    </w:rPr>
+                  </w:pPr>
+                  <w:r>
+                    <w:rPr>
+                      <w:sz w:val="20"/>
+                      <w:szCs w:val="20"/>
+                    </w:rPr>
+                    <w:t>Element: 23175</w:t>
+                  </w:r>
+                </w:p>
+              </w:tc>
+              <w:tc>
+                <w:tcPr>
+                  <w:tcW w:w="2312" w:type="dxa"/>
+                  <w:tcBorders>
+                    <w:left w:val="single" w:sz="18" w:space="0" w:color="548DD4" w:themeColor="text2" w:themeTint="99"/>
+                    <w:right w:val="single" w:sz="18" w:space="0" w:color="548DD4" w:themeColor="text2" w:themeTint="99"/>
+                  </w:tcBorders>
+                  <w:shd w:val="clear" w:color="auto" w:fill="auto"/>
+                </w:tcPr>
+                <w:p>
+                  <w:pPr>
+                    <w:cnfStyle w:val="000000100000" w:firstRow="0" w:lastRow="0" w:firstColumn="0" w:lastColumn="0" w:oddVBand="0" w:evenVBand="0" w:oddHBand="1" w:evenHBand="0" w:firstRowFirstColumn="0" w:firstRowLastColumn="0" w:lastRowFirstColumn="0" w:lastRowLastColumn="0"/>
+                    <w:rPr>
+                      <w:sz w:val="20"/>
+                      <w:szCs w:val="20"/>
+                    </w:rPr>
+                  </w:pPr>
+                  <w:r>
+                    <w:rPr>
+                      <w:sz w:val="20"/>
+                      <w:szCs w:val="20"/>
+                    </w:rPr>
+                    <w:t>1.622e-03</w:t>
+                  </w:r>
+                </w:p>
+                <w:p>
+                  <w:pPr>
+                    <w:cnfStyle w:val="000000100000" w:firstRow="0" w:lastRow="0" w:firstColumn="0" w:lastColumn="0" w:oddVBand="0" w:evenVBand="0" w:oddHBand="1" w:evenHBand="0" w:firstRowFirstColumn="0" w:firstRowLastColumn="0" w:lastRowFirstColumn="0" w:lastRowLastColumn="0"/>
+                    <w:rPr>
+                      <w:sz w:val="20"/>
+                      <w:szCs w:val="20"/>
+                    </w:rPr>
+                  </w:pPr>
+                  <w:r>
+                    <w:rPr>
+                      <w:sz w:val="20"/>
+                      <w:szCs w:val="20"/>
+                    </w:rPr>
+                    <w:t>Element: 69330</w:t>
+                  </w:r>
+                </w:p>
+              </w:tc>
+            </w:tr>
+            <w:tr>
+              <w:trPr>
+                <w:cnfStyle w:val="000000010000" w:firstRow="0" w:lastRow="0" w:firstColumn="0" w:lastColumn="0" w:oddVBand="0" w:evenVBand="0" w:oddHBand="0" w:evenHBand="1" w:firstRowFirstColumn="0" w:firstRowLastColumn="0" w:lastRowFirstColumn="0" w:lastRowLastColumn="0"/>
+                <w:jc w:val="center"/>
+              </w:trPr>
+              <w:tc>
+                <w:tcPr>
+                  <w:cnfStyle w:val="001000000000" w:firstRow="0" w:lastRow="0" w:firstColumn="1" w:lastColumn="0" w:oddVBand="0" w:evenVBand="0" w:oddHBand="0" w:evenHBand="0" w:firstRowFirstColumn="0" w:firstRowLastColumn="0" w:lastRowFirstColumn="0" w:lastRowLastColumn="0"/>
+                  <w:tcW w:w="10754" w:type="dxa"/>
+                  <w:gridSpan w:val="4"/>
+                  <w:tcBorders>
+                    <w:top w:val="single" w:sz="18" w:space="0" w:color="548DD4" w:themeColor="text2" w:themeTint="99"/>
+                    <w:left w:val="single" w:sz="18" w:space="0" w:color="548DD4" w:themeColor="text2" w:themeTint="99"/>
+                    <w:bottom w:val="single" w:sz="18" w:space="0" w:color="548DD4" w:themeColor="text2" w:themeTint="99"/>
+                    <w:right w:val="single" w:sz="18" w:space="0" w:color="548DD4" w:themeColor="text2" w:themeTint="99"/>
+                  </w:tcBorders>
+                  <w:vAlign w:val="center"/>
+                </w:tcPr>
+                <w:p>
+                  <w:pPr>
+                    <w:jc w:val="center"/>
+                    <w:rPr>
+                      <w:rStyle w:val="Strong"/>
+                      <w:noProof/>
+                    </w:rPr>
+                  </w:pPr>
+                  <w:r>
+                    <w:rPr>
+                      <w:b w:val="0"/>
+                      <w:bCs w:val="0"/>
+                      <w:noProof/>
+                    </w:rPr>
+                    <w:lastRenderedPageBreak/>
+                    <w:drawing>
+                      <wp:inline distT="0" distB="0" distL="0" distR="0" wp14:anchorId="7BD00C7A" wp14:editId="06995EBD">
+                        <wp:extent cx="6858000" cy="4299585"/>
+                        <wp:effectExtent l="0" t="0" r="0" b="5715"/>
+                        <wp:docPr id="299470161" name="Picture 31"/>
+                        <wp:cNvGraphicFramePr/>
+                        <a:graphic xmlns:a="http://schemas.openxmlformats.org/drawingml/2006/main">
+                          <a:graphicData uri="http://schemas.openxmlformats.org/drawingml/2006/picture">
+                            <pic:pic xmlns:pic="http://schemas.openxmlformats.org/drawingml/2006/picture">
+                              <pic:nvPicPr>
+                                <pic:cNvPr id="299470161" name=""/>
+                                <pic:cNvPicPr/>
+                              </pic:nvPicPr>
+                              <pic:blipFill>
+                                <a:blip r:embed="rId37">
+                                  <a:extLst>
+                                    <a:ext uri="{28A0092B-C50C-407E-A947-70E740481C1C}">
+                                      <a14:useLocalDpi xmlns:a14="http://schemas.microsoft.com/office/drawing/2010/main" val="0"/>
+                                    </a:ext>
+                                  </a:extLst>
+                                </a:blip>
+                                <a:stretch>
+                                  <a:fillRect/>
+                                </a:stretch>
+                              </pic:blipFill>
+                              <pic:spPr>
+                                <a:xfrm>
+                                  <a:off x="0" y="0"/>
+                                  <a:ext cx="6858000" cy="4299585"/>
+                                </a:xfrm>
+                                <a:prstGeom prst="rect">
+                                  <a:avLst/>
+                                </a:prstGeom>
+                              </pic:spPr>
+                            </pic:pic>
+                          </a:graphicData>
+                        </a:graphic>
+                      </wp:inline>
+                    </w:drawing>
+                  </w:r>
+                </w:p>
+                <w:p>
+                  <w:pPr>
+                    <w:jc w:val="center"/>
+                    <w:rPr>
+                      <w:sz w:val="20"/>
+                      <w:szCs w:val="20"/>
+                    </w:rPr>
+                  </w:pPr>
+                  <w:r>
+                    <w:rPr>
+                      <w:rStyle w:val="Strong"/>
+                      <w:noProof/>
+                      <w:sz w:val="20"/>
+                      <w:szCs w:val="20"/>
+                    </w:rPr>
+                    <w:t>P000014110FLR-Static 1-Strain-Strain1</w:t>
+                  </w:r>
+                </w:p>
+              </w:tc>
+            </w:tr>
+          </w:tbl>
+          <w:p/>
+          <w:tbl>
+            <w:tblPr>
+              <w:tblStyle w:val="LightGrid-Accent11"/>
+              <w:tblW w:w="0" w:type="auto"/>
+              <w:jc w:val="center"/>
+              <w:tblBorders>
+                <w:top w:val="single" w:sz="18" w:space="0" w:color="4F81BD" w:themeColor="accent1"/>
+                <w:left w:val="single" w:sz="8" w:space="0" w:color="000000" w:themeColor="text1"/>
+                <w:bottom w:val="single" w:sz="18" w:space="0" w:color="4F81BD" w:themeColor="accent1"/>
+                <w:right w:val="single" w:sz="8" w:space="0" w:color="000000" w:themeColor="text1"/>
+                <w:insideH w:val="single" w:sz="8" w:space="0" w:color="000000" w:themeColor="text1"/>
+                <w:insideV w:val="single" w:sz="8" w:space="0" w:color="000000" w:themeColor="text1"/>
+              </w:tblBorders>
+              <w:tblLook w:val="04A0" w:firstRow="1" w:lastRow="0" w:firstColumn="1" w:lastColumn="0" w:noHBand="0" w:noVBand="1"/>
+            </w:tblPr>
+            <w:tblGrid>
+              <w:gridCol w:w="3399"/>
+              <w:gridCol w:w="7139"/>
+            </w:tblGrid>
+            <w:tr>
+              <w:trPr>
+                <w:cnfStyle w:val="100000000000" w:firstRow="1" w:lastRow="0" w:firstColumn="0" w:lastColumn="0" w:oddVBand="0" w:evenVBand="0" w:oddHBand="0" w:evenHBand="0" w:firstRowFirstColumn="0" w:firstRowLastColumn="0" w:lastRowFirstColumn="0" w:lastRowLastColumn="0"/>
+                <w:trHeight w:val="144"/>
+                <w:tblHeader/>
+                <w:jc w:val="center"/>
+              </w:trPr>
+              <w:tc>
+                <w:tcPr>
+                  <w:cnfStyle w:val="001000000000" w:firstRow="0" w:lastRow="0" w:firstColumn="1" w:lastColumn="0" w:oddVBand="0" w:evenVBand="0" w:oddHBand="0" w:evenHBand="0" w:firstRowFirstColumn="0" w:firstRowLastColumn="0" w:lastRowFirstColumn="0" w:lastRowLastColumn="0"/>
+                  <w:tcW w:w="2541" w:type="dxa"/>
+                  <w:tcBorders>
+                    <w:top w:val="single" w:sz="18" w:space="0" w:color="548DD4" w:themeColor="text2" w:themeTint="99"/>
+                    <w:left w:val="single" w:sz="18" w:space="0" w:color="548DD4" w:themeColor="text2" w:themeTint="99"/>
+                    <w:right w:val="single" w:sz="18" w:space="0" w:color="548DD4" w:themeColor="text2" w:themeTint="99"/>
+                  </w:tcBorders>
+                  <w:shd w:val="clear" w:color="auto" w:fill="DBE5F1" w:themeFill="accent1" w:themeFillTint="33"/>
+                  <w:vAlign w:val="center"/>
+                </w:tcPr>
+                <w:p>
+                  <w:r>
+                    <w:t>Name</w:t>
+                  </w:r>
+                </w:p>
+              </w:tc>
+              <w:tc>
+                <w:tcPr>
+                  <w:tcW w:w="7997" w:type="dxa"/>
+                  <w:tcBorders>
+                    <w:top w:val="single" w:sz="18" w:space="0" w:color="548DD4" w:themeColor="text2" w:themeTint="99"/>
+                    <w:left w:val="single" w:sz="18" w:space="0" w:color="548DD4" w:themeColor="text2" w:themeTint="99"/>
+                    <w:right w:val="single" w:sz="18" w:space="0" w:color="548DD4" w:themeColor="text2" w:themeTint="99"/>
+                  </w:tcBorders>
+                  <w:shd w:val="clear" w:color="auto" w:fill="DBE5F1" w:themeFill="accent1" w:themeFillTint="33"/>
+                  <w:vAlign w:val="center"/>
+                </w:tcPr>
+                <w:p>
+                  <w:pPr>
+                    <w:cnfStyle w:val="100000000000" w:firstRow="1" w:lastRow="0" w:firstColumn="0" w:lastColumn="0" w:oddVBand="0" w:evenVBand="0" w:oddHBand="0" w:evenHBand="0" w:firstRowFirstColumn="0" w:firstRowLastColumn="0" w:lastRowFirstColumn="0" w:lastRowLastColumn="0"/>
+                  </w:pPr>
+                  <w:r>
+                    <w:t>Type</w:t>
+                  </w:r>
+                </w:p>
+              </w:tc>
+            </w:tr>
+            <w:tr>
+              <w:trPr>
+                <w:cnfStyle w:val="000000100000" w:firstRow="0" w:lastRow="0" w:firstColumn="0" w:lastColumn="0" w:oddVBand="0" w:evenVBand="0" w:oddHBand="1" w:evenHBand="0" w:firstRowFirstColumn="0" w:firstRowLastColumn="0" w:lastRowFirstColumn="0" w:lastRowLastColumn="0"/>
+                <w:jc w:val="center"/>
+              </w:trPr>
+              <w:tc>
+                <w:tcPr>
+                  <w:cnfStyle w:val="001000000000" w:firstRow="0" w:lastRow="0" w:firstColumn="1" w:lastColumn="0" w:oddVBand="0" w:evenVBand="0" w:oddHBand="0" w:evenHBand="0" w:firstRowFirstColumn="0" w:firstRowLastColumn="0" w:lastRowFirstColumn="0" w:lastRowLastColumn="0"/>
+                  <w:tcW w:w="2541" w:type="dxa"/>
+                  <w:tcBorders>
+                    <w:left w:val="single" w:sz="18" w:space="0" w:color="548DD4" w:themeColor="text2" w:themeTint="99"/>
+                    <w:right w:val="single" w:sz="18" w:space="0" w:color="548DD4" w:themeColor="text2" w:themeTint="99"/>
+                  </w:tcBorders>
+                </w:tcPr>
+                <w:p>
+                  <w:pPr>
+                    <w:rPr>
+                      <w:rFonts w:asciiTheme="minorHAnsi" w:hAnsiTheme="minorHAnsi"/>
+                      <w:b w:val="0"/>
+                      <w:sz w:val="20"/>
+                      <w:szCs w:val="20"/>
+                    </w:rPr>
+                  </w:pPr>
+                  <w:r>
+                    <w:rPr>
+                      <w:rFonts w:asciiTheme="minorHAnsi" w:hAnsiTheme="minorHAnsi"/>
+                      <w:b w:val="0"/>
+                      <w:sz w:val="20"/>
+                      <w:szCs w:val="20"/>
+                    </w:rPr>
+                    <w:t>Displacement1{1}</w:t>
+                  </w:r>
+                </w:p>
+              </w:tc>
+              <w:tc>
+                <w:tcPr>
+                  <w:tcW w:w="7997" w:type="dxa"/>
+                  <w:tcBorders>
+                    <w:left w:val="single" w:sz="18" w:space="0" w:color="548DD4" w:themeColor="text2" w:themeTint="99"/>
+                    <w:right w:val="single" w:sz="18" w:space="0" w:color="548DD4" w:themeColor="text2" w:themeTint="99"/>
+                  </w:tcBorders>
+                </w:tcPr>
+                <w:p>
+                  <w:pPr>
+                    <w:cnfStyle w:val="000000100000" w:firstRow="0" w:lastRow="0" w:firstColumn="0" w:lastColumn="0" w:oddVBand="0" w:evenVBand="0" w:oddHBand="1" w:evenHBand="0" w:firstRowFirstColumn="0" w:firstRowLastColumn="0" w:lastRowFirstColumn="0" w:lastRowLastColumn="0"/>
+                    <w:rPr>
+                      <w:sz w:val="20"/>
+                      <w:szCs w:val="20"/>
+                    </w:rPr>
+                  </w:pPr>
+                  <w:r>
+                    <w:rPr>
+                      <w:sz w:val="20"/>
+                      <w:szCs w:val="20"/>
+                    </w:rPr>
+                    <w:t>Deformed shape</w:t>
+                  </w:r>
+                </w:p>
+              </w:tc>
+            </w:tr>
+            <w:tr>
+              <w:trPr>
+                <w:cnfStyle w:val="000000010000" w:firstRow="0" w:lastRow="0" w:firstColumn="0" w:lastColumn="0" w:oddVBand="0" w:evenVBand="0" w:oddHBand="0" w:evenHBand="1" w:firstRowFirstColumn="0" w:firstRowLastColumn="0" w:lastRowFirstColumn="0" w:lastRowLastColumn="0"/>
+                <w:jc w:val="center"/>
+              </w:trPr>
+              <w:tc>
+                <w:tcPr>
+                  <w:cnfStyle w:val="001000000000" w:firstRow="0" w:lastRow="0" w:firstColumn="1" w:lastColumn="0" w:oddVBand="0" w:evenVBand="0" w:oddHBand="0" w:evenHBand="0" w:firstRowFirstColumn="0" w:firstRowLastColumn="0" w:lastRowFirstColumn="0" w:lastRowLastColumn="0"/>
+                  <w:tcW w:w="10538" w:type="dxa"/>
+                  <w:gridSpan w:val="2"/>
+                  <w:tcBorders>
+                    <w:top w:val="single" w:sz="18" w:space="0" w:color="548DD4" w:themeColor="text2" w:themeTint="99"/>
+                    <w:left w:val="single" w:sz="18" w:space="0" w:color="548DD4" w:themeColor="text2" w:themeTint="99"/>
+                    <w:bottom w:val="single" w:sz="18" w:space="0" w:color="548DD4" w:themeColor="text2" w:themeTint="99"/>
+                    <w:right w:val="single" w:sz="18" w:space="0" w:color="548DD4" w:themeColor="text2" w:themeTint="99"/>
+                  </w:tcBorders>
+                  <w:vAlign w:val="center"/>
+                </w:tcPr>
+                <w:p>
+                  <w:pPr>
+                    <w:jc w:val="center"/>
+                    <w:rPr>
+                      <w:rStyle w:val="Strong"/>
+                      <w:noProof/>
+                    </w:rPr>
+                  </w:pPr>
+                  <w:r>
+                    <w:rPr>
+                      <w:b w:val="0"/>
+                      <w:bCs w:val="0"/>
+                      <w:noProof/>
+                    </w:rPr>
+                    <w:lastRenderedPageBreak/>
+                    <w:drawing>
+                      <wp:inline distT="0" distB="0" distL="0" distR="0" wp14:anchorId="77C43037" wp14:editId="597A18AF">
+                        <wp:extent cx="6858000" cy="4299585"/>
+                        <wp:effectExtent l="0" t="0" r="0" b="5715"/>
+                        <wp:docPr id="518425760" name="Picture 32"/>
+                        <wp:cNvGraphicFramePr/>
+                        <a:graphic xmlns:a="http://schemas.openxmlformats.org/drawingml/2006/main">
+                          <a:graphicData uri="http://schemas.openxmlformats.org/drawingml/2006/picture">
+                            <pic:pic xmlns:pic="http://schemas.openxmlformats.org/drawingml/2006/picture">
+                              <pic:nvPicPr>
+                                <pic:cNvPr id="518425760" name=""/>
+                                <pic:cNvPicPr/>
+                              </pic:nvPicPr>
+                              <pic:blipFill>
+                                <a:blip r:embed="rId38">
+                                  <a:extLst>
+                                    <a:ext uri="{28A0092B-C50C-407E-A947-70E740481C1C}">
+                                      <a14:useLocalDpi xmlns:a14="http://schemas.microsoft.com/office/drawing/2010/main" val="0"/>
+                                    </a:ext>
+                                  </a:extLst>
+                                </a:blip>
+                                <a:stretch>
+                                  <a:fillRect/>
+                                </a:stretch>
+                              </pic:blipFill>
+                              <pic:spPr>
+                                <a:xfrm>
+                                  <a:off x="0" y="0"/>
+                                  <a:ext cx="6858000" cy="4299585"/>
+                                </a:xfrm>
+                                <a:prstGeom prst="rect">
+                                  <a:avLst/>
+                                </a:prstGeom>
+                              </pic:spPr>
+                            </pic:pic>
+                          </a:graphicData>
+                        </a:graphic>
+                      </wp:inline>
+                    </w:drawing>
+                  </w:r>
+                </w:p>
+                <w:p>
+                  <w:pPr>
+                    <w:jc w:val="center"/>
+                    <w:rPr>
+                      <w:sz w:val="20"/>
+                      <w:szCs w:val="20"/>
+                    </w:rPr>
+                  </w:pPr>
+                  <w:r>
+                    <w:rPr>
+                      <w:rStyle w:val="Strong"/>
+                      <w:noProof/>
+                      <w:sz w:val="20"/>
+                      <w:szCs w:val="20"/>
+                    </w:rPr>
+                    <w:t>P000014110FLR-Static 1-Displacement-Displacement1{1}</w:t>
+                  </w:r>
+                </w:p>
+              </w:tc>
+            </w:tr>
+          </w:tbl>
+          <w:p/>
           <w:bookmarkEnd w:id="22"/>
           <w:bookmarkEnd w:id="23"/>
           <w:bookmarkEnd w:id="24"/>
@@ -20232,7 +23852,7 @@
         <w:tblLook w:val="04A0" w:firstRow="1" w:lastRow="0" w:firstColumn="1" w:lastColumn="0" w:noHBand="0" w:noVBand="1"/>
       </w:tblPr>
       <w:tblGrid>
-        <w:gridCol w:w="10467"/>
+        <w:gridCol w:w="10800"/>
       </w:tblGrid>
       <w:tr>
         <w:tc>
@@ -20252,7 +23872,7 @@
                 <w:lang w:val="fr-FR"/>
               </w:rPr>
             </w:pPr>
-            <w:bookmarkStart w:id="26" w:name="_Toc231893800"/>
+            <w:bookmarkStart w:id="26" w:name="_Toc232074399"/>
             <w:r>
               <w:rPr>
                 <w:lang w:val="fr-FR"/>
@@ -20265,10 +23885,46 @@
       </w:tr>
     </w:tbl>
     <w:p/>
+    <w:tbl>
+      <w:tblPr>
+        <w:tblStyle w:val="TableGrid"/>
+        <w:tblW w:w="0" w:type="auto"/>
+        <w:tblBorders>
+          <w:top w:val="none" w:sz="0" w:space="0" w:color="auto"/>
+          <w:left w:val="none" w:sz="0" w:space="0" w:color="auto"/>
+          <w:bottom w:val="none" w:sz="0" w:space="0" w:color="auto"/>
+          <w:right w:val="none" w:sz="0" w:space="0" w:color="auto"/>
+          <w:insideH w:val="none" w:sz="0" w:space="0" w:color="auto"/>
+          <w:insideV w:val="none" w:sz="0" w:space="0" w:color="auto"/>
+        </w:tblBorders>
+        <w:tblLook w:val="04A0" w:firstRow="1" w:lastRow="0" w:firstColumn="1" w:lastColumn="0" w:noHBand="0" w:noVBand="1"/>
+      </w:tblPr>
+      <w:tblGrid>
+        <w:gridCol w:w="10800"/>
+      </w:tblGrid>
+      <w:tr>
+        <w:tc>
+          <w:tcPr>
+            <w:tcW w:w="11016" w:type="dxa"/>
+          </w:tcPr>
+          <w:p>
+            <w:pPr>
+              <w:pStyle w:val="Heading1"/>
+            </w:pPr>
+            <w:bookmarkStart w:id="27" w:name="_Toc232074400"/>
+            <w:r>
+              <w:t>Appendix</w:t>
+            </w:r>
+            <w:bookmarkEnd w:id="27"/>
+          </w:p>
+        </w:tc>
+      </w:tr>
+    </w:tbl>
+    <w:p/>
     <w:sectPr>
-      <w:footerReference w:type="default" r:id="rId30"/>
-      <w:footerReference w:type="first" r:id="rId31"/>
-      <w:pgSz w:w="11907" w:h="16839"/>
+      <w:footerReference w:type="default" r:id="rId39"/>
+      <w:footerReference w:type="first" r:id="rId40"/>
+      <w:pgSz w:w="12240" w:h="15840"/>
       <w:pgMar w:top="720" w:right="720" w:bottom="720" w:left="720" w:header="720" w:footer="720" w:gutter="0"/>
       <w:cols w:space="720"/>
       <w:titlePg/>
@@ -20320,10 +23976,10 @@
       <w:tblLook w:val="04A0" w:firstRow="1" w:lastRow="0" w:firstColumn="1" w:lastColumn="0" w:noHBand="0" w:noVBand="1"/>
     </w:tblPr>
     <w:tblGrid>
-      <w:gridCol w:w="1821"/>
-      <w:gridCol w:w="3768"/>
-      <w:gridCol w:w="4350"/>
-      <w:gridCol w:w="528"/>
+      <w:gridCol w:w="1873"/>
+      <w:gridCol w:w="3890"/>
+      <w:gridCol w:w="4491"/>
+      <w:gridCol w:w="546"/>
     </w:tblGrid>
     <w:tr>
       <w:tc>
@@ -20342,7 +23998,7 @@
               <w:noProof/>
             </w:rPr>
             <w:drawing>
-              <wp:inline distT="0" distB="0" distL="0" distR="0" wp14:anchorId="2C8D1AE2" wp14:editId="3C4D0E5E">
+              <wp:inline distT="0" distB="0" distL="0" distR="0" wp14:anchorId="4EE7E6FE" wp14:editId="31957EA2">
                 <wp:extent cx="1019175" cy="552772"/>
                 <wp:effectExtent l="0" t="0" r="0" b="0"/>
                 <wp:docPr id="2" name="Picture 18"/>
@@ -20524,7 +24180,7 @@
               <w:noProof/>
             </w:rPr>
             <w:drawing>
-              <wp:inline distT="0" distB="0" distL="0" distR="0" wp14:anchorId="732D03D0" wp14:editId="20F83056">
+              <wp:inline distT="0" distB="0" distL="0" distR="0" wp14:anchorId="4F27D6F4" wp14:editId="466E4122">
                 <wp:extent cx="1019175" cy="552772"/>
                 <wp:effectExtent l="0" t="0" r="0" b="0"/>
                 <wp:docPr id="1" name="Picture 18"/>
